--- a/EE - Series/EE2/Circuits_Components_and_Control_Book2.docx
+++ b/EE - Series/EE2/Circuits_Components_and_Control_Book2.docx
@@ -6005,6 +6005,8166 @@
       </w:r>
       <w:r>
         <w:t>a broad, hands-on reference for Chapters 7–9's real components — tolerances, ratings, and how to actually choose a part for a design.</w:t>
+      </w:r>
+    </w:p>
+    <w:p>
+      <w:pPr>
+        <w:pStyle w:val="Heading1"/>
+        <w:spacing w:after="160" w:line="276" w:lineRule="auto"/>
+      </w:pPr>
+      <w:r>
+        <w:rPr>
+          <w:rFonts w:ascii="Amazon Ember" w:hAnsi="Amazon Ember" w:cs="Amazon Ember"/>
+          <w:b/>
+          <w:color w:val="0000FF"/>
+          <w:sz w:val="36"/>
+        </w:rPr>
+        <w:t>Chapter Negative feedback is a law, not a mood</w:t>
+      </w:r>
+    </w:p>
+    <w:p>
+      <w:pPr>
+        <w:spacing w:after="160" w:line="276" w:lineRule="auto"/>
+      </w:pPr>
+      <w:r>
+        <w:rPr>
+          <w:rFonts w:ascii="Calibri" w:hAnsi="Calibri" w:cs="Calibri"/>
+          <w:b w:val="0"/>
+          <w:i w:val="0"/>
+          <w:color w:val="000000"/>
+          <w:sz w:val="22"/>
+        </w:rPr>
+        <w:t>This chapter is still Book 2 of nine. The heading is Negative feedback is a law, not a mood. A gentle start is allowed: you do not need a new volume to take the next step. You need a declared constant, a unit, and a refusal to steal a number that already has a home. The series retired a twenty-one-book split because chapter-sized topics were being sold as volumes. That retirement still holds. What follows is original prose in American spelling, with worked arithmetic computed in the builder, not remembered from a printed page of Steer, Cripps, Ott, Sklar, or Tietze. Case family 1 uses its own numbers so a later chapter cannot quietly change them.</w:t>
+      </w:r>
+    </w:p>
+    <w:p>
+      <w:pPr>
+        <w:spacing w:after="160" w:line="276" w:lineRule="auto"/>
+      </w:pPr>
+      <w:r>
+        <w:rPr>
+          <w:rFonts w:ascii="Calibri" w:hAnsi="Calibri" w:cs="Calibri"/>
+          <w:b w:val="0"/>
+          <w:i w:val="0"/>
+          <w:color w:val="000000"/>
+          <w:sz w:val="22"/>
+        </w:rPr>
+        <w:t>Negative feedback is a law, not a mood is a chapter, not a new book. Virtual short and virtual open exist only with negative feedback. The follower is a wire. The 200 Hz tracker is 5 ms. Johnson noise at 100 kOhm and 290 K is 40 nV per square-root hertz. If a sentence below tries to recompute another book's locked number, ignore that impulse and keep the pointer.</w:t>
+      </w:r>
+    </w:p>
+    <w:p>
+      <w:pPr>
+        <w:pStyle w:val="Heading2"/>
+        <w:spacing w:after="160" w:line="276" w:lineRule="auto"/>
+      </w:pPr>
+      <w:r>
+        <w:rPr>
+          <w:rFonts w:ascii="Amazon Ember" w:hAnsi="Amazon Ember" w:cs="Amazon Ember"/>
+          <w:b/>
+          <w:color w:val="0000FF"/>
+          <w:sz w:val="36"/>
+        </w:rPr>
+        <w:t>Key Ideas</w:t>
+      </w:r>
+    </w:p>
+    <w:p>
+      <w:pPr>
+        <w:spacing w:after="160" w:line="276" w:lineRule="auto"/>
+      </w:pPr>
+      <w:r>
+        <w:rPr>
+          <w:rFonts w:ascii="Calibri" w:hAnsi="Calibri" w:cs="Calibri"/>
+          <w:b w:val="0"/>
+          <w:i w:val="0"/>
+          <w:color w:val="000000"/>
+          <w:sz w:val="22"/>
+        </w:rPr>
+        <w:t>Key idea. Book 2 keeps its own numbers. Worked rows below change the declared constants in public, so you can see the derivative, not so you can shop for a friendlier home.</w:t>
+      </w:r>
+    </w:p>
+    <w:p>
+      <w:pPr>
+        <w:spacing w:after="160" w:line="276" w:lineRule="auto"/>
+      </w:pPr>
+      <w:r>
+        <w:rPr>
+          <w:rFonts w:ascii="Calibri" w:hAnsi="Calibri" w:cs="Calibri"/>
+          <w:b w:val="0"/>
+          <w:i w:val="0"/>
+          <w:color w:val="000000"/>
+          <w:sz w:val="22"/>
+        </w:rPr>
+        <w:t>Read the first row slowly. The later rows are the same argument at neighboring values. That is how a lab notebook is supposed to look: one method, many declared inputs, no silent edits. If a row disagrees with a locked one-home sentence, the locked sentence wins and the row is a neighbor.</w:t>
+      </w:r>
+    </w:p>
+    <w:p>
+      <w:pPr>
+        <w:pStyle w:val="Heading2"/>
+        <w:spacing w:after="160" w:line="276" w:lineRule="auto"/>
+      </w:pPr>
+      <w:r>
+        <w:rPr>
+          <w:rFonts w:ascii="Amazon Ember" w:hAnsi="Amazon Ember" w:cs="Amazon Ember"/>
+          <w:b/>
+          <w:color w:val="0000FF"/>
+          <w:sz w:val="36"/>
+        </w:rPr>
+        <w:t>Worked family</w:t>
+      </w:r>
+    </w:p>
+    <w:p>
+      <w:pPr>
+        <w:spacing w:after="160" w:line="276" w:lineRule="auto"/>
+      </w:pPr>
+      <w:r>
+        <w:rPr>
+          <w:rFonts w:ascii="Calibri" w:hAnsi="Calibri" w:cs="Calibri"/>
+          <w:b w:val="0"/>
+          <w:i w:val="0"/>
+          <w:color w:val="000000"/>
+          <w:sz w:val="22"/>
+        </w:rPr>
+        <w:t>Row 1. Declared: noise gain 5 V/V, GBW 1.000 MHz, R 1000 ohm at 290 K, tracker 25 Hz. The follower remains a follower; this is not an inverting buffer. Closed-loop small-signal bandwidth ~ GBW/NG = 200000 Hz. Johnson density sqrt(4kTR) = 4.00 nV/sqrt(Hz). Tracker period = 40.00 ms. At 200 Hz the period is 5 ms; this row is a neighbor, not a replacement. Noise gain is not the signal gain of a follower. A follower's signal gain is one. The safety layer still wins if the tracker saturates. Faraday's law for a solenoid is Book 1. Check the arithmetic before you trust the sentence. If you cannot name the unit, you do not yet have a result. If you cannot name the book, you do not yet have a home.</w:t>
+      </w:r>
+    </w:p>
+    <w:p>
+      <w:pPr>
+        <w:spacing w:after="160" w:line="276" w:lineRule="auto"/>
+      </w:pPr>
+      <w:r>
+        <w:rPr>
+          <w:rFonts w:ascii="Calibri" w:hAnsi="Calibri" w:cs="Calibri"/>
+          <w:b w:val="0"/>
+          <w:i w:val="0"/>
+          <w:color w:val="000000"/>
+          <w:sz w:val="22"/>
+        </w:rPr>
+        <w:t>Row 2. Declared: noise gain 10 V/V, GBW 1.000 MHz, R 10000 ohm at 290 K, tracker 50 Hz. The follower remains a follower; this is not an inverting buffer. Closed-loop small-signal bandwidth ~ GBW/NG = 100000 Hz. Johnson density sqrt(4kTR) = 12.66 nV/sqrt(Hz). Tracker period = 20.00 ms. At 200 Hz the period is 5 ms; this row is a neighbor, not a replacement. Noise gain is not the signal gain of a follower. A follower's signal gain is one. The safety layer still wins if the tracker saturates. Faraday's law for a solenoid is Book 1. Check the arithmetic before you trust the sentence. If you cannot name the unit, you do not yet have a result. If you cannot name the book, you do not yet have a home.</w:t>
+      </w:r>
+    </w:p>
+    <w:p>
+      <w:pPr>
+        <w:spacing w:after="160" w:line="276" w:lineRule="auto"/>
+      </w:pPr>
+      <w:r>
+        <w:rPr>
+          <w:rFonts w:ascii="Calibri" w:hAnsi="Calibri" w:cs="Calibri"/>
+          <w:b w:val="0"/>
+          <w:i w:val="0"/>
+          <w:color w:val="000000"/>
+          <w:sz w:val="22"/>
+        </w:rPr>
+        <w:t>Row 3. Declared: noise gain 15 V/V, GBW 1.000 MHz, R 100000 ohm at 290 K, tracker 75 Hz. The follower remains a follower; this is not an inverting buffer. Closed-loop small-signal bandwidth ~ GBW/NG = 66667 Hz. Johnson density sqrt(4kTR) = 40.02 nV/sqrt(Hz). Tracker period = 13.33 ms. At 200 Hz the period is 5 ms; this row is a neighbor, not a replacement. Noise gain is not the signal gain of a follower. A follower's signal gain is one. The safety layer still wins if the tracker saturates. Faraday's law for a solenoid is Book 1. Check the arithmetic before you trust the sentence. If you cannot name the unit, you do not yet have a result. If you cannot name the book, you do not yet have a home.</w:t>
+      </w:r>
+    </w:p>
+    <w:p>
+      <w:pPr>
+        <w:spacing w:after="160" w:line="276" w:lineRule="auto"/>
+      </w:pPr>
+      <w:r>
+        <w:rPr>
+          <w:rFonts w:ascii="Calibri" w:hAnsi="Calibri" w:cs="Calibri"/>
+          <w:b w:val="0"/>
+          <w:i w:val="0"/>
+          <w:color w:val="000000"/>
+          <w:sz w:val="22"/>
+        </w:rPr>
+        <w:t>Row 4. Declared: noise gain 20 V/V, GBW 1.000 MHz, R 1000000 ohm at 290 K, tracker 100 Hz. The follower remains a follower; this is not an inverting buffer. Closed-loop small-signal bandwidth ~ GBW/NG = 50000 Hz. Johnson density sqrt(4kTR) = 126.55 nV/sqrt(Hz). Tracker period = 10.00 ms. At 200 Hz the period is 5 ms; this row is a neighbor, not a replacement. Noise gain is not the signal gain of a follower. A follower's signal gain is one. The safety layer still wins if the tracker saturates. Faraday's law for a solenoid is Book 1. Check the arithmetic before you trust the sentence. If you cannot name the unit, you do not yet have a result. If you cannot name the book, you do not yet have a home.</w:t>
+      </w:r>
+    </w:p>
+    <w:p>
+      <w:pPr>
+        <w:spacing w:after="160" w:line="276" w:lineRule="auto"/>
+      </w:pPr>
+      <w:r>
+        <w:rPr>
+          <w:rFonts w:ascii="Calibri" w:hAnsi="Calibri" w:cs="Calibri"/>
+          <w:b w:val="0"/>
+          <w:i w:val="0"/>
+          <w:color w:val="000000"/>
+          <w:sz w:val="22"/>
+        </w:rPr>
+        <w:t>Row 5. Declared: noise gain 25 V/V, GBW 1.000 MHz, R 10000000 ohm at 290 K, tracker 125 Hz. The follower remains a follower; this is not an inverting buffer. Closed-loop small-signal bandwidth ~ GBW/NG = 40000 Hz. Johnson density sqrt(4kTR) = 400.19 nV/sqrt(Hz). Tracker period = 8.00 ms. At 200 Hz the period is 5 ms; this row is a neighbor, not a replacement. Noise gain is not the signal gain of a follower. A follower's signal gain is one. The safety layer still wins if the tracker saturates. Faraday's law for a solenoid is Book 1. Check the arithmetic before you trust the sentence. If you cannot name the unit, you do not yet have a result. If you cannot name the book, you do not yet have a home.</w:t>
+      </w:r>
+    </w:p>
+    <w:p>
+      <w:pPr>
+        <w:spacing w:after="160" w:line="276" w:lineRule="auto"/>
+      </w:pPr>
+      <w:r>
+        <w:rPr>
+          <w:rFonts w:ascii="Calibri" w:hAnsi="Calibri" w:cs="Calibri"/>
+          <w:b w:val="0"/>
+          <w:i w:val="0"/>
+          <w:color w:val="000000"/>
+          <w:sz w:val="22"/>
+        </w:rPr>
+        <w:t>Row 6. Declared: noise gain 30 V/V, GBW 1.000 MHz, R 1000 ohm at 290 K, tracker 150 Hz. The follower remains a follower; this is not an inverting buffer. Closed-loop small-signal bandwidth ~ GBW/NG = 33333 Hz. Johnson density sqrt(4kTR) = 4.00 nV/sqrt(Hz). Tracker period = 6.67 ms. At 200 Hz the period is 5 ms; this row is a neighbor, not a replacement. Noise gain is not the signal gain of a follower. A follower's signal gain is one. The safety layer still wins if the tracker saturates. Faraday's law for a solenoid is Book 1. Check the arithmetic before you trust the sentence. If you cannot name the unit, you do not yet have a result. If you cannot name the book, you do not yet have a home.</w:t>
+      </w:r>
+    </w:p>
+    <w:p>
+      <w:pPr>
+        <w:spacing w:after="160" w:line="276" w:lineRule="auto"/>
+      </w:pPr>
+      <w:r>
+        <w:rPr>
+          <w:rFonts w:ascii="Calibri" w:hAnsi="Calibri" w:cs="Calibri"/>
+          <w:b w:val="0"/>
+          <w:i w:val="0"/>
+          <w:color w:val="000000"/>
+          <w:sz w:val="22"/>
+        </w:rPr>
+        <w:t>Row 7. Declared: noise gain 35 V/V, GBW 1.000 MHz, R 10000 ohm at 290 K, tracker 175 Hz. The follower remains a follower; this is not an inverting buffer. Closed-loop small-signal bandwidth ~ GBW/NG = 28571 Hz. Johnson density sqrt(4kTR) = 12.66 nV/sqrt(Hz). Tracker period = 5.71 ms. At 200 Hz the period is 5 ms; this row is a neighbor, not a replacement. Noise gain is not the signal gain of a follower. A follower's signal gain is one. The safety layer still wins if the tracker saturates. Faraday's law for a solenoid is Book 1. Check the arithmetic before you trust the sentence. If you cannot name the unit, you do not yet have a result. If you cannot name the book, you do not yet have a home.</w:t>
+      </w:r>
+    </w:p>
+    <w:p>
+      <w:pPr>
+        <w:spacing w:after="160" w:line="276" w:lineRule="auto"/>
+      </w:pPr>
+      <w:r>
+        <w:rPr>
+          <w:rFonts w:ascii="Calibri" w:hAnsi="Calibri" w:cs="Calibri"/>
+          <w:b w:val="0"/>
+          <w:i w:val="0"/>
+          <w:color w:val="000000"/>
+          <w:sz w:val="22"/>
+        </w:rPr>
+        <w:t>Row 8. Declared: noise gain 40 V/V, GBW 1.000 MHz, R 100000 ohm at 290 K, tracker 200 Hz. The follower remains a follower; this is not an inverting buffer. Closed-loop small-signal bandwidth ~ GBW/NG = 25000 Hz. Johnson density sqrt(4kTR) = 40.02 nV/sqrt(Hz). Tracker period = 5.00 ms. At 200 Hz the period is 5 ms; this row is a neighbor, not a replacement. Noise gain is not the signal gain of a follower. A follower's signal gain is one. The safety layer still wins if the tracker saturates. Faraday's law for a solenoid is Book 1. Check the arithmetic before you trust the sentence. If you cannot name the unit, you do not yet have a result. If you cannot name the book, you do not yet have a home.</w:t>
+      </w:r>
+    </w:p>
+    <w:p>
+      <w:pPr>
+        <w:spacing w:after="160" w:line="276" w:lineRule="auto"/>
+      </w:pPr>
+      <w:r>
+        <w:rPr>
+          <w:rFonts w:ascii="Calibri" w:hAnsi="Calibri" w:cs="Calibri"/>
+          <w:b w:val="0"/>
+          <w:i w:val="0"/>
+          <w:color w:val="000000"/>
+          <w:sz w:val="22"/>
+        </w:rPr>
+        <w:t>Row 9. Declared: noise gain 45 V/V, GBW 1.000 MHz, R 1000000 ohm at 290 K, tracker 225 Hz. The follower remains a follower; this is not an inverting buffer. Closed-loop small-signal bandwidth ~ GBW/NG = 22222 Hz. Johnson density sqrt(4kTR) = 126.55 nV/sqrt(Hz). Tracker period = 4.44 ms. At 200 Hz the period is 5 ms; this row is a neighbor, not a replacement. Noise gain is not the signal gain of a follower. A follower's signal gain is one. The safety layer still wins if the tracker saturates. Faraday's law for a solenoid is Book 1. Check the arithmetic before you trust the sentence. If you cannot name the unit, you do not yet have a result. If you cannot name the book, you do not yet have a home.</w:t>
+      </w:r>
+    </w:p>
+    <w:p>
+      <w:pPr>
+        <w:spacing w:after="160" w:line="276" w:lineRule="auto"/>
+      </w:pPr>
+      <w:r>
+        <w:rPr>
+          <w:rFonts w:ascii="Calibri" w:hAnsi="Calibri" w:cs="Calibri"/>
+          <w:b w:val="0"/>
+          <w:i w:val="0"/>
+          <w:color w:val="000000"/>
+          <w:sz w:val="22"/>
+        </w:rPr>
+        <w:t>Row 10. Declared: noise gain 50 V/V, GBW 1.000 MHz, R 10000000 ohm at 290 K, tracker 250 Hz. The follower remains a follower; this is not an inverting buffer. Closed-loop small-signal bandwidth ~ GBW/NG = 20000 Hz. Johnson density sqrt(4kTR) = 400.19 nV/sqrt(Hz). Tracker period = 4.00 ms. At 200 Hz the period is 5 ms; this row is a neighbor, not a replacement. Noise gain is not the signal gain of a follower. A follower's signal gain is one. The safety layer still wins if the tracker saturates. Faraday's law for a solenoid is Book 1. Check the arithmetic before you trust the sentence. If you cannot name the unit, you do not yet have a result. If you cannot name the book, you do not yet have a home.</w:t>
+      </w:r>
+    </w:p>
+    <w:p>
+      <w:pPr>
+        <w:spacing w:after="160" w:line="276" w:lineRule="auto"/>
+      </w:pPr>
+      <w:r>
+        <w:rPr>
+          <w:rFonts w:ascii="Calibri" w:hAnsi="Calibri" w:cs="Calibri"/>
+          <w:b w:val="0"/>
+          <w:i w:val="0"/>
+          <w:color w:val="000000"/>
+          <w:sz w:val="22"/>
+        </w:rPr>
+        <w:t>Row 11. Declared: noise gain 55 V/V, GBW 1.000 MHz, R 1000 ohm at 290 K, tracker 275 Hz. The follower remains a follower; this is not an inverting buffer. Closed-loop small-signal bandwidth ~ GBW/NG = 18182 Hz. Johnson density sqrt(4kTR) = 4.00 nV/sqrt(Hz). Tracker period = 3.64 ms. At 200 Hz the period is 5 ms; this row is a neighbor, not a replacement. Noise gain is not the signal gain of a follower. A follower's signal gain is one. The safety layer still wins if the tracker saturates. Faraday's law for a solenoid is Book 1. Check the arithmetic before you trust the sentence. If you cannot name the unit, you do not yet have a result. If you cannot name the book, you do not yet have a home.</w:t>
+      </w:r>
+    </w:p>
+    <w:p>
+      <w:pPr>
+        <w:spacing w:after="160" w:line="276" w:lineRule="auto"/>
+      </w:pPr>
+      <w:r>
+        <w:rPr>
+          <w:rFonts w:ascii="Calibri" w:hAnsi="Calibri" w:cs="Calibri"/>
+          <w:b w:val="0"/>
+          <w:i w:val="0"/>
+          <w:color w:val="000000"/>
+          <w:sz w:val="22"/>
+        </w:rPr>
+        <w:t>Row 12. Declared: noise gain 60 V/V, GBW 1.000 MHz, R 10000 ohm at 290 K, tracker 300 Hz. The follower remains a follower; this is not an inverting buffer. Closed-loop small-signal bandwidth ~ GBW/NG = 16667 Hz. Johnson density sqrt(4kTR) = 12.66 nV/sqrt(Hz). Tracker period = 3.33 ms. At 200 Hz the period is 5 ms; this row is a neighbor, not a replacement. Noise gain is not the signal gain of a follower. A follower's signal gain is one. The safety layer still wins if the tracker saturates. Faraday's law for a solenoid is Book 1. Check the arithmetic before you trust the sentence. If you cannot name the unit, you do not yet have a result. If you cannot name the book, you do not yet have a home.</w:t>
+      </w:r>
+    </w:p>
+    <w:p>
+      <w:pPr>
+        <w:spacing w:after="160" w:line="276" w:lineRule="auto"/>
+      </w:pPr>
+      <w:r>
+        <w:rPr>
+          <w:rFonts w:ascii="Calibri" w:hAnsi="Calibri" w:cs="Calibri"/>
+          <w:b w:val="0"/>
+          <w:i w:val="0"/>
+          <w:color w:val="000000"/>
+          <w:sz w:val="22"/>
+        </w:rPr>
+        <w:t>Row 13. Declared: noise gain 65 V/V, GBW 1.000 MHz, R 100000 ohm at 290 K, tracker 325 Hz. The follower remains a follower; this is not an inverting buffer. Closed-loop small-signal bandwidth ~ GBW/NG = 15385 Hz. Johnson density sqrt(4kTR) = 40.02 nV/sqrt(Hz). Tracker period = 3.08 ms. At 200 Hz the period is 5 ms; this row is a neighbor, not a replacement. Noise gain is not the signal gain of a follower. A follower's signal gain is one. The safety layer still wins if the tracker saturates. Faraday's law for a solenoid is Book 1. Check the arithmetic before you trust the sentence. If you cannot name the unit, you do not yet have a result. If you cannot name the book, you do not yet have a home.</w:t>
+      </w:r>
+    </w:p>
+    <w:p>
+      <w:pPr>
+        <w:spacing w:after="160" w:line="276" w:lineRule="auto"/>
+      </w:pPr>
+      <w:r>
+        <w:rPr>
+          <w:rFonts w:ascii="Calibri" w:hAnsi="Calibri" w:cs="Calibri"/>
+          <w:b w:val="0"/>
+          <w:i w:val="0"/>
+          <w:color w:val="000000"/>
+          <w:sz w:val="22"/>
+        </w:rPr>
+        <w:t>Row 14. Declared: noise gain 70 V/V, GBW 1.000 MHz, R 1000000 ohm at 290 K, tracker 350 Hz. The follower remains a follower; this is not an inverting buffer. Closed-loop small-signal bandwidth ~ GBW/NG = 14286 Hz. Johnson density sqrt(4kTR) = 126.55 nV/sqrt(Hz). Tracker period = 2.86 ms. At 200 Hz the period is 5 ms; this row is a neighbor, not a replacement. Noise gain is not the signal gain of a follower. A follower's signal gain is one. The safety layer still wins if the tracker saturates. Faraday's law for a solenoid is Book 1. Check the arithmetic before you trust the sentence. If you cannot name the unit, you do not yet have a result. If you cannot name the book, you do not yet have a home.</w:t>
+      </w:r>
+    </w:p>
+    <w:p>
+      <w:pPr>
+        <w:spacing w:after="160" w:line="276" w:lineRule="auto"/>
+      </w:pPr>
+      <w:r>
+        <w:rPr>
+          <w:rFonts w:ascii="Calibri" w:hAnsi="Calibri" w:cs="Calibri"/>
+          <w:b w:val="0"/>
+          <w:i w:val="0"/>
+          <w:color w:val="000000"/>
+          <w:sz w:val="22"/>
+        </w:rPr>
+        <w:t>Row 15. Declared: noise gain 75 V/V, GBW 1.000 MHz, R 10000000 ohm at 290 K, tracker 375 Hz. The follower remains a follower; this is not an inverting buffer. Closed-loop small-signal bandwidth ~ GBW/NG = 13333 Hz. Johnson density sqrt(4kTR) = 400.19 nV/sqrt(Hz). Tracker period = 2.67 ms. At 200 Hz the period is 5 ms; this row is a neighbor, not a replacement. Noise gain is not the signal gain of a follower. A follower's signal gain is one. The safety layer still wins if the tracker saturates. Faraday's law for a solenoid is Book 1. Check the arithmetic before you trust the sentence. If you cannot name the unit, you do not yet have a result. If you cannot name the book, you do not yet have a home.</w:t>
+      </w:r>
+    </w:p>
+    <w:p>
+      <w:pPr>
+        <w:spacing w:after="160" w:line="276" w:lineRule="auto"/>
+      </w:pPr>
+      <w:r>
+        <w:rPr>
+          <w:rFonts w:ascii="Calibri" w:hAnsi="Calibri" w:cs="Calibri"/>
+          <w:b w:val="0"/>
+          <w:i w:val="0"/>
+          <w:color w:val="000000"/>
+          <w:sz w:val="22"/>
+        </w:rPr>
+        <w:t>Row 16. Declared: noise gain 80 V/V, GBW 1.000 MHz, R 1000 ohm at 290 K, tracker 400 Hz. The follower remains a follower; this is not an inverting buffer. Closed-loop small-signal bandwidth ~ GBW/NG = 12500 Hz. Johnson density sqrt(4kTR) = 4.00 nV/sqrt(Hz). Tracker period = 2.50 ms. At 200 Hz the period is 5 ms; this row is a neighbor, not a replacement. Noise gain is not the signal gain of a follower. A follower's signal gain is one. The safety layer still wins if the tracker saturates. Faraday's law for a solenoid is Book 1. Check the arithmetic before you trust the sentence. If you cannot name the unit, you do not yet have a result. If you cannot name the book, you do not yet have a home.</w:t>
+      </w:r>
+    </w:p>
+    <w:p>
+      <w:pPr>
+        <w:pStyle w:val="Heading2"/>
+        <w:spacing w:after="160" w:line="276" w:lineRule="auto"/>
+      </w:pPr>
+      <w:r>
+        <w:rPr>
+          <w:rFonts w:ascii="Amazon Ember" w:hAnsi="Amazon Ember" w:cs="Amazon Ember"/>
+          <w:b/>
+          <w:color w:val="0000FF"/>
+          <w:sz w:val="36"/>
+        </w:rPr>
+        <w:t>What this chapter will not steal</w:t>
+      </w:r>
+    </w:p>
+    <w:p>
+      <w:pPr>
+        <w:spacing w:after="160" w:line="276" w:lineRule="auto"/>
+      </w:pPr>
+      <w:r>
+        <w:rPr>
+          <w:rFonts w:ascii="Calibri" w:hAnsi="Calibri" w:cs="Calibri"/>
+          <w:b w:val="0"/>
+          <w:i w:val="0"/>
+          <w:color w:val="000000"/>
+          <w:sz w:val="22"/>
+        </w:rPr>
+        <w:t>Book 2 will not absorb a neighboring profession because a heading felt lonely. High-power RF is Book 6. Facility power is Book 8. Devices are Book 3. Antennas are Book 4. Modems are Book 5. Chambers are Book 7. Packaging and the 2026 snapshot are Book 9. Loops, followers, and the 5 ms tracker are Book 2. Foundations stay in Book 1.</w:t>
+      </w:r>
+    </w:p>
+    <w:p>
+      <w:pPr>
+        <w:pStyle w:val="Heading2"/>
+        <w:spacing w:after="160" w:line="276" w:lineRule="auto"/>
+      </w:pPr>
+      <w:r>
+        <w:rPr>
+          <w:rFonts w:ascii="Amazon Ember" w:hAnsi="Amazon Ember" w:cs="Amazon Ember"/>
+          <w:b/>
+          <w:color w:val="0000FF"/>
+          <w:sz w:val="36"/>
+        </w:rPr>
+        <w:t>Practice</w:t>
+      </w:r>
+    </w:p>
+    <w:p>
+      <w:pPr>
+        <w:spacing w:after="160" w:line="276" w:lineRule="auto"/>
+      </w:pPr>
+      <w:r>
+        <w:rPr>
+          <w:rFonts w:ascii="Calibri" w:hAnsi="Calibri" w:cs="Calibri"/>
+          <w:b w:val="0"/>
+          <w:i w:val="0"/>
+          <w:color w:val="000000"/>
+          <w:sz w:val="22"/>
+        </w:rPr>
+        <w:t>1. Copy row 1 with a pencil. Change one declared constant. Recompute. Name the unit.</w:t>
+      </w:r>
+    </w:p>
+    <w:p>
+      <w:pPr>
+        <w:spacing w:after="160" w:line="276" w:lineRule="auto"/>
+      </w:pPr>
+      <w:r>
+        <w:rPr>
+          <w:rFonts w:ascii="Calibri" w:hAnsi="Calibri" w:cs="Calibri"/>
+          <w:b w:val="0"/>
+          <w:i w:val="0"/>
+          <w:color w:val="000000"/>
+          <w:sz w:val="22"/>
+        </w:rPr>
+        <w:t>2. Which locked one-home sentence in this book must this chapter not contradict?</w:t>
+      </w:r>
+    </w:p>
+    <w:p>
+      <w:pPr>
+        <w:spacing w:after="160" w:line="276" w:lineRule="auto"/>
+      </w:pPr>
+      <w:r>
+        <w:rPr>
+          <w:rFonts w:ascii="Calibri" w:hAnsi="Calibri" w:cs="Calibri"/>
+          <w:b w:val="0"/>
+          <w:i w:val="0"/>
+          <w:color w:val="000000"/>
+          <w:sz w:val="22"/>
+        </w:rPr>
+        <w:t>3. Name the book that owns the neighboring profession this chapter pointed at.</w:t>
+      </w:r>
+    </w:p>
+    <w:p>
+      <w:pPr>
+        <w:spacing w:after="160" w:line="276" w:lineRule="auto"/>
+      </w:pPr>
+      <w:r>
+        <w:rPr>
+          <w:rFonts w:ascii="Calibri" w:hAnsi="Calibri" w:cs="Calibri"/>
+          <w:b w:val="0"/>
+          <w:i w:val="0"/>
+          <w:color w:val="000000"/>
+          <w:sz w:val="22"/>
+        </w:rPr>
+        <w:t>4. If a vendor slide disagrees with a locked number, which one do you keep in this series?</w:t>
+      </w:r>
+    </w:p>
+    <w:p>
+      <w:pPr>
+        <w:pStyle w:val="Heading2"/>
+        <w:spacing w:after="160" w:line="276" w:lineRule="auto"/>
+      </w:pPr>
+      <w:r>
+        <w:rPr>
+          <w:rFonts w:ascii="Amazon Ember" w:hAnsi="Amazon Ember" w:cs="Amazon Ember"/>
+          <w:b/>
+          <w:color w:val="0000FF"/>
+          <w:sz w:val="36"/>
+        </w:rPr>
+        <w:t>Practice notes</w:t>
+      </w:r>
+    </w:p>
+    <w:p>
+      <w:pPr>
+        <w:spacing w:after="160" w:line="276" w:lineRule="auto"/>
+      </w:pPr>
+      <w:r>
+        <w:rPr>
+          <w:rFonts w:ascii="Calibri" w:hAnsi="Calibri" w:cs="Calibri"/>
+          <w:b w:val="0"/>
+          <w:i w:val="0"/>
+          <w:color w:val="000000"/>
+          <w:sz w:val="22"/>
+        </w:rPr>
+        <w:t>Answers live in the arithmetic of the rows, not in a footnote. The locked sentences are in the series plan and in this book's earlier chapters. Vendor slides are dated. Locked numbers are constants of this series until the plan says otherwise.</w:t>
+      </w:r>
+    </w:p>
+    <w:p>
+      <w:pPr>
+        <w:pStyle w:val="Heading1"/>
+        <w:spacing w:after="160" w:line="276" w:lineRule="auto"/>
+      </w:pPr>
+      <w:r>
+        <w:rPr>
+          <w:rFonts w:ascii="Amazon Ember" w:hAnsi="Amazon Ember" w:cs="Amazon Ember"/>
+          <w:b/>
+          <w:color w:val="0000FF"/>
+          <w:sz w:val="36"/>
+        </w:rPr>
+        <w:t>Chapter The voltage follower is a wire with opinions</w:t>
+      </w:r>
+    </w:p>
+    <w:p>
+      <w:pPr>
+        <w:spacing w:after="160" w:line="276" w:lineRule="auto"/>
+      </w:pPr>
+      <w:r>
+        <w:rPr>
+          <w:rFonts w:ascii="Calibri" w:hAnsi="Calibri" w:cs="Calibri"/>
+          <w:b w:val="0"/>
+          <w:i w:val="0"/>
+          <w:color w:val="000000"/>
+          <w:sz w:val="22"/>
+        </w:rPr>
+        <w:t>This chapter is still Book 2 of nine. The heading is The voltage follower is a wire with opinions. A gentle start is allowed: you do not need a new volume to take the next step. You need a declared constant, a unit, and a refusal to steal a number that already has a home. The series retired a twenty-one-book split because chapter-sized topics were being sold as volumes. That retirement still holds. What follows is original prose in American spelling, with worked arithmetic computed in the builder, not remembered from a printed page of Steer, Cripps, Ott, Sklar, or Tietze. Case family 2 uses its own numbers so a later chapter cannot quietly change them.</w:t>
+      </w:r>
+    </w:p>
+    <w:p>
+      <w:pPr>
+        <w:spacing w:after="160" w:line="276" w:lineRule="auto"/>
+      </w:pPr>
+      <w:r>
+        <w:rPr>
+          <w:rFonts w:ascii="Calibri" w:hAnsi="Calibri" w:cs="Calibri"/>
+          <w:b w:val="0"/>
+          <w:i w:val="0"/>
+          <w:color w:val="000000"/>
+          <w:sz w:val="22"/>
+        </w:rPr>
+        <w:t>The voltage follower is a wire with opinions is a chapter, not a new book. Virtual short and virtual open exist only with negative feedback. The follower is a wire. The 200 Hz tracker is 5 ms. Johnson noise at 100 kOhm and 290 K is 40 nV per square-root hertz. If a sentence below tries to recompute another book's locked number, ignore that impulse and keep the pointer.</w:t>
+      </w:r>
+    </w:p>
+    <w:p>
+      <w:pPr>
+        <w:pStyle w:val="Heading2"/>
+        <w:spacing w:after="160" w:line="276" w:lineRule="auto"/>
+      </w:pPr>
+      <w:r>
+        <w:rPr>
+          <w:rFonts w:ascii="Amazon Ember" w:hAnsi="Amazon Ember" w:cs="Amazon Ember"/>
+          <w:b/>
+          <w:color w:val="0000FF"/>
+          <w:sz w:val="36"/>
+        </w:rPr>
+        <w:t>Key Ideas</w:t>
+      </w:r>
+    </w:p>
+    <w:p>
+      <w:pPr>
+        <w:spacing w:after="160" w:line="276" w:lineRule="auto"/>
+      </w:pPr>
+      <w:r>
+        <w:rPr>
+          <w:rFonts w:ascii="Calibri" w:hAnsi="Calibri" w:cs="Calibri"/>
+          <w:b w:val="0"/>
+          <w:i w:val="0"/>
+          <w:color w:val="000000"/>
+          <w:sz w:val="22"/>
+        </w:rPr>
+        <w:t>Key idea. Book 2 keeps its own numbers. Worked rows below change the declared constants in public, so you can see the derivative, not so you can shop for a friendlier home.</w:t>
+      </w:r>
+    </w:p>
+    <w:p>
+      <w:pPr>
+        <w:spacing w:after="160" w:line="276" w:lineRule="auto"/>
+      </w:pPr>
+      <w:r>
+        <w:rPr>
+          <w:rFonts w:ascii="Calibri" w:hAnsi="Calibri" w:cs="Calibri"/>
+          <w:b w:val="0"/>
+          <w:i w:val="0"/>
+          <w:color w:val="000000"/>
+          <w:sz w:val="22"/>
+        </w:rPr>
+        <w:t>Read the first row slowly. The later rows are the same argument at neighboring values. That is how a lab notebook is supposed to look: one method, many declared inputs, no silent edits. If a row disagrees with a locked one-home sentence, the locked sentence wins and the row is a neighbor.</w:t>
+      </w:r>
+    </w:p>
+    <w:p>
+      <w:pPr>
+        <w:pStyle w:val="Heading2"/>
+        <w:spacing w:after="160" w:line="276" w:lineRule="auto"/>
+      </w:pPr>
+      <w:r>
+        <w:rPr>
+          <w:rFonts w:ascii="Amazon Ember" w:hAnsi="Amazon Ember" w:cs="Amazon Ember"/>
+          <w:b/>
+          <w:color w:val="0000FF"/>
+          <w:sz w:val="36"/>
+        </w:rPr>
+        <w:t>Worked family</w:t>
+      </w:r>
+    </w:p>
+    <w:p>
+      <w:pPr>
+        <w:spacing w:after="160" w:line="276" w:lineRule="auto"/>
+      </w:pPr>
+      <w:r>
+        <w:rPr>
+          <w:rFonts w:ascii="Calibri" w:hAnsi="Calibri" w:cs="Calibri"/>
+          <w:b w:val="0"/>
+          <w:i w:val="0"/>
+          <w:color w:val="000000"/>
+          <w:sz w:val="22"/>
+        </w:rPr>
+        <w:t>Row 1. Declared: noise gain 5 V/V, GBW 1.050 MHz, R 1000 ohm at 290 K, tracker 25 Hz. The follower remains a follower; this is not an inverting buffer. Closed-loop small-signal bandwidth ~ GBW/NG = 210000 Hz. Johnson density sqrt(4kTR) = 4.00 nV/sqrt(Hz). Tracker period = 40.00 ms. At 200 Hz the period is 5 ms; this row is a neighbor, not a replacement. Noise gain is not the signal gain of a follower. A follower's signal gain is one. The safety layer still wins if the tracker saturates. Faraday's law for a solenoid is Book 1. Check the arithmetic before you trust the sentence. If you cannot name the unit, you do not yet have a result. If you cannot name the book, you do not yet have a home.</w:t>
+      </w:r>
+    </w:p>
+    <w:p>
+      <w:pPr>
+        <w:spacing w:after="160" w:line="276" w:lineRule="auto"/>
+      </w:pPr>
+      <w:r>
+        <w:rPr>
+          <w:rFonts w:ascii="Calibri" w:hAnsi="Calibri" w:cs="Calibri"/>
+          <w:b w:val="0"/>
+          <w:i w:val="0"/>
+          <w:color w:val="000000"/>
+          <w:sz w:val="22"/>
+        </w:rPr>
+        <w:t>Row 2. Declared: noise gain 10 V/V, GBW 1.050 MHz, R 10000 ohm at 290 K, tracker 50 Hz. The follower remains a follower; this is not an inverting buffer. Closed-loop small-signal bandwidth ~ GBW/NG = 105000 Hz. Johnson density sqrt(4kTR) = 12.66 nV/sqrt(Hz). Tracker period = 20.00 ms. At 200 Hz the period is 5 ms; this row is a neighbor, not a replacement. Noise gain is not the signal gain of a follower. A follower's signal gain is one. The safety layer still wins if the tracker saturates. Faraday's law for a solenoid is Book 1. Check the arithmetic before you trust the sentence. If you cannot name the unit, you do not yet have a result. If you cannot name the book, you do not yet have a home.</w:t>
+      </w:r>
+    </w:p>
+    <w:p>
+      <w:pPr>
+        <w:spacing w:after="160" w:line="276" w:lineRule="auto"/>
+      </w:pPr>
+      <w:r>
+        <w:rPr>
+          <w:rFonts w:ascii="Calibri" w:hAnsi="Calibri" w:cs="Calibri"/>
+          <w:b w:val="0"/>
+          <w:i w:val="0"/>
+          <w:color w:val="000000"/>
+          <w:sz w:val="22"/>
+        </w:rPr>
+        <w:t>Row 3. Declared: noise gain 15 V/V, GBW 1.050 MHz, R 100000 ohm at 290 K, tracker 75 Hz. The follower remains a follower; this is not an inverting buffer. Closed-loop small-signal bandwidth ~ GBW/NG = 70000 Hz. Johnson density sqrt(4kTR) = 40.02 nV/sqrt(Hz). Tracker period = 13.33 ms. At 200 Hz the period is 5 ms; this row is a neighbor, not a replacement. Noise gain is not the signal gain of a follower. A follower's signal gain is one. The safety layer still wins if the tracker saturates. Faraday's law for a solenoid is Book 1. Check the arithmetic before you trust the sentence. If you cannot name the unit, you do not yet have a result. If you cannot name the book, you do not yet have a home.</w:t>
+      </w:r>
+    </w:p>
+    <w:p>
+      <w:pPr>
+        <w:spacing w:after="160" w:line="276" w:lineRule="auto"/>
+      </w:pPr>
+      <w:r>
+        <w:rPr>
+          <w:rFonts w:ascii="Calibri" w:hAnsi="Calibri" w:cs="Calibri"/>
+          <w:b w:val="0"/>
+          <w:i w:val="0"/>
+          <w:color w:val="000000"/>
+          <w:sz w:val="22"/>
+        </w:rPr>
+        <w:t>Row 4. Declared: noise gain 20 V/V, GBW 1.050 MHz, R 1000000 ohm at 290 K, tracker 100 Hz. The follower remains a follower; this is not an inverting buffer. Closed-loop small-signal bandwidth ~ GBW/NG = 52500 Hz. Johnson density sqrt(4kTR) = 126.55 nV/sqrt(Hz). Tracker period = 10.00 ms. At 200 Hz the period is 5 ms; this row is a neighbor, not a replacement. Noise gain is not the signal gain of a follower. A follower's signal gain is one. The safety layer still wins if the tracker saturates. Faraday's law for a solenoid is Book 1. Check the arithmetic before you trust the sentence. If you cannot name the unit, you do not yet have a result. If you cannot name the book, you do not yet have a home.</w:t>
+      </w:r>
+    </w:p>
+    <w:p>
+      <w:pPr>
+        <w:spacing w:after="160" w:line="276" w:lineRule="auto"/>
+      </w:pPr>
+      <w:r>
+        <w:rPr>
+          <w:rFonts w:ascii="Calibri" w:hAnsi="Calibri" w:cs="Calibri"/>
+          <w:b w:val="0"/>
+          <w:i w:val="0"/>
+          <w:color w:val="000000"/>
+          <w:sz w:val="22"/>
+        </w:rPr>
+        <w:t>Row 5. Declared: noise gain 25 V/V, GBW 1.050 MHz, R 10000000 ohm at 290 K, tracker 125 Hz. The follower remains a follower; this is not an inverting buffer. Closed-loop small-signal bandwidth ~ GBW/NG = 42000 Hz. Johnson density sqrt(4kTR) = 400.19 nV/sqrt(Hz). Tracker period = 8.00 ms. At 200 Hz the period is 5 ms; this row is a neighbor, not a replacement. Noise gain is not the signal gain of a follower. A follower's signal gain is one. The safety layer still wins if the tracker saturates. Faraday's law for a solenoid is Book 1. Check the arithmetic before you trust the sentence. If you cannot name the unit, you do not yet have a result. If you cannot name the book, you do not yet have a home.</w:t>
+      </w:r>
+    </w:p>
+    <w:p>
+      <w:pPr>
+        <w:spacing w:after="160" w:line="276" w:lineRule="auto"/>
+      </w:pPr>
+      <w:r>
+        <w:rPr>
+          <w:rFonts w:ascii="Calibri" w:hAnsi="Calibri" w:cs="Calibri"/>
+          <w:b w:val="0"/>
+          <w:i w:val="0"/>
+          <w:color w:val="000000"/>
+          <w:sz w:val="22"/>
+        </w:rPr>
+        <w:t>Row 6. Declared: noise gain 30 V/V, GBW 1.050 MHz, R 1000 ohm at 290 K, tracker 150 Hz. The follower remains a follower; this is not an inverting buffer. Closed-loop small-signal bandwidth ~ GBW/NG = 35000 Hz. Johnson density sqrt(4kTR) = 4.00 nV/sqrt(Hz). Tracker period = 6.67 ms. At 200 Hz the period is 5 ms; this row is a neighbor, not a replacement. Noise gain is not the signal gain of a follower. A follower's signal gain is one. The safety layer still wins if the tracker saturates. Faraday's law for a solenoid is Book 1. Check the arithmetic before you trust the sentence. If you cannot name the unit, you do not yet have a result. If you cannot name the book, you do not yet have a home.</w:t>
+      </w:r>
+    </w:p>
+    <w:p>
+      <w:pPr>
+        <w:spacing w:after="160" w:line="276" w:lineRule="auto"/>
+      </w:pPr>
+      <w:r>
+        <w:rPr>
+          <w:rFonts w:ascii="Calibri" w:hAnsi="Calibri" w:cs="Calibri"/>
+          <w:b w:val="0"/>
+          <w:i w:val="0"/>
+          <w:color w:val="000000"/>
+          <w:sz w:val="22"/>
+        </w:rPr>
+        <w:t>Row 7. Declared: noise gain 35 V/V, GBW 1.050 MHz, R 10000 ohm at 290 K, tracker 175 Hz. The follower remains a follower; this is not an inverting buffer. Closed-loop small-signal bandwidth ~ GBW/NG = 30000 Hz. Johnson density sqrt(4kTR) = 12.66 nV/sqrt(Hz). Tracker period = 5.71 ms. At 200 Hz the period is 5 ms; this row is a neighbor, not a replacement. Noise gain is not the signal gain of a follower. A follower's signal gain is one. The safety layer still wins if the tracker saturates. Faraday's law for a solenoid is Book 1. Check the arithmetic before you trust the sentence. If you cannot name the unit, you do not yet have a result. If you cannot name the book, you do not yet have a home.</w:t>
+      </w:r>
+    </w:p>
+    <w:p>
+      <w:pPr>
+        <w:spacing w:after="160" w:line="276" w:lineRule="auto"/>
+      </w:pPr>
+      <w:r>
+        <w:rPr>
+          <w:rFonts w:ascii="Calibri" w:hAnsi="Calibri" w:cs="Calibri"/>
+          <w:b w:val="0"/>
+          <w:i w:val="0"/>
+          <w:color w:val="000000"/>
+          <w:sz w:val="22"/>
+        </w:rPr>
+        <w:t>Row 8. Declared: noise gain 40 V/V, GBW 1.050 MHz, R 100000 ohm at 290 K, tracker 200 Hz. The follower remains a follower; this is not an inverting buffer. Closed-loop small-signal bandwidth ~ GBW/NG = 26250 Hz. Johnson density sqrt(4kTR) = 40.02 nV/sqrt(Hz). Tracker period = 5.00 ms. At 200 Hz the period is 5 ms; this row is a neighbor, not a replacement. Noise gain is not the signal gain of a follower. A follower's signal gain is one. The safety layer still wins if the tracker saturates. Faraday's law for a solenoid is Book 1. Check the arithmetic before you trust the sentence. If you cannot name the unit, you do not yet have a result. If you cannot name the book, you do not yet have a home.</w:t>
+      </w:r>
+    </w:p>
+    <w:p>
+      <w:pPr>
+        <w:spacing w:after="160" w:line="276" w:lineRule="auto"/>
+      </w:pPr>
+      <w:r>
+        <w:rPr>
+          <w:rFonts w:ascii="Calibri" w:hAnsi="Calibri" w:cs="Calibri"/>
+          <w:b w:val="0"/>
+          <w:i w:val="0"/>
+          <w:color w:val="000000"/>
+          <w:sz w:val="22"/>
+        </w:rPr>
+        <w:t>Row 9. Declared: noise gain 45 V/V, GBW 1.050 MHz, R 1000000 ohm at 290 K, tracker 225 Hz. The follower remains a follower; this is not an inverting buffer. Closed-loop small-signal bandwidth ~ GBW/NG = 23333 Hz. Johnson density sqrt(4kTR) = 126.55 nV/sqrt(Hz). Tracker period = 4.44 ms. At 200 Hz the period is 5 ms; this row is a neighbor, not a replacement. Noise gain is not the signal gain of a follower. A follower's signal gain is one. The safety layer still wins if the tracker saturates. Faraday's law for a solenoid is Book 1. Check the arithmetic before you trust the sentence. If you cannot name the unit, you do not yet have a result. If you cannot name the book, you do not yet have a home.</w:t>
+      </w:r>
+    </w:p>
+    <w:p>
+      <w:pPr>
+        <w:spacing w:after="160" w:line="276" w:lineRule="auto"/>
+      </w:pPr>
+      <w:r>
+        <w:rPr>
+          <w:rFonts w:ascii="Calibri" w:hAnsi="Calibri" w:cs="Calibri"/>
+          <w:b w:val="0"/>
+          <w:i w:val="0"/>
+          <w:color w:val="000000"/>
+          <w:sz w:val="22"/>
+        </w:rPr>
+        <w:t>Row 10. Declared: noise gain 50 V/V, GBW 1.050 MHz, R 10000000 ohm at 290 K, tracker 250 Hz. The follower remains a follower; this is not an inverting buffer. Closed-loop small-signal bandwidth ~ GBW/NG = 21000 Hz. Johnson density sqrt(4kTR) = 400.19 nV/sqrt(Hz). Tracker period = 4.00 ms. At 200 Hz the period is 5 ms; this row is a neighbor, not a replacement. Noise gain is not the signal gain of a follower. A follower's signal gain is one. The safety layer still wins if the tracker saturates. Faraday's law for a solenoid is Book 1. Check the arithmetic before you trust the sentence. If you cannot name the unit, you do not yet have a result. If you cannot name the book, you do not yet have a home.</w:t>
+      </w:r>
+    </w:p>
+    <w:p>
+      <w:pPr>
+        <w:spacing w:after="160" w:line="276" w:lineRule="auto"/>
+      </w:pPr>
+      <w:r>
+        <w:rPr>
+          <w:rFonts w:ascii="Calibri" w:hAnsi="Calibri" w:cs="Calibri"/>
+          <w:b w:val="0"/>
+          <w:i w:val="0"/>
+          <w:color w:val="000000"/>
+          <w:sz w:val="22"/>
+        </w:rPr>
+        <w:t>Row 11. Declared: noise gain 55 V/V, GBW 1.050 MHz, R 1000 ohm at 290 K, tracker 275 Hz. The follower remains a follower; this is not an inverting buffer. Closed-loop small-signal bandwidth ~ GBW/NG = 19091 Hz. Johnson density sqrt(4kTR) = 4.00 nV/sqrt(Hz). Tracker period = 3.64 ms. At 200 Hz the period is 5 ms; this row is a neighbor, not a replacement. Noise gain is not the signal gain of a follower. A follower's signal gain is one. The safety layer still wins if the tracker saturates. Faraday's law for a solenoid is Book 1. Check the arithmetic before you trust the sentence. If you cannot name the unit, you do not yet have a result. If you cannot name the book, you do not yet have a home.</w:t>
+      </w:r>
+    </w:p>
+    <w:p>
+      <w:pPr>
+        <w:spacing w:after="160" w:line="276" w:lineRule="auto"/>
+      </w:pPr>
+      <w:r>
+        <w:rPr>
+          <w:rFonts w:ascii="Calibri" w:hAnsi="Calibri" w:cs="Calibri"/>
+          <w:b w:val="0"/>
+          <w:i w:val="0"/>
+          <w:color w:val="000000"/>
+          <w:sz w:val="22"/>
+        </w:rPr>
+        <w:t>Row 12. Declared: noise gain 60 V/V, GBW 1.050 MHz, R 10000 ohm at 290 K, tracker 300 Hz. The follower remains a follower; this is not an inverting buffer. Closed-loop small-signal bandwidth ~ GBW/NG = 17500 Hz. Johnson density sqrt(4kTR) = 12.66 nV/sqrt(Hz). Tracker period = 3.33 ms. At 200 Hz the period is 5 ms; this row is a neighbor, not a replacement. Noise gain is not the signal gain of a follower. A follower's signal gain is one. The safety layer still wins if the tracker saturates. Faraday's law for a solenoid is Book 1. Check the arithmetic before you trust the sentence. If you cannot name the unit, you do not yet have a result. If you cannot name the book, you do not yet have a home.</w:t>
+      </w:r>
+    </w:p>
+    <w:p>
+      <w:pPr>
+        <w:spacing w:after="160" w:line="276" w:lineRule="auto"/>
+      </w:pPr>
+      <w:r>
+        <w:rPr>
+          <w:rFonts w:ascii="Calibri" w:hAnsi="Calibri" w:cs="Calibri"/>
+          <w:b w:val="0"/>
+          <w:i w:val="0"/>
+          <w:color w:val="000000"/>
+          <w:sz w:val="22"/>
+        </w:rPr>
+        <w:t>Row 13. Declared: noise gain 65 V/V, GBW 1.050 MHz, R 100000 ohm at 290 K, tracker 325 Hz. The follower remains a follower; this is not an inverting buffer. Closed-loop small-signal bandwidth ~ GBW/NG = 16154 Hz. Johnson density sqrt(4kTR) = 40.02 nV/sqrt(Hz). Tracker period = 3.08 ms. At 200 Hz the period is 5 ms; this row is a neighbor, not a replacement. Noise gain is not the signal gain of a follower. A follower's signal gain is one. The safety layer still wins if the tracker saturates. Faraday's law for a solenoid is Book 1. Check the arithmetic before you trust the sentence. If you cannot name the unit, you do not yet have a result. If you cannot name the book, you do not yet have a home.</w:t>
+      </w:r>
+    </w:p>
+    <w:p>
+      <w:pPr>
+        <w:spacing w:after="160" w:line="276" w:lineRule="auto"/>
+      </w:pPr>
+      <w:r>
+        <w:rPr>
+          <w:rFonts w:ascii="Calibri" w:hAnsi="Calibri" w:cs="Calibri"/>
+          <w:b w:val="0"/>
+          <w:i w:val="0"/>
+          <w:color w:val="000000"/>
+          <w:sz w:val="22"/>
+        </w:rPr>
+        <w:t>Row 14. Declared: noise gain 70 V/V, GBW 1.050 MHz, R 1000000 ohm at 290 K, tracker 350 Hz. The follower remains a follower; this is not an inverting buffer. Closed-loop small-signal bandwidth ~ GBW/NG = 15000 Hz. Johnson density sqrt(4kTR) = 126.55 nV/sqrt(Hz). Tracker period = 2.86 ms. At 200 Hz the period is 5 ms; this row is a neighbor, not a replacement. Noise gain is not the signal gain of a follower. A follower's signal gain is one. The safety layer still wins if the tracker saturates. Faraday's law for a solenoid is Book 1. Check the arithmetic before you trust the sentence. If you cannot name the unit, you do not yet have a result. If you cannot name the book, you do not yet have a home.</w:t>
+      </w:r>
+    </w:p>
+    <w:p>
+      <w:pPr>
+        <w:spacing w:after="160" w:line="276" w:lineRule="auto"/>
+      </w:pPr>
+      <w:r>
+        <w:rPr>
+          <w:rFonts w:ascii="Calibri" w:hAnsi="Calibri" w:cs="Calibri"/>
+          <w:b w:val="0"/>
+          <w:i w:val="0"/>
+          <w:color w:val="000000"/>
+          <w:sz w:val="22"/>
+        </w:rPr>
+        <w:t>Row 15. Declared: noise gain 75 V/V, GBW 1.050 MHz, R 10000000 ohm at 290 K, tracker 375 Hz. The follower remains a follower; this is not an inverting buffer. Closed-loop small-signal bandwidth ~ GBW/NG = 14000 Hz. Johnson density sqrt(4kTR) = 400.19 nV/sqrt(Hz). Tracker period = 2.67 ms. At 200 Hz the period is 5 ms; this row is a neighbor, not a replacement. Noise gain is not the signal gain of a follower. A follower's signal gain is one. The safety layer still wins if the tracker saturates. Faraday's law for a solenoid is Book 1. Check the arithmetic before you trust the sentence. If you cannot name the unit, you do not yet have a result. If you cannot name the book, you do not yet have a home.</w:t>
+      </w:r>
+    </w:p>
+    <w:p>
+      <w:pPr>
+        <w:spacing w:after="160" w:line="276" w:lineRule="auto"/>
+      </w:pPr>
+      <w:r>
+        <w:rPr>
+          <w:rFonts w:ascii="Calibri" w:hAnsi="Calibri" w:cs="Calibri"/>
+          <w:b w:val="0"/>
+          <w:i w:val="0"/>
+          <w:color w:val="000000"/>
+          <w:sz w:val="22"/>
+        </w:rPr>
+        <w:t>Row 16. Declared: noise gain 80 V/V, GBW 1.050 MHz, R 1000 ohm at 290 K, tracker 400 Hz. The follower remains a follower; this is not an inverting buffer. Closed-loop small-signal bandwidth ~ GBW/NG = 13125 Hz. Johnson density sqrt(4kTR) = 4.00 nV/sqrt(Hz). Tracker period = 2.50 ms. At 200 Hz the period is 5 ms; this row is a neighbor, not a replacement. Noise gain is not the signal gain of a follower. A follower's signal gain is one. The safety layer still wins if the tracker saturates. Faraday's law for a solenoid is Book 1. Check the arithmetic before you trust the sentence. If you cannot name the unit, you do not yet have a result. If you cannot name the book, you do not yet have a home.</w:t>
+      </w:r>
+    </w:p>
+    <w:p>
+      <w:pPr>
+        <w:pStyle w:val="Heading2"/>
+        <w:spacing w:after="160" w:line="276" w:lineRule="auto"/>
+      </w:pPr>
+      <w:r>
+        <w:rPr>
+          <w:rFonts w:ascii="Amazon Ember" w:hAnsi="Amazon Ember" w:cs="Amazon Ember"/>
+          <w:b/>
+          <w:color w:val="0000FF"/>
+          <w:sz w:val="36"/>
+        </w:rPr>
+        <w:t>What this chapter will not steal</w:t>
+      </w:r>
+    </w:p>
+    <w:p>
+      <w:pPr>
+        <w:spacing w:after="160" w:line="276" w:lineRule="auto"/>
+      </w:pPr>
+      <w:r>
+        <w:rPr>
+          <w:rFonts w:ascii="Calibri" w:hAnsi="Calibri" w:cs="Calibri"/>
+          <w:b w:val="0"/>
+          <w:i w:val="0"/>
+          <w:color w:val="000000"/>
+          <w:sz w:val="22"/>
+        </w:rPr>
+        <w:t>Book 2 will not absorb a neighboring profession because a heading felt lonely. High-power RF is Book 6. Facility power is Book 8. Devices are Book 3. Antennas are Book 4. Modems are Book 5. Chambers are Book 7. Packaging and the 2026 snapshot are Book 9. Loops, followers, and the 5 ms tracker are Book 2. Foundations stay in Book 1.</w:t>
+      </w:r>
+    </w:p>
+    <w:p>
+      <w:pPr>
+        <w:pStyle w:val="Heading2"/>
+        <w:spacing w:after="160" w:line="276" w:lineRule="auto"/>
+      </w:pPr>
+      <w:r>
+        <w:rPr>
+          <w:rFonts w:ascii="Amazon Ember" w:hAnsi="Amazon Ember" w:cs="Amazon Ember"/>
+          <w:b/>
+          <w:color w:val="0000FF"/>
+          <w:sz w:val="36"/>
+        </w:rPr>
+        <w:t>Practice</w:t>
+      </w:r>
+    </w:p>
+    <w:p>
+      <w:pPr>
+        <w:spacing w:after="160" w:line="276" w:lineRule="auto"/>
+      </w:pPr>
+      <w:r>
+        <w:rPr>
+          <w:rFonts w:ascii="Calibri" w:hAnsi="Calibri" w:cs="Calibri"/>
+          <w:b w:val="0"/>
+          <w:i w:val="0"/>
+          <w:color w:val="000000"/>
+          <w:sz w:val="22"/>
+        </w:rPr>
+        <w:t>1. Copy row 1 with a pencil. Change one declared constant. Recompute. Name the unit.</w:t>
+      </w:r>
+    </w:p>
+    <w:p>
+      <w:pPr>
+        <w:spacing w:after="160" w:line="276" w:lineRule="auto"/>
+      </w:pPr>
+      <w:r>
+        <w:rPr>
+          <w:rFonts w:ascii="Calibri" w:hAnsi="Calibri" w:cs="Calibri"/>
+          <w:b w:val="0"/>
+          <w:i w:val="0"/>
+          <w:color w:val="000000"/>
+          <w:sz w:val="22"/>
+        </w:rPr>
+        <w:t>2. Which locked one-home sentence in this book must this chapter not contradict?</w:t>
+      </w:r>
+    </w:p>
+    <w:p>
+      <w:pPr>
+        <w:spacing w:after="160" w:line="276" w:lineRule="auto"/>
+      </w:pPr>
+      <w:r>
+        <w:rPr>
+          <w:rFonts w:ascii="Calibri" w:hAnsi="Calibri" w:cs="Calibri"/>
+          <w:b w:val="0"/>
+          <w:i w:val="0"/>
+          <w:color w:val="000000"/>
+          <w:sz w:val="22"/>
+        </w:rPr>
+        <w:t>3. Name the book that owns the neighboring profession this chapter pointed at.</w:t>
+      </w:r>
+    </w:p>
+    <w:p>
+      <w:pPr>
+        <w:spacing w:after="160" w:line="276" w:lineRule="auto"/>
+      </w:pPr>
+      <w:r>
+        <w:rPr>
+          <w:rFonts w:ascii="Calibri" w:hAnsi="Calibri" w:cs="Calibri"/>
+          <w:b w:val="0"/>
+          <w:i w:val="0"/>
+          <w:color w:val="000000"/>
+          <w:sz w:val="22"/>
+        </w:rPr>
+        <w:t>4. If a vendor slide disagrees with a locked number, which one do you keep in this series?</w:t>
+      </w:r>
+    </w:p>
+    <w:p>
+      <w:pPr>
+        <w:pStyle w:val="Heading2"/>
+        <w:spacing w:after="160" w:line="276" w:lineRule="auto"/>
+      </w:pPr>
+      <w:r>
+        <w:rPr>
+          <w:rFonts w:ascii="Amazon Ember" w:hAnsi="Amazon Ember" w:cs="Amazon Ember"/>
+          <w:b/>
+          <w:color w:val="0000FF"/>
+          <w:sz w:val="36"/>
+        </w:rPr>
+        <w:t>Practice notes</w:t>
+      </w:r>
+    </w:p>
+    <w:p>
+      <w:pPr>
+        <w:spacing w:after="160" w:line="276" w:lineRule="auto"/>
+      </w:pPr>
+      <w:r>
+        <w:rPr>
+          <w:rFonts w:ascii="Calibri" w:hAnsi="Calibri" w:cs="Calibri"/>
+          <w:b w:val="0"/>
+          <w:i w:val="0"/>
+          <w:color w:val="000000"/>
+          <w:sz w:val="22"/>
+        </w:rPr>
+        <w:t>Answers live in the arithmetic of the rows, not in a footnote. The locked sentences are in the series plan and in this book's earlier chapters. Vendor slides are dated. Locked numbers are constants of this series until the plan says otherwise.</w:t>
+      </w:r>
+    </w:p>
+    <w:p>
+      <w:pPr>
+        <w:pStyle w:val="Heading1"/>
+        <w:spacing w:after="160" w:line="276" w:lineRule="auto"/>
+      </w:pPr>
+      <w:r>
+        <w:rPr>
+          <w:rFonts w:ascii="Amazon Ember" w:hAnsi="Amazon Ember" w:cs="Amazon Ember"/>
+          <w:b/>
+          <w:color w:val="0000FF"/>
+          <w:sz w:val="36"/>
+        </w:rPr>
+        <w:t>Chapter The inverting buffer is a different machine</w:t>
+      </w:r>
+    </w:p>
+    <w:p>
+      <w:pPr>
+        <w:spacing w:after="160" w:line="276" w:lineRule="auto"/>
+      </w:pPr>
+      <w:r>
+        <w:rPr>
+          <w:rFonts w:ascii="Calibri" w:hAnsi="Calibri" w:cs="Calibri"/>
+          <w:b w:val="0"/>
+          <w:i w:val="0"/>
+          <w:color w:val="000000"/>
+          <w:sz w:val="22"/>
+        </w:rPr>
+        <w:t>This chapter is still Book 2 of nine. The heading is The inverting buffer is a different machine. A gentle start is allowed: you do not need a new volume to take the next step. You need a declared constant, a unit, and a refusal to steal a number that already has a home. The series retired a twenty-one-book split because chapter-sized topics were being sold as volumes. That retirement still holds. What follows is original prose in American spelling, with worked arithmetic computed in the builder, not remembered from a printed page of Steer, Cripps, Ott, Sklar, or Tietze. Case family 3 uses its own numbers so a later chapter cannot quietly change them.</w:t>
+      </w:r>
+    </w:p>
+    <w:p>
+      <w:pPr>
+        <w:spacing w:after="160" w:line="276" w:lineRule="auto"/>
+      </w:pPr>
+      <w:r>
+        <w:rPr>
+          <w:rFonts w:ascii="Calibri" w:hAnsi="Calibri" w:cs="Calibri"/>
+          <w:b w:val="0"/>
+          <w:i w:val="0"/>
+          <w:color w:val="000000"/>
+          <w:sz w:val="22"/>
+        </w:rPr>
+        <w:t>The inverting buffer is a different machine is a chapter, not a new book. Virtual short and virtual open exist only with negative feedback. The follower is a wire. The 200 Hz tracker is 5 ms. Johnson noise at 100 kOhm and 290 K is 40 nV per square-root hertz. If a sentence below tries to recompute another book's locked number, ignore that impulse and keep the pointer.</w:t>
+      </w:r>
+    </w:p>
+    <w:p>
+      <w:pPr>
+        <w:pStyle w:val="Heading2"/>
+        <w:spacing w:after="160" w:line="276" w:lineRule="auto"/>
+      </w:pPr>
+      <w:r>
+        <w:rPr>
+          <w:rFonts w:ascii="Amazon Ember" w:hAnsi="Amazon Ember" w:cs="Amazon Ember"/>
+          <w:b/>
+          <w:color w:val="0000FF"/>
+          <w:sz w:val="36"/>
+        </w:rPr>
+        <w:t>Key Ideas</w:t>
+      </w:r>
+    </w:p>
+    <w:p>
+      <w:pPr>
+        <w:spacing w:after="160" w:line="276" w:lineRule="auto"/>
+      </w:pPr>
+      <w:r>
+        <w:rPr>
+          <w:rFonts w:ascii="Calibri" w:hAnsi="Calibri" w:cs="Calibri"/>
+          <w:b w:val="0"/>
+          <w:i w:val="0"/>
+          <w:color w:val="000000"/>
+          <w:sz w:val="22"/>
+        </w:rPr>
+        <w:t>Key idea. Book 2 keeps its own numbers. Worked rows below change the declared constants in public, so you can see the derivative, not so you can shop for a friendlier home.</w:t>
+      </w:r>
+    </w:p>
+    <w:p>
+      <w:pPr>
+        <w:spacing w:after="160" w:line="276" w:lineRule="auto"/>
+      </w:pPr>
+      <w:r>
+        <w:rPr>
+          <w:rFonts w:ascii="Calibri" w:hAnsi="Calibri" w:cs="Calibri"/>
+          <w:b w:val="0"/>
+          <w:i w:val="0"/>
+          <w:color w:val="000000"/>
+          <w:sz w:val="22"/>
+        </w:rPr>
+        <w:t>Read the first row slowly. The later rows are the same argument at neighboring values. That is how a lab notebook is supposed to look: one method, many declared inputs, no silent edits. If a row disagrees with a locked one-home sentence, the locked sentence wins and the row is a neighbor.</w:t>
+      </w:r>
+    </w:p>
+    <w:p>
+      <w:pPr>
+        <w:pStyle w:val="Heading2"/>
+        <w:spacing w:after="160" w:line="276" w:lineRule="auto"/>
+      </w:pPr>
+      <w:r>
+        <w:rPr>
+          <w:rFonts w:ascii="Amazon Ember" w:hAnsi="Amazon Ember" w:cs="Amazon Ember"/>
+          <w:b/>
+          <w:color w:val="0000FF"/>
+          <w:sz w:val="36"/>
+        </w:rPr>
+        <w:t>Worked family</w:t>
+      </w:r>
+    </w:p>
+    <w:p>
+      <w:pPr>
+        <w:spacing w:after="160" w:line="276" w:lineRule="auto"/>
+      </w:pPr>
+      <w:r>
+        <w:rPr>
+          <w:rFonts w:ascii="Calibri" w:hAnsi="Calibri" w:cs="Calibri"/>
+          <w:b w:val="0"/>
+          <w:i w:val="0"/>
+          <w:color w:val="000000"/>
+          <w:sz w:val="22"/>
+        </w:rPr>
+        <w:t>Row 1. Declared: noise gain 5 V/V, GBW 1.100 MHz, R 1000 ohm at 290 K, tracker 25 Hz. The follower remains a follower; this is not an inverting buffer. Closed-loop small-signal bandwidth ~ GBW/NG = 220000 Hz. Johnson density sqrt(4kTR) = 4.00 nV/sqrt(Hz). Tracker period = 40.00 ms. At 200 Hz the period is 5 ms; this row is a neighbor, not a replacement. Noise gain is not the signal gain of a follower. A follower's signal gain is one. The safety layer still wins if the tracker saturates. Faraday's law for a solenoid is Book 1. Check the arithmetic before you trust the sentence. If you cannot name the unit, you do not yet have a result. If you cannot name the book, you do not yet have a home.</w:t>
+      </w:r>
+    </w:p>
+    <w:p>
+      <w:pPr>
+        <w:spacing w:after="160" w:line="276" w:lineRule="auto"/>
+      </w:pPr>
+      <w:r>
+        <w:rPr>
+          <w:rFonts w:ascii="Calibri" w:hAnsi="Calibri" w:cs="Calibri"/>
+          <w:b w:val="0"/>
+          <w:i w:val="0"/>
+          <w:color w:val="000000"/>
+          <w:sz w:val="22"/>
+        </w:rPr>
+        <w:t>Row 2. Declared: noise gain 10 V/V, GBW 1.100 MHz, R 10000 ohm at 290 K, tracker 50 Hz. The follower remains a follower; this is not an inverting buffer. Closed-loop small-signal bandwidth ~ GBW/NG = 110000 Hz. Johnson density sqrt(4kTR) = 12.66 nV/sqrt(Hz). Tracker period = 20.00 ms. At 200 Hz the period is 5 ms; this row is a neighbor, not a replacement. Noise gain is not the signal gain of a follower. A follower's signal gain is one. The safety layer still wins if the tracker saturates. Faraday's law for a solenoid is Book 1. Check the arithmetic before you trust the sentence. If you cannot name the unit, you do not yet have a result. If you cannot name the book, you do not yet have a home.</w:t>
+      </w:r>
+    </w:p>
+    <w:p>
+      <w:pPr>
+        <w:spacing w:after="160" w:line="276" w:lineRule="auto"/>
+      </w:pPr>
+      <w:r>
+        <w:rPr>
+          <w:rFonts w:ascii="Calibri" w:hAnsi="Calibri" w:cs="Calibri"/>
+          <w:b w:val="0"/>
+          <w:i w:val="0"/>
+          <w:color w:val="000000"/>
+          <w:sz w:val="22"/>
+        </w:rPr>
+        <w:t>Row 3. Declared: noise gain 15 V/V, GBW 1.100 MHz, R 100000 ohm at 290 K, tracker 75 Hz. The follower remains a follower; this is not an inverting buffer. Closed-loop small-signal bandwidth ~ GBW/NG = 73333 Hz. Johnson density sqrt(4kTR) = 40.02 nV/sqrt(Hz). Tracker period = 13.33 ms. At 200 Hz the period is 5 ms; this row is a neighbor, not a replacement. Noise gain is not the signal gain of a follower. A follower's signal gain is one. The safety layer still wins if the tracker saturates. Faraday's law for a solenoid is Book 1. Check the arithmetic before you trust the sentence. If you cannot name the unit, you do not yet have a result. If you cannot name the book, you do not yet have a home.</w:t>
+      </w:r>
+    </w:p>
+    <w:p>
+      <w:pPr>
+        <w:spacing w:after="160" w:line="276" w:lineRule="auto"/>
+      </w:pPr>
+      <w:r>
+        <w:rPr>
+          <w:rFonts w:ascii="Calibri" w:hAnsi="Calibri" w:cs="Calibri"/>
+          <w:b w:val="0"/>
+          <w:i w:val="0"/>
+          <w:color w:val="000000"/>
+          <w:sz w:val="22"/>
+        </w:rPr>
+        <w:t>Row 4. Declared: noise gain 20 V/V, GBW 1.100 MHz, R 1000000 ohm at 290 K, tracker 100 Hz. The follower remains a follower; this is not an inverting buffer. Closed-loop small-signal bandwidth ~ GBW/NG = 55000 Hz. Johnson density sqrt(4kTR) = 126.55 nV/sqrt(Hz). Tracker period = 10.00 ms. At 200 Hz the period is 5 ms; this row is a neighbor, not a replacement. Noise gain is not the signal gain of a follower. A follower's signal gain is one. The safety layer still wins if the tracker saturates. Faraday's law for a solenoid is Book 1. Check the arithmetic before you trust the sentence. If you cannot name the unit, you do not yet have a result. If you cannot name the book, you do not yet have a home.</w:t>
+      </w:r>
+    </w:p>
+    <w:p>
+      <w:pPr>
+        <w:spacing w:after="160" w:line="276" w:lineRule="auto"/>
+      </w:pPr>
+      <w:r>
+        <w:rPr>
+          <w:rFonts w:ascii="Calibri" w:hAnsi="Calibri" w:cs="Calibri"/>
+          <w:b w:val="0"/>
+          <w:i w:val="0"/>
+          <w:color w:val="000000"/>
+          <w:sz w:val="22"/>
+        </w:rPr>
+        <w:t>Row 5. Declared: noise gain 25 V/V, GBW 1.100 MHz, R 10000000 ohm at 290 K, tracker 125 Hz. The follower remains a follower; this is not an inverting buffer. Closed-loop small-signal bandwidth ~ GBW/NG = 44000 Hz. Johnson density sqrt(4kTR) = 400.19 nV/sqrt(Hz). Tracker period = 8.00 ms. At 200 Hz the period is 5 ms; this row is a neighbor, not a replacement. Noise gain is not the signal gain of a follower. A follower's signal gain is one. The safety layer still wins if the tracker saturates. Faraday's law for a solenoid is Book 1. Check the arithmetic before you trust the sentence. If you cannot name the unit, you do not yet have a result. If you cannot name the book, you do not yet have a home.</w:t>
+      </w:r>
+    </w:p>
+    <w:p>
+      <w:pPr>
+        <w:spacing w:after="160" w:line="276" w:lineRule="auto"/>
+      </w:pPr>
+      <w:r>
+        <w:rPr>
+          <w:rFonts w:ascii="Calibri" w:hAnsi="Calibri" w:cs="Calibri"/>
+          <w:b w:val="0"/>
+          <w:i w:val="0"/>
+          <w:color w:val="000000"/>
+          <w:sz w:val="22"/>
+        </w:rPr>
+        <w:t>Row 6. Declared: noise gain 30 V/V, GBW 1.100 MHz, R 1000 ohm at 290 K, tracker 150 Hz. The follower remains a follower; this is not an inverting buffer. Closed-loop small-signal bandwidth ~ GBW/NG = 36667 Hz. Johnson density sqrt(4kTR) = 4.00 nV/sqrt(Hz). Tracker period = 6.67 ms. At 200 Hz the period is 5 ms; this row is a neighbor, not a replacement. Noise gain is not the signal gain of a follower. A follower's signal gain is one. The safety layer still wins if the tracker saturates. Faraday's law for a solenoid is Book 1. Check the arithmetic before you trust the sentence. If you cannot name the unit, you do not yet have a result. If you cannot name the book, you do not yet have a home.</w:t>
+      </w:r>
+    </w:p>
+    <w:p>
+      <w:pPr>
+        <w:spacing w:after="160" w:line="276" w:lineRule="auto"/>
+      </w:pPr>
+      <w:r>
+        <w:rPr>
+          <w:rFonts w:ascii="Calibri" w:hAnsi="Calibri" w:cs="Calibri"/>
+          <w:b w:val="0"/>
+          <w:i w:val="0"/>
+          <w:color w:val="000000"/>
+          <w:sz w:val="22"/>
+        </w:rPr>
+        <w:t>Row 7. Declared: noise gain 35 V/V, GBW 1.100 MHz, R 10000 ohm at 290 K, tracker 175 Hz. The follower remains a follower; this is not an inverting buffer. Closed-loop small-signal bandwidth ~ GBW/NG = 31429 Hz. Johnson density sqrt(4kTR) = 12.66 nV/sqrt(Hz). Tracker period = 5.71 ms. At 200 Hz the period is 5 ms; this row is a neighbor, not a replacement. Noise gain is not the signal gain of a follower. A follower's signal gain is one. The safety layer still wins if the tracker saturates. Faraday's law for a solenoid is Book 1. Check the arithmetic before you trust the sentence. If you cannot name the unit, you do not yet have a result. If you cannot name the book, you do not yet have a home.</w:t>
+      </w:r>
+    </w:p>
+    <w:p>
+      <w:pPr>
+        <w:spacing w:after="160" w:line="276" w:lineRule="auto"/>
+      </w:pPr>
+      <w:r>
+        <w:rPr>
+          <w:rFonts w:ascii="Calibri" w:hAnsi="Calibri" w:cs="Calibri"/>
+          <w:b w:val="0"/>
+          <w:i w:val="0"/>
+          <w:color w:val="000000"/>
+          <w:sz w:val="22"/>
+        </w:rPr>
+        <w:t>Row 8. Declared: noise gain 40 V/V, GBW 1.100 MHz, R 100000 ohm at 290 K, tracker 200 Hz. The follower remains a follower; this is not an inverting buffer. Closed-loop small-signal bandwidth ~ GBW/NG = 27500 Hz. Johnson density sqrt(4kTR) = 40.02 nV/sqrt(Hz). Tracker period = 5.00 ms. At 200 Hz the period is 5 ms; this row is a neighbor, not a replacement. Noise gain is not the signal gain of a follower. A follower's signal gain is one. The safety layer still wins if the tracker saturates. Faraday's law for a solenoid is Book 1. Check the arithmetic before you trust the sentence. If you cannot name the unit, you do not yet have a result. If you cannot name the book, you do not yet have a home.</w:t>
+      </w:r>
+    </w:p>
+    <w:p>
+      <w:pPr>
+        <w:spacing w:after="160" w:line="276" w:lineRule="auto"/>
+      </w:pPr>
+      <w:r>
+        <w:rPr>
+          <w:rFonts w:ascii="Calibri" w:hAnsi="Calibri" w:cs="Calibri"/>
+          <w:b w:val="0"/>
+          <w:i w:val="0"/>
+          <w:color w:val="000000"/>
+          <w:sz w:val="22"/>
+        </w:rPr>
+        <w:t>Row 9. Declared: noise gain 45 V/V, GBW 1.100 MHz, R 1000000 ohm at 290 K, tracker 225 Hz. The follower remains a follower; this is not an inverting buffer. Closed-loop small-signal bandwidth ~ GBW/NG = 24444 Hz. Johnson density sqrt(4kTR) = 126.55 nV/sqrt(Hz). Tracker period = 4.44 ms. At 200 Hz the period is 5 ms; this row is a neighbor, not a replacement. Noise gain is not the signal gain of a follower. A follower's signal gain is one. The safety layer still wins if the tracker saturates. Faraday's law for a solenoid is Book 1. Check the arithmetic before you trust the sentence. If you cannot name the unit, you do not yet have a result. If you cannot name the book, you do not yet have a home.</w:t>
+      </w:r>
+    </w:p>
+    <w:p>
+      <w:pPr>
+        <w:spacing w:after="160" w:line="276" w:lineRule="auto"/>
+      </w:pPr>
+      <w:r>
+        <w:rPr>
+          <w:rFonts w:ascii="Calibri" w:hAnsi="Calibri" w:cs="Calibri"/>
+          <w:b w:val="0"/>
+          <w:i w:val="0"/>
+          <w:color w:val="000000"/>
+          <w:sz w:val="22"/>
+        </w:rPr>
+        <w:t>Row 10. Declared: noise gain 50 V/V, GBW 1.100 MHz, R 10000000 ohm at 290 K, tracker 250 Hz. The follower remains a follower; this is not an inverting buffer. Closed-loop small-signal bandwidth ~ GBW/NG = 22000 Hz. Johnson density sqrt(4kTR) = 400.19 nV/sqrt(Hz). Tracker period = 4.00 ms. At 200 Hz the period is 5 ms; this row is a neighbor, not a replacement. Noise gain is not the signal gain of a follower. A follower's signal gain is one. The safety layer still wins if the tracker saturates. Faraday's law for a solenoid is Book 1. Check the arithmetic before you trust the sentence. If you cannot name the unit, you do not yet have a result. If you cannot name the book, you do not yet have a home.</w:t>
+      </w:r>
+    </w:p>
+    <w:p>
+      <w:pPr>
+        <w:spacing w:after="160" w:line="276" w:lineRule="auto"/>
+      </w:pPr>
+      <w:r>
+        <w:rPr>
+          <w:rFonts w:ascii="Calibri" w:hAnsi="Calibri" w:cs="Calibri"/>
+          <w:b w:val="0"/>
+          <w:i w:val="0"/>
+          <w:color w:val="000000"/>
+          <w:sz w:val="22"/>
+        </w:rPr>
+        <w:t>Row 11. Declared: noise gain 55 V/V, GBW 1.100 MHz, R 1000 ohm at 290 K, tracker 275 Hz. The follower remains a follower; this is not an inverting buffer. Closed-loop small-signal bandwidth ~ GBW/NG = 20000 Hz. Johnson density sqrt(4kTR) = 4.00 nV/sqrt(Hz). Tracker period = 3.64 ms. At 200 Hz the period is 5 ms; this row is a neighbor, not a replacement. Noise gain is not the signal gain of a follower. A follower's signal gain is one. The safety layer still wins if the tracker saturates. Faraday's law for a solenoid is Book 1. Check the arithmetic before you trust the sentence. If you cannot name the unit, you do not yet have a result. If you cannot name the book, you do not yet have a home.</w:t>
+      </w:r>
+    </w:p>
+    <w:p>
+      <w:pPr>
+        <w:spacing w:after="160" w:line="276" w:lineRule="auto"/>
+      </w:pPr>
+      <w:r>
+        <w:rPr>
+          <w:rFonts w:ascii="Calibri" w:hAnsi="Calibri" w:cs="Calibri"/>
+          <w:b w:val="0"/>
+          <w:i w:val="0"/>
+          <w:color w:val="000000"/>
+          <w:sz w:val="22"/>
+        </w:rPr>
+        <w:t>Row 12. Declared: noise gain 60 V/V, GBW 1.100 MHz, R 10000 ohm at 290 K, tracker 300 Hz. The follower remains a follower; this is not an inverting buffer. Closed-loop small-signal bandwidth ~ GBW/NG = 18333 Hz. Johnson density sqrt(4kTR) = 12.66 nV/sqrt(Hz). Tracker period = 3.33 ms. At 200 Hz the period is 5 ms; this row is a neighbor, not a replacement. Noise gain is not the signal gain of a follower. A follower's signal gain is one. The safety layer still wins if the tracker saturates. Faraday's law for a solenoid is Book 1. Check the arithmetic before you trust the sentence. If you cannot name the unit, you do not yet have a result. If you cannot name the book, you do not yet have a home.</w:t>
+      </w:r>
+    </w:p>
+    <w:p>
+      <w:pPr>
+        <w:spacing w:after="160" w:line="276" w:lineRule="auto"/>
+      </w:pPr>
+      <w:r>
+        <w:rPr>
+          <w:rFonts w:ascii="Calibri" w:hAnsi="Calibri" w:cs="Calibri"/>
+          <w:b w:val="0"/>
+          <w:i w:val="0"/>
+          <w:color w:val="000000"/>
+          <w:sz w:val="22"/>
+        </w:rPr>
+        <w:t>Row 13. Declared: noise gain 65 V/V, GBW 1.100 MHz, R 100000 ohm at 290 K, tracker 325 Hz. The follower remains a follower; this is not an inverting buffer. Closed-loop small-signal bandwidth ~ GBW/NG = 16923 Hz. Johnson density sqrt(4kTR) = 40.02 nV/sqrt(Hz). Tracker period = 3.08 ms. At 200 Hz the period is 5 ms; this row is a neighbor, not a replacement. Noise gain is not the signal gain of a follower. A follower's signal gain is one. The safety layer still wins if the tracker saturates. Faraday's law for a solenoid is Book 1. Check the arithmetic before you trust the sentence. If you cannot name the unit, you do not yet have a result. If you cannot name the book, you do not yet have a home.</w:t>
+      </w:r>
+    </w:p>
+    <w:p>
+      <w:pPr>
+        <w:spacing w:after="160" w:line="276" w:lineRule="auto"/>
+      </w:pPr>
+      <w:r>
+        <w:rPr>
+          <w:rFonts w:ascii="Calibri" w:hAnsi="Calibri" w:cs="Calibri"/>
+          <w:b w:val="0"/>
+          <w:i w:val="0"/>
+          <w:color w:val="000000"/>
+          <w:sz w:val="22"/>
+        </w:rPr>
+        <w:t>Row 14. Declared: noise gain 70 V/V, GBW 1.100 MHz, R 1000000 ohm at 290 K, tracker 350 Hz. The follower remains a follower; this is not an inverting buffer. Closed-loop small-signal bandwidth ~ GBW/NG = 15714 Hz. Johnson density sqrt(4kTR) = 126.55 nV/sqrt(Hz). Tracker period = 2.86 ms. At 200 Hz the period is 5 ms; this row is a neighbor, not a replacement. Noise gain is not the signal gain of a follower. A follower's signal gain is one. The safety layer still wins if the tracker saturates. Faraday's law for a solenoid is Book 1. Check the arithmetic before you trust the sentence. If you cannot name the unit, you do not yet have a result. If you cannot name the book, you do not yet have a home.</w:t>
+      </w:r>
+    </w:p>
+    <w:p>
+      <w:pPr>
+        <w:spacing w:after="160" w:line="276" w:lineRule="auto"/>
+      </w:pPr>
+      <w:r>
+        <w:rPr>
+          <w:rFonts w:ascii="Calibri" w:hAnsi="Calibri" w:cs="Calibri"/>
+          <w:b w:val="0"/>
+          <w:i w:val="0"/>
+          <w:color w:val="000000"/>
+          <w:sz w:val="22"/>
+        </w:rPr>
+        <w:t>Row 15. Declared: noise gain 75 V/V, GBW 1.100 MHz, R 10000000 ohm at 290 K, tracker 375 Hz. The follower remains a follower; this is not an inverting buffer. Closed-loop small-signal bandwidth ~ GBW/NG = 14667 Hz. Johnson density sqrt(4kTR) = 400.19 nV/sqrt(Hz). Tracker period = 2.67 ms. At 200 Hz the period is 5 ms; this row is a neighbor, not a replacement. Noise gain is not the signal gain of a follower. A follower's signal gain is one. The safety layer still wins if the tracker saturates. Faraday's law for a solenoid is Book 1. Check the arithmetic before you trust the sentence. If you cannot name the unit, you do not yet have a result. If you cannot name the book, you do not yet have a home.</w:t>
+      </w:r>
+    </w:p>
+    <w:p>
+      <w:pPr>
+        <w:spacing w:after="160" w:line="276" w:lineRule="auto"/>
+      </w:pPr>
+      <w:r>
+        <w:rPr>
+          <w:rFonts w:ascii="Calibri" w:hAnsi="Calibri" w:cs="Calibri"/>
+          <w:b w:val="0"/>
+          <w:i w:val="0"/>
+          <w:color w:val="000000"/>
+          <w:sz w:val="22"/>
+        </w:rPr>
+        <w:t>Row 16. Declared: noise gain 80 V/V, GBW 1.100 MHz, R 1000 ohm at 290 K, tracker 400 Hz. The follower remains a follower; this is not an inverting buffer. Closed-loop small-signal bandwidth ~ GBW/NG = 13750 Hz. Johnson density sqrt(4kTR) = 4.00 nV/sqrt(Hz). Tracker period = 2.50 ms. At 200 Hz the period is 5 ms; this row is a neighbor, not a replacement. Noise gain is not the signal gain of a follower. A follower's signal gain is one. The safety layer still wins if the tracker saturates. Faraday's law for a solenoid is Book 1. Check the arithmetic before you trust the sentence. If you cannot name the unit, you do not yet have a result. If you cannot name the book, you do not yet have a home.</w:t>
+      </w:r>
+    </w:p>
+    <w:p>
+      <w:pPr>
+        <w:pStyle w:val="Heading2"/>
+        <w:spacing w:after="160" w:line="276" w:lineRule="auto"/>
+      </w:pPr>
+      <w:r>
+        <w:rPr>
+          <w:rFonts w:ascii="Amazon Ember" w:hAnsi="Amazon Ember" w:cs="Amazon Ember"/>
+          <w:b/>
+          <w:color w:val="0000FF"/>
+          <w:sz w:val="36"/>
+        </w:rPr>
+        <w:t>What this chapter will not steal</w:t>
+      </w:r>
+    </w:p>
+    <w:p>
+      <w:pPr>
+        <w:spacing w:after="160" w:line="276" w:lineRule="auto"/>
+      </w:pPr>
+      <w:r>
+        <w:rPr>
+          <w:rFonts w:ascii="Calibri" w:hAnsi="Calibri" w:cs="Calibri"/>
+          <w:b w:val="0"/>
+          <w:i w:val="0"/>
+          <w:color w:val="000000"/>
+          <w:sz w:val="22"/>
+        </w:rPr>
+        <w:t>Book 2 will not absorb a neighboring profession because a heading felt lonely. High-power RF is Book 6. Facility power is Book 8. Devices are Book 3. Antennas are Book 4. Modems are Book 5. Chambers are Book 7. Packaging and the 2026 snapshot are Book 9. Loops, followers, and the 5 ms tracker are Book 2. Foundations stay in Book 1.</w:t>
+      </w:r>
+    </w:p>
+    <w:p>
+      <w:pPr>
+        <w:pStyle w:val="Heading2"/>
+        <w:spacing w:after="160" w:line="276" w:lineRule="auto"/>
+      </w:pPr>
+      <w:r>
+        <w:rPr>
+          <w:rFonts w:ascii="Amazon Ember" w:hAnsi="Amazon Ember" w:cs="Amazon Ember"/>
+          <w:b/>
+          <w:color w:val="0000FF"/>
+          <w:sz w:val="36"/>
+        </w:rPr>
+        <w:t>Practice</w:t>
+      </w:r>
+    </w:p>
+    <w:p>
+      <w:pPr>
+        <w:spacing w:after="160" w:line="276" w:lineRule="auto"/>
+      </w:pPr>
+      <w:r>
+        <w:rPr>
+          <w:rFonts w:ascii="Calibri" w:hAnsi="Calibri" w:cs="Calibri"/>
+          <w:b w:val="0"/>
+          <w:i w:val="0"/>
+          <w:color w:val="000000"/>
+          <w:sz w:val="22"/>
+        </w:rPr>
+        <w:t>1. Copy row 1 with a pencil. Change one declared constant. Recompute. Name the unit.</w:t>
+      </w:r>
+    </w:p>
+    <w:p>
+      <w:pPr>
+        <w:spacing w:after="160" w:line="276" w:lineRule="auto"/>
+      </w:pPr>
+      <w:r>
+        <w:rPr>
+          <w:rFonts w:ascii="Calibri" w:hAnsi="Calibri" w:cs="Calibri"/>
+          <w:b w:val="0"/>
+          <w:i w:val="0"/>
+          <w:color w:val="000000"/>
+          <w:sz w:val="22"/>
+        </w:rPr>
+        <w:t>2. Which locked one-home sentence in this book must this chapter not contradict?</w:t>
+      </w:r>
+    </w:p>
+    <w:p>
+      <w:pPr>
+        <w:spacing w:after="160" w:line="276" w:lineRule="auto"/>
+      </w:pPr>
+      <w:r>
+        <w:rPr>
+          <w:rFonts w:ascii="Calibri" w:hAnsi="Calibri" w:cs="Calibri"/>
+          <w:b w:val="0"/>
+          <w:i w:val="0"/>
+          <w:color w:val="000000"/>
+          <w:sz w:val="22"/>
+        </w:rPr>
+        <w:t>3. Name the book that owns the neighboring profession this chapter pointed at.</w:t>
+      </w:r>
+    </w:p>
+    <w:p>
+      <w:pPr>
+        <w:spacing w:after="160" w:line="276" w:lineRule="auto"/>
+      </w:pPr>
+      <w:r>
+        <w:rPr>
+          <w:rFonts w:ascii="Calibri" w:hAnsi="Calibri" w:cs="Calibri"/>
+          <w:b w:val="0"/>
+          <w:i w:val="0"/>
+          <w:color w:val="000000"/>
+          <w:sz w:val="22"/>
+        </w:rPr>
+        <w:t>4. If a vendor slide disagrees with a locked number, which one do you keep in this series?</w:t>
+      </w:r>
+    </w:p>
+    <w:p>
+      <w:pPr>
+        <w:pStyle w:val="Heading2"/>
+        <w:spacing w:after="160" w:line="276" w:lineRule="auto"/>
+      </w:pPr>
+      <w:r>
+        <w:rPr>
+          <w:rFonts w:ascii="Amazon Ember" w:hAnsi="Amazon Ember" w:cs="Amazon Ember"/>
+          <w:b/>
+          <w:color w:val="0000FF"/>
+          <w:sz w:val="36"/>
+        </w:rPr>
+        <w:t>Practice notes</w:t>
+      </w:r>
+    </w:p>
+    <w:p>
+      <w:pPr>
+        <w:spacing w:after="160" w:line="276" w:lineRule="auto"/>
+      </w:pPr>
+      <w:r>
+        <w:rPr>
+          <w:rFonts w:ascii="Calibri" w:hAnsi="Calibri" w:cs="Calibri"/>
+          <w:b w:val="0"/>
+          <w:i w:val="0"/>
+          <w:color w:val="000000"/>
+          <w:sz w:val="22"/>
+        </w:rPr>
+        <w:t>Answers live in the arithmetic of the rows, not in a footnote. The locked sentences are in the series plan and in this book's earlier chapters. Vendor slides are dated. Locked numbers are constants of this series until the plan says otherwise.</w:t>
+      </w:r>
+    </w:p>
+    <w:p>
+      <w:pPr>
+        <w:pStyle w:val="Heading1"/>
+        <w:spacing w:after="160" w:line="276" w:lineRule="auto"/>
+      </w:pPr>
+      <w:r>
+        <w:rPr>
+          <w:rFonts w:ascii="Amazon Ember" w:hAnsi="Amazon Ember" w:cs="Amazon Ember"/>
+          <w:b/>
+          <w:color w:val="0000FF"/>
+          <w:sz w:val="36"/>
+        </w:rPr>
+        <w:t>Chapter Declared Bode plot, used until it is not</w:t>
+      </w:r>
+    </w:p>
+    <w:p>
+      <w:pPr>
+        <w:spacing w:after="160" w:line="276" w:lineRule="auto"/>
+      </w:pPr>
+      <w:r>
+        <w:rPr>
+          <w:rFonts w:ascii="Calibri" w:hAnsi="Calibri" w:cs="Calibri"/>
+          <w:b w:val="0"/>
+          <w:i w:val="0"/>
+          <w:color w:val="000000"/>
+          <w:sz w:val="22"/>
+        </w:rPr>
+        <w:t>This chapter is still Book 2 of nine. The heading is Declared Bode plot, used until it is not. A gentle start is allowed: you do not need a new volume to take the next step. You need a declared constant, a unit, and a refusal to steal a number that already has a home. The series retired a twenty-one-book split because chapter-sized topics were being sold as volumes. That retirement still holds. What follows is original prose in American spelling, with worked arithmetic computed in the builder, not remembered from a printed page of Steer, Cripps, Ott, Sklar, or Tietze. Case family 4 uses its own numbers so a later chapter cannot quietly change them.</w:t>
+      </w:r>
+    </w:p>
+    <w:p>
+      <w:pPr>
+        <w:spacing w:after="160" w:line="276" w:lineRule="auto"/>
+      </w:pPr>
+      <w:r>
+        <w:rPr>
+          <w:rFonts w:ascii="Calibri" w:hAnsi="Calibri" w:cs="Calibri"/>
+          <w:b w:val="0"/>
+          <w:i w:val="0"/>
+          <w:color w:val="000000"/>
+          <w:sz w:val="22"/>
+        </w:rPr>
+        <w:t>Declared Bode plot, used until it is not is a chapter, not a new book. Virtual short and virtual open exist only with negative feedback. The follower is a wire. The 200 Hz tracker is 5 ms. Johnson noise at 100 kOhm and 290 K is 40 nV per square-root hertz. If a sentence below tries to recompute another book's locked number, ignore that impulse and keep the pointer.</w:t>
+      </w:r>
+    </w:p>
+    <w:p>
+      <w:pPr>
+        <w:pStyle w:val="Heading2"/>
+        <w:spacing w:after="160" w:line="276" w:lineRule="auto"/>
+      </w:pPr>
+      <w:r>
+        <w:rPr>
+          <w:rFonts w:ascii="Amazon Ember" w:hAnsi="Amazon Ember" w:cs="Amazon Ember"/>
+          <w:b/>
+          <w:color w:val="0000FF"/>
+          <w:sz w:val="36"/>
+        </w:rPr>
+        <w:t>Key Ideas</w:t>
+      </w:r>
+    </w:p>
+    <w:p>
+      <w:pPr>
+        <w:spacing w:after="160" w:line="276" w:lineRule="auto"/>
+      </w:pPr>
+      <w:r>
+        <w:rPr>
+          <w:rFonts w:ascii="Calibri" w:hAnsi="Calibri" w:cs="Calibri"/>
+          <w:b w:val="0"/>
+          <w:i w:val="0"/>
+          <w:color w:val="000000"/>
+          <w:sz w:val="22"/>
+        </w:rPr>
+        <w:t>Key idea. Book 2 keeps its own numbers. Worked rows below change the declared constants in public, so you can see the derivative, not so you can shop for a friendlier home.</w:t>
+      </w:r>
+    </w:p>
+    <w:p>
+      <w:pPr>
+        <w:spacing w:after="160" w:line="276" w:lineRule="auto"/>
+      </w:pPr>
+      <w:r>
+        <w:rPr>
+          <w:rFonts w:ascii="Calibri" w:hAnsi="Calibri" w:cs="Calibri"/>
+          <w:b w:val="0"/>
+          <w:i w:val="0"/>
+          <w:color w:val="000000"/>
+          <w:sz w:val="22"/>
+        </w:rPr>
+        <w:t>Read the first row slowly. The later rows are the same argument at neighboring values. That is how a lab notebook is supposed to look: one method, many declared inputs, no silent edits. If a row disagrees with a locked one-home sentence, the locked sentence wins and the row is a neighbor.</w:t>
+      </w:r>
+    </w:p>
+    <w:p>
+      <w:pPr>
+        <w:pStyle w:val="Heading2"/>
+        <w:spacing w:after="160" w:line="276" w:lineRule="auto"/>
+      </w:pPr>
+      <w:r>
+        <w:rPr>
+          <w:rFonts w:ascii="Amazon Ember" w:hAnsi="Amazon Ember" w:cs="Amazon Ember"/>
+          <w:b/>
+          <w:color w:val="0000FF"/>
+          <w:sz w:val="36"/>
+        </w:rPr>
+        <w:t>Worked family</w:t>
+      </w:r>
+    </w:p>
+    <w:p>
+      <w:pPr>
+        <w:spacing w:after="160" w:line="276" w:lineRule="auto"/>
+      </w:pPr>
+      <w:r>
+        <w:rPr>
+          <w:rFonts w:ascii="Calibri" w:hAnsi="Calibri" w:cs="Calibri"/>
+          <w:b w:val="0"/>
+          <w:i w:val="0"/>
+          <w:color w:val="000000"/>
+          <w:sz w:val="22"/>
+        </w:rPr>
+        <w:t>Row 1. Declared: noise gain 5 V/V, GBW 1.150 MHz, R 1000 ohm at 290 K, tracker 25 Hz. The follower remains a follower; this is not an inverting buffer. Closed-loop small-signal bandwidth ~ GBW/NG = 230000 Hz. Johnson density sqrt(4kTR) = 4.00 nV/sqrt(Hz). Tracker period = 40.00 ms. At 200 Hz the period is 5 ms; this row is a neighbor, not a replacement. Noise gain is not the signal gain of a follower. A follower's signal gain is one. The safety layer still wins if the tracker saturates. Faraday's law for a solenoid is Book 1. Check the arithmetic before you trust the sentence. If you cannot name the unit, you do not yet have a result. If you cannot name the book, you do not yet have a home.</w:t>
+      </w:r>
+    </w:p>
+    <w:p>
+      <w:pPr>
+        <w:spacing w:after="160" w:line="276" w:lineRule="auto"/>
+      </w:pPr>
+      <w:r>
+        <w:rPr>
+          <w:rFonts w:ascii="Calibri" w:hAnsi="Calibri" w:cs="Calibri"/>
+          <w:b w:val="0"/>
+          <w:i w:val="0"/>
+          <w:color w:val="000000"/>
+          <w:sz w:val="22"/>
+        </w:rPr>
+        <w:t>Row 2. Declared: noise gain 10 V/V, GBW 1.150 MHz, R 10000 ohm at 290 K, tracker 50 Hz. The follower remains a follower; this is not an inverting buffer. Closed-loop small-signal bandwidth ~ GBW/NG = 115000 Hz. Johnson density sqrt(4kTR) = 12.66 nV/sqrt(Hz). Tracker period = 20.00 ms. At 200 Hz the period is 5 ms; this row is a neighbor, not a replacement. Noise gain is not the signal gain of a follower. A follower's signal gain is one. The safety layer still wins if the tracker saturates. Faraday's law for a solenoid is Book 1. Check the arithmetic before you trust the sentence. If you cannot name the unit, you do not yet have a result. If you cannot name the book, you do not yet have a home.</w:t>
+      </w:r>
+    </w:p>
+    <w:p>
+      <w:pPr>
+        <w:spacing w:after="160" w:line="276" w:lineRule="auto"/>
+      </w:pPr>
+      <w:r>
+        <w:rPr>
+          <w:rFonts w:ascii="Calibri" w:hAnsi="Calibri" w:cs="Calibri"/>
+          <w:b w:val="0"/>
+          <w:i w:val="0"/>
+          <w:color w:val="000000"/>
+          <w:sz w:val="22"/>
+        </w:rPr>
+        <w:t>Row 3. Declared: noise gain 15 V/V, GBW 1.150 MHz, R 100000 ohm at 290 K, tracker 75 Hz. The follower remains a follower; this is not an inverting buffer. Closed-loop small-signal bandwidth ~ GBW/NG = 76667 Hz. Johnson density sqrt(4kTR) = 40.02 nV/sqrt(Hz). Tracker period = 13.33 ms. At 200 Hz the period is 5 ms; this row is a neighbor, not a replacement. Noise gain is not the signal gain of a follower. A follower's signal gain is one. The safety layer still wins if the tracker saturates. Faraday's law for a solenoid is Book 1. Check the arithmetic before you trust the sentence. If you cannot name the unit, you do not yet have a result. If you cannot name the book, you do not yet have a home.</w:t>
+      </w:r>
+    </w:p>
+    <w:p>
+      <w:pPr>
+        <w:spacing w:after="160" w:line="276" w:lineRule="auto"/>
+      </w:pPr>
+      <w:r>
+        <w:rPr>
+          <w:rFonts w:ascii="Calibri" w:hAnsi="Calibri" w:cs="Calibri"/>
+          <w:b w:val="0"/>
+          <w:i w:val="0"/>
+          <w:color w:val="000000"/>
+          <w:sz w:val="22"/>
+        </w:rPr>
+        <w:t>Row 4. Declared: noise gain 20 V/V, GBW 1.150 MHz, R 1000000 ohm at 290 K, tracker 100 Hz. The follower remains a follower; this is not an inverting buffer. Closed-loop small-signal bandwidth ~ GBW/NG = 57500 Hz. Johnson density sqrt(4kTR) = 126.55 nV/sqrt(Hz). Tracker period = 10.00 ms. At 200 Hz the period is 5 ms; this row is a neighbor, not a replacement. Noise gain is not the signal gain of a follower. A follower's signal gain is one. The safety layer still wins if the tracker saturates. Faraday's law for a solenoid is Book 1. Check the arithmetic before you trust the sentence. If you cannot name the unit, you do not yet have a result. If you cannot name the book, you do not yet have a home.</w:t>
+      </w:r>
+    </w:p>
+    <w:p>
+      <w:pPr>
+        <w:spacing w:after="160" w:line="276" w:lineRule="auto"/>
+      </w:pPr>
+      <w:r>
+        <w:rPr>
+          <w:rFonts w:ascii="Calibri" w:hAnsi="Calibri" w:cs="Calibri"/>
+          <w:b w:val="0"/>
+          <w:i w:val="0"/>
+          <w:color w:val="000000"/>
+          <w:sz w:val="22"/>
+        </w:rPr>
+        <w:t>Row 5. Declared: noise gain 25 V/V, GBW 1.150 MHz, R 10000000 ohm at 290 K, tracker 125 Hz. The follower remains a follower; this is not an inverting buffer. Closed-loop small-signal bandwidth ~ GBW/NG = 46000 Hz. Johnson density sqrt(4kTR) = 400.19 nV/sqrt(Hz). Tracker period = 8.00 ms. At 200 Hz the period is 5 ms; this row is a neighbor, not a replacement. Noise gain is not the signal gain of a follower. A follower's signal gain is one. The safety layer still wins if the tracker saturates. Faraday's law for a solenoid is Book 1. Check the arithmetic before you trust the sentence. If you cannot name the unit, you do not yet have a result. If you cannot name the book, you do not yet have a home.</w:t>
+      </w:r>
+    </w:p>
+    <w:p>
+      <w:pPr>
+        <w:spacing w:after="160" w:line="276" w:lineRule="auto"/>
+      </w:pPr>
+      <w:r>
+        <w:rPr>
+          <w:rFonts w:ascii="Calibri" w:hAnsi="Calibri" w:cs="Calibri"/>
+          <w:b w:val="0"/>
+          <w:i w:val="0"/>
+          <w:color w:val="000000"/>
+          <w:sz w:val="22"/>
+        </w:rPr>
+        <w:t>Row 6. Declared: noise gain 30 V/V, GBW 1.150 MHz, R 1000 ohm at 290 K, tracker 150 Hz. The follower remains a follower; this is not an inverting buffer. Closed-loop small-signal bandwidth ~ GBW/NG = 38333 Hz. Johnson density sqrt(4kTR) = 4.00 nV/sqrt(Hz). Tracker period = 6.67 ms. At 200 Hz the period is 5 ms; this row is a neighbor, not a replacement. Noise gain is not the signal gain of a follower. A follower's signal gain is one. The safety layer still wins if the tracker saturates. Faraday's law for a solenoid is Book 1. Check the arithmetic before you trust the sentence. If you cannot name the unit, you do not yet have a result. If you cannot name the book, you do not yet have a home.</w:t>
+      </w:r>
+    </w:p>
+    <w:p>
+      <w:pPr>
+        <w:spacing w:after="160" w:line="276" w:lineRule="auto"/>
+      </w:pPr>
+      <w:r>
+        <w:rPr>
+          <w:rFonts w:ascii="Calibri" w:hAnsi="Calibri" w:cs="Calibri"/>
+          <w:b w:val="0"/>
+          <w:i w:val="0"/>
+          <w:color w:val="000000"/>
+          <w:sz w:val="22"/>
+        </w:rPr>
+        <w:t>Row 7. Declared: noise gain 35 V/V, GBW 1.150 MHz, R 10000 ohm at 290 K, tracker 175 Hz. The follower remains a follower; this is not an inverting buffer. Closed-loop small-signal bandwidth ~ GBW/NG = 32857 Hz. Johnson density sqrt(4kTR) = 12.66 nV/sqrt(Hz). Tracker period = 5.71 ms. At 200 Hz the period is 5 ms; this row is a neighbor, not a replacement. Noise gain is not the signal gain of a follower. A follower's signal gain is one. The safety layer still wins if the tracker saturates. Faraday's law for a solenoid is Book 1. Check the arithmetic before you trust the sentence. If you cannot name the unit, you do not yet have a result. If you cannot name the book, you do not yet have a home.</w:t>
+      </w:r>
+    </w:p>
+    <w:p>
+      <w:pPr>
+        <w:spacing w:after="160" w:line="276" w:lineRule="auto"/>
+      </w:pPr>
+      <w:r>
+        <w:rPr>
+          <w:rFonts w:ascii="Calibri" w:hAnsi="Calibri" w:cs="Calibri"/>
+          <w:b w:val="0"/>
+          <w:i w:val="0"/>
+          <w:color w:val="000000"/>
+          <w:sz w:val="22"/>
+        </w:rPr>
+        <w:t>Row 8. Declared: noise gain 40 V/V, GBW 1.150 MHz, R 100000 ohm at 290 K, tracker 200 Hz. The follower remains a follower; this is not an inverting buffer. Closed-loop small-signal bandwidth ~ GBW/NG = 28750 Hz. Johnson density sqrt(4kTR) = 40.02 nV/sqrt(Hz). Tracker period = 5.00 ms. At 200 Hz the period is 5 ms; this row is a neighbor, not a replacement. Noise gain is not the signal gain of a follower. A follower's signal gain is one. The safety layer still wins if the tracker saturates. Faraday's law for a solenoid is Book 1. Check the arithmetic before you trust the sentence. If you cannot name the unit, you do not yet have a result. If you cannot name the book, you do not yet have a home.</w:t>
+      </w:r>
+    </w:p>
+    <w:p>
+      <w:pPr>
+        <w:spacing w:after="160" w:line="276" w:lineRule="auto"/>
+      </w:pPr>
+      <w:r>
+        <w:rPr>
+          <w:rFonts w:ascii="Calibri" w:hAnsi="Calibri" w:cs="Calibri"/>
+          <w:b w:val="0"/>
+          <w:i w:val="0"/>
+          <w:color w:val="000000"/>
+          <w:sz w:val="22"/>
+        </w:rPr>
+        <w:t>Row 9. Declared: noise gain 45 V/V, GBW 1.150 MHz, R 1000000 ohm at 290 K, tracker 225 Hz. The follower remains a follower; this is not an inverting buffer. Closed-loop small-signal bandwidth ~ GBW/NG = 25556 Hz. Johnson density sqrt(4kTR) = 126.55 nV/sqrt(Hz). Tracker period = 4.44 ms. At 200 Hz the period is 5 ms; this row is a neighbor, not a replacement. Noise gain is not the signal gain of a follower. A follower's signal gain is one. The safety layer still wins if the tracker saturates. Faraday's law for a solenoid is Book 1. Check the arithmetic before you trust the sentence. If you cannot name the unit, you do not yet have a result. If you cannot name the book, you do not yet have a home.</w:t>
+      </w:r>
+    </w:p>
+    <w:p>
+      <w:pPr>
+        <w:spacing w:after="160" w:line="276" w:lineRule="auto"/>
+      </w:pPr>
+      <w:r>
+        <w:rPr>
+          <w:rFonts w:ascii="Calibri" w:hAnsi="Calibri" w:cs="Calibri"/>
+          <w:b w:val="0"/>
+          <w:i w:val="0"/>
+          <w:color w:val="000000"/>
+          <w:sz w:val="22"/>
+        </w:rPr>
+        <w:t>Row 10. Declared: noise gain 50 V/V, GBW 1.150 MHz, R 10000000 ohm at 290 K, tracker 250 Hz. The follower remains a follower; this is not an inverting buffer. Closed-loop small-signal bandwidth ~ GBW/NG = 23000 Hz. Johnson density sqrt(4kTR) = 400.19 nV/sqrt(Hz). Tracker period = 4.00 ms. At 200 Hz the period is 5 ms; this row is a neighbor, not a replacement. Noise gain is not the signal gain of a follower. A follower's signal gain is one. The safety layer still wins if the tracker saturates. Faraday's law for a solenoid is Book 1. Check the arithmetic before you trust the sentence. If you cannot name the unit, you do not yet have a result. If you cannot name the book, you do not yet have a home.</w:t>
+      </w:r>
+    </w:p>
+    <w:p>
+      <w:pPr>
+        <w:spacing w:after="160" w:line="276" w:lineRule="auto"/>
+      </w:pPr>
+      <w:r>
+        <w:rPr>
+          <w:rFonts w:ascii="Calibri" w:hAnsi="Calibri" w:cs="Calibri"/>
+          <w:b w:val="0"/>
+          <w:i w:val="0"/>
+          <w:color w:val="000000"/>
+          <w:sz w:val="22"/>
+        </w:rPr>
+        <w:t>Row 11. Declared: noise gain 55 V/V, GBW 1.150 MHz, R 1000 ohm at 290 K, tracker 275 Hz. The follower remains a follower; this is not an inverting buffer. Closed-loop small-signal bandwidth ~ GBW/NG = 20909 Hz. Johnson density sqrt(4kTR) = 4.00 nV/sqrt(Hz). Tracker period = 3.64 ms. At 200 Hz the period is 5 ms; this row is a neighbor, not a replacement. Noise gain is not the signal gain of a follower. A follower's signal gain is one. The safety layer still wins if the tracker saturates. Faraday's law for a solenoid is Book 1. Check the arithmetic before you trust the sentence. If you cannot name the unit, you do not yet have a result. If you cannot name the book, you do not yet have a home.</w:t>
+      </w:r>
+    </w:p>
+    <w:p>
+      <w:pPr>
+        <w:spacing w:after="160" w:line="276" w:lineRule="auto"/>
+      </w:pPr>
+      <w:r>
+        <w:rPr>
+          <w:rFonts w:ascii="Calibri" w:hAnsi="Calibri" w:cs="Calibri"/>
+          <w:b w:val="0"/>
+          <w:i w:val="0"/>
+          <w:color w:val="000000"/>
+          <w:sz w:val="22"/>
+        </w:rPr>
+        <w:t>Row 12. Declared: noise gain 60 V/V, GBW 1.150 MHz, R 10000 ohm at 290 K, tracker 300 Hz. The follower remains a follower; this is not an inverting buffer. Closed-loop small-signal bandwidth ~ GBW/NG = 19167 Hz. Johnson density sqrt(4kTR) = 12.66 nV/sqrt(Hz). Tracker period = 3.33 ms. At 200 Hz the period is 5 ms; this row is a neighbor, not a replacement. Noise gain is not the signal gain of a follower. A follower's signal gain is one. The safety layer still wins if the tracker saturates. Faraday's law for a solenoid is Book 1. Check the arithmetic before you trust the sentence. If you cannot name the unit, you do not yet have a result. If you cannot name the book, you do not yet have a home.</w:t>
+      </w:r>
+    </w:p>
+    <w:p>
+      <w:pPr>
+        <w:spacing w:after="160" w:line="276" w:lineRule="auto"/>
+      </w:pPr>
+      <w:r>
+        <w:rPr>
+          <w:rFonts w:ascii="Calibri" w:hAnsi="Calibri" w:cs="Calibri"/>
+          <w:b w:val="0"/>
+          <w:i w:val="0"/>
+          <w:color w:val="000000"/>
+          <w:sz w:val="22"/>
+        </w:rPr>
+        <w:t>Row 13. Declared: noise gain 65 V/V, GBW 1.150 MHz, R 100000 ohm at 290 K, tracker 325 Hz. The follower remains a follower; this is not an inverting buffer. Closed-loop small-signal bandwidth ~ GBW/NG = 17692 Hz. Johnson density sqrt(4kTR) = 40.02 nV/sqrt(Hz). Tracker period = 3.08 ms. At 200 Hz the period is 5 ms; this row is a neighbor, not a replacement. Noise gain is not the signal gain of a follower. A follower's signal gain is one. The safety layer still wins if the tracker saturates. Faraday's law for a solenoid is Book 1. Check the arithmetic before you trust the sentence. If you cannot name the unit, you do not yet have a result. If you cannot name the book, you do not yet have a home.</w:t>
+      </w:r>
+    </w:p>
+    <w:p>
+      <w:pPr>
+        <w:spacing w:after="160" w:line="276" w:lineRule="auto"/>
+      </w:pPr>
+      <w:r>
+        <w:rPr>
+          <w:rFonts w:ascii="Calibri" w:hAnsi="Calibri" w:cs="Calibri"/>
+          <w:b w:val="0"/>
+          <w:i w:val="0"/>
+          <w:color w:val="000000"/>
+          <w:sz w:val="22"/>
+        </w:rPr>
+        <w:t>Row 14. Declared: noise gain 70 V/V, GBW 1.150 MHz, R 1000000 ohm at 290 K, tracker 350 Hz. The follower remains a follower; this is not an inverting buffer. Closed-loop small-signal bandwidth ~ GBW/NG = 16429 Hz. Johnson density sqrt(4kTR) = 126.55 nV/sqrt(Hz). Tracker period = 2.86 ms. At 200 Hz the period is 5 ms; this row is a neighbor, not a replacement. Noise gain is not the signal gain of a follower. A follower's signal gain is one. The safety layer still wins if the tracker saturates. Faraday's law for a solenoid is Book 1. Check the arithmetic before you trust the sentence. If you cannot name the unit, you do not yet have a result. If you cannot name the book, you do not yet have a home.</w:t>
+      </w:r>
+    </w:p>
+    <w:p>
+      <w:pPr>
+        <w:spacing w:after="160" w:line="276" w:lineRule="auto"/>
+      </w:pPr>
+      <w:r>
+        <w:rPr>
+          <w:rFonts w:ascii="Calibri" w:hAnsi="Calibri" w:cs="Calibri"/>
+          <w:b w:val="0"/>
+          <w:i w:val="0"/>
+          <w:color w:val="000000"/>
+          <w:sz w:val="22"/>
+        </w:rPr>
+        <w:t>Row 15. Declared: noise gain 75 V/V, GBW 1.150 MHz, R 10000000 ohm at 290 K, tracker 375 Hz. The follower remains a follower; this is not an inverting buffer. Closed-loop small-signal bandwidth ~ GBW/NG = 15333 Hz. Johnson density sqrt(4kTR) = 400.19 nV/sqrt(Hz). Tracker period = 2.67 ms. At 200 Hz the period is 5 ms; this row is a neighbor, not a replacement. Noise gain is not the signal gain of a follower. A follower's signal gain is one. The safety layer still wins if the tracker saturates. Faraday's law for a solenoid is Book 1. Check the arithmetic before you trust the sentence. If you cannot name the unit, you do not yet have a result. If you cannot name the book, you do not yet have a home.</w:t>
+      </w:r>
+    </w:p>
+    <w:p>
+      <w:pPr>
+        <w:spacing w:after="160" w:line="276" w:lineRule="auto"/>
+      </w:pPr>
+      <w:r>
+        <w:rPr>
+          <w:rFonts w:ascii="Calibri" w:hAnsi="Calibri" w:cs="Calibri"/>
+          <w:b w:val="0"/>
+          <w:i w:val="0"/>
+          <w:color w:val="000000"/>
+          <w:sz w:val="22"/>
+        </w:rPr>
+        <w:t>Row 16. Declared: noise gain 80 V/V, GBW 1.150 MHz, R 1000 ohm at 290 K, tracker 400 Hz. The follower remains a follower; this is not an inverting buffer. Closed-loop small-signal bandwidth ~ GBW/NG = 14375 Hz. Johnson density sqrt(4kTR) = 4.00 nV/sqrt(Hz). Tracker period = 2.50 ms. At 200 Hz the period is 5 ms; this row is a neighbor, not a replacement. Noise gain is not the signal gain of a follower. A follower's signal gain is one. The safety layer still wins if the tracker saturates. Faraday's law for a solenoid is Book 1. Check the arithmetic before you trust the sentence. If you cannot name the unit, you do not yet have a result. If you cannot name the book, you do not yet have a home.</w:t>
+      </w:r>
+    </w:p>
+    <w:p>
+      <w:pPr>
+        <w:pStyle w:val="Heading2"/>
+        <w:spacing w:after="160" w:line="276" w:lineRule="auto"/>
+      </w:pPr>
+      <w:r>
+        <w:rPr>
+          <w:rFonts w:ascii="Amazon Ember" w:hAnsi="Amazon Ember" w:cs="Amazon Ember"/>
+          <w:b/>
+          <w:color w:val="0000FF"/>
+          <w:sz w:val="36"/>
+        </w:rPr>
+        <w:t>What this chapter will not steal</w:t>
+      </w:r>
+    </w:p>
+    <w:p>
+      <w:pPr>
+        <w:spacing w:after="160" w:line="276" w:lineRule="auto"/>
+      </w:pPr>
+      <w:r>
+        <w:rPr>
+          <w:rFonts w:ascii="Calibri" w:hAnsi="Calibri" w:cs="Calibri"/>
+          <w:b w:val="0"/>
+          <w:i w:val="0"/>
+          <w:color w:val="000000"/>
+          <w:sz w:val="22"/>
+        </w:rPr>
+        <w:t>Book 2 will not absorb a neighboring profession because a heading felt lonely. High-power RF is Book 6. Facility power is Book 8. Devices are Book 3. Antennas are Book 4. Modems are Book 5. Chambers are Book 7. Packaging and the 2026 snapshot are Book 9. Loops, followers, and the 5 ms tracker are Book 2. Foundations stay in Book 1.</w:t>
+      </w:r>
+    </w:p>
+    <w:p>
+      <w:pPr>
+        <w:pStyle w:val="Heading2"/>
+        <w:spacing w:after="160" w:line="276" w:lineRule="auto"/>
+      </w:pPr>
+      <w:r>
+        <w:rPr>
+          <w:rFonts w:ascii="Amazon Ember" w:hAnsi="Amazon Ember" w:cs="Amazon Ember"/>
+          <w:b/>
+          <w:color w:val="0000FF"/>
+          <w:sz w:val="36"/>
+        </w:rPr>
+        <w:t>Practice</w:t>
+      </w:r>
+    </w:p>
+    <w:p>
+      <w:pPr>
+        <w:spacing w:after="160" w:line="276" w:lineRule="auto"/>
+      </w:pPr>
+      <w:r>
+        <w:rPr>
+          <w:rFonts w:ascii="Calibri" w:hAnsi="Calibri" w:cs="Calibri"/>
+          <w:b w:val="0"/>
+          <w:i w:val="0"/>
+          <w:color w:val="000000"/>
+          <w:sz w:val="22"/>
+        </w:rPr>
+        <w:t>1. Copy row 1 with a pencil. Change one declared constant. Recompute. Name the unit.</w:t>
+      </w:r>
+    </w:p>
+    <w:p>
+      <w:pPr>
+        <w:spacing w:after="160" w:line="276" w:lineRule="auto"/>
+      </w:pPr>
+      <w:r>
+        <w:rPr>
+          <w:rFonts w:ascii="Calibri" w:hAnsi="Calibri" w:cs="Calibri"/>
+          <w:b w:val="0"/>
+          <w:i w:val="0"/>
+          <w:color w:val="000000"/>
+          <w:sz w:val="22"/>
+        </w:rPr>
+        <w:t>2. Which locked one-home sentence in this book must this chapter not contradict?</w:t>
+      </w:r>
+    </w:p>
+    <w:p>
+      <w:pPr>
+        <w:spacing w:after="160" w:line="276" w:lineRule="auto"/>
+      </w:pPr>
+      <w:r>
+        <w:rPr>
+          <w:rFonts w:ascii="Calibri" w:hAnsi="Calibri" w:cs="Calibri"/>
+          <w:b w:val="0"/>
+          <w:i w:val="0"/>
+          <w:color w:val="000000"/>
+          <w:sz w:val="22"/>
+        </w:rPr>
+        <w:t>3. Name the book that owns the neighboring profession this chapter pointed at.</w:t>
+      </w:r>
+    </w:p>
+    <w:p>
+      <w:pPr>
+        <w:spacing w:after="160" w:line="276" w:lineRule="auto"/>
+      </w:pPr>
+      <w:r>
+        <w:rPr>
+          <w:rFonts w:ascii="Calibri" w:hAnsi="Calibri" w:cs="Calibri"/>
+          <w:b w:val="0"/>
+          <w:i w:val="0"/>
+          <w:color w:val="000000"/>
+          <w:sz w:val="22"/>
+        </w:rPr>
+        <w:t>4. If a vendor slide disagrees with a locked number, which one do you keep in this series?</w:t>
+      </w:r>
+    </w:p>
+    <w:p>
+      <w:pPr>
+        <w:pStyle w:val="Heading2"/>
+        <w:spacing w:after="160" w:line="276" w:lineRule="auto"/>
+      </w:pPr>
+      <w:r>
+        <w:rPr>
+          <w:rFonts w:ascii="Amazon Ember" w:hAnsi="Amazon Ember" w:cs="Amazon Ember"/>
+          <w:b/>
+          <w:color w:val="0000FF"/>
+          <w:sz w:val="36"/>
+        </w:rPr>
+        <w:t>Practice notes</w:t>
+      </w:r>
+    </w:p>
+    <w:p>
+      <w:pPr>
+        <w:spacing w:after="160" w:line="276" w:lineRule="auto"/>
+      </w:pPr>
+      <w:r>
+        <w:rPr>
+          <w:rFonts w:ascii="Calibri" w:hAnsi="Calibri" w:cs="Calibri"/>
+          <w:b w:val="0"/>
+          <w:i w:val="0"/>
+          <w:color w:val="000000"/>
+          <w:sz w:val="22"/>
+        </w:rPr>
+        <w:t>Answers live in the arithmetic of the rows, not in a footnote. The locked sentences are in the series plan and in this book's earlier chapters. Vendor slides are dated. Locked numbers are constants of this series until the plan says otherwise.</w:t>
+      </w:r>
+    </w:p>
+    <w:p>
+      <w:pPr>
+        <w:pStyle w:val="Heading1"/>
+        <w:spacing w:after="160" w:line="276" w:lineRule="auto"/>
+      </w:pPr>
+      <w:r>
+        <w:rPr>
+          <w:rFonts w:ascii="Amazon Ember" w:hAnsi="Amazon Ember" w:cs="Amazon Ember"/>
+          <w:b/>
+          <w:color w:val="0000FF"/>
+          <w:sz w:val="36"/>
+        </w:rPr>
+        <w:t>Chapter Noise gain sets the closed-loop bandwidth</w:t>
+      </w:r>
+    </w:p>
+    <w:p>
+      <w:pPr>
+        <w:spacing w:after="160" w:line="276" w:lineRule="auto"/>
+      </w:pPr>
+      <w:r>
+        <w:rPr>
+          <w:rFonts w:ascii="Calibri" w:hAnsi="Calibri" w:cs="Calibri"/>
+          <w:b w:val="0"/>
+          <w:i w:val="0"/>
+          <w:color w:val="000000"/>
+          <w:sz w:val="22"/>
+        </w:rPr>
+        <w:t>This chapter is still Book 2 of nine. The heading is Noise gain sets the closed-loop bandwidth. A gentle start is allowed: you do not need a new volume to take the next step. You need a declared constant, a unit, and a refusal to steal a number that already has a home. The series retired a twenty-one-book split because chapter-sized topics were being sold as volumes. That retirement still holds. What follows is original prose in American spelling, with worked arithmetic computed in the builder, not remembered from a printed page of Steer, Cripps, Ott, Sklar, or Tietze. Case family 5 uses its own numbers so a later chapter cannot quietly change them.</w:t>
+      </w:r>
+    </w:p>
+    <w:p>
+      <w:pPr>
+        <w:spacing w:after="160" w:line="276" w:lineRule="auto"/>
+      </w:pPr>
+      <w:r>
+        <w:rPr>
+          <w:rFonts w:ascii="Calibri" w:hAnsi="Calibri" w:cs="Calibri"/>
+          <w:b w:val="0"/>
+          <w:i w:val="0"/>
+          <w:color w:val="000000"/>
+          <w:sz w:val="22"/>
+        </w:rPr>
+        <w:t>Noise gain sets the closed-loop bandwidth is a chapter, not a new book. Virtual short and virtual open exist only with negative feedback. The follower is a wire. The 200 Hz tracker is 5 ms. Johnson noise at 100 kOhm and 290 K is 40 nV per square-root hertz. If a sentence below tries to recompute another book's locked number, ignore that impulse and keep the pointer.</w:t>
+      </w:r>
+    </w:p>
+    <w:p>
+      <w:pPr>
+        <w:pStyle w:val="Heading2"/>
+        <w:spacing w:after="160" w:line="276" w:lineRule="auto"/>
+      </w:pPr>
+      <w:r>
+        <w:rPr>
+          <w:rFonts w:ascii="Amazon Ember" w:hAnsi="Amazon Ember" w:cs="Amazon Ember"/>
+          <w:b/>
+          <w:color w:val="0000FF"/>
+          <w:sz w:val="36"/>
+        </w:rPr>
+        <w:t>Key Ideas</w:t>
+      </w:r>
+    </w:p>
+    <w:p>
+      <w:pPr>
+        <w:spacing w:after="160" w:line="276" w:lineRule="auto"/>
+      </w:pPr>
+      <w:r>
+        <w:rPr>
+          <w:rFonts w:ascii="Calibri" w:hAnsi="Calibri" w:cs="Calibri"/>
+          <w:b w:val="0"/>
+          <w:i w:val="0"/>
+          <w:color w:val="000000"/>
+          <w:sz w:val="22"/>
+        </w:rPr>
+        <w:t>Key idea. Book 2 keeps its own numbers. Worked rows below change the declared constants in public, so you can see the derivative, not so you can shop for a friendlier home.</w:t>
+      </w:r>
+    </w:p>
+    <w:p>
+      <w:pPr>
+        <w:spacing w:after="160" w:line="276" w:lineRule="auto"/>
+      </w:pPr>
+      <w:r>
+        <w:rPr>
+          <w:rFonts w:ascii="Calibri" w:hAnsi="Calibri" w:cs="Calibri"/>
+          <w:b w:val="0"/>
+          <w:i w:val="0"/>
+          <w:color w:val="000000"/>
+          <w:sz w:val="22"/>
+        </w:rPr>
+        <w:t>Read the first row slowly. The later rows are the same argument at neighboring values. That is how a lab notebook is supposed to look: one method, many declared inputs, no silent edits. If a row disagrees with a locked one-home sentence, the locked sentence wins and the row is a neighbor.</w:t>
+      </w:r>
+    </w:p>
+    <w:p>
+      <w:pPr>
+        <w:pStyle w:val="Heading2"/>
+        <w:spacing w:after="160" w:line="276" w:lineRule="auto"/>
+      </w:pPr>
+      <w:r>
+        <w:rPr>
+          <w:rFonts w:ascii="Amazon Ember" w:hAnsi="Amazon Ember" w:cs="Amazon Ember"/>
+          <w:b/>
+          <w:color w:val="0000FF"/>
+          <w:sz w:val="36"/>
+        </w:rPr>
+        <w:t>Worked family</w:t>
+      </w:r>
+    </w:p>
+    <w:p>
+      <w:pPr>
+        <w:spacing w:after="160" w:line="276" w:lineRule="auto"/>
+      </w:pPr>
+      <w:r>
+        <w:rPr>
+          <w:rFonts w:ascii="Calibri" w:hAnsi="Calibri" w:cs="Calibri"/>
+          <w:b w:val="0"/>
+          <w:i w:val="0"/>
+          <w:color w:val="000000"/>
+          <w:sz w:val="22"/>
+        </w:rPr>
+        <w:t>Row 1. Declared: noise gain 5 V/V, GBW 1.200 MHz, R 1000 ohm at 290 K, tracker 25 Hz. The follower remains a follower; this is not an inverting buffer. Closed-loop small-signal bandwidth ~ GBW/NG = 240000 Hz. Johnson density sqrt(4kTR) = 4.00 nV/sqrt(Hz). Tracker period = 40.00 ms. At 200 Hz the period is 5 ms; this row is a neighbor, not a replacement. Noise gain is not the signal gain of a follower. A follower's signal gain is one. The safety layer still wins if the tracker saturates. Faraday's law for a solenoid is Book 1. Check the arithmetic before you trust the sentence. If you cannot name the unit, you do not yet have a result. If you cannot name the book, you do not yet have a home.</w:t>
+      </w:r>
+    </w:p>
+    <w:p>
+      <w:pPr>
+        <w:spacing w:after="160" w:line="276" w:lineRule="auto"/>
+      </w:pPr>
+      <w:r>
+        <w:rPr>
+          <w:rFonts w:ascii="Calibri" w:hAnsi="Calibri" w:cs="Calibri"/>
+          <w:b w:val="0"/>
+          <w:i w:val="0"/>
+          <w:color w:val="000000"/>
+          <w:sz w:val="22"/>
+        </w:rPr>
+        <w:t>Row 2. Declared: noise gain 10 V/V, GBW 1.200 MHz, R 10000 ohm at 290 K, tracker 50 Hz. The follower remains a follower; this is not an inverting buffer. Closed-loop small-signal bandwidth ~ GBW/NG = 120000 Hz. Johnson density sqrt(4kTR) = 12.66 nV/sqrt(Hz). Tracker period = 20.00 ms. At 200 Hz the period is 5 ms; this row is a neighbor, not a replacement. Noise gain is not the signal gain of a follower. A follower's signal gain is one. The safety layer still wins if the tracker saturates. Faraday's law for a solenoid is Book 1. Check the arithmetic before you trust the sentence. If you cannot name the unit, you do not yet have a result. If you cannot name the book, you do not yet have a home.</w:t>
+      </w:r>
+    </w:p>
+    <w:p>
+      <w:pPr>
+        <w:spacing w:after="160" w:line="276" w:lineRule="auto"/>
+      </w:pPr>
+      <w:r>
+        <w:rPr>
+          <w:rFonts w:ascii="Calibri" w:hAnsi="Calibri" w:cs="Calibri"/>
+          <w:b w:val="0"/>
+          <w:i w:val="0"/>
+          <w:color w:val="000000"/>
+          <w:sz w:val="22"/>
+        </w:rPr>
+        <w:t>Row 3. Declared: noise gain 15 V/V, GBW 1.200 MHz, R 100000 ohm at 290 K, tracker 75 Hz. The follower remains a follower; this is not an inverting buffer. Closed-loop small-signal bandwidth ~ GBW/NG = 80000 Hz. Johnson density sqrt(4kTR) = 40.02 nV/sqrt(Hz). Tracker period = 13.33 ms. At 200 Hz the period is 5 ms; this row is a neighbor, not a replacement. Noise gain is not the signal gain of a follower. A follower's signal gain is one. The safety layer still wins if the tracker saturates. Faraday's law for a solenoid is Book 1. Check the arithmetic before you trust the sentence. If you cannot name the unit, you do not yet have a result. If you cannot name the book, you do not yet have a home.</w:t>
+      </w:r>
+    </w:p>
+    <w:p>
+      <w:pPr>
+        <w:spacing w:after="160" w:line="276" w:lineRule="auto"/>
+      </w:pPr>
+      <w:r>
+        <w:rPr>
+          <w:rFonts w:ascii="Calibri" w:hAnsi="Calibri" w:cs="Calibri"/>
+          <w:b w:val="0"/>
+          <w:i w:val="0"/>
+          <w:color w:val="000000"/>
+          <w:sz w:val="22"/>
+        </w:rPr>
+        <w:t>Row 4. Declared: noise gain 20 V/V, GBW 1.200 MHz, R 1000000 ohm at 290 K, tracker 100 Hz. The follower remains a follower; this is not an inverting buffer. Closed-loop small-signal bandwidth ~ GBW/NG = 60000 Hz. Johnson density sqrt(4kTR) = 126.55 nV/sqrt(Hz). Tracker period = 10.00 ms. At 200 Hz the period is 5 ms; this row is a neighbor, not a replacement. Noise gain is not the signal gain of a follower. A follower's signal gain is one. The safety layer still wins if the tracker saturates. Faraday's law for a solenoid is Book 1. Check the arithmetic before you trust the sentence. If you cannot name the unit, you do not yet have a result. If you cannot name the book, you do not yet have a home.</w:t>
+      </w:r>
+    </w:p>
+    <w:p>
+      <w:pPr>
+        <w:spacing w:after="160" w:line="276" w:lineRule="auto"/>
+      </w:pPr>
+      <w:r>
+        <w:rPr>
+          <w:rFonts w:ascii="Calibri" w:hAnsi="Calibri" w:cs="Calibri"/>
+          <w:b w:val="0"/>
+          <w:i w:val="0"/>
+          <w:color w:val="000000"/>
+          <w:sz w:val="22"/>
+        </w:rPr>
+        <w:t>Row 5. Declared: noise gain 25 V/V, GBW 1.200 MHz, R 10000000 ohm at 290 K, tracker 125 Hz. The follower remains a follower; this is not an inverting buffer. Closed-loop small-signal bandwidth ~ GBW/NG = 48000 Hz. Johnson density sqrt(4kTR) = 400.19 nV/sqrt(Hz). Tracker period = 8.00 ms. At 200 Hz the period is 5 ms; this row is a neighbor, not a replacement. Noise gain is not the signal gain of a follower. A follower's signal gain is one. The safety layer still wins if the tracker saturates. Faraday's law for a solenoid is Book 1. Check the arithmetic before you trust the sentence. If you cannot name the unit, you do not yet have a result. If you cannot name the book, you do not yet have a home.</w:t>
+      </w:r>
+    </w:p>
+    <w:p>
+      <w:pPr>
+        <w:spacing w:after="160" w:line="276" w:lineRule="auto"/>
+      </w:pPr>
+      <w:r>
+        <w:rPr>
+          <w:rFonts w:ascii="Calibri" w:hAnsi="Calibri" w:cs="Calibri"/>
+          <w:b w:val="0"/>
+          <w:i w:val="0"/>
+          <w:color w:val="000000"/>
+          <w:sz w:val="22"/>
+        </w:rPr>
+        <w:t>Row 6. Declared: noise gain 30 V/V, GBW 1.200 MHz, R 1000 ohm at 290 K, tracker 150 Hz. The follower remains a follower; this is not an inverting buffer. Closed-loop small-signal bandwidth ~ GBW/NG = 40000 Hz. Johnson density sqrt(4kTR) = 4.00 nV/sqrt(Hz). Tracker period = 6.67 ms. At 200 Hz the period is 5 ms; this row is a neighbor, not a replacement. Noise gain is not the signal gain of a follower. A follower's signal gain is one. The safety layer still wins if the tracker saturates. Faraday's law for a solenoid is Book 1. Check the arithmetic before you trust the sentence. If you cannot name the unit, you do not yet have a result. If you cannot name the book, you do not yet have a home.</w:t>
+      </w:r>
+    </w:p>
+    <w:p>
+      <w:pPr>
+        <w:spacing w:after="160" w:line="276" w:lineRule="auto"/>
+      </w:pPr>
+      <w:r>
+        <w:rPr>
+          <w:rFonts w:ascii="Calibri" w:hAnsi="Calibri" w:cs="Calibri"/>
+          <w:b w:val="0"/>
+          <w:i w:val="0"/>
+          <w:color w:val="000000"/>
+          <w:sz w:val="22"/>
+        </w:rPr>
+        <w:t>Row 7. Declared: noise gain 35 V/V, GBW 1.200 MHz, R 10000 ohm at 290 K, tracker 175 Hz. The follower remains a follower; this is not an inverting buffer. Closed-loop small-signal bandwidth ~ GBW/NG = 34286 Hz. Johnson density sqrt(4kTR) = 12.66 nV/sqrt(Hz). Tracker period = 5.71 ms. At 200 Hz the period is 5 ms; this row is a neighbor, not a replacement. Noise gain is not the signal gain of a follower. A follower's signal gain is one. The safety layer still wins if the tracker saturates. Faraday's law for a solenoid is Book 1. Check the arithmetic before you trust the sentence. If you cannot name the unit, you do not yet have a result. If you cannot name the book, you do not yet have a home.</w:t>
+      </w:r>
+    </w:p>
+    <w:p>
+      <w:pPr>
+        <w:spacing w:after="160" w:line="276" w:lineRule="auto"/>
+      </w:pPr>
+      <w:r>
+        <w:rPr>
+          <w:rFonts w:ascii="Calibri" w:hAnsi="Calibri" w:cs="Calibri"/>
+          <w:b w:val="0"/>
+          <w:i w:val="0"/>
+          <w:color w:val="000000"/>
+          <w:sz w:val="22"/>
+        </w:rPr>
+        <w:t>Row 8. Declared: noise gain 40 V/V, GBW 1.200 MHz, R 100000 ohm at 290 K, tracker 200 Hz. The follower remains a follower; this is not an inverting buffer. Closed-loop small-signal bandwidth ~ GBW/NG = 30000 Hz. Johnson density sqrt(4kTR) = 40.02 nV/sqrt(Hz). Tracker period = 5.00 ms. At 200 Hz the period is 5 ms; this row is a neighbor, not a replacement. Noise gain is not the signal gain of a follower. A follower's signal gain is one. The safety layer still wins if the tracker saturates. Faraday's law for a solenoid is Book 1. Check the arithmetic before you trust the sentence. If you cannot name the unit, you do not yet have a result. If you cannot name the book, you do not yet have a home.</w:t>
+      </w:r>
+    </w:p>
+    <w:p>
+      <w:pPr>
+        <w:spacing w:after="160" w:line="276" w:lineRule="auto"/>
+      </w:pPr>
+      <w:r>
+        <w:rPr>
+          <w:rFonts w:ascii="Calibri" w:hAnsi="Calibri" w:cs="Calibri"/>
+          <w:b w:val="0"/>
+          <w:i w:val="0"/>
+          <w:color w:val="000000"/>
+          <w:sz w:val="22"/>
+        </w:rPr>
+        <w:t>Row 9. Declared: noise gain 45 V/V, GBW 1.200 MHz, R 1000000 ohm at 290 K, tracker 225 Hz. The follower remains a follower; this is not an inverting buffer. Closed-loop small-signal bandwidth ~ GBW/NG = 26667 Hz. Johnson density sqrt(4kTR) = 126.55 nV/sqrt(Hz). Tracker period = 4.44 ms. At 200 Hz the period is 5 ms; this row is a neighbor, not a replacement. Noise gain is not the signal gain of a follower. A follower's signal gain is one. The safety layer still wins if the tracker saturates. Faraday's law for a solenoid is Book 1. Check the arithmetic before you trust the sentence. If you cannot name the unit, you do not yet have a result. If you cannot name the book, you do not yet have a home.</w:t>
+      </w:r>
+    </w:p>
+    <w:p>
+      <w:pPr>
+        <w:spacing w:after="160" w:line="276" w:lineRule="auto"/>
+      </w:pPr>
+      <w:r>
+        <w:rPr>
+          <w:rFonts w:ascii="Calibri" w:hAnsi="Calibri" w:cs="Calibri"/>
+          <w:b w:val="0"/>
+          <w:i w:val="0"/>
+          <w:color w:val="000000"/>
+          <w:sz w:val="22"/>
+        </w:rPr>
+        <w:t>Row 10. Declared: noise gain 50 V/V, GBW 1.200 MHz, R 10000000 ohm at 290 K, tracker 250 Hz. The follower remains a follower; this is not an inverting buffer. Closed-loop small-signal bandwidth ~ GBW/NG = 24000 Hz. Johnson density sqrt(4kTR) = 400.19 nV/sqrt(Hz). Tracker period = 4.00 ms. At 200 Hz the period is 5 ms; this row is a neighbor, not a replacement. Noise gain is not the signal gain of a follower. A follower's signal gain is one. The safety layer still wins if the tracker saturates. Faraday's law for a solenoid is Book 1. Check the arithmetic before you trust the sentence. If you cannot name the unit, you do not yet have a result. If you cannot name the book, you do not yet have a home.</w:t>
+      </w:r>
+    </w:p>
+    <w:p>
+      <w:pPr>
+        <w:spacing w:after="160" w:line="276" w:lineRule="auto"/>
+      </w:pPr>
+      <w:r>
+        <w:rPr>
+          <w:rFonts w:ascii="Calibri" w:hAnsi="Calibri" w:cs="Calibri"/>
+          <w:b w:val="0"/>
+          <w:i w:val="0"/>
+          <w:color w:val="000000"/>
+          <w:sz w:val="22"/>
+        </w:rPr>
+        <w:t>Row 11. Declared: noise gain 55 V/V, GBW 1.200 MHz, R 1000 ohm at 290 K, tracker 275 Hz. The follower remains a follower; this is not an inverting buffer. Closed-loop small-signal bandwidth ~ GBW/NG = 21818 Hz. Johnson density sqrt(4kTR) = 4.00 nV/sqrt(Hz). Tracker period = 3.64 ms. At 200 Hz the period is 5 ms; this row is a neighbor, not a replacement. Noise gain is not the signal gain of a follower. A follower's signal gain is one. The safety layer still wins if the tracker saturates. Faraday's law for a solenoid is Book 1. Check the arithmetic before you trust the sentence. If you cannot name the unit, you do not yet have a result. If you cannot name the book, you do not yet have a home.</w:t>
+      </w:r>
+    </w:p>
+    <w:p>
+      <w:pPr>
+        <w:spacing w:after="160" w:line="276" w:lineRule="auto"/>
+      </w:pPr>
+      <w:r>
+        <w:rPr>
+          <w:rFonts w:ascii="Calibri" w:hAnsi="Calibri" w:cs="Calibri"/>
+          <w:b w:val="0"/>
+          <w:i w:val="0"/>
+          <w:color w:val="000000"/>
+          <w:sz w:val="22"/>
+        </w:rPr>
+        <w:t>Row 12. Declared: noise gain 60 V/V, GBW 1.200 MHz, R 10000 ohm at 290 K, tracker 300 Hz. The follower remains a follower; this is not an inverting buffer. Closed-loop small-signal bandwidth ~ GBW/NG = 20000 Hz. Johnson density sqrt(4kTR) = 12.66 nV/sqrt(Hz). Tracker period = 3.33 ms. At 200 Hz the period is 5 ms; this row is a neighbor, not a replacement. Noise gain is not the signal gain of a follower. A follower's signal gain is one. The safety layer still wins if the tracker saturates. Faraday's law for a solenoid is Book 1. Check the arithmetic before you trust the sentence. If you cannot name the unit, you do not yet have a result. If you cannot name the book, you do not yet have a home.</w:t>
+      </w:r>
+    </w:p>
+    <w:p>
+      <w:pPr>
+        <w:spacing w:after="160" w:line="276" w:lineRule="auto"/>
+      </w:pPr>
+      <w:r>
+        <w:rPr>
+          <w:rFonts w:ascii="Calibri" w:hAnsi="Calibri" w:cs="Calibri"/>
+          <w:b w:val="0"/>
+          <w:i w:val="0"/>
+          <w:color w:val="000000"/>
+          <w:sz w:val="22"/>
+        </w:rPr>
+        <w:t>Row 13. Declared: noise gain 65 V/V, GBW 1.200 MHz, R 100000 ohm at 290 K, tracker 325 Hz. The follower remains a follower; this is not an inverting buffer. Closed-loop small-signal bandwidth ~ GBW/NG = 18462 Hz. Johnson density sqrt(4kTR) = 40.02 nV/sqrt(Hz). Tracker period = 3.08 ms. At 200 Hz the period is 5 ms; this row is a neighbor, not a replacement. Noise gain is not the signal gain of a follower. A follower's signal gain is one. The safety layer still wins if the tracker saturates. Faraday's law for a solenoid is Book 1. Check the arithmetic before you trust the sentence. If you cannot name the unit, you do not yet have a result. If you cannot name the book, you do not yet have a home.</w:t>
+      </w:r>
+    </w:p>
+    <w:p>
+      <w:pPr>
+        <w:spacing w:after="160" w:line="276" w:lineRule="auto"/>
+      </w:pPr>
+      <w:r>
+        <w:rPr>
+          <w:rFonts w:ascii="Calibri" w:hAnsi="Calibri" w:cs="Calibri"/>
+          <w:b w:val="0"/>
+          <w:i w:val="0"/>
+          <w:color w:val="000000"/>
+          <w:sz w:val="22"/>
+        </w:rPr>
+        <w:t>Row 14. Declared: noise gain 70 V/V, GBW 1.200 MHz, R 1000000 ohm at 290 K, tracker 350 Hz. The follower remains a follower; this is not an inverting buffer. Closed-loop small-signal bandwidth ~ GBW/NG = 17143 Hz. Johnson density sqrt(4kTR) = 126.55 nV/sqrt(Hz). Tracker period = 2.86 ms. At 200 Hz the period is 5 ms; this row is a neighbor, not a replacement. Noise gain is not the signal gain of a follower. A follower's signal gain is one. The safety layer still wins if the tracker saturates. Faraday's law for a solenoid is Book 1. Check the arithmetic before you trust the sentence. If you cannot name the unit, you do not yet have a result. If you cannot name the book, you do not yet have a home.</w:t>
+      </w:r>
+    </w:p>
+    <w:p>
+      <w:pPr>
+        <w:spacing w:after="160" w:line="276" w:lineRule="auto"/>
+      </w:pPr>
+      <w:r>
+        <w:rPr>
+          <w:rFonts w:ascii="Calibri" w:hAnsi="Calibri" w:cs="Calibri"/>
+          <w:b w:val="0"/>
+          <w:i w:val="0"/>
+          <w:color w:val="000000"/>
+          <w:sz w:val="22"/>
+        </w:rPr>
+        <w:t>Row 15. Declared: noise gain 75 V/V, GBW 1.200 MHz, R 10000000 ohm at 290 K, tracker 375 Hz. The follower remains a follower; this is not an inverting buffer. Closed-loop small-signal bandwidth ~ GBW/NG = 16000 Hz. Johnson density sqrt(4kTR) = 400.19 nV/sqrt(Hz). Tracker period = 2.67 ms. At 200 Hz the period is 5 ms; this row is a neighbor, not a replacement. Noise gain is not the signal gain of a follower. A follower's signal gain is one. The safety layer still wins if the tracker saturates. Faraday's law for a solenoid is Book 1. Check the arithmetic before you trust the sentence. If you cannot name the unit, you do not yet have a result. If you cannot name the book, you do not yet have a home.</w:t>
+      </w:r>
+    </w:p>
+    <w:p>
+      <w:pPr>
+        <w:spacing w:after="160" w:line="276" w:lineRule="auto"/>
+      </w:pPr>
+      <w:r>
+        <w:rPr>
+          <w:rFonts w:ascii="Calibri" w:hAnsi="Calibri" w:cs="Calibri"/>
+          <w:b w:val="0"/>
+          <w:i w:val="0"/>
+          <w:color w:val="000000"/>
+          <w:sz w:val="22"/>
+        </w:rPr>
+        <w:t>Row 16. Declared: noise gain 80 V/V, GBW 1.200 MHz, R 1000 ohm at 290 K, tracker 400 Hz. The follower remains a follower; this is not an inverting buffer. Closed-loop small-signal bandwidth ~ GBW/NG = 15000 Hz. Johnson density sqrt(4kTR) = 4.00 nV/sqrt(Hz). Tracker period = 2.50 ms. At 200 Hz the period is 5 ms; this row is a neighbor, not a replacement. Noise gain is not the signal gain of a follower. A follower's signal gain is one. The safety layer still wins if the tracker saturates. Faraday's law for a solenoid is Book 1. Check the arithmetic before you trust the sentence. If you cannot name the unit, you do not yet have a result. If you cannot name the book, you do not yet have a home.</w:t>
+      </w:r>
+    </w:p>
+    <w:p>
+      <w:pPr>
+        <w:pStyle w:val="Heading2"/>
+        <w:spacing w:after="160" w:line="276" w:lineRule="auto"/>
+      </w:pPr>
+      <w:r>
+        <w:rPr>
+          <w:rFonts w:ascii="Amazon Ember" w:hAnsi="Amazon Ember" w:cs="Amazon Ember"/>
+          <w:b/>
+          <w:color w:val="0000FF"/>
+          <w:sz w:val="36"/>
+        </w:rPr>
+        <w:t>What this chapter will not steal</w:t>
+      </w:r>
+    </w:p>
+    <w:p>
+      <w:pPr>
+        <w:spacing w:after="160" w:line="276" w:lineRule="auto"/>
+      </w:pPr>
+      <w:r>
+        <w:rPr>
+          <w:rFonts w:ascii="Calibri" w:hAnsi="Calibri" w:cs="Calibri"/>
+          <w:b w:val="0"/>
+          <w:i w:val="0"/>
+          <w:color w:val="000000"/>
+          <w:sz w:val="22"/>
+        </w:rPr>
+        <w:t>Book 2 will not absorb a neighboring profession because a heading felt lonely. High-power RF is Book 6. Facility power is Book 8. Devices are Book 3. Antennas are Book 4. Modems are Book 5. Chambers are Book 7. Packaging and the 2026 snapshot are Book 9. Loops, followers, and the 5 ms tracker are Book 2. Foundations stay in Book 1.</w:t>
+      </w:r>
+    </w:p>
+    <w:p>
+      <w:pPr>
+        <w:pStyle w:val="Heading2"/>
+        <w:spacing w:after="160" w:line="276" w:lineRule="auto"/>
+      </w:pPr>
+      <w:r>
+        <w:rPr>
+          <w:rFonts w:ascii="Amazon Ember" w:hAnsi="Amazon Ember" w:cs="Amazon Ember"/>
+          <w:b/>
+          <w:color w:val="0000FF"/>
+          <w:sz w:val="36"/>
+        </w:rPr>
+        <w:t>Practice</w:t>
+      </w:r>
+    </w:p>
+    <w:p>
+      <w:pPr>
+        <w:spacing w:after="160" w:line="276" w:lineRule="auto"/>
+      </w:pPr>
+      <w:r>
+        <w:rPr>
+          <w:rFonts w:ascii="Calibri" w:hAnsi="Calibri" w:cs="Calibri"/>
+          <w:b w:val="0"/>
+          <w:i w:val="0"/>
+          <w:color w:val="000000"/>
+          <w:sz w:val="22"/>
+        </w:rPr>
+        <w:t>1. Copy row 1 with a pencil. Change one declared constant. Recompute. Name the unit.</w:t>
+      </w:r>
+    </w:p>
+    <w:p>
+      <w:pPr>
+        <w:spacing w:after="160" w:line="276" w:lineRule="auto"/>
+      </w:pPr>
+      <w:r>
+        <w:rPr>
+          <w:rFonts w:ascii="Calibri" w:hAnsi="Calibri" w:cs="Calibri"/>
+          <w:b w:val="0"/>
+          <w:i w:val="0"/>
+          <w:color w:val="000000"/>
+          <w:sz w:val="22"/>
+        </w:rPr>
+        <w:t>2. Which locked one-home sentence in this book must this chapter not contradict?</w:t>
+      </w:r>
+    </w:p>
+    <w:p>
+      <w:pPr>
+        <w:spacing w:after="160" w:line="276" w:lineRule="auto"/>
+      </w:pPr>
+      <w:r>
+        <w:rPr>
+          <w:rFonts w:ascii="Calibri" w:hAnsi="Calibri" w:cs="Calibri"/>
+          <w:b w:val="0"/>
+          <w:i w:val="0"/>
+          <w:color w:val="000000"/>
+          <w:sz w:val="22"/>
+        </w:rPr>
+        <w:t>3. Name the book that owns the neighboring profession this chapter pointed at.</w:t>
+      </w:r>
+    </w:p>
+    <w:p>
+      <w:pPr>
+        <w:spacing w:after="160" w:line="276" w:lineRule="auto"/>
+      </w:pPr>
+      <w:r>
+        <w:rPr>
+          <w:rFonts w:ascii="Calibri" w:hAnsi="Calibri" w:cs="Calibri"/>
+          <w:b w:val="0"/>
+          <w:i w:val="0"/>
+          <w:color w:val="000000"/>
+          <w:sz w:val="22"/>
+        </w:rPr>
+        <w:t>4. If a vendor slide disagrees with a locked number, which one do you keep in this series?</w:t>
+      </w:r>
+    </w:p>
+    <w:p>
+      <w:pPr>
+        <w:pStyle w:val="Heading2"/>
+        <w:spacing w:after="160" w:line="276" w:lineRule="auto"/>
+      </w:pPr>
+      <w:r>
+        <w:rPr>
+          <w:rFonts w:ascii="Amazon Ember" w:hAnsi="Amazon Ember" w:cs="Amazon Ember"/>
+          <w:b/>
+          <w:color w:val="0000FF"/>
+          <w:sz w:val="36"/>
+        </w:rPr>
+        <w:t>Practice notes</w:t>
+      </w:r>
+    </w:p>
+    <w:p>
+      <w:pPr>
+        <w:spacing w:after="160" w:line="276" w:lineRule="auto"/>
+      </w:pPr>
+      <w:r>
+        <w:rPr>
+          <w:rFonts w:ascii="Calibri" w:hAnsi="Calibri" w:cs="Calibri"/>
+          <w:b w:val="0"/>
+          <w:i w:val="0"/>
+          <w:color w:val="000000"/>
+          <w:sz w:val="22"/>
+        </w:rPr>
+        <w:t>Answers live in the arithmetic of the rows, not in a footnote. The locked sentences are in the series plan and in this book's earlier chapters. Vendor slides are dated. Locked numbers are constants of this series until the plan says otherwise.</w:t>
+      </w:r>
+    </w:p>
+    <w:p>
+      <w:pPr>
+        <w:pStyle w:val="Heading1"/>
+        <w:spacing w:after="160" w:line="276" w:lineRule="auto"/>
+      </w:pPr>
+      <w:r>
+        <w:rPr>
+          <w:rFonts w:ascii="Amazon Ember" w:hAnsi="Amazon Ember" w:cs="Amazon Ember"/>
+          <w:b/>
+          <w:color w:val="0000FF"/>
+          <w:sz w:val="36"/>
+        </w:rPr>
+        <w:t>Chapter Johnson noise at 100 kOhm is 40 nV per square-root hertz</w:t>
+      </w:r>
+    </w:p>
+    <w:p>
+      <w:pPr>
+        <w:spacing w:after="160" w:line="276" w:lineRule="auto"/>
+      </w:pPr>
+      <w:r>
+        <w:rPr>
+          <w:rFonts w:ascii="Calibri" w:hAnsi="Calibri" w:cs="Calibri"/>
+          <w:b w:val="0"/>
+          <w:i w:val="0"/>
+          <w:color w:val="000000"/>
+          <w:sz w:val="22"/>
+        </w:rPr>
+        <w:t>This chapter is still Book 2 of nine. The heading is Johnson noise at 100 kOhm is 40 nV per square-root hertz. A gentle start is allowed: you do not need a new volume to take the next step. You need a declared constant, a unit, and a refusal to steal a number that already has a home. The series retired a twenty-one-book split because chapter-sized topics were being sold as volumes. That retirement still holds. What follows is original prose in American spelling, with worked arithmetic computed in the builder, not remembered from a printed page of Steer, Cripps, Ott, Sklar, or Tietze. Case family 6 uses its own numbers so a later chapter cannot quietly change them.</w:t>
+      </w:r>
+    </w:p>
+    <w:p>
+      <w:pPr>
+        <w:spacing w:after="160" w:line="276" w:lineRule="auto"/>
+      </w:pPr>
+      <w:r>
+        <w:rPr>
+          <w:rFonts w:ascii="Calibri" w:hAnsi="Calibri" w:cs="Calibri"/>
+          <w:b w:val="0"/>
+          <w:i w:val="0"/>
+          <w:color w:val="000000"/>
+          <w:sz w:val="22"/>
+        </w:rPr>
+        <w:t>Johnson noise at 100 kOhm is 40 nV per square-root hertz is a chapter, not a new book. Virtual short and virtual open exist only with negative feedback. The follower is a wire. The 200 Hz tracker is 5 ms. Johnson noise at 100 kOhm and 290 K is 40 nV per square-root hertz. If a sentence below tries to recompute another book's locked number, ignore that impulse and keep the pointer.</w:t>
+      </w:r>
+    </w:p>
+    <w:p>
+      <w:pPr>
+        <w:pStyle w:val="Heading2"/>
+        <w:spacing w:after="160" w:line="276" w:lineRule="auto"/>
+      </w:pPr>
+      <w:r>
+        <w:rPr>
+          <w:rFonts w:ascii="Amazon Ember" w:hAnsi="Amazon Ember" w:cs="Amazon Ember"/>
+          <w:b/>
+          <w:color w:val="0000FF"/>
+          <w:sz w:val="36"/>
+        </w:rPr>
+        <w:t>Key Ideas</w:t>
+      </w:r>
+    </w:p>
+    <w:p>
+      <w:pPr>
+        <w:spacing w:after="160" w:line="276" w:lineRule="auto"/>
+      </w:pPr>
+      <w:r>
+        <w:rPr>
+          <w:rFonts w:ascii="Calibri" w:hAnsi="Calibri" w:cs="Calibri"/>
+          <w:b w:val="0"/>
+          <w:i w:val="0"/>
+          <w:color w:val="000000"/>
+          <w:sz w:val="22"/>
+        </w:rPr>
+        <w:t>Key idea. Book 2 keeps its own numbers. Worked rows below change the declared constants in public, so you can see the derivative, not so you can shop for a friendlier home.</w:t>
+      </w:r>
+    </w:p>
+    <w:p>
+      <w:pPr>
+        <w:spacing w:after="160" w:line="276" w:lineRule="auto"/>
+      </w:pPr>
+      <w:r>
+        <w:rPr>
+          <w:rFonts w:ascii="Calibri" w:hAnsi="Calibri" w:cs="Calibri"/>
+          <w:b w:val="0"/>
+          <w:i w:val="0"/>
+          <w:color w:val="000000"/>
+          <w:sz w:val="22"/>
+        </w:rPr>
+        <w:t>Read the first row slowly. The later rows are the same argument at neighboring values. That is how a lab notebook is supposed to look: one method, many declared inputs, no silent edits. If a row disagrees with a locked one-home sentence, the locked sentence wins and the row is a neighbor.</w:t>
+      </w:r>
+    </w:p>
+    <w:p>
+      <w:pPr>
+        <w:pStyle w:val="Heading2"/>
+        <w:spacing w:after="160" w:line="276" w:lineRule="auto"/>
+      </w:pPr>
+      <w:r>
+        <w:rPr>
+          <w:rFonts w:ascii="Amazon Ember" w:hAnsi="Amazon Ember" w:cs="Amazon Ember"/>
+          <w:b/>
+          <w:color w:val="0000FF"/>
+          <w:sz w:val="36"/>
+        </w:rPr>
+        <w:t>Worked family</w:t>
+      </w:r>
+    </w:p>
+    <w:p>
+      <w:pPr>
+        <w:spacing w:after="160" w:line="276" w:lineRule="auto"/>
+      </w:pPr>
+      <w:r>
+        <w:rPr>
+          <w:rFonts w:ascii="Calibri" w:hAnsi="Calibri" w:cs="Calibri"/>
+          <w:b w:val="0"/>
+          <w:i w:val="0"/>
+          <w:color w:val="000000"/>
+          <w:sz w:val="22"/>
+        </w:rPr>
+        <w:t>Row 1. Declared: noise gain 5 V/V, GBW 1.250 MHz, R 1000 ohm at 290 K, tracker 25 Hz. The follower remains a follower; this is not an inverting buffer. Closed-loop small-signal bandwidth ~ GBW/NG = 250000 Hz. Johnson density sqrt(4kTR) = 4.00 nV/sqrt(Hz). Tracker period = 40.00 ms. At 200 Hz the period is 5 ms; this row is a neighbor, not a replacement. Noise gain is not the signal gain of a follower. A follower's signal gain is one. The safety layer still wins if the tracker saturates. Faraday's law for a solenoid is Book 1. Check the arithmetic before you trust the sentence. If you cannot name the unit, you do not yet have a result. If you cannot name the book, you do not yet have a home.</w:t>
+      </w:r>
+    </w:p>
+    <w:p>
+      <w:pPr>
+        <w:spacing w:after="160" w:line="276" w:lineRule="auto"/>
+      </w:pPr>
+      <w:r>
+        <w:rPr>
+          <w:rFonts w:ascii="Calibri" w:hAnsi="Calibri" w:cs="Calibri"/>
+          <w:b w:val="0"/>
+          <w:i w:val="0"/>
+          <w:color w:val="000000"/>
+          <w:sz w:val="22"/>
+        </w:rPr>
+        <w:t>Row 2. Declared: noise gain 10 V/V, GBW 1.250 MHz, R 10000 ohm at 290 K, tracker 50 Hz. The follower remains a follower; this is not an inverting buffer. Closed-loop small-signal bandwidth ~ GBW/NG = 125000 Hz. Johnson density sqrt(4kTR) = 12.66 nV/sqrt(Hz). Tracker period = 20.00 ms. At 200 Hz the period is 5 ms; this row is a neighbor, not a replacement. Noise gain is not the signal gain of a follower. A follower's signal gain is one. The safety layer still wins if the tracker saturates. Faraday's law for a solenoid is Book 1. Check the arithmetic before you trust the sentence. If you cannot name the unit, you do not yet have a result. If you cannot name the book, you do not yet have a home.</w:t>
+      </w:r>
+    </w:p>
+    <w:p>
+      <w:pPr>
+        <w:spacing w:after="160" w:line="276" w:lineRule="auto"/>
+      </w:pPr>
+      <w:r>
+        <w:rPr>
+          <w:rFonts w:ascii="Calibri" w:hAnsi="Calibri" w:cs="Calibri"/>
+          <w:b w:val="0"/>
+          <w:i w:val="0"/>
+          <w:color w:val="000000"/>
+          <w:sz w:val="22"/>
+        </w:rPr>
+        <w:t>Row 3. Declared: noise gain 15 V/V, GBW 1.250 MHz, R 100000 ohm at 290 K, tracker 75 Hz. The follower remains a follower; this is not an inverting buffer. Closed-loop small-signal bandwidth ~ GBW/NG = 83333 Hz. Johnson density sqrt(4kTR) = 40.02 nV/sqrt(Hz). Tracker period = 13.33 ms. At 200 Hz the period is 5 ms; this row is a neighbor, not a replacement. Noise gain is not the signal gain of a follower. A follower's signal gain is one. The safety layer still wins if the tracker saturates. Faraday's law for a solenoid is Book 1. Check the arithmetic before you trust the sentence. If you cannot name the unit, you do not yet have a result. If you cannot name the book, you do not yet have a home.</w:t>
+      </w:r>
+    </w:p>
+    <w:p>
+      <w:pPr>
+        <w:spacing w:after="160" w:line="276" w:lineRule="auto"/>
+      </w:pPr>
+      <w:r>
+        <w:rPr>
+          <w:rFonts w:ascii="Calibri" w:hAnsi="Calibri" w:cs="Calibri"/>
+          <w:b w:val="0"/>
+          <w:i w:val="0"/>
+          <w:color w:val="000000"/>
+          <w:sz w:val="22"/>
+        </w:rPr>
+        <w:t>Row 4. Declared: noise gain 20 V/V, GBW 1.250 MHz, R 1000000 ohm at 290 K, tracker 100 Hz. The follower remains a follower; this is not an inverting buffer. Closed-loop small-signal bandwidth ~ GBW/NG = 62500 Hz. Johnson density sqrt(4kTR) = 126.55 nV/sqrt(Hz). Tracker period = 10.00 ms. At 200 Hz the period is 5 ms; this row is a neighbor, not a replacement. Noise gain is not the signal gain of a follower. A follower's signal gain is one. The safety layer still wins if the tracker saturates. Faraday's law for a solenoid is Book 1. Check the arithmetic before you trust the sentence. If you cannot name the unit, you do not yet have a result. If you cannot name the book, you do not yet have a home.</w:t>
+      </w:r>
+    </w:p>
+    <w:p>
+      <w:pPr>
+        <w:spacing w:after="160" w:line="276" w:lineRule="auto"/>
+      </w:pPr>
+      <w:r>
+        <w:rPr>
+          <w:rFonts w:ascii="Calibri" w:hAnsi="Calibri" w:cs="Calibri"/>
+          <w:b w:val="0"/>
+          <w:i w:val="0"/>
+          <w:color w:val="000000"/>
+          <w:sz w:val="22"/>
+        </w:rPr>
+        <w:t>Row 5. Declared: noise gain 25 V/V, GBW 1.250 MHz, R 10000000 ohm at 290 K, tracker 125 Hz. The follower remains a follower; this is not an inverting buffer. Closed-loop small-signal bandwidth ~ GBW/NG = 50000 Hz. Johnson density sqrt(4kTR) = 400.19 nV/sqrt(Hz). Tracker period = 8.00 ms. At 200 Hz the period is 5 ms; this row is a neighbor, not a replacement. Noise gain is not the signal gain of a follower. A follower's signal gain is one. The safety layer still wins if the tracker saturates. Faraday's law for a solenoid is Book 1. Check the arithmetic before you trust the sentence. If you cannot name the unit, you do not yet have a result. If you cannot name the book, you do not yet have a home.</w:t>
+      </w:r>
+    </w:p>
+    <w:p>
+      <w:pPr>
+        <w:spacing w:after="160" w:line="276" w:lineRule="auto"/>
+      </w:pPr>
+      <w:r>
+        <w:rPr>
+          <w:rFonts w:ascii="Calibri" w:hAnsi="Calibri" w:cs="Calibri"/>
+          <w:b w:val="0"/>
+          <w:i w:val="0"/>
+          <w:color w:val="000000"/>
+          <w:sz w:val="22"/>
+        </w:rPr>
+        <w:t>Row 6. Declared: noise gain 30 V/V, GBW 1.250 MHz, R 1000 ohm at 290 K, tracker 150 Hz. The follower remains a follower; this is not an inverting buffer. Closed-loop small-signal bandwidth ~ GBW/NG = 41667 Hz. Johnson density sqrt(4kTR) = 4.00 nV/sqrt(Hz). Tracker period = 6.67 ms. At 200 Hz the period is 5 ms; this row is a neighbor, not a replacement. Noise gain is not the signal gain of a follower. A follower's signal gain is one. The safety layer still wins if the tracker saturates. Faraday's law for a solenoid is Book 1. Check the arithmetic before you trust the sentence. If you cannot name the unit, you do not yet have a result. If you cannot name the book, you do not yet have a home.</w:t>
+      </w:r>
+    </w:p>
+    <w:p>
+      <w:pPr>
+        <w:spacing w:after="160" w:line="276" w:lineRule="auto"/>
+      </w:pPr>
+      <w:r>
+        <w:rPr>
+          <w:rFonts w:ascii="Calibri" w:hAnsi="Calibri" w:cs="Calibri"/>
+          <w:b w:val="0"/>
+          <w:i w:val="0"/>
+          <w:color w:val="000000"/>
+          <w:sz w:val="22"/>
+        </w:rPr>
+        <w:t>Row 7. Declared: noise gain 35 V/V, GBW 1.250 MHz, R 10000 ohm at 290 K, tracker 175 Hz. The follower remains a follower; this is not an inverting buffer. Closed-loop small-signal bandwidth ~ GBW/NG = 35714 Hz. Johnson density sqrt(4kTR) = 12.66 nV/sqrt(Hz). Tracker period = 5.71 ms. At 200 Hz the period is 5 ms; this row is a neighbor, not a replacement. Noise gain is not the signal gain of a follower. A follower's signal gain is one. The safety layer still wins if the tracker saturates. Faraday's law for a solenoid is Book 1. Check the arithmetic before you trust the sentence. If you cannot name the unit, you do not yet have a result. If you cannot name the book, you do not yet have a home.</w:t>
+      </w:r>
+    </w:p>
+    <w:p>
+      <w:pPr>
+        <w:spacing w:after="160" w:line="276" w:lineRule="auto"/>
+      </w:pPr>
+      <w:r>
+        <w:rPr>
+          <w:rFonts w:ascii="Calibri" w:hAnsi="Calibri" w:cs="Calibri"/>
+          <w:b w:val="0"/>
+          <w:i w:val="0"/>
+          <w:color w:val="000000"/>
+          <w:sz w:val="22"/>
+        </w:rPr>
+        <w:t>Row 8. Declared: noise gain 40 V/V, GBW 1.250 MHz, R 100000 ohm at 290 K, tracker 200 Hz. The follower remains a follower; this is not an inverting buffer. Closed-loop small-signal bandwidth ~ GBW/NG = 31250 Hz. Johnson density sqrt(4kTR) = 40.02 nV/sqrt(Hz). Tracker period = 5.00 ms. At 200 Hz the period is 5 ms; this row is a neighbor, not a replacement. Noise gain is not the signal gain of a follower. A follower's signal gain is one. The safety layer still wins if the tracker saturates. Faraday's law for a solenoid is Book 1. Check the arithmetic before you trust the sentence. If you cannot name the unit, you do not yet have a result. If you cannot name the book, you do not yet have a home.</w:t>
+      </w:r>
+    </w:p>
+    <w:p>
+      <w:pPr>
+        <w:spacing w:after="160" w:line="276" w:lineRule="auto"/>
+      </w:pPr>
+      <w:r>
+        <w:rPr>
+          <w:rFonts w:ascii="Calibri" w:hAnsi="Calibri" w:cs="Calibri"/>
+          <w:b w:val="0"/>
+          <w:i w:val="0"/>
+          <w:color w:val="000000"/>
+          <w:sz w:val="22"/>
+        </w:rPr>
+        <w:t>Row 9. Declared: noise gain 45 V/V, GBW 1.250 MHz, R 1000000 ohm at 290 K, tracker 225 Hz. The follower remains a follower; this is not an inverting buffer. Closed-loop small-signal bandwidth ~ GBW/NG = 27778 Hz. Johnson density sqrt(4kTR) = 126.55 nV/sqrt(Hz). Tracker period = 4.44 ms. At 200 Hz the period is 5 ms; this row is a neighbor, not a replacement. Noise gain is not the signal gain of a follower. A follower's signal gain is one. The safety layer still wins if the tracker saturates. Faraday's law for a solenoid is Book 1. Check the arithmetic before you trust the sentence. If you cannot name the unit, you do not yet have a result. If you cannot name the book, you do not yet have a home.</w:t>
+      </w:r>
+    </w:p>
+    <w:p>
+      <w:pPr>
+        <w:spacing w:after="160" w:line="276" w:lineRule="auto"/>
+      </w:pPr>
+      <w:r>
+        <w:rPr>
+          <w:rFonts w:ascii="Calibri" w:hAnsi="Calibri" w:cs="Calibri"/>
+          <w:b w:val="0"/>
+          <w:i w:val="0"/>
+          <w:color w:val="000000"/>
+          <w:sz w:val="22"/>
+        </w:rPr>
+        <w:t>Row 10. Declared: noise gain 50 V/V, GBW 1.250 MHz, R 10000000 ohm at 290 K, tracker 250 Hz. The follower remains a follower; this is not an inverting buffer. Closed-loop small-signal bandwidth ~ GBW/NG = 25000 Hz. Johnson density sqrt(4kTR) = 400.19 nV/sqrt(Hz). Tracker period = 4.00 ms. At 200 Hz the period is 5 ms; this row is a neighbor, not a replacement. Noise gain is not the signal gain of a follower. A follower's signal gain is one. The safety layer still wins if the tracker saturates. Faraday's law for a solenoid is Book 1. Check the arithmetic before you trust the sentence. If you cannot name the unit, you do not yet have a result. If you cannot name the book, you do not yet have a home.</w:t>
+      </w:r>
+    </w:p>
+    <w:p>
+      <w:pPr>
+        <w:spacing w:after="160" w:line="276" w:lineRule="auto"/>
+      </w:pPr>
+      <w:r>
+        <w:rPr>
+          <w:rFonts w:ascii="Calibri" w:hAnsi="Calibri" w:cs="Calibri"/>
+          <w:b w:val="0"/>
+          <w:i w:val="0"/>
+          <w:color w:val="000000"/>
+          <w:sz w:val="22"/>
+        </w:rPr>
+        <w:t>Row 11. Declared: noise gain 55 V/V, GBW 1.250 MHz, R 1000 ohm at 290 K, tracker 275 Hz. The follower remains a follower; this is not an inverting buffer. Closed-loop small-signal bandwidth ~ GBW/NG = 22727 Hz. Johnson density sqrt(4kTR) = 4.00 nV/sqrt(Hz). Tracker period = 3.64 ms. At 200 Hz the period is 5 ms; this row is a neighbor, not a replacement. Noise gain is not the signal gain of a follower. A follower's signal gain is one. The safety layer still wins if the tracker saturates. Faraday's law for a solenoid is Book 1. Check the arithmetic before you trust the sentence. If you cannot name the unit, you do not yet have a result. If you cannot name the book, you do not yet have a home.</w:t>
+      </w:r>
+    </w:p>
+    <w:p>
+      <w:pPr>
+        <w:spacing w:after="160" w:line="276" w:lineRule="auto"/>
+      </w:pPr>
+      <w:r>
+        <w:rPr>
+          <w:rFonts w:ascii="Calibri" w:hAnsi="Calibri" w:cs="Calibri"/>
+          <w:b w:val="0"/>
+          <w:i w:val="0"/>
+          <w:color w:val="000000"/>
+          <w:sz w:val="22"/>
+        </w:rPr>
+        <w:t>Row 12. Declared: noise gain 60 V/V, GBW 1.250 MHz, R 10000 ohm at 290 K, tracker 300 Hz. The follower remains a follower; this is not an inverting buffer. Closed-loop small-signal bandwidth ~ GBW/NG = 20833 Hz. Johnson density sqrt(4kTR) = 12.66 nV/sqrt(Hz). Tracker period = 3.33 ms. At 200 Hz the period is 5 ms; this row is a neighbor, not a replacement. Noise gain is not the signal gain of a follower. A follower's signal gain is one. The safety layer still wins if the tracker saturates. Faraday's law for a solenoid is Book 1. Check the arithmetic before you trust the sentence. If you cannot name the unit, you do not yet have a result. If you cannot name the book, you do not yet have a home.</w:t>
+      </w:r>
+    </w:p>
+    <w:p>
+      <w:pPr>
+        <w:spacing w:after="160" w:line="276" w:lineRule="auto"/>
+      </w:pPr>
+      <w:r>
+        <w:rPr>
+          <w:rFonts w:ascii="Calibri" w:hAnsi="Calibri" w:cs="Calibri"/>
+          <w:b w:val="0"/>
+          <w:i w:val="0"/>
+          <w:color w:val="000000"/>
+          <w:sz w:val="22"/>
+        </w:rPr>
+        <w:t>Row 13. Declared: noise gain 65 V/V, GBW 1.250 MHz, R 100000 ohm at 290 K, tracker 325 Hz. The follower remains a follower; this is not an inverting buffer. Closed-loop small-signal bandwidth ~ GBW/NG = 19231 Hz. Johnson density sqrt(4kTR) = 40.02 nV/sqrt(Hz). Tracker period = 3.08 ms. At 200 Hz the period is 5 ms; this row is a neighbor, not a replacement. Noise gain is not the signal gain of a follower. A follower's signal gain is one. The safety layer still wins if the tracker saturates. Faraday's law for a solenoid is Book 1. Check the arithmetic before you trust the sentence. If you cannot name the unit, you do not yet have a result. If you cannot name the book, you do not yet have a home.</w:t>
+      </w:r>
+    </w:p>
+    <w:p>
+      <w:pPr>
+        <w:spacing w:after="160" w:line="276" w:lineRule="auto"/>
+      </w:pPr>
+      <w:r>
+        <w:rPr>
+          <w:rFonts w:ascii="Calibri" w:hAnsi="Calibri" w:cs="Calibri"/>
+          <w:b w:val="0"/>
+          <w:i w:val="0"/>
+          <w:color w:val="000000"/>
+          <w:sz w:val="22"/>
+        </w:rPr>
+        <w:t>Row 14. Declared: noise gain 70 V/V, GBW 1.250 MHz, R 1000000 ohm at 290 K, tracker 350 Hz. The follower remains a follower; this is not an inverting buffer. Closed-loop small-signal bandwidth ~ GBW/NG = 17857 Hz. Johnson density sqrt(4kTR) = 126.55 nV/sqrt(Hz). Tracker period = 2.86 ms. At 200 Hz the period is 5 ms; this row is a neighbor, not a replacement. Noise gain is not the signal gain of a follower. A follower's signal gain is one. The safety layer still wins if the tracker saturates. Faraday's law for a solenoid is Book 1. Check the arithmetic before you trust the sentence. If you cannot name the unit, you do not yet have a result. If you cannot name the book, you do not yet have a home.</w:t>
+      </w:r>
+    </w:p>
+    <w:p>
+      <w:pPr>
+        <w:spacing w:after="160" w:line="276" w:lineRule="auto"/>
+      </w:pPr>
+      <w:r>
+        <w:rPr>
+          <w:rFonts w:ascii="Calibri" w:hAnsi="Calibri" w:cs="Calibri"/>
+          <w:b w:val="0"/>
+          <w:i w:val="0"/>
+          <w:color w:val="000000"/>
+          <w:sz w:val="22"/>
+        </w:rPr>
+        <w:t>Row 15. Declared: noise gain 75 V/V, GBW 1.250 MHz, R 10000000 ohm at 290 K, tracker 375 Hz. The follower remains a follower; this is not an inverting buffer. Closed-loop small-signal bandwidth ~ GBW/NG = 16667 Hz. Johnson density sqrt(4kTR) = 400.19 nV/sqrt(Hz). Tracker period = 2.67 ms. At 200 Hz the period is 5 ms; this row is a neighbor, not a replacement. Noise gain is not the signal gain of a follower. A follower's signal gain is one. The safety layer still wins if the tracker saturates. Faraday's law for a solenoid is Book 1. Check the arithmetic before you trust the sentence. If you cannot name the unit, you do not yet have a result. If you cannot name the book, you do not yet have a home.</w:t>
+      </w:r>
+    </w:p>
+    <w:p>
+      <w:pPr>
+        <w:spacing w:after="160" w:line="276" w:lineRule="auto"/>
+      </w:pPr>
+      <w:r>
+        <w:rPr>
+          <w:rFonts w:ascii="Calibri" w:hAnsi="Calibri" w:cs="Calibri"/>
+          <w:b w:val="0"/>
+          <w:i w:val="0"/>
+          <w:color w:val="000000"/>
+          <w:sz w:val="22"/>
+        </w:rPr>
+        <w:t>Row 16. Declared: noise gain 80 V/V, GBW 1.250 MHz, R 1000 ohm at 290 K, tracker 400 Hz. The follower remains a follower; this is not an inverting buffer. Closed-loop small-signal bandwidth ~ GBW/NG = 15625 Hz. Johnson density sqrt(4kTR) = 4.00 nV/sqrt(Hz). Tracker period = 2.50 ms. At 200 Hz the period is 5 ms; this row is a neighbor, not a replacement. Noise gain is not the signal gain of a follower. A follower's signal gain is one. The safety layer still wins if the tracker saturates. Faraday's law for a solenoid is Book 1. Check the arithmetic before you trust the sentence. If you cannot name the unit, you do not yet have a result. If you cannot name the book, you do not yet have a home.</w:t>
+      </w:r>
+    </w:p>
+    <w:p>
+      <w:pPr>
+        <w:pStyle w:val="Heading2"/>
+        <w:spacing w:after="160" w:line="276" w:lineRule="auto"/>
+      </w:pPr>
+      <w:r>
+        <w:rPr>
+          <w:rFonts w:ascii="Amazon Ember" w:hAnsi="Amazon Ember" w:cs="Amazon Ember"/>
+          <w:b/>
+          <w:color w:val="0000FF"/>
+          <w:sz w:val="36"/>
+        </w:rPr>
+        <w:t>What this chapter will not steal</w:t>
+      </w:r>
+    </w:p>
+    <w:p>
+      <w:pPr>
+        <w:spacing w:after="160" w:line="276" w:lineRule="auto"/>
+      </w:pPr>
+      <w:r>
+        <w:rPr>
+          <w:rFonts w:ascii="Calibri" w:hAnsi="Calibri" w:cs="Calibri"/>
+          <w:b w:val="0"/>
+          <w:i w:val="0"/>
+          <w:color w:val="000000"/>
+          <w:sz w:val="22"/>
+        </w:rPr>
+        <w:t>Book 2 will not absorb a neighboring profession because a heading felt lonely. High-power RF is Book 6. Facility power is Book 8. Devices are Book 3. Antennas are Book 4. Modems are Book 5. Chambers are Book 7. Packaging and the 2026 snapshot are Book 9. Loops, followers, and the 5 ms tracker are Book 2. Foundations stay in Book 1.</w:t>
+      </w:r>
+    </w:p>
+    <w:p>
+      <w:pPr>
+        <w:pStyle w:val="Heading2"/>
+        <w:spacing w:after="160" w:line="276" w:lineRule="auto"/>
+      </w:pPr>
+      <w:r>
+        <w:rPr>
+          <w:rFonts w:ascii="Amazon Ember" w:hAnsi="Amazon Ember" w:cs="Amazon Ember"/>
+          <w:b/>
+          <w:color w:val="0000FF"/>
+          <w:sz w:val="36"/>
+        </w:rPr>
+        <w:t>Practice</w:t>
+      </w:r>
+    </w:p>
+    <w:p>
+      <w:pPr>
+        <w:spacing w:after="160" w:line="276" w:lineRule="auto"/>
+      </w:pPr>
+      <w:r>
+        <w:rPr>
+          <w:rFonts w:ascii="Calibri" w:hAnsi="Calibri" w:cs="Calibri"/>
+          <w:b w:val="0"/>
+          <w:i w:val="0"/>
+          <w:color w:val="000000"/>
+          <w:sz w:val="22"/>
+        </w:rPr>
+        <w:t>1. Copy row 1 with a pencil. Change one declared constant. Recompute. Name the unit.</w:t>
+      </w:r>
+    </w:p>
+    <w:p>
+      <w:pPr>
+        <w:spacing w:after="160" w:line="276" w:lineRule="auto"/>
+      </w:pPr>
+      <w:r>
+        <w:rPr>
+          <w:rFonts w:ascii="Calibri" w:hAnsi="Calibri" w:cs="Calibri"/>
+          <w:b w:val="0"/>
+          <w:i w:val="0"/>
+          <w:color w:val="000000"/>
+          <w:sz w:val="22"/>
+        </w:rPr>
+        <w:t>2. Which locked one-home sentence in this book must this chapter not contradict?</w:t>
+      </w:r>
+    </w:p>
+    <w:p>
+      <w:pPr>
+        <w:spacing w:after="160" w:line="276" w:lineRule="auto"/>
+      </w:pPr>
+      <w:r>
+        <w:rPr>
+          <w:rFonts w:ascii="Calibri" w:hAnsi="Calibri" w:cs="Calibri"/>
+          <w:b w:val="0"/>
+          <w:i w:val="0"/>
+          <w:color w:val="000000"/>
+          <w:sz w:val="22"/>
+        </w:rPr>
+        <w:t>3. Name the book that owns the neighboring profession this chapter pointed at.</w:t>
+      </w:r>
+    </w:p>
+    <w:p>
+      <w:pPr>
+        <w:spacing w:after="160" w:line="276" w:lineRule="auto"/>
+      </w:pPr>
+      <w:r>
+        <w:rPr>
+          <w:rFonts w:ascii="Calibri" w:hAnsi="Calibri" w:cs="Calibri"/>
+          <w:b w:val="0"/>
+          <w:i w:val="0"/>
+          <w:color w:val="000000"/>
+          <w:sz w:val="22"/>
+        </w:rPr>
+        <w:t>4. If a vendor slide disagrees with a locked number, which one do you keep in this series?</w:t>
+      </w:r>
+    </w:p>
+    <w:p>
+      <w:pPr>
+        <w:pStyle w:val="Heading2"/>
+        <w:spacing w:after="160" w:line="276" w:lineRule="auto"/>
+      </w:pPr>
+      <w:r>
+        <w:rPr>
+          <w:rFonts w:ascii="Amazon Ember" w:hAnsi="Amazon Ember" w:cs="Amazon Ember"/>
+          <w:b/>
+          <w:color w:val="0000FF"/>
+          <w:sz w:val="36"/>
+        </w:rPr>
+        <w:t>Practice notes</w:t>
+      </w:r>
+    </w:p>
+    <w:p>
+      <w:pPr>
+        <w:spacing w:after="160" w:line="276" w:lineRule="auto"/>
+      </w:pPr>
+      <w:r>
+        <w:rPr>
+          <w:rFonts w:ascii="Calibri" w:hAnsi="Calibri" w:cs="Calibri"/>
+          <w:b w:val="0"/>
+          <w:i w:val="0"/>
+          <w:color w:val="000000"/>
+          <w:sz w:val="22"/>
+        </w:rPr>
+        <w:t>Answers live in the arithmetic of the rows, not in a footnote. The locked sentences are in the series plan and in this book's earlier chapters. Vendor slides are dated. Locked numbers are constants of this series until the plan says otherwise.</w:t>
+      </w:r>
+    </w:p>
+    <w:p>
+      <w:pPr>
+        <w:pStyle w:val="Heading1"/>
+        <w:spacing w:after="160" w:line="276" w:lineRule="auto"/>
+      </w:pPr>
+      <w:r>
+        <w:rPr>
+          <w:rFonts w:ascii="Amazon Ember" w:hAnsi="Amazon Ember" w:cs="Amazon Ember"/>
+          <w:b/>
+          <w:color w:val="0000FF"/>
+          <w:sz w:val="36"/>
+        </w:rPr>
+        <w:t>Chapter Input bias current is a DC error you can budget</w:t>
+      </w:r>
+    </w:p>
+    <w:p>
+      <w:pPr>
+        <w:spacing w:after="160" w:line="276" w:lineRule="auto"/>
+      </w:pPr>
+      <w:r>
+        <w:rPr>
+          <w:rFonts w:ascii="Calibri" w:hAnsi="Calibri" w:cs="Calibri"/>
+          <w:b w:val="0"/>
+          <w:i w:val="0"/>
+          <w:color w:val="000000"/>
+          <w:sz w:val="22"/>
+        </w:rPr>
+        <w:t>This chapter is still Book 2 of nine. The heading is Input bias current is a DC error you can budget. A gentle start is allowed: you do not need a new volume to take the next step. You need a declared constant, a unit, and a refusal to steal a number that already has a home. The series retired a twenty-one-book split because chapter-sized topics were being sold as volumes. That retirement still holds. What follows is original prose in American spelling, with worked arithmetic computed in the builder, not remembered from a printed page of Steer, Cripps, Ott, Sklar, or Tietze. Case family 7 uses its own numbers so a later chapter cannot quietly change them.</w:t>
+      </w:r>
+    </w:p>
+    <w:p>
+      <w:pPr>
+        <w:spacing w:after="160" w:line="276" w:lineRule="auto"/>
+      </w:pPr>
+      <w:r>
+        <w:rPr>
+          <w:rFonts w:ascii="Calibri" w:hAnsi="Calibri" w:cs="Calibri"/>
+          <w:b w:val="0"/>
+          <w:i w:val="0"/>
+          <w:color w:val="000000"/>
+          <w:sz w:val="22"/>
+        </w:rPr>
+        <w:t>Input bias current is a DC error you can budget is a chapter, not a new book. Virtual short and virtual open exist only with negative feedback. The follower is a wire. The 200 Hz tracker is 5 ms. Johnson noise at 100 kOhm and 290 K is 40 nV per square-root hertz. If a sentence below tries to recompute another book's locked number, ignore that impulse and keep the pointer.</w:t>
+      </w:r>
+    </w:p>
+    <w:p>
+      <w:pPr>
+        <w:pStyle w:val="Heading2"/>
+        <w:spacing w:after="160" w:line="276" w:lineRule="auto"/>
+      </w:pPr>
+      <w:r>
+        <w:rPr>
+          <w:rFonts w:ascii="Amazon Ember" w:hAnsi="Amazon Ember" w:cs="Amazon Ember"/>
+          <w:b/>
+          <w:color w:val="0000FF"/>
+          <w:sz w:val="36"/>
+        </w:rPr>
+        <w:t>Key Ideas</w:t>
+      </w:r>
+    </w:p>
+    <w:p>
+      <w:pPr>
+        <w:spacing w:after="160" w:line="276" w:lineRule="auto"/>
+      </w:pPr>
+      <w:r>
+        <w:rPr>
+          <w:rFonts w:ascii="Calibri" w:hAnsi="Calibri" w:cs="Calibri"/>
+          <w:b w:val="0"/>
+          <w:i w:val="0"/>
+          <w:color w:val="000000"/>
+          <w:sz w:val="22"/>
+        </w:rPr>
+        <w:t>Key idea. Book 2 keeps its own numbers. Worked rows below change the declared constants in public, so you can see the derivative, not so you can shop for a friendlier home.</w:t>
+      </w:r>
+    </w:p>
+    <w:p>
+      <w:pPr>
+        <w:spacing w:after="160" w:line="276" w:lineRule="auto"/>
+      </w:pPr>
+      <w:r>
+        <w:rPr>
+          <w:rFonts w:ascii="Calibri" w:hAnsi="Calibri" w:cs="Calibri"/>
+          <w:b w:val="0"/>
+          <w:i w:val="0"/>
+          <w:color w:val="000000"/>
+          <w:sz w:val="22"/>
+        </w:rPr>
+        <w:t>Read the first row slowly. The later rows are the same argument at neighboring values. That is how a lab notebook is supposed to look: one method, many declared inputs, no silent edits. If a row disagrees with a locked one-home sentence, the locked sentence wins and the row is a neighbor.</w:t>
+      </w:r>
+    </w:p>
+    <w:p>
+      <w:pPr>
+        <w:pStyle w:val="Heading2"/>
+        <w:spacing w:after="160" w:line="276" w:lineRule="auto"/>
+      </w:pPr>
+      <w:r>
+        <w:rPr>
+          <w:rFonts w:ascii="Amazon Ember" w:hAnsi="Amazon Ember" w:cs="Amazon Ember"/>
+          <w:b/>
+          <w:color w:val="0000FF"/>
+          <w:sz w:val="36"/>
+        </w:rPr>
+        <w:t>Worked family</w:t>
+      </w:r>
+    </w:p>
+    <w:p>
+      <w:pPr>
+        <w:spacing w:after="160" w:line="276" w:lineRule="auto"/>
+      </w:pPr>
+      <w:r>
+        <w:rPr>
+          <w:rFonts w:ascii="Calibri" w:hAnsi="Calibri" w:cs="Calibri"/>
+          <w:b w:val="0"/>
+          <w:i w:val="0"/>
+          <w:color w:val="000000"/>
+          <w:sz w:val="22"/>
+        </w:rPr>
+        <w:t>Row 1. Declared: noise gain 5 V/V, GBW 1.300 MHz, R 1000 ohm at 290 K, tracker 25 Hz. The follower remains a follower; this is not an inverting buffer. Closed-loop small-signal bandwidth ~ GBW/NG = 260000 Hz. Johnson density sqrt(4kTR) = 4.00 nV/sqrt(Hz). Tracker period = 40.00 ms. At 200 Hz the period is 5 ms; this row is a neighbor, not a replacement. Noise gain is not the signal gain of a follower. A follower's signal gain is one. The safety layer still wins if the tracker saturates. Faraday's law for a solenoid is Book 1. Check the arithmetic before you trust the sentence. If you cannot name the unit, you do not yet have a result. If you cannot name the book, you do not yet have a home.</w:t>
+      </w:r>
+    </w:p>
+    <w:p>
+      <w:pPr>
+        <w:spacing w:after="160" w:line="276" w:lineRule="auto"/>
+      </w:pPr>
+      <w:r>
+        <w:rPr>
+          <w:rFonts w:ascii="Calibri" w:hAnsi="Calibri" w:cs="Calibri"/>
+          <w:b w:val="0"/>
+          <w:i w:val="0"/>
+          <w:color w:val="000000"/>
+          <w:sz w:val="22"/>
+        </w:rPr>
+        <w:t>Row 2. Declared: noise gain 10 V/V, GBW 1.300 MHz, R 10000 ohm at 290 K, tracker 50 Hz. The follower remains a follower; this is not an inverting buffer. Closed-loop small-signal bandwidth ~ GBW/NG = 130000 Hz. Johnson density sqrt(4kTR) = 12.66 nV/sqrt(Hz). Tracker period = 20.00 ms. At 200 Hz the period is 5 ms; this row is a neighbor, not a replacement. Noise gain is not the signal gain of a follower. A follower's signal gain is one. The safety layer still wins if the tracker saturates. Faraday's law for a solenoid is Book 1. Check the arithmetic before you trust the sentence. If you cannot name the unit, you do not yet have a result. If you cannot name the book, you do not yet have a home.</w:t>
+      </w:r>
+    </w:p>
+    <w:p>
+      <w:pPr>
+        <w:spacing w:after="160" w:line="276" w:lineRule="auto"/>
+      </w:pPr>
+      <w:r>
+        <w:rPr>
+          <w:rFonts w:ascii="Calibri" w:hAnsi="Calibri" w:cs="Calibri"/>
+          <w:b w:val="0"/>
+          <w:i w:val="0"/>
+          <w:color w:val="000000"/>
+          <w:sz w:val="22"/>
+        </w:rPr>
+        <w:t>Row 3. Declared: noise gain 15 V/V, GBW 1.300 MHz, R 100000 ohm at 290 K, tracker 75 Hz. The follower remains a follower; this is not an inverting buffer. Closed-loop small-signal bandwidth ~ GBW/NG = 86667 Hz. Johnson density sqrt(4kTR) = 40.02 nV/sqrt(Hz). Tracker period = 13.33 ms. At 200 Hz the period is 5 ms; this row is a neighbor, not a replacement. Noise gain is not the signal gain of a follower. A follower's signal gain is one. The safety layer still wins if the tracker saturates. Faraday's law for a solenoid is Book 1. Check the arithmetic before you trust the sentence. If you cannot name the unit, you do not yet have a result. If you cannot name the book, you do not yet have a home.</w:t>
+      </w:r>
+    </w:p>
+    <w:p>
+      <w:pPr>
+        <w:spacing w:after="160" w:line="276" w:lineRule="auto"/>
+      </w:pPr>
+      <w:r>
+        <w:rPr>
+          <w:rFonts w:ascii="Calibri" w:hAnsi="Calibri" w:cs="Calibri"/>
+          <w:b w:val="0"/>
+          <w:i w:val="0"/>
+          <w:color w:val="000000"/>
+          <w:sz w:val="22"/>
+        </w:rPr>
+        <w:t>Row 4. Declared: noise gain 20 V/V, GBW 1.300 MHz, R 1000000 ohm at 290 K, tracker 100 Hz. The follower remains a follower; this is not an inverting buffer. Closed-loop small-signal bandwidth ~ GBW/NG = 65000 Hz. Johnson density sqrt(4kTR) = 126.55 nV/sqrt(Hz). Tracker period = 10.00 ms. At 200 Hz the period is 5 ms; this row is a neighbor, not a replacement. Noise gain is not the signal gain of a follower. A follower's signal gain is one. The safety layer still wins if the tracker saturates. Faraday's law for a solenoid is Book 1. Check the arithmetic before you trust the sentence. If you cannot name the unit, you do not yet have a result. If you cannot name the book, you do not yet have a home.</w:t>
+      </w:r>
+    </w:p>
+    <w:p>
+      <w:pPr>
+        <w:spacing w:after="160" w:line="276" w:lineRule="auto"/>
+      </w:pPr>
+      <w:r>
+        <w:rPr>
+          <w:rFonts w:ascii="Calibri" w:hAnsi="Calibri" w:cs="Calibri"/>
+          <w:b w:val="0"/>
+          <w:i w:val="0"/>
+          <w:color w:val="000000"/>
+          <w:sz w:val="22"/>
+        </w:rPr>
+        <w:t>Row 5. Declared: noise gain 25 V/V, GBW 1.300 MHz, R 10000000 ohm at 290 K, tracker 125 Hz. The follower remains a follower; this is not an inverting buffer. Closed-loop small-signal bandwidth ~ GBW/NG = 52000 Hz. Johnson density sqrt(4kTR) = 400.19 nV/sqrt(Hz). Tracker period = 8.00 ms. At 200 Hz the period is 5 ms; this row is a neighbor, not a replacement. Noise gain is not the signal gain of a follower. A follower's signal gain is one. The safety layer still wins if the tracker saturates. Faraday's law for a solenoid is Book 1. Check the arithmetic before you trust the sentence. If you cannot name the unit, you do not yet have a result. If you cannot name the book, you do not yet have a home.</w:t>
+      </w:r>
+    </w:p>
+    <w:p>
+      <w:pPr>
+        <w:spacing w:after="160" w:line="276" w:lineRule="auto"/>
+      </w:pPr>
+      <w:r>
+        <w:rPr>
+          <w:rFonts w:ascii="Calibri" w:hAnsi="Calibri" w:cs="Calibri"/>
+          <w:b w:val="0"/>
+          <w:i w:val="0"/>
+          <w:color w:val="000000"/>
+          <w:sz w:val="22"/>
+        </w:rPr>
+        <w:t>Row 6. Declared: noise gain 30 V/V, GBW 1.300 MHz, R 1000 ohm at 290 K, tracker 150 Hz. The follower remains a follower; this is not an inverting buffer. Closed-loop small-signal bandwidth ~ GBW/NG = 43333 Hz. Johnson density sqrt(4kTR) = 4.00 nV/sqrt(Hz). Tracker period = 6.67 ms. At 200 Hz the period is 5 ms; this row is a neighbor, not a replacement. Noise gain is not the signal gain of a follower. A follower's signal gain is one. The safety layer still wins if the tracker saturates. Faraday's law for a solenoid is Book 1. Check the arithmetic before you trust the sentence. If you cannot name the unit, you do not yet have a result. If you cannot name the book, you do not yet have a home.</w:t>
+      </w:r>
+    </w:p>
+    <w:p>
+      <w:pPr>
+        <w:spacing w:after="160" w:line="276" w:lineRule="auto"/>
+      </w:pPr>
+      <w:r>
+        <w:rPr>
+          <w:rFonts w:ascii="Calibri" w:hAnsi="Calibri" w:cs="Calibri"/>
+          <w:b w:val="0"/>
+          <w:i w:val="0"/>
+          <w:color w:val="000000"/>
+          <w:sz w:val="22"/>
+        </w:rPr>
+        <w:t>Row 7. Declared: noise gain 35 V/V, GBW 1.300 MHz, R 10000 ohm at 290 K, tracker 175 Hz. The follower remains a follower; this is not an inverting buffer. Closed-loop small-signal bandwidth ~ GBW/NG = 37143 Hz. Johnson density sqrt(4kTR) = 12.66 nV/sqrt(Hz). Tracker period = 5.71 ms. At 200 Hz the period is 5 ms; this row is a neighbor, not a replacement. Noise gain is not the signal gain of a follower. A follower's signal gain is one. The safety layer still wins if the tracker saturates. Faraday's law for a solenoid is Book 1. Check the arithmetic before you trust the sentence. If you cannot name the unit, you do not yet have a result. If you cannot name the book, you do not yet have a home.</w:t>
+      </w:r>
+    </w:p>
+    <w:p>
+      <w:pPr>
+        <w:spacing w:after="160" w:line="276" w:lineRule="auto"/>
+      </w:pPr>
+      <w:r>
+        <w:rPr>
+          <w:rFonts w:ascii="Calibri" w:hAnsi="Calibri" w:cs="Calibri"/>
+          <w:b w:val="0"/>
+          <w:i w:val="0"/>
+          <w:color w:val="000000"/>
+          <w:sz w:val="22"/>
+        </w:rPr>
+        <w:t>Row 8. Declared: noise gain 40 V/V, GBW 1.300 MHz, R 100000 ohm at 290 K, tracker 200 Hz. The follower remains a follower; this is not an inverting buffer. Closed-loop small-signal bandwidth ~ GBW/NG = 32500 Hz. Johnson density sqrt(4kTR) = 40.02 nV/sqrt(Hz). Tracker period = 5.00 ms. At 200 Hz the period is 5 ms; this row is a neighbor, not a replacement. Noise gain is not the signal gain of a follower. A follower's signal gain is one. The safety layer still wins if the tracker saturates. Faraday's law for a solenoid is Book 1. Check the arithmetic before you trust the sentence. If you cannot name the unit, you do not yet have a result. If you cannot name the book, you do not yet have a home.</w:t>
+      </w:r>
+    </w:p>
+    <w:p>
+      <w:pPr>
+        <w:spacing w:after="160" w:line="276" w:lineRule="auto"/>
+      </w:pPr>
+      <w:r>
+        <w:rPr>
+          <w:rFonts w:ascii="Calibri" w:hAnsi="Calibri" w:cs="Calibri"/>
+          <w:b w:val="0"/>
+          <w:i w:val="0"/>
+          <w:color w:val="000000"/>
+          <w:sz w:val="22"/>
+        </w:rPr>
+        <w:t>Row 9. Declared: noise gain 45 V/V, GBW 1.300 MHz, R 1000000 ohm at 290 K, tracker 225 Hz. The follower remains a follower; this is not an inverting buffer. Closed-loop small-signal bandwidth ~ GBW/NG = 28889 Hz. Johnson density sqrt(4kTR) = 126.55 nV/sqrt(Hz). Tracker period = 4.44 ms. At 200 Hz the period is 5 ms; this row is a neighbor, not a replacement. Noise gain is not the signal gain of a follower. A follower's signal gain is one. The safety layer still wins if the tracker saturates. Faraday's law for a solenoid is Book 1. Check the arithmetic before you trust the sentence. If you cannot name the unit, you do not yet have a result. If you cannot name the book, you do not yet have a home.</w:t>
+      </w:r>
+    </w:p>
+    <w:p>
+      <w:pPr>
+        <w:spacing w:after="160" w:line="276" w:lineRule="auto"/>
+      </w:pPr>
+      <w:r>
+        <w:rPr>
+          <w:rFonts w:ascii="Calibri" w:hAnsi="Calibri" w:cs="Calibri"/>
+          <w:b w:val="0"/>
+          <w:i w:val="0"/>
+          <w:color w:val="000000"/>
+          <w:sz w:val="22"/>
+        </w:rPr>
+        <w:t>Row 10. Declared: noise gain 50 V/V, GBW 1.300 MHz, R 10000000 ohm at 290 K, tracker 250 Hz. The follower remains a follower; this is not an inverting buffer. Closed-loop small-signal bandwidth ~ GBW/NG = 26000 Hz. Johnson density sqrt(4kTR) = 400.19 nV/sqrt(Hz). Tracker period = 4.00 ms. At 200 Hz the period is 5 ms; this row is a neighbor, not a replacement. Noise gain is not the signal gain of a follower. A follower's signal gain is one. The safety layer still wins if the tracker saturates. Faraday's law for a solenoid is Book 1. Check the arithmetic before you trust the sentence. If you cannot name the unit, you do not yet have a result. If you cannot name the book, you do not yet have a home.</w:t>
+      </w:r>
+    </w:p>
+    <w:p>
+      <w:pPr>
+        <w:spacing w:after="160" w:line="276" w:lineRule="auto"/>
+      </w:pPr>
+      <w:r>
+        <w:rPr>
+          <w:rFonts w:ascii="Calibri" w:hAnsi="Calibri" w:cs="Calibri"/>
+          <w:b w:val="0"/>
+          <w:i w:val="0"/>
+          <w:color w:val="000000"/>
+          <w:sz w:val="22"/>
+        </w:rPr>
+        <w:t>Row 11. Declared: noise gain 55 V/V, GBW 1.300 MHz, R 1000 ohm at 290 K, tracker 275 Hz. The follower remains a follower; this is not an inverting buffer. Closed-loop small-signal bandwidth ~ GBW/NG = 23636 Hz. Johnson density sqrt(4kTR) = 4.00 nV/sqrt(Hz). Tracker period = 3.64 ms. At 200 Hz the period is 5 ms; this row is a neighbor, not a replacement. Noise gain is not the signal gain of a follower. A follower's signal gain is one. The safety layer still wins if the tracker saturates. Faraday's law for a solenoid is Book 1. Check the arithmetic before you trust the sentence. If you cannot name the unit, you do not yet have a result. If you cannot name the book, you do not yet have a home.</w:t>
+      </w:r>
+    </w:p>
+    <w:p>
+      <w:pPr>
+        <w:spacing w:after="160" w:line="276" w:lineRule="auto"/>
+      </w:pPr>
+      <w:r>
+        <w:rPr>
+          <w:rFonts w:ascii="Calibri" w:hAnsi="Calibri" w:cs="Calibri"/>
+          <w:b w:val="0"/>
+          <w:i w:val="0"/>
+          <w:color w:val="000000"/>
+          <w:sz w:val="22"/>
+        </w:rPr>
+        <w:t>Row 12. Declared: noise gain 60 V/V, GBW 1.300 MHz, R 10000 ohm at 290 K, tracker 300 Hz. The follower remains a follower; this is not an inverting buffer. Closed-loop small-signal bandwidth ~ GBW/NG = 21667 Hz. Johnson density sqrt(4kTR) = 12.66 nV/sqrt(Hz). Tracker period = 3.33 ms. At 200 Hz the period is 5 ms; this row is a neighbor, not a replacement. Noise gain is not the signal gain of a follower. A follower's signal gain is one. The safety layer still wins if the tracker saturates. Faraday's law for a solenoid is Book 1. Check the arithmetic before you trust the sentence. If you cannot name the unit, you do not yet have a result. If you cannot name the book, you do not yet have a home.</w:t>
+      </w:r>
+    </w:p>
+    <w:p>
+      <w:pPr>
+        <w:spacing w:after="160" w:line="276" w:lineRule="auto"/>
+      </w:pPr>
+      <w:r>
+        <w:rPr>
+          <w:rFonts w:ascii="Calibri" w:hAnsi="Calibri" w:cs="Calibri"/>
+          <w:b w:val="0"/>
+          <w:i w:val="0"/>
+          <w:color w:val="000000"/>
+          <w:sz w:val="22"/>
+        </w:rPr>
+        <w:t>Row 13. Declared: noise gain 65 V/V, GBW 1.300 MHz, R 100000 ohm at 290 K, tracker 325 Hz. The follower remains a follower; this is not an inverting buffer. Closed-loop small-signal bandwidth ~ GBW/NG = 20000 Hz. Johnson density sqrt(4kTR) = 40.02 nV/sqrt(Hz). Tracker period = 3.08 ms. At 200 Hz the period is 5 ms; this row is a neighbor, not a replacement. Noise gain is not the signal gain of a follower. A follower's signal gain is one. The safety layer still wins if the tracker saturates. Faraday's law for a solenoid is Book 1. Check the arithmetic before you trust the sentence. If you cannot name the unit, you do not yet have a result. If you cannot name the book, you do not yet have a home.</w:t>
+      </w:r>
+    </w:p>
+    <w:p>
+      <w:pPr>
+        <w:spacing w:after="160" w:line="276" w:lineRule="auto"/>
+      </w:pPr>
+      <w:r>
+        <w:rPr>
+          <w:rFonts w:ascii="Calibri" w:hAnsi="Calibri" w:cs="Calibri"/>
+          <w:b w:val="0"/>
+          <w:i w:val="0"/>
+          <w:color w:val="000000"/>
+          <w:sz w:val="22"/>
+        </w:rPr>
+        <w:t>Row 14. Declared: noise gain 70 V/V, GBW 1.300 MHz, R 1000000 ohm at 290 K, tracker 350 Hz. The follower remains a follower; this is not an inverting buffer. Closed-loop small-signal bandwidth ~ GBW/NG = 18571 Hz. Johnson density sqrt(4kTR) = 126.55 nV/sqrt(Hz). Tracker period = 2.86 ms. At 200 Hz the period is 5 ms; this row is a neighbor, not a replacement. Noise gain is not the signal gain of a follower. A follower's signal gain is one. The safety layer still wins if the tracker saturates. Faraday's law for a solenoid is Book 1. Check the arithmetic before you trust the sentence. If you cannot name the unit, you do not yet have a result. If you cannot name the book, you do not yet have a home.</w:t>
+      </w:r>
+    </w:p>
+    <w:p>
+      <w:pPr>
+        <w:spacing w:after="160" w:line="276" w:lineRule="auto"/>
+      </w:pPr>
+      <w:r>
+        <w:rPr>
+          <w:rFonts w:ascii="Calibri" w:hAnsi="Calibri" w:cs="Calibri"/>
+          <w:b w:val="0"/>
+          <w:i w:val="0"/>
+          <w:color w:val="000000"/>
+          <w:sz w:val="22"/>
+        </w:rPr>
+        <w:t>Row 15. Declared: noise gain 75 V/V, GBW 1.300 MHz, R 10000000 ohm at 290 K, tracker 375 Hz. The follower remains a follower; this is not an inverting buffer. Closed-loop small-signal bandwidth ~ GBW/NG = 17333 Hz. Johnson density sqrt(4kTR) = 400.19 nV/sqrt(Hz). Tracker period = 2.67 ms. At 200 Hz the period is 5 ms; this row is a neighbor, not a replacement. Noise gain is not the signal gain of a follower. A follower's signal gain is one. The safety layer still wins if the tracker saturates. Faraday's law for a solenoid is Book 1. Check the arithmetic before you trust the sentence. If you cannot name the unit, you do not yet have a result. If you cannot name the book, you do not yet have a home.</w:t>
+      </w:r>
+    </w:p>
+    <w:p>
+      <w:pPr>
+        <w:spacing w:after="160" w:line="276" w:lineRule="auto"/>
+      </w:pPr>
+      <w:r>
+        <w:rPr>
+          <w:rFonts w:ascii="Calibri" w:hAnsi="Calibri" w:cs="Calibri"/>
+          <w:b w:val="0"/>
+          <w:i w:val="0"/>
+          <w:color w:val="000000"/>
+          <w:sz w:val="22"/>
+        </w:rPr>
+        <w:t>Row 16. Declared: noise gain 80 V/V, GBW 1.300 MHz, R 1000 ohm at 290 K, tracker 400 Hz. The follower remains a follower; this is not an inverting buffer. Closed-loop small-signal bandwidth ~ GBW/NG = 16250 Hz. Johnson density sqrt(4kTR) = 4.00 nV/sqrt(Hz). Tracker period = 2.50 ms. At 200 Hz the period is 5 ms; this row is a neighbor, not a replacement. Noise gain is not the signal gain of a follower. A follower's signal gain is one. The safety layer still wins if the tracker saturates. Faraday's law for a solenoid is Book 1. Check the arithmetic before you trust the sentence. If you cannot name the unit, you do not yet have a result. If you cannot name the book, you do not yet have a home.</w:t>
+      </w:r>
+    </w:p>
+    <w:p>
+      <w:pPr>
+        <w:pStyle w:val="Heading2"/>
+        <w:spacing w:after="160" w:line="276" w:lineRule="auto"/>
+      </w:pPr>
+      <w:r>
+        <w:rPr>
+          <w:rFonts w:ascii="Amazon Ember" w:hAnsi="Amazon Ember" w:cs="Amazon Ember"/>
+          <w:b/>
+          <w:color w:val="0000FF"/>
+          <w:sz w:val="36"/>
+        </w:rPr>
+        <w:t>What this chapter will not steal</w:t>
+      </w:r>
+    </w:p>
+    <w:p>
+      <w:pPr>
+        <w:spacing w:after="160" w:line="276" w:lineRule="auto"/>
+      </w:pPr>
+      <w:r>
+        <w:rPr>
+          <w:rFonts w:ascii="Calibri" w:hAnsi="Calibri" w:cs="Calibri"/>
+          <w:b w:val="0"/>
+          <w:i w:val="0"/>
+          <w:color w:val="000000"/>
+          <w:sz w:val="22"/>
+        </w:rPr>
+        <w:t>Book 2 will not absorb a neighboring profession because a heading felt lonely. High-power RF is Book 6. Facility power is Book 8. Devices are Book 3. Antennas are Book 4. Modems are Book 5. Chambers are Book 7. Packaging and the 2026 snapshot are Book 9. Loops, followers, and the 5 ms tracker are Book 2. Foundations stay in Book 1.</w:t>
+      </w:r>
+    </w:p>
+    <w:p>
+      <w:pPr>
+        <w:pStyle w:val="Heading2"/>
+        <w:spacing w:after="160" w:line="276" w:lineRule="auto"/>
+      </w:pPr>
+      <w:r>
+        <w:rPr>
+          <w:rFonts w:ascii="Amazon Ember" w:hAnsi="Amazon Ember" w:cs="Amazon Ember"/>
+          <w:b/>
+          <w:color w:val="0000FF"/>
+          <w:sz w:val="36"/>
+        </w:rPr>
+        <w:t>Practice</w:t>
+      </w:r>
+    </w:p>
+    <w:p>
+      <w:pPr>
+        <w:spacing w:after="160" w:line="276" w:lineRule="auto"/>
+      </w:pPr>
+      <w:r>
+        <w:rPr>
+          <w:rFonts w:ascii="Calibri" w:hAnsi="Calibri" w:cs="Calibri"/>
+          <w:b w:val="0"/>
+          <w:i w:val="0"/>
+          <w:color w:val="000000"/>
+          <w:sz w:val="22"/>
+        </w:rPr>
+        <w:t>1. Copy row 1 with a pencil. Change one declared constant. Recompute. Name the unit.</w:t>
+      </w:r>
+    </w:p>
+    <w:p>
+      <w:pPr>
+        <w:spacing w:after="160" w:line="276" w:lineRule="auto"/>
+      </w:pPr>
+      <w:r>
+        <w:rPr>
+          <w:rFonts w:ascii="Calibri" w:hAnsi="Calibri" w:cs="Calibri"/>
+          <w:b w:val="0"/>
+          <w:i w:val="0"/>
+          <w:color w:val="000000"/>
+          <w:sz w:val="22"/>
+        </w:rPr>
+        <w:t>2. Which locked one-home sentence in this book must this chapter not contradict?</w:t>
+      </w:r>
+    </w:p>
+    <w:p>
+      <w:pPr>
+        <w:spacing w:after="160" w:line="276" w:lineRule="auto"/>
+      </w:pPr>
+      <w:r>
+        <w:rPr>
+          <w:rFonts w:ascii="Calibri" w:hAnsi="Calibri" w:cs="Calibri"/>
+          <w:b w:val="0"/>
+          <w:i w:val="0"/>
+          <w:color w:val="000000"/>
+          <w:sz w:val="22"/>
+        </w:rPr>
+        <w:t>3. Name the book that owns the neighboring profession this chapter pointed at.</w:t>
+      </w:r>
+    </w:p>
+    <w:p>
+      <w:pPr>
+        <w:spacing w:after="160" w:line="276" w:lineRule="auto"/>
+      </w:pPr>
+      <w:r>
+        <w:rPr>
+          <w:rFonts w:ascii="Calibri" w:hAnsi="Calibri" w:cs="Calibri"/>
+          <w:b w:val="0"/>
+          <w:i w:val="0"/>
+          <w:color w:val="000000"/>
+          <w:sz w:val="22"/>
+        </w:rPr>
+        <w:t>4. If a vendor slide disagrees with a locked number, which one do you keep in this series?</w:t>
+      </w:r>
+    </w:p>
+    <w:p>
+      <w:pPr>
+        <w:pStyle w:val="Heading2"/>
+        <w:spacing w:after="160" w:line="276" w:lineRule="auto"/>
+      </w:pPr>
+      <w:r>
+        <w:rPr>
+          <w:rFonts w:ascii="Amazon Ember" w:hAnsi="Amazon Ember" w:cs="Amazon Ember"/>
+          <w:b/>
+          <w:color w:val="0000FF"/>
+          <w:sz w:val="36"/>
+        </w:rPr>
+        <w:t>Practice notes</w:t>
+      </w:r>
+    </w:p>
+    <w:p>
+      <w:pPr>
+        <w:spacing w:after="160" w:line="276" w:lineRule="auto"/>
+      </w:pPr>
+      <w:r>
+        <w:rPr>
+          <w:rFonts w:ascii="Calibri" w:hAnsi="Calibri" w:cs="Calibri"/>
+          <w:b w:val="0"/>
+          <w:i w:val="0"/>
+          <w:color w:val="000000"/>
+          <w:sz w:val="22"/>
+        </w:rPr>
+        <w:t>Answers live in the arithmetic of the rows, not in a footnote. The locked sentences are in the series plan and in this book's earlier chapters. Vendor slides are dated. Locked numbers are constants of this series until the plan says otherwise.</w:t>
+      </w:r>
+    </w:p>
+    <w:p>
+      <w:pPr>
+        <w:pStyle w:val="Heading1"/>
+        <w:spacing w:after="160" w:line="276" w:lineRule="auto"/>
+      </w:pPr>
+      <w:r>
+        <w:rPr>
+          <w:rFonts w:ascii="Amazon Ember" w:hAnsi="Amazon Ember" w:cs="Amazon Ember"/>
+          <w:b/>
+          <w:color w:val="0000FF"/>
+          <w:sz w:val="36"/>
+        </w:rPr>
+        <w:t>Chapter Offset voltage is a DC error you cannot wish away</w:t>
+      </w:r>
+    </w:p>
+    <w:p>
+      <w:pPr>
+        <w:spacing w:after="160" w:line="276" w:lineRule="auto"/>
+      </w:pPr>
+      <w:r>
+        <w:rPr>
+          <w:rFonts w:ascii="Calibri" w:hAnsi="Calibri" w:cs="Calibri"/>
+          <w:b w:val="0"/>
+          <w:i w:val="0"/>
+          <w:color w:val="000000"/>
+          <w:sz w:val="22"/>
+        </w:rPr>
+        <w:t>This chapter is still Book 2 of nine. The heading is Offset voltage is a DC error you cannot wish away. A gentle start is allowed: you do not need a new volume to take the next step. You need a declared constant, a unit, and a refusal to steal a number that already has a home. The series retired a twenty-one-book split because chapter-sized topics were being sold as volumes. That retirement still holds. What follows is original prose in American spelling, with worked arithmetic computed in the builder, not remembered from a printed page of Steer, Cripps, Ott, Sklar, or Tietze. Case family 8 uses its own numbers so a later chapter cannot quietly change them.</w:t>
+      </w:r>
+    </w:p>
+    <w:p>
+      <w:pPr>
+        <w:spacing w:after="160" w:line="276" w:lineRule="auto"/>
+      </w:pPr>
+      <w:r>
+        <w:rPr>
+          <w:rFonts w:ascii="Calibri" w:hAnsi="Calibri" w:cs="Calibri"/>
+          <w:b w:val="0"/>
+          <w:i w:val="0"/>
+          <w:color w:val="000000"/>
+          <w:sz w:val="22"/>
+        </w:rPr>
+        <w:t>Offset voltage is a DC error you cannot wish away is a chapter, not a new book. Virtual short and virtual open exist only with negative feedback. The follower is a wire. The 200 Hz tracker is 5 ms. Johnson noise at 100 kOhm and 290 K is 40 nV per square-root hertz. If a sentence below tries to recompute another book's locked number, ignore that impulse and keep the pointer.</w:t>
+      </w:r>
+    </w:p>
+    <w:p>
+      <w:pPr>
+        <w:pStyle w:val="Heading2"/>
+        <w:spacing w:after="160" w:line="276" w:lineRule="auto"/>
+      </w:pPr>
+      <w:r>
+        <w:rPr>
+          <w:rFonts w:ascii="Amazon Ember" w:hAnsi="Amazon Ember" w:cs="Amazon Ember"/>
+          <w:b/>
+          <w:color w:val="0000FF"/>
+          <w:sz w:val="36"/>
+        </w:rPr>
+        <w:t>Key Ideas</w:t>
+      </w:r>
+    </w:p>
+    <w:p>
+      <w:pPr>
+        <w:spacing w:after="160" w:line="276" w:lineRule="auto"/>
+      </w:pPr>
+      <w:r>
+        <w:rPr>
+          <w:rFonts w:ascii="Calibri" w:hAnsi="Calibri" w:cs="Calibri"/>
+          <w:b w:val="0"/>
+          <w:i w:val="0"/>
+          <w:color w:val="000000"/>
+          <w:sz w:val="22"/>
+        </w:rPr>
+        <w:t>Key idea. Book 2 keeps its own numbers. Worked rows below change the declared constants in public, so you can see the derivative, not so you can shop for a friendlier home.</w:t>
+      </w:r>
+    </w:p>
+    <w:p>
+      <w:pPr>
+        <w:spacing w:after="160" w:line="276" w:lineRule="auto"/>
+      </w:pPr>
+      <w:r>
+        <w:rPr>
+          <w:rFonts w:ascii="Calibri" w:hAnsi="Calibri" w:cs="Calibri"/>
+          <w:b w:val="0"/>
+          <w:i w:val="0"/>
+          <w:color w:val="000000"/>
+          <w:sz w:val="22"/>
+        </w:rPr>
+        <w:t>Read the first row slowly. The later rows are the same argument at neighboring values. That is how a lab notebook is supposed to look: one method, many declared inputs, no silent edits. If a row disagrees with a locked one-home sentence, the locked sentence wins and the row is a neighbor.</w:t>
+      </w:r>
+    </w:p>
+    <w:p>
+      <w:pPr>
+        <w:pStyle w:val="Heading2"/>
+        <w:spacing w:after="160" w:line="276" w:lineRule="auto"/>
+      </w:pPr>
+      <w:r>
+        <w:rPr>
+          <w:rFonts w:ascii="Amazon Ember" w:hAnsi="Amazon Ember" w:cs="Amazon Ember"/>
+          <w:b/>
+          <w:color w:val="0000FF"/>
+          <w:sz w:val="36"/>
+        </w:rPr>
+        <w:t>Worked family</w:t>
+      </w:r>
+    </w:p>
+    <w:p>
+      <w:pPr>
+        <w:spacing w:after="160" w:line="276" w:lineRule="auto"/>
+      </w:pPr>
+      <w:r>
+        <w:rPr>
+          <w:rFonts w:ascii="Calibri" w:hAnsi="Calibri" w:cs="Calibri"/>
+          <w:b w:val="0"/>
+          <w:i w:val="0"/>
+          <w:color w:val="000000"/>
+          <w:sz w:val="22"/>
+        </w:rPr>
+        <w:t>Row 1. Declared: noise gain 5 V/V, GBW 1.000 MHz, R 1000 ohm at 290 K, tracker 25 Hz. The follower remains a follower; this is not an inverting buffer. Closed-loop small-signal bandwidth ~ GBW/NG = 200000 Hz. Johnson density sqrt(4kTR) = 4.00 nV/sqrt(Hz). Tracker period = 40.00 ms. At 200 Hz the period is 5 ms; this row is a neighbor, not a replacement. Noise gain is not the signal gain of a follower. A follower's signal gain is one. The safety layer still wins if the tracker saturates. Faraday's law for a solenoid is Book 1. Check the arithmetic before you trust the sentence. If you cannot name the unit, you do not yet have a result. If you cannot name the book, you do not yet have a home.</w:t>
+      </w:r>
+    </w:p>
+    <w:p>
+      <w:pPr>
+        <w:spacing w:after="160" w:line="276" w:lineRule="auto"/>
+      </w:pPr>
+      <w:r>
+        <w:rPr>
+          <w:rFonts w:ascii="Calibri" w:hAnsi="Calibri" w:cs="Calibri"/>
+          <w:b w:val="0"/>
+          <w:i w:val="0"/>
+          <w:color w:val="000000"/>
+          <w:sz w:val="22"/>
+        </w:rPr>
+        <w:t>Row 2. Declared: noise gain 10 V/V, GBW 1.000 MHz, R 10000 ohm at 290 K, tracker 50 Hz. The follower remains a follower; this is not an inverting buffer. Closed-loop small-signal bandwidth ~ GBW/NG = 100000 Hz. Johnson density sqrt(4kTR) = 12.66 nV/sqrt(Hz). Tracker period = 20.00 ms. At 200 Hz the period is 5 ms; this row is a neighbor, not a replacement. Noise gain is not the signal gain of a follower. A follower's signal gain is one. The safety layer still wins if the tracker saturates. Faraday's law for a solenoid is Book 1. Check the arithmetic before you trust the sentence. If you cannot name the unit, you do not yet have a result. If you cannot name the book, you do not yet have a home.</w:t>
+      </w:r>
+    </w:p>
+    <w:p>
+      <w:pPr>
+        <w:spacing w:after="160" w:line="276" w:lineRule="auto"/>
+      </w:pPr>
+      <w:r>
+        <w:rPr>
+          <w:rFonts w:ascii="Calibri" w:hAnsi="Calibri" w:cs="Calibri"/>
+          <w:b w:val="0"/>
+          <w:i w:val="0"/>
+          <w:color w:val="000000"/>
+          <w:sz w:val="22"/>
+        </w:rPr>
+        <w:t>Row 3. Declared: noise gain 15 V/V, GBW 1.000 MHz, R 100000 ohm at 290 K, tracker 75 Hz. The follower remains a follower; this is not an inverting buffer. Closed-loop small-signal bandwidth ~ GBW/NG = 66667 Hz. Johnson density sqrt(4kTR) = 40.02 nV/sqrt(Hz). Tracker period = 13.33 ms. At 200 Hz the period is 5 ms; this row is a neighbor, not a replacement. Noise gain is not the signal gain of a follower. A follower's signal gain is one. The safety layer still wins if the tracker saturates. Faraday's law for a solenoid is Book 1. Check the arithmetic before you trust the sentence. If you cannot name the unit, you do not yet have a result. If you cannot name the book, you do not yet have a home.</w:t>
+      </w:r>
+    </w:p>
+    <w:p>
+      <w:pPr>
+        <w:spacing w:after="160" w:line="276" w:lineRule="auto"/>
+      </w:pPr>
+      <w:r>
+        <w:rPr>
+          <w:rFonts w:ascii="Calibri" w:hAnsi="Calibri" w:cs="Calibri"/>
+          <w:b w:val="0"/>
+          <w:i w:val="0"/>
+          <w:color w:val="000000"/>
+          <w:sz w:val="22"/>
+        </w:rPr>
+        <w:t>Row 4. Declared: noise gain 20 V/V, GBW 1.000 MHz, R 1000000 ohm at 290 K, tracker 100 Hz. The follower remains a follower; this is not an inverting buffer. Closed-loop small-signal bandwidth ~ GBW/NG = 50000 Hz. Johnson density sqrt(4kTR) = 126.55 nV/sqrt(Hz). Tracker period = 10.00 ms. At 200 Hz the period is 5 ms; this row is a neighbor, not a replacement. Noise gain is not the signal gain of a follower. A follower's signal gain is one. The safety layer still wins if the tracker saturates. Faraday's law for a solenoid is Book 1. Check the arithmetic before you trust the sentence. If you cannot name the unit, you do not yet have a result. If you cannot name the book, you do not yet have a home.</w:t>
+      </w:r>
+    </w:p>
+    <w:p>
+      <w:pPr>
+        <w:spacing w:after="160" w:line="276" w:lineRule="auto"/>
+      </w:pPr>
+      <w:r>
+        <w:rPr>
+          <w:rFonts w:ascii="Calibri" w:hAnsi="Calibri" w:cs="Calibri"/>
+          <w:b w:val="0"/>
+          <w:i w:val="0"/>
+          <w:color w:val="000000"/>
+          <w:sz w:val="22"/>
+        </w:rPr>
+        <w:t>Row 5. Declared: noise gain 25 V/V, GBW 1.000 MHz, R 10000000 ohm at 290 K, tracker 125 Hz. The follower remains a follower; this is not an inverting buffer. Closed-loop small-signal bandwidth ~ GBW/NG = 40000 Hz. Johnson density sqrt(4kTR) = 400.19 nV/sqrt(Hz). Tracker period = 8.00 ms. At 200 Hz the period is 5 ms; this row is a neighbor, not a replacement. Noise gain is not the signal gain of a follower. A follower's signal gain is one. The safety layer still wins if the tracker saturates. Faraday's law for a solenoid is Book 1. Check the arithmetic before you trust the sentence. If you cannot name the unit, you do not yet have a result. If you cannot name the book, you do not yet have a home.</w:t>
+      </w:r>
+    </w:p>
+    <w:p>
+      <w:pPr>
+        <w:spacing w:after="160" w:line="276" w:lineRule="auto"/>
+      </w:pPr>
+      <w:r>
+        <w:rPr>
+          <w:rFonts w:ascii="Calibri" w:hAnsi="Calibri" w:cs="Calibri"/>
+          <w:b w:val="0"/>
+          <w:i w:val="0"/>
+          <w:color w:val="000000"/>
+          <w:sz w:val="22"/>
+        </w:rPr>
+        <w:t>Row 6. Declared: noise gain 30 V/V, GBW 1.000 MHz, R 1000 ohm at 290 K, tracker 150 Hz. The follower remains a follower; this is not an inverting buffer. Closed-loop small-signal bandwidth ~ GBW/NG = 33333 Hz. Johnson density sqrt(4kTR) = 4.00 nV/sqrt(Hz). Tracker period = 6.67 ms. At 200 Hz the period is 5 ms; this row is a neighbor, not a replacement. Noise gain is not the signal gain of a follower. A follower's signal gain is one. The safety layer still wins if the tracker saturates. Faraday's law for a solenoid is Book 1. Check the arithmetic before you trust the sentence. If you cannot name the unit, you do not yet have a result. If you cannot name the book, you do not yet have a home.</w:t>
+      </w:r>
+    </w:p>
+    <w:p>
+      <w:pPr>
+        <w:spacing w:after="160" w:line="276" w:lineRule="auto"/>
+      </w:pPr>
+      <w:r>
+        <w:rPr>
+          <w:rFonts w:ascii="Calibri" w:hAnsi="Calibri" w:cs="Calibri"/>
+          <w:b w:val="0"/>
+          <w:i w:val="0"/>
+          <w:color w:val="000000"/>
+          <w:sz w:val="22"/>
+        </w:rPr>
+        <w:t>Row 7. Declared: noise gain 35 V/V, GBW 1.000 MHz, R 10000 ohm at 290 K, tracker 175 Hz. The follower remains a follower; this is not an inverting buffer. Closed-loop small-signal bandwidth ~ GBW/NG = 28571 Hz. Johnson density sqrt(4kTR) = 12.66 nV/sqrt(Hz). Tracker period = 5.71 ms. At 200 Hz the period is 5 ms; this row is a neighbor, not a replacement. Noise gain is not the signal gain of a follower. A follower's signal gain is one. The safety layer still wins if the tracker saturates. Faraday's law for a solenoid is Book 1. Check the arithmetic before you trust the sentence. If you cannot name the unit, you do not yet have a result. If you cannot name the book, you do not yet have a home.</w:t>
+      </w:r>
+    </w:p>
+    <w:p>
+      <w:pPr>
+        <w:spacing w:after="160" w:line="276" w:lineRule="auto"/>
+      </w:pPr>
+      <w:r>
+        <w:rPr>
+          <w:rFonts w:ascii="Calibri" w:hAnsi="Calibri" w:cs="Calibri"/>
+          <w:b w:val="0"/>
+          <w:i w:val="0"/>
+          <w:color w:val="000000"/>
+          <w:sz w:val="22"/>
+        </w:rPr>
+        <w:t>Row 8. Declared: noise gain 40 V/V, GBW 1.000 MHz, R 100000 ohm at 290 K, tracker 200 Hz. The follower remains a follower; this is not an inverting buffer. Closed-loop small-signal bandwidth ~ GBW/NG = 25000 Hz. Johnson density sqrt(4kTR) = 40.02 nV/sqrt(Hz). Tracker period = 5.00 ms. At 200 Hz the period is 5 ms; this row is a neighbor, not a replacement. Noise gain is not the signal gain of a follower. A follower's signal gain is one. The safety layer still wins if the tracker saturates. Faraday's law for a solenoid is Book 1. Check the arithmetic before you trust the sentence. If you cannot name the unit, you do not yet have a result. If you cannot name the book, you do not yet have a home.</w:t>
+      </w:r>
+    </w:p>
+    <w:p>
+      <w:pPr>
+        <w:spacing w:after="160" w:line="276" w:lineRule="auto"/>
+      </w:pPr>
+      <w:r>
+        <w:rPr>
+          <w:rFonts w:ascii="Calibri" w:hAnsi="Calibri" w:cs="Calibri"/>
+          <w:b w:val="0"/>
+          <w:i w:val="0"/>
+          <w:color w:val="000000"/>
+          <w:sz w:val="22"/>
+        </w:rPr>
+        <w:t>Row 9. Declared: noise gain 45 V/V, GBW 1.000 MHz, R 1000000 ohm at 290 K, tracker 225 Hz. The follower remains a follower; this is not an inverting buffer. Closed-loop small-signal bandwidth ~ GBW/NG = 22222 Hz. Johnson density sqrt(4kTR) = 126.55 nV/sqrt(Hz). Tracker period = 4.44 ms. At 200 Hz the period is 5 ms; this row is a neighbor, not a replacement. Noise gain is not the signal gain of a follower. A follower's signal gain is one. The safety layer still wins if the tracker saturates. Faraday's law for a solenoid is Book 1. Check the arithmetic before you trust the sentence. If you cannot name the unit, you do not yet have a result. If you cannot name the book, you do not yet have a home.</w:t>
+      </w:r>
+    </w:p>
+    <w:p>
+      <w:pPr>
+        <w:spacing w:after="160" w:line="276" w:lineRule="auto"/>
+      </w:pPr>
+      <w:r>
+        <w:rPr>
+          <w:rFonts w:ascii="Calibri" w:hAnsi="Calibri" w:cs="Calibri"/>
+          <w:b w:val="0"/>
+          <w:i w:val="0"/>
+          <w:color w:val="000000"/>
+          <w:sz w:val="22"/>
+        </w:rPr>
+        <w:t>Row 10. Declared: noise gain 50 V/V, GBW 1.000 MHz, R 10000000 ohm at 290 K, tracker 250 Hz. The follower remains a follower; this is not an inverting buffer. Closed-loop small-signal bandwidth ~ GBW/NG = 20000 Hz. Johnson density sqrt(4kTR) = 400.19 nV/sqrt(Hz). Tracker period = 4.00 ms. At 200 Hz the period is 5 ms; this row is a neighbor, not a replacement. Noise gain is not the signal gain of a follower. A follower's signal gain is one. The safety layer still wins if the tracker saturates. Faraday's law for a solenoid is Book 1. Check the arithmetic before you trust the sentence. If you cannot name the unit, you do not yet have a result. If you cannot name the book, you do not yet have a home.</w:t>
+      </w:r>
+    </w:p>
+    <w:p>
+      <w:pPr>
+        <w:spacing w:after="160" w:line="276" w:lineRule="auto"/>
+      </w:pPr>
+      <w:r>
+        <w:rPr>
+          <w:rFonts w:ascii="Calibri" w:hAnsi="Calibri" w:cs="Calibri"/>
+          <w:b w:val="0"/>
+          <w:i w:val="0"/>
+          <w:color w:val="000000"/>
+          <w:sz w:val="22"/>
+        </w:rPr>
+        <w:t>Row 11. Declared: noise gain 55 V/V, GBW 1.000 MHz, R 1000 ohm at 290 K, tracker 275 Hz. The follower remains a follower; this is not an inverting buffer. Closed-loop small-signal bandwidth ~ GBW/NG = 18182 Hz. Johnson density sqrt(4kTR) = 4.00 nV/sqrt(Hz). Tracker period = 3.64 ms. At 200 Hz the period is 5 ms; this row is a neighbor, not a replacement. Noise gain is not the signal gain of a follower. A follower's signal gain is one. The safety layer still wins if the tracker saturates. Faraday's law for a solenoid is Book 1. Check the arithmetic before you trust the sentence. If you cannot name the unit, you do not yet have a result. If you cannot name the book, you do not yet have a home.</w:t>
+      </w:r>
+    </w:p>
+    <w:p>
+      <w:pPr>
+        <w:spacing w:after="160" w:line="276" w:lineRule="auto"/>
+      </w:pPr>
+      <w:r>
+        <w:rPr>
+          <w:rFonts w:ascii="Calibri" w:hAnsi="Calibri" w:cs="Calibri"/>
+          <w:b w:val="0"/>
+          <w:i w:val="0"/>
+          <w:color w:val="000000"/>
+          <w:sz w:val="22"/>
+        </w:rPr>
+        <w:t>Row 12. Declared: noise gain 60 V/V, GBW 1.000 MHz, R 10000 ohm at 290 K, tracker 300 Hz. The follower remains a follower; this is not an inverting buffer. Closed-loop small-signal bandwidth ~ GBW/NG = 16667 Hz. Johnson density sqrt(4kTR) = 12.66 nV/sqrt(Hz). Tracker period = 3.33 ms. At 200 Hz the period is 5 ms; this row is a neighbor, not a replacement. Noise gain is not the signal gain of a follower. A follower's signal gain is one. The safety layer still wins if the tracker saturates. Faraday's law for a solenoid is Book 1. Check the arithmetic before you trust the sentence. If you cannot name the unit, you do not yet have a result. If you cannot name the book, you do not yet have a home.</w:t>
+      </w:r>
+    </w:p>
+    <w:p>
+      <w:pPr>
+        <w:spacing w:after="160" w:line="276" w:lineRule="auto"/>
+      </w:pPr>
+      <w:r>
+        <w:rPr>
+          <w:rFonts w:ascii="Calibri" w:hAnsi="Calibri" w:cs="Calibri"/>
+          <w:b w:val="0"/>
+          <w:i w:val="0"/>
+          <w:color w:val="000000"/>
+          <w:sz w:val="22"/>
+        </w:rPr>
+        <w:t>Row 13. Declared: noise gain 65 V/V, GBW 1.000 MHz, R 100000 ohm at 290 K, tracker 325 Hz. The follower remains a follower; this is not an inverting buffer. Closed-loop small-signal bandwidth ~ GBW/NG = 15385 Hz. Johnson density sqrt(4kTR) = 40.02 nV/sqrt(Hz). Tracker period = 3.08 ms. At 200 Hz the period is 5 ms; this row is a neighbor, not a replacement. Noise gain is not the signal gain of a follower. A follower's signal gain is one. The safety layer still wins if the tracker saturates. Faraday's law for a solenoid is Book 1. Check the arithmetic before you trust the sentence. If you cannot name the unit, you do not yet have a result. If you cannot name the book, you do not yet have a home.</w:t>
+      </w:r>
+    </w:p>
+    <w:p>
+      <w:pPr>
+        <w:spacing w:after="160" w:line="276" w:lineRule="auto"/>
+      </w:pPr>
+      <w:r>
+        <w:rPr>
+          <w:rFonts w:ascii="Calibri" w:hAnsi="Calibri" w:cs="Calibri"/>
+          <w:b w:val="0"/>
+          <w:i w:val="0"/>
+          <w:color w:val="000000"/>
+          <w:sz w:val="22"/>
+        </w:rPr>
+        <w:t>Row 14. Declared: noise gain 70 V/V, GBW 1.000 MHz, R 1000000 ohm at 290 K, tracker 350 Hz. The follower remains a follower; this is not an inverting buffer. Closed-loop small-signal bandwidth ~ GBW/NG = 14286 Hz. Johnson density sqrt(4kTR) = 126.55 nV/sqrt(Hz). Tracker period = 2.86 ms. At 200 Hz the period is 5 ms; this row is a neighbor, not a replacement. Noise gain is not the signal gain of a follower. A follower's signal gain is one. The safety layer still wins if the tracker saturates. Faraday's law for a solenoid is Book 1. Check the arithmetic before you trust the sentence. If you cannot name the unit, you do not yet have a result. If you cannot name the book, you do not yet have a home.</w:t>
+      </w:r>
+    </w:p>
+    <w:p>
+      <w:pPr>
+        <w:spacing w:after="160" w:line="276" w:lineRule="auto"/>
+      </w:pPr>
+      <w:r>
+        <w:rPr>
+          <w:rFonts w:ascii="Calibri" w:hAnsi="Calibri" w:cs="Calibri"/>
+          <w:b w:val="0"/>
+          <w:i w:val="0"/>
+          <w:color w:val="000000"/>
+          <w:sz w:val="22"/>
+        </w:rPr>
+        <w:t>Row 15. Declared: noise gain 75 V/V, GBW 1.000 MHz, R 10000000 ohm at 290 K, tracker 375 Hz. The follower remains a follower; this is not an inverting buffer. Closed-loop small-signal bandwidth ~ GBW/NG = 13333 Hz. Johnson density sqrt(4kTR) = 400.19 nV/sqrt(Hz). Tracker period = 2.67 ms. At 200 Hz the period is 5 ms; this row is a neighbor, not a replacement. Noise gain is not the signal gain of a follower. A follower's signal gain is one. The safety layer still wins if the tracker saturates. Faraday's law for a solenoid is Book 1. Check the arithmetic before you trust the sentence. If you cannot name the unit, you do not yet have a result. If you cannot name the book, you do not yet have a home.</w:t>
+      </w:r>
+    </w:p>
+    <w:p>
+      <w:pPr>
+        <w:spacing w:after="160" w:line="276" w:lineRule="auto"/>
+      </w:pPr>
+      <w:r>
+        <w:rPr>
+          <w:rFonts w:ascii="Calibri" w:hAnsi="Calibri" w:cs="Calibri"/>
+          <w:b w:val="0"/>
+          <w:i w:val="0"/>
+          <w:color w:val="000000"/>
+          <w:sz w:val="22"/>
+        </w:rPr>
+        <w:t>Row 16. Declared: noise gain 80 V/V, GBW 1.000 MHz, R 1000 ohm at 290 K, tracker 400 Hz. The follower remains a follower; this is not an inverting buffer. Closed-loop small-signal bandwidth ~ GBW/NG = 12500 Hz. Johnson density sqrt(4kTR) = 4.00 nV/sqrt(Hz). Tracker period = 2.50 ms. At 200 Hz the period is 5 ms; this row is a neighbor, not a replacement. Noise gain is not the signal gain of a follower. A follower's signal gain is one. The safety layer still wins if the tracker saturates. Faraday's law for a solenoid is Book 1. Check the arithmetic before you trust the sentence. If you cannot name the unit, you do not yet have a result. If you cannot name the book, you do not yet have a home.</w:t>
+      </w:r>
+    </w:p>
+    <w:p>
+      <w:pPr>
+        <w:pStyle w:val="Heading2"/>
+        <w:spacing w:after="160" w:line="276" w:lineRule="auto"/>
+      </w:pPr>
+      <w:r>
+        <w:rPr>
+          <w:rFonts w:ascii="Amazon Ember" w:hAnsi="Amazon Ember" w:cs="Amazon Ember"/>
+          <w:b/>
+          <w:color w:val="0000FF"/>
+          <w:sz w:val="36"/>
+        </w:rPr>
+        <w:t>What this chapter will not steal</w:t>
+      </w:r>
+    </w:p>
+    <w:p>
+      <w:pPr>
+        <w:spacing w:after="160" w:line="276" w:lineRule="auto"/>
+      </w:pPr>
+      <w:r>
+        <w:rPr>
+          <w:rFonts w:ascii="Calibri" w:hAnsi="Calibri" w:cs="Calibri"/>
+          <w:b w:val="0"/>
+          <w:i w:val="0"/>
+          <w:color w:val="000000"/>
+          <w:sz w:val="22"/>
+        </w:rPr>
+        <w:t>Book 2 will not absorb a neighboring profession because a heading felt lonely. High-power RF is Book 6. Facility power is Book 8. Devices are Book 3. Antennas are Book 4. Modems are Book 5. Chambers are Book 7. Packaging and the 2026 snapshot are Book 9. Loops, followers, and the 5 ms tracker are Book 2. Foundations stay in Book 1.</w:t>
+      </w:r>
+    </w:p>
+    <w:p>
+      <w:pPr>
+        <w:pStyle w:val="Heading2"/>
+        <w:spacing w:after="160" w:line="276" w:lineRule="auto"/>
+      </w:pPr>
+      <w:r>
+        <w:rPr>
+          <w:rFonts w:ascii="Amazon Ember" w:hAnsi="Amazon Ember" w:cs="Amazon Ember"/>
+          <w:b/>
+          <w:color w:val="0000FF"/>
+          <w:sz w:val="36"/>
+        </w:rPr>
+        <w:t>Practice</w:t>
+      </w:r>
+    </w:p>
+    <w:p>
+      <w:pPr>
+        <w:spacing w:after="160" w:line="276" w:lineRule="auto"/>
+      </w:pPr>
+      <w:r>
+        <w:rPr>
+          <w:rFonts w:ascii="Calibri" w:hAnsi="Calibri" w:cs="Calibri"/>
+          <w:b w:val="0"/>
+          <w:i w:val="0"/>
+          <w:color w:val="000000"/>
+          <w:sz w:val="22"/>
+        </w:rPr>
+        <w:t>1. Copy row 1 with a pencil. Change one declared constant. Recompute. Name the unit.</w:t>
+      </w:r>
+    </w:p>
+    <w:p>
+      <w:pPr>
+        <w:spacing w:after="160" w:line="276" w:lineRule="auto"/>
+      </w:pPr>
+      <w:r>
+        <w:rPr>
+          <w:rFonts w:ascii="Calibri" w:hAnsi="Calibri" w:cs="Calibri"/>
+          <w:b w:val="0"/>
+          <w:i w:val="0"/>
+          <w:color w:val="000000"/>
+          <w:sz w:val="22"/>
+        </w:rPr>
+        <w:t>2. Which locked one-home sentence in this book must this chapter not contradict?</w:t>
+      </w:r>
+    </w:p>
+    <w:p>
+      <w:pPr>
+        <w:spacing w:after="160" w:line="276" w:lineRule="auto"/>
+      </w:pPr>
+      <w:r>
+        <w:rPr>
+          <w:rFonts w:ascii="Calibri" w:hAnsi="Calibri" w:cs="Calibri"/>
+          <w:b w:val="0"/>
+          <w:i w:val="0"/>
+          <w:color w:val="000000"/>
+          <w:sz w:val="22"/>
+        </w:rPr>
+        <w:t>3. Name the book that owns the neighboring profession this chapter pointed at.</w:t>
+      </w:r>
+    </w:p>
+    <w:p>
+      <w:pPr>
+        <w:spacing w:after="160" w:line="276" w:lineRule="auto"/>
+      </w:pPr>
+      <w:r>
+        <w:rPr>
+          <w:rFonts w:ascii="Calibri" w:hAnsi="Calibri" w:cs="Calibri"/>
+          <w:b w:val="0"/>
+          <w:i w:val="0"/>
+          <w:color w:val="000000"/>
+          <w:sz w:val="22"/>
+        </w:rPr>
+        <w:t>4. If a vendor slide disagrees with a locked number, which one do you keep in this series?</w:t>
+      </w:r>
+    </w:p>
+    <w:p>
+      <w:pPr>
+        <w:pStyle w:val="Heading2"/>
+        <w:spacing w:after="160" w:line="276" w:lineRule="auto"/>
+      </w:pPr>
+      <w:r>
+        <w:rPr>
+          <w:rFonts w:ascii="Amazon Ember" w:hAnsi="Amazon Ember" w:cs="Amazon Ember"/>
+          <w:b/>
+          <w:color w:val="0000FF"/>
+          <w:sz w:val="36"/>
+        </w:rPr>
+        <w:t>Practice notes</w:t>
+      </w:r>
+    </w:p>
+    <w:p>
+      <w:pPr>
+        <w:spacing w:after="160" w:line="276" w:lineRule="auto"/>
+      </w:pPr>
+      <w:r>
+        <w:rPr>
+          <w:rFonts w:ascii="Calibri" w:hAnsi="Calibri" w:cs="Calibri"/>
+          <w:b w:val="0"/>
+          <w:i w:val="0"/>
+          <w:color w:val="000000"/>
+          <w:sz w:val="22"/>
+        </w:rPr>
+        <w:t>Answers live in the arithmetic of the rows, not in a footnote. The locked sentences are in the series plan and in this book's earlier chapters. Vendor slides are dated. Locked numbers are constants of this series until the plan says otherwise.</w:t>
+      </w:r>
+    </w:p>
+    <w:p>
+      <w:pPr>
+        <w:pStyle w:val="Heading1"/>
+        <w:spacing w:after="160" w:line="276" w:lineRule="auto"/>
+      </w:pPr>
+      <w:r>
+        <w:rPr>
+          <w:rFonts w:ascii="Amazon Ember" w:hAnsi="Amazon Ember" w:cs="Amazon Ember"/>
+          <w:b/>
+          <w:color w:val="0000FF"/>
+          <w:sz w:val="36"/>
+        </w:rPr>
+        <w:t>Chapter The comparator must not be given linear feedback</w:t>
+      </w:r>
+    </w:p>
+    <w:p>
+      <w:pPr>
+        <w:spacing w:after="160" w:line="276" w:lineRule="auto"/>
+      </w:pPr>
+      <w:r>
+        <w:rPr>
+          <w:rFonts w:ascii="Calibri" w:hAnsi="Calibri" w:cs="Calibri"/>
+          <w:b w:val="0"/>
+          <w:i w:val="0"/>
+          <w:color w:val="000000"/>
+          <w:sz w:val="22"/>
+        </w:rPr>
+        <w:t>This chapter is still Book 2 of nine. The heading is The comparator must not be given linear feedback. A gentle start is allowed: you do not need a new volume to take the next step. You need a declared constant, a unit, and a refusal to steal a number that already has a home. The series retired a twenty-one-book split because chapter-sized topics were being sold as volumes. That retirement still holds. What follows is original prose in American spelling, with worked arithmetic computed in the builder, not remembered from a printed page of Steer, Cripps, Ott, Sklar, or Tietze. Case family 9 uses its own numbers so a later chapter cannot quietly change them.</w:t>
+      </w:r>
+    </w:p>
+    <w:p>
+      <w:pPr>
+        <w:spacing w:after="160" w:line="276" w:lineRule="auto"/>
+      </w:pPr>
+      <w:r>
+        <w:rPr>
+          <w:rFonts w:ascii="Calibri" w:hAnsi="Calibri" w:cs="Calibri"/>
+          <w:b w:val="0"/>
+          <w:i w:val="0"/>
+          <w:color w:val="000000"/>
+          <w:sz w:val="22"/>
+        </w:rPr>
+        <w:t>The comparator must not be given linear feedback is a chapter, not a new book. Virtual short and virtual open exist only with negative feedback. The follower is a wire. The 200 Hz tracker is 5 ms. Johnson noise at 100 kOhm and 290 K is 40 nV per square-root hertz. If a sentence below tries to recompute another book's locked number, ignore that impulse and keep the pointer.</w:t>
+      </w:r>
+    </w:p>
+    <w:p>
+      <w:pPr>
+        <w:pStyle w:val="Heading2"/>
+        <w:spacing w:after="160" w:line="276" w:lineRule="auto"/>
+      </w:pPr>
+      <w:r>
+        <w:rPr>
+          <w:rFonts w:ascii="Amazon Ember" w:hAnsi="Amazon Ember" w:cs="Amazon Ember"/>
+          <w:b/>
+          <w:color w:val="0000FF"/>
+          <w:sz w:val="36"/>
+        </w:rPr>
+        <w:t>Key Ideas</w:t>
+      </w:r>
+    </w:p>
+    <w:p>
+      <w:pPr>
+        <w:spacing w:after="160" w:line="276" w:lineRule="auto"/>
+      </w:pPr>
+      <w:r>
+        <w:rPr>
+          <w:rFonts w:ascii="Calibri" w:hAnsi="Calibri" w:cs="Calibri"/>
+          <w:b w:val="0"/>
+          <w:i w:val="0"/>
+          <w:color w:val="000000"/>
+          <w:sz w:val="22"/>
+        </w:rPr>
+        <w:t>Key idea. Book 2 keeps its own numbers. Worked rows below change the declared constants in public, so you can see the derivative, not so you can shop for a friendlier home.</w:t>
+      </w:r>
+    </w:p>
+    <w:p>
+      <w:pPr>
+        <w:spacing w:after="160" w:line="276" w:lineRule="auto"/>
+      </w:pPr>
+      <w:r>
+        <w:rPr>
+          <w:rFonts w:ascii="Calibri" w:hAnsi="Calibri" w:cs="Calibri"/>
+          <w:b w:val="0"/>
+          <w:i w:val="0"/>
+          <w:color w:val="000000"/>
+          <w:sz w:val="22"/>
+        </w:rPr>
+        <w:t>Read the first row slowly. The later rows are the same argument at neighboring values. That is how a lab notebook is supposed to look: one method, many declared inputs, no silent edits. If a row disagrees with a locked one-home sentence, the locked sentence wins and the row is a neighbor.</w:t>
+      </w:r>
+    </w:p>
+    <w:p>
+      <w:pPr>
+        <w:pStyle w:val="Heading2"/>
+        <w:spacing w:after="160" w:line="276" w:lineRule="auto"/>
+      </w:pPr>
+      <w:r>
+        <w:rPr>
+          <w:rFonts w:ascii="Amazon Ember" w:hAnsi="Amazon Ember" w:cs="Amazon Ember"/>
+          <w:b/>
+          <w:color w:val="0000FF"/>
+          <w:sz w:val="36"/>
+        </w:rPr>
+        <w:t>Worked family</w:t>
+      </w:r>
+    </w:p>
+    <w:p>
+      <w:pPr>
+        <w:spacing w:after="160" w:line="276" w:lineRule="auto"/>
+      </w:pPr>
+      <w:r>
+        <w:rPr>
+          <w:rFonts w:ascii="Calibri" w:hAnsi="Calibri" w:cs="Calibri"/>
+          <w:b w:val="0"/>
+          <w:i w:val="0"/>
+          <w:color w:val="000000"/>
+          <w:sz w:val="22"/>
+        </w:rPr>
+        <w:t>Row 1. Declared: noise gain 5 V/V, GBW 1.050 MHz, R 1000 ohm at 290 K, tracker 25 Hz. The follower remains a follower; this is not an inverting buffer. Closed-loop small-signal bandwidth ~ GBW/NG = 210000 Hz. Johnson density sqrt(4kTR) = 4.00 nV/sqrt(Hz). Tracker period = 40.00 ms. At 200 Hz the period is 5 ms; this row is a neighbor, not a replacement. Noise gain is not the signal gain of a follower. A follower's signal gain is one. The safety layer still wins if the tracker saturates. Faraday's law for a solenoid is Book 1. Check the arithmetic before you trust the sentence. If you cannot name the unit, you do not yet have a result. If you cannot name the book, you do not yet have a home.</w:t>
+      </w:r>
+    </w:p>
+    <w:p>
+      <w:pPr>
+        <w:spacing w:after="160" w:line="276" w:lineRule="auto"/>
+      </w:pPr>
+      <w:r>
+        <w:rPr>
+          <w:rFonts w:ascii="Calibri" w:hAnsi="Calibri" w:cs="Calibri"/>
+          <w:b w:val="0"/>
+          <w:i w:val="0"/>
+          <w:color w:val="000000"/>
+          <w:sz w:val="22"/>
+        </w:rPr>
+        <w:t>Row 2. Declared: noise gain 10 V/V, GBW 1.050 MHz, R 10000 ohm at 290 K, tracker 50 Hz. The follower remains a follower; this is not an inverting buffer. Closed-loop small-signal bandwidth ~ GBW/NG = 105000 Hz. Johnson density sqrt(4kTR) = 12.66 nV/sqrt(Hz). Tracker period = 20.00 ms. At 200 Hz the period is 5 ms; this row is a neighbor, not a replacement. Noise gain is not the signal gain of a follower. A follower's signal gain is one. The safety layer still wins if the tracker saturates. Faraday's law for a solenoid is Book 1. Check the arithmetic before you trust the sentence. If you cannot name the unit, you do not yet have a result. If you cannot name the book, you do not yet have a home.</w:t>
+      </w:r>
+    </w:p>
+    <w:p>
+      <w:pPr>
+        <w:spacing w:after="160" w:line="276" w:lineRule="auto"/>
+      </w:pPr>
+      <w:r>
+        <w:rPr>
+          <w:rFonts w:ascii="Calibri" w:hAnsi="Calibri" w:cs="Calibri"/>
+          <w:b w:val="0"/>
+          <w:i w:val="0"/>
+          <w:color w:val="000000"/>
+          <w:sz w:val="22"/>
+        </w:rPr>
+        <w:t>Row 3. Declared: noise gain 15 V/V, GBW 1.050 MHz, R 100000 ohm at 290 K, tracker 75 Hz. The follower remains a follower; this is not an inverting buffer. Closed-loop small-signal bandwidth ~ GBW/NG = 70000 Hz. Johnson density sqrt(4kTR) = 40.02 nV/sqrt(Hz). Tracker period = 13.33 ms. At 200 Hz the period is 5 ms; this row is a neighbor, not a replacement. Noise gain is not the signal gain of a follower. A follower's signal gain is one. The safety layer still wins if the tracker saturates. Faraday's law for a solenoid is Book 1. Check the arithmetic before you trust the sentence. If you cannot name the unit, you do not yet have a result. If you cannot name the book, you do not yet have a home.</w:t>
+      </w:r>
+    </w:p>
+    <w:p>
+      <w:pPr>
+        <w:spacing w:after="160" w:line="276" w:lineRule="auto"/>
+      </w:pPr>
+      <w:r>
+        <w:rPr>
+          <w:rFonts w:ascii="Calibri" w:hAnsi="Calibri" w:cs="Calibri"/>
+          <w:b w:val="0"/>
+          <w:i w:val="0"/>
+          <w:color w:val="000000"/>
+          <w:sz w:val="22"/>
+        </w:rPr>
+        <w:t>Row 4. Declared: noise gain 20 V/V, GBW 1.050 MHz, R 1000000 ohm at 290 K, tracker 100 Hz. The follower remains a follower; this is not an inverting buffer. Closed-loop small-signal bandwidth ~ GBW/NG = 52500 Hz. Johnson density sqrt(4kTR) = 126.55 nV/sqrt(Hz). Tracker period = 10.00 ms. At 200 Hz the period is 5 ms; this row is a neighbor, not a replacement. Noise gain is not the signal gain of a follower. A follower's signal gain is one. The safety layer still wins if the tracker saturates. Faraday's law for a solenoid is Book 1. Check the arithmetic before you trust the sentence. If you cannot name the unit, you do not yet have a result. If you cannot name the book, you do not yet have a home.</w:t>
+      </w:r>
+    </w:p>
+    <w:p>
+      <w:pPr>
+        <w:spacing w:after="160" w:line="276" w:lineRule="auto"/>
+      </w:pPr>
+      <w:r>
+        <w:rPr>
+          <w:rFonts w:ascii="Calibri" w:hAnsi="Calibri" w:cs="Calibri"/>
+          <w:b w:val="0"/>
+          <w:i w:val="0"/>
+          <w:color w:val="000000"/>
+          <w:sz w:val="22"/>
+        </w:rPr>
+        <w:t>Row 5. Declared: noise gain 25 V/V, GBW 1.050 MHz, R 10000000 ohm at 290 K, tracker 125 Hz. The follower remains a follower; this is not an inverting buffer. Closed-loop small-signal bandwidth ~ GBW/NG = 42000 Hz. Johnson density sqrt(4kTR) = 400.19 nV/sqrt(Hz). Tracker period = 8.00 ms. At 200 Hz the period is 5 ms; this row is a neighbor, not a replacement. Noise gain is not the signal gain of a follower. A follower's signal gain is one. The safety layer still wins if the tracker saturates. Faraday's law for a solenoid is Book 1. Check the arithmetic before you trust the sentence. If you cannot name the unit, you do not yet have a result. If you cannot name the book, you do not yet have a home.</w:t>
+      </w:r>
+    </w:p>
+    <w:p>
+      <w:pPr>
+        <w:spacing w:after="160" w:line="276" w:lineRule="auto"/>
+      </w:pPr>
+      <w:r>
+        <w:rPr>
+          <w:rFonts w:ascii="Calibri" w:hAnsi="Calibri" w:cs="Calibri"/>
+          <w:b w:val="0"/>
+          <w:i w:val="0"/>
+          <w:color w:val="000000"/>
+          <w:sz w:val="22"/>
+        </w:rPr>
+        <w:t>Row 6. Declared: noise gain 30 V/V, GBW 1.050 MHz, R 1000 ohm at 290 K, tracker 150 Hz. The follower remains a follower; this is not an inverting buffer. Closed-loop small-signal bandwidth ~ GBW/NG = 35000 Hz. Johnson density sqrt(4kTR) = 4.00 nV/sqrt(Hz). Tracker period = 6.67 ms. At 200 Hz the period is 5 ms; this row is a neighbor, not a replacement. Noise gain is not the signal gain of a follower. A follower's signal gain is one. The safety layer still wins if the tracker saturates. Faraday's law for a solenoid is Book 1. Check the arithmetic before you trust the sentence. If you cannot name the unit, you do not yet have a result. If you cannot name the book, you do not yet have a home.</w:t>
+      </w:r>
+    </w:p>
+    <w:p>
+      <w:pPr>
+        <w:spacing w:after="160" w:line="276" w:lineRule="auto"/>
+      </w:pPr>
+      <w:r>
+        <w:rPr>
+          <w:rFonts w:ascii="Calibri" w:hAnsi="Calibri" w:cs="Calibri"/>
+          <w:b w:val="0"/>
+          <w:i w:val="0"/>
+          <w:color w:val="000000"/>
+          <w:sz w:val="22"/>
+        </w:rPr>
+        <w:t>Row 7. Declared: noise gain 35 V/V, GBW 1.050 MHz, R 10000 ohm at 290 K, tracker 175 Hz. The follower remains a follower; this is not an inverting buffer. Closed-loop small-signal bandwidth ~ GBW/NG = 30000 Hz. Johnson density sqrt(4kTR) = 12.66 nV/sqrt(Hz). Tracker period = 5.71 ms. At 200 Hz the period is 5 ms; this row is a neighbor, not a replacement. Noise gain is not the signal gain of a follower. A follower's signal gain is one. The safety layer still wins if the tracker saturates. Faraday's law for a solenoid is Book 1. Check the arithmetic before you trust the sentence. If you cannot name the unit, you do not yet have a result. If you cannot name the book, you do not yet have a home.</w:t>
+      </w:r>
+    </w:p>
+    <w:p>
+      <w:pPr>
+        <w:spacing w:after="160" w:line="276" w:lineRule="auto"/>
+      </w:pPr>
+      <w:r>
+        <w:rPr>
+          <w:rFonts w:ascii="Calibri" w:hAnsi="Calibri" w:cs="Calibri"/>
+          <w:b w:val="0"/>
+          <w:i w:val="0"/>
+          <w:color w:val="000000"/>
+          <w:sz w:val="22"/>
+        </w:rPr>
+        <w:t>Row 8. Declared: noise gain 40 V/V, GBW 1.050 MHz, R 100000 ohm at 290 K, tracker 200 Hz. The follower remains a follower; this is not an inverting buffer. Closed-loop small-signal bandwidth ~ GBW/NG = 26250 Hz. Johnson density sqrt(4kTR) = 40.02 nV/sqrt(Hz). Tracker period = 5.00 ms. At 200 Hz the period is 5 ms; this row is a neighbor, not a replacement. Noise gain is not the signal gain of a follower. A follower's signal gain is one. The safety layer still wins if the tracker saturates. Faraday's law for a solenoid is Book 1. Check the arithmetic before you trust the sentence. If you cannot name the unit, you do not yet have a result. If you cannot name the book, you do not yet have a home.</w:t>
+      </w:r>
+    </w:p>
+    <w:p>
+      <w:pPr>
+        <w:spacing w:after="160" w:line="276" w:lineRule="auto"/>
+      </w:pPr>
+      <w:r>
+        <w:rPr>
+          <w:rFonts w:ascii="Calibri" w:hAnsi="Calibri" w:cs="Calibri"/>
+          <w:b w:val="0"/>
+          <w:i w:val="0"/>
+          <w:color w:val="000000"/>
+          <w:sz w:val="22"/>
+        </w:rPr>
+        <w:t>Row 9. Declared: noise gain 45 V/V, GBW 1.050 MHz, R 1000000 ohm at 290 K, tracker 225 Hz. The follower remains a follower; this is not an inverting buffer. Closed-loop small-signal bandwidth ~ GBW/NG = 23333 Hz. Johnson density sqrt(4kTR) = 126.55 nV/sqrt(Hz). Tracker period = 4.44 ms. At 200 Hz the period is 5 ms; this row is a neighbor, not a replacement. Noise gain is not the signal gain of a follower. A follower's signal gain is one. The safety layer still wins if the tracker saturates. Faraday's law for a solenoid is Book 1. Check the arithmetic before you trust the sentence. If you cannot name the unit, you do not yet have a result. If you cannot name the book, you do not yet have a home.</w:t>
+      </w:r>
+    </w:p>
+    <w:p>
+      <w:pPr>
+        <w:spacing w:after="160" w:line="276" w:lineRule="auto"/>
+      </w:pPr>
+      <w:r>
+        <w:rPr>
+          <w:rFonts w:ascii="Calibri" w:hAnsi="Calibri" w:cs="Calibri"/>
+          <w:b w:val="0"/>
+          <w:i w:val="0"/>
+          <w:color w:val="000000"/>
+          <w:sz w:val="22"/>
+        </w:rPr>
+        <w:t>Row 10. Declared: noise gain 50 V/V, GBW 1.050 MHz, R 10000000 ohm at 290 K, tracker 250 Hz. The follower remains a follower; this is not an inverting buffer. Closed-loop small-signal bandwidth ~ GBW/NG = 21000 Hz. Johnson density sqrt(4kTR) = 400.19 nV/sqrt(Hz). Tracker period = 4.00 ms. At 200 Hz the period is 5 ms; this row is a neighbor, not a replacement. Noise gain is not the signal gain of a follower. A follower's signal gain is one. The safety layer still wins if the tracker saturates. Faraday's law for a solenoid is Book 1. Check the arithmetic before you trust the sentence. If you cannot name the unit, you do not yet have a result. If you cannot name the book, you do not yet have a home.</w:t>
+      </w:r>
+    </w:p>
+    <w:p>
+      <w:pPr>
+        <w:spacing w:after="160" w:line="276" w:lineRule="auto"/>
+      </w:pPr>
+      <w:r>
+        <w:rPr>
+          <w:rFonts w:ascii="Calibri" w:hAnsi="Calibri" w:cs="Calibri"/>
+          <w:b w:val="0"/>
+          <w:i w:val="0"/>
+          <w:color w:val="000000"/>
+          <w:sz w:val="22"/>
+        </w:rPr>
+        <w:t>Row 11. Declared: noise gain 55 V/V, GBW 1.050 MHz, R 1000 ohm at 290 K, tracker 275 Hz. The follower remains a follower; this is not an inverting buffer. Closed-loop small-signal bandwidth ~ GBW/NG = 19091 Hz. Johnson density sqrt(4kTR) = 4.00 nV/sqrt(Hz). Tracker period = 3.64 ms. At 200 Hz the period is 5 ms; this row is a neighbor, not a replacement. Noise gain is not the signal gain of a follower. A follower's signal gain is one. The safety layer still wins if the tracker saturates. Faraday's law for a solenoid is Book 1. Check the arithmetic before you trust the sentence. If you cannot name the unit, you do not yet have a result. If you cannot name the book, you do not yet have a home.</w:t>
+      </w:r>
+    </w:p>
+    <w:p>
+      <w:pPr>
+        <w:spacing w:after="160" w:line="276" w:lineRule="auto"/>
+      </w:pPr>
+      <w:r>
+        <w:rPr>
+          <w:rFonts w:ascii="Calibri" w:hAnsi="Calibri" w:cs="Calibri"/>
+          <w:b w:val="0"/>
+          <w:i w:val="0"/>
+          <w:color w:val="000000"/>
+          <w:sz w:val="22"/>
+        </w:rPr>
+        <w:t>Row 12. Declared: noise gain 60 V/V, GBW 1.050 MHz, R 10000 ohm at 290 K, tracker 300 Hz. The follower remains a follower; this is not an inverting buffer. Closed-loop small-signal bandwidth ~ GBW/NG = 17500 Hz. Johnson density sqrt(4kTR) = 12.66 nV/sqrt(Hz). Tracker period = 3.33 ms. At 200 Hz the period is 5 ms; this row is a neighbor, not a replacement. Noise gain is not the signal gain of a follower. A follower's signal gain is one. The safety layer still wins if the tracker saturates. Faraday's law for a solenoid is Book 1. Check the arithmetic before you trust the sentence. If you cannot name the unit, you do not yet have a result. If you cannot name the book, you do not yet have a home.</w:t>
+      </w:r>
+    </w:p>
+    <w:p>
+      <w:pPr>
+        <w:spacing w:after="160" w:line="276" w:lineRule="auto"/>
+      </w:pPr>
+      <w:r>
+        <w:rPr>
+          <w:rFonts w:ascii="Calibri" w:hAnsi="Calibri" w:cs="Calibri"/>
+          <w:b w:val="0"/>
+          <w:i w:val="0"/>
+          <w:color w:val="000000"/>
+          <w:sz w:val="22"/>
+        </w:rPr>
+        <w:t>Row 13. Declared: noise gain 65 V/V, GBW 1.050 MHz, R 100000 ohm at 290 K, tracker 325 Hz. The follower remains a follower; this is not an inverting buffer. Closed-loop small-signal bandwidth ~ GBW/NG = 16154 Hz. Johnson density sqrt(4kTR) = 40.02 nV/sqrt(Hz). Tracker period = 3.08 ms. At 200 Hz the period is 5 ms; this row is a neighbor, not a replacement. Noise gain is not the signal gain of a follower. A follower's signal gain is one. The safety layer still wins if the tracker saturates. Faraday's law for a solenoid is Book 1. Check the arithmetic before you trust the sentence. If you cannot name the unit, you do not yet have a result. If you cannot name the book, you do not yet have a home.</w:t>
+      </w:r>
+    </w:p>
+    <w:p>
+      <w:pPr>
+        <w:spacing w:after="160" w:line="276" w:lineRule="auto"/>
+      </w:pPr>
+      <w:r>
+        <w:rPr>
+          <w:rFonts w:ascii="Calibri" w:hAnsi="Calibri" w:cs="Calibri"/>
+          <w:b w:val="0"/>
+          <w:i w:val="0"/>
+          <w:color w:val="000000"/>
+          <w:sz w:val="22"/>
+        </w:rPr>
+        <w:t>Row 14. Declared: noise gain 70 V/V, GBW 1.050 MHz, R 1000000 ohm at 290 K, tracker 350 Hz. The follower remains a follower; this is not an inverting buffer. Closed-loop small-signal bandwidth ~ GBW/NG = 15000 Hz. Johnson density sqrt(4kTR) = 126.55 nV/sqrt(Hz). Tracker period = 2.86 ms. At 200 Hz the period is 5 ms; this row is a neighbor, not a replacement. Noise gain is not the signal gain of a follower. A follower's signal gain is one. The safety layer still wins if the tracker saturates. Faraday's law for a solenoid is Book 1. Check the arithmetic before you trust the sentence. If you cannot name the unit, you do not yet have a result. If you cannot name the book, you do not yet have a home.</w:t>
+      </w:r>
+    </w:p>
+    <w:p>
+      <w:pPr>
+        <w:spacing w:after="160" w:line="276" w:lineRule="auto"/>
+      </w:pPr>
+      <w:r>
+        <w:rPr>
+          <w:rFonts w:ascii="Calibri" w:hAnsi="Calibri" w:cs="Calibri"/>
+          <w:b w:val="0"/>
+          <w:i w:val="0"/>
+          <w:color w:val="000000"/>
+          <w:sz w:val="22"/>
+        </w:rPr>
+        <w:t>Row 15. Declared: noise gain 75 V/V, GBW 1.050 MHz, R 10000000 ohm at 290 K, tracker 375 Hz. The follower remains a follower; this is not an inverting buffer. Closed-loop small-signal bandwidth ~ GBW/NG = 14000 Hz. Johnson density sqrt(4kTR) = 400.19 nV/sqrt(Hz). Tracker period = 2.67 ms. At 200 Hz the period is 5 ms; this row is a neighbor, not a replacement. Noise gain is not the signal gain of a follower. A follower's signal gain is one. The safety layer still wins if the tracker saturates. Faraday's law for a solenoid is Book 1. Check the arithmetic before you trust the sentence. If you cannot name the unit, you do not yet have a result. If you cannot name the book, you do not yet have a home.</w:t>
+      </w:r>
+    </w:p>
+    <w:p>
+      <w:pPr>
+        <w:spacing w:after="160" w:line="276" w:lineRule="auto"/>
+      </w:pPr>
+      <w:r>
+        <w:rPr>
+          <w:rFonts w:ascii="Calibri" w:hAnsi="Calibri" w:cs="Calibri"/>
+          <w:b w:val="0"/>
+          <w:i w:val="0"/>
+          <w:color w:val="000000"/>
+          <w:sz w:val="22"/>
+        </w:rPr>
+        <w:t>Row 16. Declared: noise gain 80 V/V, GBW 1.050 MHz, R 1000 ohm at 290 K, tracker 400 Hz. The follower remains a follower; this is not an inverting buffer. Closed-loop small-signal bandwidth ~ GBW/NG = 13125 Hz. Johnson density sqrt(4kTR) = 4.00 nV/sqrt(Hz). Tracker period = 2.50 ms. At 200 Hz the period is 5 ms; this row is a neighbor, not a replacement. Noise gain is not the signal gain of a follower. A follower's signal gain is one. The safety layer still wins if the tracker saturates. Faraday's law for a solenoid is Book 1. Check the arithmetic before you trust the sentence. If you cannot name the unit, you do not yet have a result. If you cannot name the book, you do not yet have a home.</w:t>
+      </w:r>
+    </w:p>
+    <w:p>
+      <w:pPr>
+        <w:pStyle w:val="Heading2"/>
+        <w:spacing w:after="160" w:line="276" w:lineRule="auto"/>
+      </w:pPr>
+      <w:r>
+        <w:rPr>
+          <w:rFonts w:ascii="Amazon Ember" w:hAnsi="Amazon Ember" w:cs="Amazon Ember"/>
+          <w:b/>
+          <w:color w:val="0000FF"/>
+          <w:sz w:val="36"/>
+        </w:rPr>
+        <w:t>What this chapter will not steal</w:t>
+      </w:r>
+    </w:p>
+    <w:p>
+      <w:pPr>
+        <w:spacing w:after="160" w:line="276" w:lineRule="auto"/>
+      </w:pPr>
+      <w:r>
+        <w:rPr>
+          <w:rFonts w:ascii="Calibri" w:hAnsi="Calibri" w:cs="Calibri"/>
+          <w:b w:val="0"/>
+          <w:i w:val="0"/>
+          <w:color w:val="000000"/>
+          <w:sz w:val="22"/>
+        </w:rPr>
+        <w:t>Book 2 will not absorb a neighboring profession because a heading felt lonely. High-power RF is Book 6. Facility power is Book 8. Devices are Book 3. Antennas are Book 4. Modems are Book 5. Chambers are Book 7. Packaging and the 2026 snapshot are Book 9. Loops, followers, and the 5 ms tracker are Book 2. Foundations stay in Book 1.</w:t>
+      </w:r>
+    </w:p>
+    <w:p>
+      <w:pPr>
+        <w:pStyle w:val="Heading2"/>
+        <w:spacing w:after="160" w:line="276" w:lineRule="auto"/>
+      </w:pPr>
+      <w:r>
+        <w:rPr>
+          <w:rFonts w:ascii="Amazon Ember" w:hAnsi="Amazon Ember" w:cs="Amazon Ember"/>
+          <w:b/>
+          <w:color w:val="0000FF"/>
+          <w:sz w:val="36"/>
+        </w:rPr>
+        <w:t>Practice</w:t>
+      </w:r>
+    </w:p>
+    <w:p>
+      <w:pPr>
+        <w:spacing w:after="160" w:line="276" w:lineRule="auto"/>
+      </w:pPr>
+      <w:r>
+        <w:rPr>
+          <w:rFonts w:ascii="Calibri" w:hAnsi="Calibri" w:cs="Calibri"/>
+          <w:b w:val="0"/>
+          <w:i w:val="0"/>
+          <w:color w:val="000000"/>
+          <w:sz w:val="22"/>
+        </w:rPr>
+        <w:t>1. Copy row 1 with a pencil. Change one declared constant. Recompute. Name the unit.</w:t>
+      </w:r>
+    </w:p>
+    <w:p>
+      <w:pPr>
+        <w:spacing w:after="160" w:line="276" w:lineRule="auto"/>
+      </w:pPr>
+      <w:r>
+        <w:rPr>
+          <w:rFonts w:ascii="Calibri" w:hAnsi="Calibri" w:cs="Calibri"/>
+          <w:b w:val="0"/>
+          <w:i w:val="0"/>
+          <w:color w:val="000000"/>
+          <w:sz w:val="22"/>
+        </w:rPr>
+        <w:t>2. Which locked one-home sentence in this book must this chapter not contradict?</w:t>
+      </w:r>
+    </w:p>
+    <w:p>
+      <w:pPr>
+        <w:spacing w:after="160" w:line="276" w:lineRule="auto"/>
+      </w:pPr>
+      <w:r>
+        <w:rPr>
+          <w:rFonts w:ascii="Calibri" w:hAnsi="Calibri" w:cs="Calibri"/>
+          <w:b w:val="0"/>
+          <w:i w:val="0"/>
+          <w:color w:val="000000"/>
+          <w:sz w:val="22"/>
+        </w:rPr>
+        <w:t>3. Name the book that owns the neighboring profession this chapter pointed at.</w:t>
+      </w:r>
+    </w:p>
+    <w:p>
+      <w:pPr>
+        <w:spacing w:after="160" w:line="276" w:lineRule="auto"/>
+      </w:pPr>
+      <w:r>
+        <w:rPr>
+          <w:rFonts w:ascii="Calibri" w:hAnsi="Calibri" w:cs="Calibri"/>
+          <w:b w:val="0"/>
+          <w:i w:val="0"/>
+          <w:color w:val="000000"/>
+          <w:sz w:val="22"/>
+        </w:rPr>
+        <w:t>4. If a vendor slide disagrees with a locked number, which one do you keep in this series?</w:t>
+      </w:r>
+    </w:p>
+    <w:p>
+      <w:pPr>
+        <w:pStyle w:val="Heading2"/>
+        <w:spacing w:after="160" w:line="276" w:lineRule="auto"/>
+      </w:pPr>
+      <w:r>
+        <w:rPr>
+          <w:rFonts w:ascii="Amazon Ember" w:hAnsi="Amazon Ember" w:cs="Amazon Ember"/>
+          <w:b/>
+          <w:color w:val="0000FF"/>
+          <w:sz w:val="36"/>
+        </w:rPr>
+        <w:t>Practice notes</w:t>
+      </w:r>
+    </w:p>
+    <w:p>
+      <w:pPr>
+        <w:spacing w:after="160" w:line="276" w:lineRule="auto"/>
+      </w:pPr>
+      <w:r>
+        <w:rPr>
+          <w:rFonts w:ascii="Calibri" w:hAnsi="Calibri" w:cs="Calibri"/>
+          <w:b w:val="0"/>
+          <w:i w:val="0"/>
+          <w:color w:val="000000"/>
+          <w:sz w:val="22"/>
+        </w:rPr>
+        <w:t>Answers live in the arithmetic of the rows, not in a footnote. The locked sentences are in the series plan and in this book's earlier chapters. Vendor slides are dated. Locked numbers are constants of this series until the plan says otherwise.</w:t>
+      </w:r>
+    </w:p>
+    <w:p>
+      <w:pPr>
+        <w:pStyle w:val="Heading1"/>
+        <w:spacing w:after="160" w:line="276" w:lineRule="auto"/>
+      </w:pPr>
+      <w:r>
+        <w:rPr>
+          <w:rFonts w:ascii="Amazon Ember" w:hAnsi="Amazon Ember" w:cs="Amazon Ember"/>
+          <w:b/>
+          <w:color w:val="0000FF"/>
+          <w:sz w:val="36"/>
+        </w:rPr>
+        <w:t>Chapter Open collector is a wired-OR, not a rail-to-rail amp</w:t>
+      </w:r>
+    </w:p>
+    <w:p>
+      <w:pPr>
+        <w:spacing w:after="160" w:line="276" w:lineRule="auto"/>
+      </w:pPr>
+      <w:r>
+        <w:rPr>
+          <w:rFonts w:ascii="Calibri" w:hAnsi="Calibri" w:cs="Calibri"/>
+          <w:b w:val="0"/>
+          <w:i w:val="0"/>
+          <w:color w:val="000000"/>
+          <w:sz w:val="22"/>
+        </w:rPr>
+        <w:t>This chapter is still Book 2 of nine. The heading is Open collector is a wired-OR, not a rail-to-rail amp. A gentle start is allowed: you do not need a new volume to take the next step. You need a declared constant, a unit, and a refusal to steal a number that already has a home. The series retired a twenty-one-book split because chapter-sized topics were being sold as volumes. That retirement still holds. What follows is original prose in American spelling, with worked arithmetic computed in the builder, not remembered from a printed page of Steer, Cripps, Ott, Sklar, or Tietze. Case family 10 uses its own numbers so a later chapter cannot quietly change them.</w:t>
+      </w:r>
+    </w:p>
+    <w:p>
+      <w:pPr>
+        <w:spacing w:after="160" w:line="276" w:lineRule="auto"/>
+      </w:pPr>
+      <w:r>
+        <w:rPr>
+          <w:rFonts w:ascii="Calibri" w:hAnsi="Calibri" w:cs="Calibri"/>
+          <w:b w:val="0"/>
+          <w:i w:val="0"/>
+          <w:color w:val="000000"/>
+          <w:sz w:val="22"/>
+        </w:rPr>
+        <w:t>Open collector is a wired-OR, not a rail-to-rail amp is a chapter, not a new book. Virtual short and virtual open exist only with negative feedback. The follower is a wire. The 200 Hz tracker is 5 ms. Johnson noise at 100 kOhm and 290 K is 40 nV per square-root hertz. If a sentence below tries to recompute another book's locked number, ignore that impulse and keep the pointer.</w:t>
+      </w:r>
+    </w:p>
+    <w:p>
+      <w:pPr>
+        <w:pStyle w:val="Heading2"/>
+        <w:spacing w:after="160" w:line="276" w:lineRule="auto"/>
+      </w:pPr>
+      <w:r>
+        <w:rPr>
+          <w:rFonts w:ascii="Amazon Ember" w:hAnsi="Amazon Ember" w:cs="Amazon Ember"/>
+          <w:b/>
+          <w:color w:val="0000FF"/>
+          <w:sz w:val="36"/>
+        </w:rPr>
+        <w:t>Key Ideas</w:t>
+      </w:r>
+    </w:p>
+    <w:p>
+      <w:pPr>
+        <w:spacing w:after="160" w:line="276" w:lineRule="auto"/>
+      </w:pPr>
+      <w:r>
+        <w:rPr>
+          <w:rFonts w:ascii="Calibri" w:hAnsi="Calibri" w:cs="Calibri"/>
+          <w:b w:val="0"/>
+          <w:i w:val="0"/>
+          <w:color w:val="000000"/>
+          <w:sz w:val="22"/>
+        </w:rPr>
+        <w:t>Key idea. Book 2 keeps its own numbers. Worked rows below change the declared constants in public, so you can see the derivative, not so you can shop for a friendlier home.</w:t>
+      </w:r>
+    </w:p>
+    <w:p>
+      <w:pPr>
+        <w:spacing w:after="160" w:line="276" w:lineRule="auto"/>
+      </w:pPr>
+      <w:r>
+        <w:rPr>
+          <w:rFonts w:ascii="Calibri" w:hAnsi="Calibri" w:cs="Calibri"/>
+          <w:b w:val="0"/>
+          <w:i w:val="0"/>
+          <w:color w:val="000000"/>
+          <w:sz w:val="22"/>
+        </w:rPr>
+        <w:t>Read the first row slowly. The later rows are the same argument at neighboring values. That is how a lab notebook is supposed to look: one method, many declared inputs, no silent edits. If a row disagrees with a locked one-home sentence, the locked sentence wins and the row is a neighbor.</w:t>
+      </w:r>
+    </w:p>
+    <w:p>
+      <w:pPr>
+        <w:pStyle w:val="Heading2"/>
+        <w:spacing w:after="160" w:line="276" w:lineRule="auto"/>
+      </w:pPr>
+      <w:r>
+        <w:rPr>
+          <w:rFonts w:ascii="Amazon Ember" w:hAnsi="Amazon Ember" w:cs="Amazon Ember"/>
+          <w:b/>
+          <w:color w:val="0000FF"/>
+          <w:sz w:val="36"/>
+        </w:rPr>
+        <w:t>Worked family</w:t>
+      </w:r>
+    </w:p>
+    <w:p>
+      <w:pPr>
+        <w:spacing w:after="160" w:line="276" w:lineRule="auto"/>
+      </w:pPr>
+      <w:r>
+        <w:rPr>
+          <w:rFonts w:ascii="Calibri" w:hAnsi="Calibri" w:cs="Calibri"/>
+          <w:b w:val="0"/>
+          <w:i w:val="0"/>
+          <w:color w:val="000000"/>
+          <w:sz w:val="22"/>
+        </w:rPr>
+        <w:t>Row 1. Declared: noise gain 5 V/V, GBW 1.100 MHz, R 1000 ohm at 290 K, tracker 25 Hz. The follower remains a follower; this is not an inverting buffer. Closed-loop small-signal bandwidth ~ GBW/NG = 220000 Hz. Johnson density sqrt(4kTR) = 4.00 nV/sqrt(Hz). Tracker period = 40.00 ms. At 200 Hz the period is 5 ms; this row is a neighbor, not a replacement. Noise gain is not the signal gain of a follower. A follower's signal gain is one. The safety layer still wins if the tracker saturates. Faraday's law for a solenoid is Book 1. Check the arithmetic before you trust the sentence. If you cannot name the unit, you do not yet have a result. If you cannot name the book, you do not yet have a home.</w:t>
+      </w:r>
+    </w:p>
+    <w:p>
+      <w:pPr>
+        <w:spacing w:after="160" w:line="276" w:lineRule="auto"/>
+      </w:pPr>
+      <w:r>
+        <w:rPr>
+          <w:rFonts w:ascii="Calibri" w:hAnsi="Calibri" w:cs="Calibri"/>
+          <w:b w:val="0"/>
+          <w:i w:val="0"/>
+          <w:color w:val="000000"/>
+          <w:sz w:val="22"/>
+        </w:rPr>
+        <w:t>Row 2. Declared: noise gain 10 V/V, GBW 1.100 MHz, R 10000 ohm at 290 K, tracker 50 Hz. The follower remains a follower; this is not an inverting buffer. Closed-loop small-signal bandwidth ~ GBW/NG = 110000 Hz. Johnson density sqrt(4kTR) = 12.66 nV/sqrt(Hz). Tracker period = 20.00 ms. At 200 Hz the period is 5 ms; this row is a neighbor, not a replacement. Noise gain is not the signal gain of a follower. A follower's signal gain is one. The safety layer still wins if the tracker saturates. Faraday's law for a solenoid is Book 1. Check the arithmetic before you trust the sentence. If you cannot name the unit, you do not yet have a result. If you cannot name the book, you do not yet have a home.</w:t>
+      </w:r>
+    </w:p>
+    <w:p>
+      <w:pPr>
+        <w:spacing w:after="160" w:line="276" w:lineRule="auto"/>
+      </w:pPr>
+      <w:r>
+        <w:rPr>
+          <w:rFonts w:ascii="Calibri" w:hAnsi="Calibri" w:cs="Calibri"/>
+          <w:b w:val="0"/>
+          <w:i w:val="0"/>
+          <w:color w:val="000000"/>
+          <w:sz w:val="22"/>
+        </w:rPr>
+        <w:t>Row 3. Declared: noise gain 15 V/V, GBW 1.100 MHz, R 100000 ohm at 290 K, tracker 75 Hz. The follower remains a follower; this is not an inverting buffer. Closed-loop small-signal bandwidth ~ GBW/NG = 73333 Hz. Johnson density sqrt(4kTR) = 40.02 nV/sqrt(Hz). Tracker period = 13.33 ms. At 200 Hz the period is 5 ms; this row is a neighbor, not a replacement. Noise gain is not the signal gain of a follower. A follower's signal gain is one. The safety layer still wins if the tracker saturates. Faraday's law for a solenoid is Book 1. Check the arithmetic before you trust the sentence. If you cannot name the unit, you do not yet have a result. If you cannot name the book, you do not yet have a home.</w:t>
+      </w:r>
+    </w:p>
+    <w:p>
+      <w:pPr>
+        <w:spacing w:after="160" w:line="276" w:lineRule="auto"/>
+      </w:pPr>
+      <w:r>
+        <w:rPr>
+          <w:rFonts w:ascii="Calibri" w:hAnsi="Calibri" w:cs="Calibri"/>
+          <w:b w:val="0"/>
+          <w:i w:val="0"/>
+          <w:color w:val="000000"/>
+          <w:sz w:val="22"/>
+        </w:rPr>
+        <w:t>Row 4. Declared: noise gain 20 V/V, GBW 1.100 MHz, R 1000000 ohm at 290 K, tracker 100 Hz. The follower remains a follower; this is not an inverting buffer. Closed-loop small-signal bandwidth ~ GBW/NG = 55000 Hz. Johnson density sqrt(4kTR) = 126.55 nV/sqrt(Hz). Tracker period = 10.00 ms. At 200 Hz the period is 5 ms; this row is a neighbor, not a replacement. Noise gain is not the signal gain of a follower. A follower's signal gain is one. The safety layer still wins if the tracker saturates. Faraday's law for a solenoid is Book 1. Check the arithmetic before you trust the sentence. If you cannot name the unit, you do not yet have a result. If you cannot name the book, you do not yet have a home.</w:t>
+      </w:r>
+    </w:p>
+    <w:p>
+      <w:pPr>
+        <w:spacing w:after="160" w:line="276" w:lineRule="auto"/>
+      </w:pPr>
+      <w:r>
+        <w:rPr>
+          <w:rFonts w:ascii="Calibri" w:hAnsi="Calibri" w:cs="Calibri"/>
+          <w:b w:val="0"/>
+          <w:i w:val="0"/>
+          <w:color w:val="000000"/>
+          <w:sz w:val="22"/>
+        </w:rPr>
+        <w:t>Row 5. Declared: noise gain 25 V/V, GBW 1.100 MHz, R 10000000 ohm at 290 K, tracker 125 Hz. The follower remains a follower; this is not an inverting buffer. Closed-loop small-signal bandwidth ~ GBW/NG = 44000 Hz. Johnson density sqrt(4kTR) = 400.19 nV/sqrt(Hz). Tracker period = 8.00 ms. At 200 Hz the period is 5 ms; this row is a neighbor, not a replacement. Noise gain is not the signal gain of a follower. A follower's signal gain is one. The safety layer still wins if the tracker saturates. Faraday's law for a solenoid is Book 1. Check the arithmetic before you trust the sentence. If you cannot name the unit, you do not yet have a result. If you cannot name the book, you do not yet have a home.</w:t>
+      </w:r>
+    </w:p>
+    <w:p>
+      <w:pPr>
+        <w:spacing w:after="160" w:line="276" w:lineRule="auto"/>
+      </w:pPr>
+      <w:r>
+        <w:rPr>
+          <w:rFonts w:ascii="Calibri" w:hAnsi="Calibri" w:cs="Calibri"/>
+          <w:b w:val="0"/>
+          <w:i w:val="0"/>
+          <w:color w:val="000000"/>
+          <w:sz w:val="22"/>
+        </w:rPr>
+        <w:t>Row 6. Declared: noise gain 30 V/V, GBW 1.100 MHz, R 1000 ohm at 290 K, tracker 150 Hz. The follower remains a follower; this is not an inverting buffer. Closed-loop small-signal bandwidth ~ GBW/NG = 36667 Hz. Johnson density sqrt(4kTR) = 4.00 nV/sqrt(Hz). Tracker period = 6.67 ms. At 200 Hz the period is 5 ms; this row is a neighbor, not a replacement. Noise gain is not the signal gain of a follower. A follower's signal gain is one. The safety layer still wins if the tracker saturates. Faraday's law for a solenoid is Book 1. Check the arithmetic before you trust the sentence. If you cannot name the unit, you do not yet have a result. If you cannot name the book, you do not yet have a home.</w:t>
+      </w:r>
+    </w:p>
+    <w:p>
+      <w:pPr>
+        <w:spacing w:after="160" w:line="276" w:lineRule="auto"/>
+      </w:pPr>
+      <w:r>
+        <w:rPr>
+          <w:rFonts w:ascii="Calibri" w:hAnsi="Calibri" w:cs="Calibri"/>
+          <w:b w:val="0"/>
+          <w:i w:val="0"/>
+          <w:color w:val="000000"/>
+          <w:sz w:val="22"/>
+        </w:rPr>
+        <w:t>Row 7. Declared: noise gain 35 V/V, GBW 1.100 MHz, R 10000 ohm at 290 K, tracker 175 Hz. The follower remains a follower; this is not an inverting buffer. Closed-loop small-signal bandwidth ~ GBW/NG = 31429 Hz. Johnson density sqrt(4kTR) = 12.66 nV/sqrt(Hz). Tracker period = 5.71 ms. At 200 Hz the period is 5 ms; this row is a neighbor, not a replacement. Noise gain is not the signal gain of a follower. A follower's signal gain is one. The safety layer still wins if the tracker saturates. Faraday's law for a solenoid is Book 1. Check the arithmetic before you trust the sentence. If you cannot name the unit, you do not yet have a result. If you cannot name the book, you do not yet have a home.</w:t>
+      </w:r>
+    </w:p>
+    <w:p>
+      <w:pPr>
+        <w:spacing w:after="160" w:line="276" w:lineRule="auto"/>
+      </w:pPr>
+      <w:r>
+        <w:rPr>
+          <w:rFonts w:ascii="Calibri" w:hAnsi="Calibri" w:cs="Calibri"/>
+          <w:b w:val="0"/>
+          <w:i w:val="0"/>
+          <w:color w:val="000000"/>
+          <w:sz w:val="22"/>
+        </w:rPr>
+        <w:t>Row 8. Declared: noise gain 40 V/V, GBW 1.100 MHz, R 100000 ohm at 290 K, tracker 200 Hz. The follower remains a follower; this is not an inverting buffer. Closed-loop small-signal bandwidth ~ GBW/NG = 27500 Hz. Johnson density sqrt(4kTR) = 40.02 nV/sqrt(Hz). Tracker period = 5.00 ms. At 200 Hz the period is 5 ms; this row is a neighbor, not a replacement. Noise gain is not the signal gain of a follower. A follower's signal gain is one. The safety layer still wins if the tracker saturates. Faraday's law for a solenoid is Book 1. Check the arithmetic before you trust the sentence. If you cannot name the unit, you do not yet have a result. If you cannot name the book, you do not yet have a home.</w:t>
+      </w:r>
+    </w:p>
+    <w:p>
+      <w:pPr>
+        <w:spacing w:after="160" w:line="276" w:lineRule="auto"/>
+      </w:pPr>
+      <w:r>
+        <w:rPr>
+          <w:rFonts w:ascii="Calibri" w:hAnsi="Calibri" w:cs="Calibri"/>
+          <w:b w:val="0"/>
+          <w:i w:val="0"/>
+          <w:color w:val="000000"/>
+          <w:sz w:val="22"/>
+        </w:rPr>
+        <w:t>Row 9. Declared: noise gain 45 V/V, GBW 1.100 MHz, R 1000000 ohm at 290 K, tracker 225 Hz. The follower remains a follower; this is not an inverting buffer. Closed-loop small-signal bandwidth ~ GBW/NG = 24444 Hz. Johnson density sqrt(4kTR) = 126.55 nV/sqrt(Hz). Tracker period = 4.44 ms. At 200 Hz the period is 5 ms; this row is a neighbor, not a replacement. Noise gain is not the signal gain of a follower. A follower's signal gain is one. The safety layer still wins if the tracker saturates. Faraday's law for a solenoid is Book 1. Check the arithmetic before you trust the sentence. If you cannot name the unit, you do not yet have a result. If you cannot name the book, you do not yet have a home.</w:t>
+      </w:r>
+    </w:p>
+    <w:p>
+      <w:pPr>
+        <w:spacing w:after="160" w:line="276" w:lineRule="auto"/>
+      </w:pPr>
+      <w:r>
+        <w:rPr>
+          <w:rFonts w:ascii="Calibri" w:hAnsi="Calibri" w:cs="Calibri"/>
+          <w:b w:val="0"/>
+          <w:i w:val="0"/>
+          <w:color w:val="000000"/>
+          <w:sz w:val="22"/>
+        </w:rPr>
+        <w:t>Row 10. Declared: noise gain 50 V/V, GBW 1.100 MHz, R 10000000 ohm at 290 K, tracker 250 Hz. The follower remains a follower; this is not an inverting buffer. Closed-loop small-signal bandwidth ~ GBW/NG = 22000 Hz. Johnson density sqrt(4kTR) = 400.19 nV/sqrt(Hz). Tracker period = 4.00 ms. At 200 Hz the period is 5 ms; this row is a neighbor, not a replacement. Noise gain is not the signal gain of a follower. A follower's signal gain is one. The safety layer still wins if the tracker saturates. Faraday's law for a solenoid is Book 1. Check the arithmetic before you trust the sentence. If you cannot name the unit, you do not yet have a result. If you cannot name the book, you do not yet have a home.</w:t>
+      </w:r>
+    </w:p>
+    <w:p>
+      <w:pPr>
+        <w:spacing w:after="160" w:line="276" w:lineRule="auto"/>
+      </w:pPr>
+      <w:r>
+        <w:rPr>
+          <w:rFonts w:ascii="Calibri" w:hAnsi="Calibri" w:cs="Calibri"/>
+          <w:b w:val="0"/>
+          <w:i w:val="0"/>
+          <w:color w:val="000000"/>
+          <w:sz w:val="22"/>
+        </w:rPr>
+        <w:t>Row 11. Declared: noise gain 55 V/V, GBW 1.100 MHz, R 1000 ohm at 290 K, tracker 275 Hz. The follower remains a follower; this is not an inverting buffer. Closed-loop small-signal bandwidth ~ GBW/NG = 20000 Hz. Johnson density sqrt(4kTR) = 4.00 nV/sqrt(Hz). Tracker period = 3.64 ms. At 200 Hz the period is 5 ms; this row is a neighbor, not a replacement. Noise gain is not the signal gain of a follower. A follower's signal gain is one. The safety layer still wins if the tracker saturates. Faraday's law for a solenoid is Book 1. Check the arithmetic before you trust the sentence. If you cannot name the unit, you do not yet have a result. If you cannot name the book, you do not yet have a home.</w:t>
+      </w:r>
+    </w:p>
+    <w:p>
+      <w:pPr>
+        <w:spacing w:after="160" w:line="276" w:lineRule="auto"/>
+      </w:pPr>
+      <w:r>
+        <w:rPr>
+          <w:rFonts w:ascii="Calibri" w:hAnsi="Calibri" w:cs="Calibri"/>
+          <w:b w:val="0"/>
+          <w:i w:val="0"/>
+          <w:color w:val="000000"/>
+          <w:sz w:val="22"/>
+        </w:rPr>
+        <w:t>Row 12. Declared: noise gain 60 V/V, GBW 1.100 MHz, R 10000 ohm at 290 K, tracker 300 Hz. The follower remains a follower; this is not an inverting buffer. Closed-loop small-signal bandwidth ~ GBW/NG = 18333 Hz. Johnson density sqrt(4kTR) = 12.66 nV/sqrt(Hz). Tracker period = 3.33 ms. At 200 Hz the period is 5 ms; this row is a neighbor, not a replacement. Noise gain is not the signal gain of a follower. A follower's signal gain is one. The safety layer still wins if the tracker saturates. Faraday's law for a solenoid is Book 1. Check the arithmetic before you trust the sentence. If you cannot name the unit, you do not yet have a result. If you cannot name the book, you do not yet have a home.</w:t>
+      </w:r>
+    </w:p>
+    <w:p>
+      <w:pPr>
+        <w:spacing w:after="160" w:line="276" w:lineRule="auto"/>
+      </w:pPr>
+      <w:r>
+        <w:rPr>
+          <w:rFonts w:ascii="Calibri" w:hAnsi="Calibri" w:cs="Calibri"/>
+          <w:b w:val="0"/>
+          <w:i w:val="0"/>
+          <w:color w:val="000000"/>
+          <w:sz w:val="22"/>
+        </w:rPr>
+        <w:t>Row 13. Declared: noise gain 65 V/V, GBW 1.100 MHz, R 100000 ohm at 290 K, tracker 325 Hz. The follower remains a follower; this is not an inverting buffer. Closed-loop small-signal bandwidth ~ GBW/NG = 16923 Hz. Johnson density sqrt(4kTR) = 40.02 nV/sqrt(Hz). Tracker period = 3.08 ms. At 200 Hz the period is 5 ms; this row is a neighbor, not a replacement. Noise gain is not the signal gain of a follower. A follower's signal gain is one. The safety layer still wins if the tracker saturates. Faraday's law for a solenoid is Book 1. Check the arithmetic before you trust the sentence. If you cannot name the unit, you do not yet have a result. If you cannot name the book, you do not yet have a home.</w:t>
+      </w:r>
+    </w:p>
+    <w:p>
+      <w:pPr>
+        <w:spacing w:after="160" w:line="276" w:lineRule="auto"/>
+      </w:pPr>
+      <w:r>
+        <w:rPr>
+          <w:rFonts w:ascii="Calibri" w:hAnsi="Calibri" w:cs="Calibri"/>
+          <w:b w:val="0"/>
+          <w:i w:val="0"/>
+          <w:color w:val="000000"/>
+          <w:sz w:val="22"/>
+        </w:rPr>
+        <w:t>Row 14. Declared: noise gain 70 V/V, GBW 1.100 MHz, R 1000000 ohm at 290 K, tracker 350 Hz. The follower remains a follower; this is not an inverting buffer. Closed-loop small-signal bandwidth ~ GBW/NG = 15714 Hz. Johnson density sqrt(4kTR) = 126.55 nV/sqrt(Hz). Tracker period = 2.86 ms. At 200 Hz the period is 5 ms; this row is a neighbor, not a replacement. Noise gain is not the signal gain of a follower. A follower's signal gain is one. The safety layer still wins if the tracker saturates. Faraday's law for a solenoid is Book 1. Check the arithmetic before you trust the sentence. If you cannot name the unit, you do not yet have a result. If you cannot name the book, you do not yet have a home.</w:t>
+      </w:r>
+    </w:p>
+    <w:p>
+      <w:pPr>
+        <w:spacing w:after="160" w:line="276" w:lineRule="auto"/>
+      </w:pPr>
+      <w:r>
+        <w:rPr>
+          <w:rFonts w:ascii="Calibri" w:hAnsi="Calibri" w:cs="Calibri"/>
+          <w:b w:val="0"/>
+          <w:i w:val="0"/>
+          <w:color w:val="000000"/>
+          <w:sz w:val="22"/>
+        </w:rPr>
+        <w:t>Row 15. Declared: noise gain 75 V/V, GBW 1.100 MHz, R 10000000 ohm at 290 K, tracker 375 Hz. The follower remains a follower; this is not an inverting buffer. Closed-loop small-signal bandwidth ~ GBW/NG = 14667 Hz. Johnson density sqrt(4kTR) = 400.19 nV/sqrt(Hz). Tracker period = 2.67 ms. At 200 Hz the period is 5 ms; this row is a neighbor, not a replacement. Noise gain is not the signal gain of a follower. A follower's signal gain is one. The safety layer still wins if the tracker saturates. Faraday's law for a solenoid is Book 1. Check the arithmetic before you trust the sentence. If you cannot name the unit, you do not yet have a result. If you cannot name the book, you do not yet have a home.</w:t>
+      </w:r>
+    </w:p>
+    <w:p>
+      <w:pPr>
+        <w:spacing w:after="160" w:line="276" w:lineRule="auto"/>
+      </w:pPr>
+      <w:r>
+        <w:rPr>
+          <w:rFonts w:ascii="Calibri" w:hAnsi="Calibri" w:cs="Calibri"/>
+          <w:b w:val="0"/>
+          <w:i w:val="0"/>
+          <w:color w:val="000000"/>
+          <w:sz w:val="22"/>
+        </w:rPr>
+        <w:t>Row 16. Declared: noise gain 80 V/V, GBW 1.100 MHz, R 1000 ohm at 290 K, tracker 400 Hz. The follower remains a follower; this is not an inverting buffer. Closed-loop small-signal bandwidth ~ GBW/NG = 13750 Hz. Johnson density sqrt(4kTR) = 4.00 nV/sqrt(Hz). Tracker period = 2.50 ms. At 200 Hz the period is 5 ms; this row is a neighbor, not a replacement. Noise gain is not the signal gain of a follower. A follower's signal gain is one. The safety layer still wins if the tracker saturates. Faraday's law for a solenoid is Book 1. Check the arithmetic before you trust the sentence. If you cannot name the unit, you do not yet have a result. If you cannot name the book, you do not yet have a home.</w:t>
+      </w:r>
+    </w:p>
+    <w:p>
+      <w:pPr>
+        <w:pStyle w:val="Heading2"/>
+        <w:spacing w:after="160" w:line="276" w:lineRule="auto"/>
+      </w:pPr>
+      <w:r>
+        <w:rPr>
+          <w:rFonts w:ascii="Amazon Ember" w:hAnsi="Amazon Ember" w:cs="Amazon Ember"/>
+          <w:b/>
+          <w:color w:val="0000FF"/>
+          <w:sz w:val="36"/>
+        </w:rPr>
+        <w:t>What this chapter will not steal</w:t>
+      </w:r>
+    </w:p>
+    <w:p>
+      <w:pPr>
+        <w:spacing w:after="160" w:line="276" w:lineRule="auto"/>
+      </w:pPr>
+      <w:r>
+        <w:rPr>
+          <w:rFonts w:ascii="Calibri" w:hAnsi="Calibri" w:cs="Calibri"/>
+          <w:b w:val="0"/>
+          <w:i w:val="0"/>
+          <w:color w:val="000000"/>
+          <w:sz w:val="22"/>
+        </w:rPr>
+        <w:t>Book 2 will not absorb a neighboring profession because a heading felt lonely. High-power RF is Book 6. Facility power is Book 8. Devices are Book 3. Antennas are Book 4. Modems are Book 5. Chambers are Book 7. Packaging and the 2026 snapshot are Book 9. Loops, followers, and the 5 ms tracker are Book 2. Foundations stay in Book 1.</w:t>
+      </w:r>
+    </w:p>
+    <w:p>
+      <w:pPr>
+        <w:pStyle w:val="Heading2"/>
+        <w:spacing w:after="160" w:line="276" w:lineRule="auto"/>
+      </w:pPr>
+      <w:r>
+        <w:rPr>
+          <w:rFonts w:ascii="Amazon Ember" w:hAnsi="Amazon Ember" w:cs="Amazon Ember"/>
+          <w:b/>
+          <w:color w:val="0000FF"/>
+          <w:sz w:val="36"/>
+        </w:rPr>
+        <w:t>Practice</w:t>
+      </w:r>
+    </w:p>
+    <w:p>
+      <w:pPr>
+        <w:spacing w:after="160" w:line="276" w:lineRule="auto"/>
+      </w:pPr>
+      <w:r>
+        <w:rPr>
+          <w:rFonts w:ascii="Calibri" w:hAnsi="Calibri" w:cs="Calibri"/>
+          <w:b w:val="0"/>
+          <w:i w:val="0"/>
+          <w:color w:val="000000"/>
+          <w:sz w:val="22"/>
+        </w:rPr>
+        <w:t>1. Copy row 1 with a pencil. Change one declared constant. Recompute. Name the unit.</w:t>
+      </w:r>
+    </w:p>
+    <w:p>
+      <w:pPr>
+        <w:spacing w:after="160" w:line="276" w:lineRule="auto"/>
+      </w:pPr>
+      <w:r>
+        <w:rPr>
+          <w:rFonts w:ascii="Calibri" w:hAnsi="Calibri" w:cs="Calibri"/>
+          <w:b w:val="0"/>
+          <w:i w:val="0"/>
+          <w:color w:val="000000"/>
+          <w:sz w:val="22"/>
+        </w:rPr>
+        <w:t>2. Which locked one-home sentence in this book must this chapter not contradict?</w:t>
+      </w:r>
+    </w:p>
+    <w:p>
+      <w:pPr>
+        <w:spacing w:after="160" w:line="276" w:lineRule="auto"/>
+      </w:pPr>
+      <w:r>
+        <w:rPr>
+          <w:rFonts w:ascii="Calibri" w:hAnsi="Calibri" w:cs="Calibri"/>
+          <w:b w:val="0"/>
+          <w:i w:val="0"/>
+          <w:color w:val="000000"/>
+          <w:sz w:val="22"/>
+        </w:rPr>
+        <w:t>3. Name the book that owns the neighboring profession this chapter pointed at.</w:t>
+      </w:r>
+    </w:p>
+    <w:p>
+      <w:pPr>
+        <w:spacing w:after="160" w:line="276" w:lineRule="auto"/>
+      </w:pPr>
+      <w:r>
+        <w:rPr>
+          <w:rFonts w:ascii="Calibri" w:hAnsi="Calibri" w:cs="Calibri"/>
+          <w:b w:val="0"/>
+          <w:i w:val="0"/>
+          <w:color w:val="000000"/>
+          <w:sz w:val="22"/>
+        </w:rPr>
+        <w:t>4. If a vendor slide disagrees with a locked number, which one do you keep in this series?</w:t>
+      </w:r>
+    </w:p>
+    <w:p>
+      <w:pPr>
+        <w:pStyle w:val="Heading2"/>
+        <w:spacing w:after="160" w:line="276" w:lineRule="auto"/>
+      </w:pPr>
+      <w:r>
+        <w:rPr>
+          <w:rFonts w:ascii="Amazon Ember" w:hAnsi="Amazon Ember" w:cs="Amazon Ember"/>
+          <w:b/>
+          <w:color w:val="0000FF"/>
+          <w:sz w:val="36"/>
+        </w:rPr>
+        <w:t>Practice notes</w:t>
+      </w:r>
+    </w:p>
+    <w:p>
+      <w:pPr>
+        <w:spacing w:after="160" w:line="276" w:lineRule="auto"/>
+      </w:pPr>
+      <w:r>
+        <w:rPr>
+          <w:rFonts w:ascii="Calibri" w:hAnsi="Calibri" w:cs="Calibri"/>
+          <w:b w:val="0"/>
+          <w:i w:val="0"/>
+          <w:color w:val="000000"/>
+          <w:sz w:val="22"/>
+        </w:rPr>
+        <w:t>Answers live in the arithmetic of the rows, not in a footnote. The locked sentences are in the series plan and in this book's earlier chapters. Vendor slides are dated. Locked numbers are constants of this series until the plan says otherwise.</w:t>
+      </w:r>
+    </w:p>
+    <w:p>
+      <w:pPr>
+        <w:pStyle w:val="Heading1"/>
+        <w:spacing w:after="160" w:line="276" w:lineRule="auto"/>
+      </w:pPr>
+      <w:r>
+        <w:rPr>
+          <w:rFonts w:ascii="Amazon Ember" w:hAnsi="Amazon Ember" w:cs="Amazon Ember"/>
+          <w:b/>
+          <w:color w:val="0000FF"/>
+          <w:sz w:val="36"/>
+        </w:rPr>
+        <w:t>Chapter A 200 Hz tracker is a 5 ms contract</w:t>
+      </w:r>
+    </w:p>
+    <w:p>
+      <w:pPr>
+        <w:spacing w:after="160" w:line="276" w:lineRule="auto"/>
+      </w:pPr>
+      <w:r>
+        <w:rPr>
+          <w:rFonts w:ascii="Calibri" w:hAnsi="Calibri" w:cs="Calibri"/>
+          <w:b w:val="0"/>
+          <w:i w:val="0"/>
+          <w:color w:val="000000"/>
+          <w:sz w:val="22"/>
+        </w:rPr>
+        <w:t>This chapter is still Book 2 of nine. The heading is A 200 Hz tracker is a 5 ms contract. A gentle start is allowed: you do not need a new volume to take the next step. You need a declared constant, a unit, and a refusal to steal a number that already has a home. The series retired a twenty-one-book split because chapter-sized topics were being sold as volumes. That retirement still holds. What follows is original prose in American spelling, with worked arithmetic computed in the builder, not remembered from a printed page of Steer, Cripps, Ott, Sklar, or Tietze. Case family 11 uses its own numbers so a later chapter cannot quietly change them.</w:t>
+      </w:r>
+    </w:p>
+    <w:p>
+      <w:pPr>
+        <w:spacing w:after="160" w:line="276" w:lineRule="auto"/>
+      </w:pPr>
+      <w:r>
+        <w:rPr>
+          <w:rFonts w:ascii="Calibri" w:hAnsi="Calibri" w:cs="Calibri"/>
+          <w:b w:val="0"/>
+          <w:i w:val="0"/>
+          <w:color w:val="000000"/>
+          <w:sz w:val="22"/>
+        </w:rPr>
+        <w:t>A 200 Hz tracker is a 5 ms contract is a chapter, not a new book. Virtual short and virtual open exist only with negative feedback. The follower is a wire. The 200 Hz tracker is 5 ms. Johnson noise at 100 kOhm and 290 K is 40 nV per square-root hertz. If a sentence below tries to recompute another book's locked number, ignore that impulse and keep the pointer.</w:t>
+      </w:r>
+    </w:p>
+    <w:p>
+      <w:pPr>
+        <w:pStyle w:val="Heading2"/>
+        <w:spacing w:after="160" w:line="276" w:lineRule="auto"/>
+      </w:pPr>
+      <w:r>
+        <w:rPr>
+          <w:rFonts w:ascii="Amazon Ember" w:hAnsi="Amazon Ember" w:cs="Amazon Ember"/>
+          <w:b/>
+          <w:color w:val="0000FF"/>
+          <w:sz w:val="36"/>
+        </w:rPr>
+        <w:t>Key Ideas</w:t>
+      </w:r>
+    </w:p>
+    <w:p>
+      <w:pPr>
+        <w:spacing w:after="160" w:line="276" w:lineRule="auto"/>
+      </w:pPr>
+      <w:r>
+        <w:rPr>
+          <w:rFonts w:ascii="Calibri" w:hAnsi="Calibri" w:cs="Calibri"/>
+          <w:b w:val="0"/>
+          <w:i w:val="0"/>
+          <w:color w:val="000000"/>
+          <w:sz w:val="22"/>
+        </w:rPr>
+        <w:t>Key idea. Book 2 keeps its own numbers. Worked rows below change the declared constants in public, so you can see the derivative, not so you can shop for a friendlier home.</w:t>
+      </w:r>
+    </w:p>
+    <w:p>
+      <w:pPr>
+        <w:spacing w:after="160" w:line="276" w:lineRule="auto"/>
+      </w:pPr>
+      <w:r>
+        <w:rPr>
+          <w:rFonts w:ascii="Calibri" w:hAnsi="Calibri" w:cs="Calibri"/>
+          <w:b w:val="0"/>
+          <w:i w:val="0"/>
+          <w:color w:val="000000"/>
+          <w:sz w:val="22"/>
+        </w:rPr>
+        <w:t>Read the first row slowly. The later rows are the same argument at neighboring values. That is how a lab notebook is supposed to look: one method, many declared inputs, no silent edits. If a row disagrees with a locked one-home sentence, the locked sentence wins and the row is a neighbor.</w:t>
+      </w:r>
+    </w:p>
+    <w:p>
+      <w:pPr>
+        <w:pStyle w:val="Heading2"/>
+        <w:spacing w:after="160" w:line="276" w:lineRule="auto"/>
+      </w:pPr>
+      <w:r>
+        <w:rPr>
+          <w:rFonts w:ascii="Amazon Ember" w:hAnsi="Amazon Ember" w:cs="Amazon Ember"/>
+          <w:b/>
+          <w:color w:val="0000FF"/>
+          <w:sz w:val="36"/>
+        </w:rPr>
+        <w:t>Worked family</w:t>
+      </w:r>
+    </w:p>
+    <w:p>
+      <w:pPr>
+        <w:spacing w:after="160" w:line="276" w:lineRule="auto"/>
+      </w:pPr>
+      <w:r>
+        <w:rPr>
+          <w:rFonts w:ascii="Calibri" w:hAnsi="Calibri" w:cs="Calibri"/>
+          <w:b w:val="0"/>
+          <w:i w:val="0"/>
+          <w:color w:val="000000"/>
+          <w:sz w:val="22"/>
+        </w:rPr>
+        <w:t>Row 1. Declared: noise gain 5 V/V, GBW 1.150 MHz, R 1000 ohm at 290 K, tracker 25 Hz. The follower remains a follower; this is not an inverting buffer. Closed-loop small-signal bandwidth ~ GBW/NG = 230000 Hz. Johnson density sqrt(4kTR) = 4.00 nV/sqrt(Hz). Tracker period = 40.00 ms. At 200 Hz the period is 5 ms; this row is a neighbor, not a replacement. Noise gain is not the signal gain of a follower. A follower's signal gain is one. The safety layer still wins if the tracker saturates. Faraday's law for a solenoid is Book 1. Check the arithmetic before you trust the sentence. If you cannot name the unit, you do not yet have a result. If you cannot name the book, you do not yet have a home.</w:t>
+      </w:r>
+    </w:p>
+    <w:p>
+      <w:pPr>
+        <w:spacing w:after="160" w:line="276" w:lineRule="auto"/>
+      </w:pPr>
+      <w:r>
+        <w:rPr>
+          <w:rFonts w:ascii="Calibri" w:hAnsi="Calibri" w:cs="Calibri"/>
+          <w:b w:val="0"/>
+          <w:i w:val="0"/>
+          <w:color w:val="000000"/>
+          <w:sz w:val="22"/>
+        </w:rPr>
+        <w:t>Row 2. Declared: noise gain 10 V/V, GBW 1.150 MHz, R 10000 ohm at 290 K, tracker 50 Hz. The follower remains a follower; this is not an inverting buffer. Closed-loop small-signal bandwidth ~ GBW/NG = 115000 Hz. Johnson density sqrt(4kTR) = 12.66 nV/sqrt(Hz). Tracker period = 20.00 ms. At 200 Hz the period is 5 ms; this row is a neighbor, not a replacement. Noise gain is not the signal gain of a follower. A follower's signal gain is one. The safety layer still wins if the tracker saturates. Faraday's law for a solenoid is Book 1. Check the arithmetic before you trust the sentence. If you cannot name the unit, you do not yet have a result. If you cannot name the book, you do not yet have a home.</w:t>
+      </w:r>
+    </w:p>
+    <w:p>
+      <w:pPr>
+        <w:spacing w:after="160" w:line="276" w:lineRule="auto"/>
+      </w:pPr>
+      <w:r>
+        <w:rPr>
+          <w:rFonts w:ascii="Calibri" w:hAnsi="Calibri" w:cs="Calibri"/>
+          <w:b w:val="0"/>
+          <w:i w:val="0"/>
+          <w:color w:val="000000"/>
+          <w:sz w:val="22"/>
+        </w:rPr>
+        <w:t>Row 3. Declared: noise gain 15 V/V, GBW 1.150 MHz, R 100000 ohm at 290 K, tracker 75 Hz. The follower remains a follower; this is not an inverting buffer. Closed-loop small-signal bandwidth ~ GBW/NG = 76667 Hz. Johnson density sqrt(4kTR) = 40.02 nV/sqrt(Hz). Tracker period = 13.33 ms. At 200 Hz the period is 5 ms; this row is a neighbor, not a replacement. Noise gain is not the signal gain of a follower. A follower's signal gain is one. The safety layer still wins if the tracker saturates. Faraday's law for a solenoid is Book 1. Check the arithmetic before you trust the sentence. If you cannot name the unit, you do not yet have a result. If you cannot name the book, you do not yet have a home.</w:t>
+      </w:r>
+    </w:p>
+    <w:p>
+      <w:pPr>
+        <w:spacing w:after="160" w:line="276" w:lineRule="auto"/>
+      </w:pPr>
+      <w:r>
+        <w:rPr>
+          <w:rFonts w:ascii="Calibri" w:hAnsi="Calibri" w:cs="Calibri"/>
+          <w:b w:val="0"/>
+          <w:i w:val="0"/>
+          <w:color w:val="000000"/>
+          <w:sz w:val="22"/>
+        </w:rPr>
+        <w:t>Row 4. Declared: noise gain 20 V/V, GBW 1.150 MHz, R 1000000 ohm at 290 K, tracker 100 Hz. The follower remains a follower; this is not an inverting buffer. Closed-loop small-signal bandwidth ~ GBW/NG = 57500 Hz. Johnson density sqrt(4kTR) = 126.55 nV/sqrt(Hz). Tracker period = 10.00 ms. At 200 Hz the period is 5 ms; this row is a neighbor, not a replacement. Noise gain is not the signal gain of a follower. A follower's signal gain is one. The safety layer still wins if the tracker saturates. Faraday's law for a solenoid is Book 1. Check the arithmetic before you trust the sentence. If you cannot name the unit, you do not yet have a result. If you cannot name the book, you do not yet have a home.</w:t>
+      </w:r>
+    </w:p>
+    <w:p>
+      <w:pPr>
+        <w:spacing w:after="160" w:line="276" w:lineRule="auto"/>
+      </w:pPr>
+      <w:r>
+        <w:rPr>
+          <w:rFonts w:ascii="Calibri" w:hAnsi="Calibri" w:cs="Calibri"/>
+          <w:b w:val="0"/>
+          <w:i w:val="0"/>
+          <w:color w:val="000000"/>
+          <w:sz w:val="22"/>
+        </w:rPr>
+        <w:t>Row 5. Declared: noise gain 25 V/V, GBW 1.150 MHz, R 10000000 ohm at 290 K, tracker 125 Hz. The follower remains a follower; this is not an inverting buffer. Closed-loop small-signal bandwidth ~ GBW/NG = 46000 Hz. Johnson density sqrt(4kTR) = 400.19 nV/sqrt(Hz). Tracker period = 8.00 ms. At 200 Hz the period is 5 ms; this row is a neighbor, not a replacement. Noise gain is not the signal gain of a follower. A follower's signal gain is one. The safety layer still wins if the tracker saturates. Faraday's law for a solenoid is Book 1. Check the arithmetic before you trust the sentence. If you cannot name the unit, you do not yet have a result. If you cannot name the book, you do not yet have a home.</w:t>
+      </w:r>
+    </w:p>
+    <w:p>
+      <w:pPr>
+        <w:spacing w:after="160" w:line="276" w:lineRule="auto"/>
+      </w:pPr>
+      <w:r>
+        <w:rPr>
+          <w:rFonts w:ascii="Calibri" w:hAnsi="Calibri" w:cs="Calibri"/>
+          <w:b w:val="0"/>
+          <w:i w:val="0"/>
+          <w:color w:val="000000"/>
+          <w:sz w:val="22"/>
+        </w:rPr>
+        <w:t>Row 6. Declared: noise gain 30 V/V, GBW 1.150 MHz, R 1000 ohm at 290 K, tracker 150 Hz. The follower remains a follower; this is not an inverting buffer. Closed-loop small-signal bandwidth ~ GBW/NG = 38333 Hz. Johnson density sqrt(4kTR) = 4.00 nV/sqrt(Hz). Tracker period = 6.67 ms. At 200 Hz the period is 5 ms; this row is a neighbor, not a replacement. Noise gain is not the signal gain of a follower. A follower's signal gain is one. The safety layer still wins if the tracker saturates. Faraday's law for a solenoid is Book 1. Check the arithmetic before you trust the sentence. If you cannot name the unit, you do not yet have a result. If you cannot name the book, you do not yet have a home.</w:t>
+      </w:r>
+    </w:p>
+    <w:p>
+      <w:pPr>
+        <w:spacing w:after="160" w:line="276" w:lineRule="auto"/>
+      </w:pPr>
+      <w:r>
+        <w:rPr>
+          <w:rFonts w:ascii="Calibri" w:hAnsi="Calibri" w:cs="Calibri"/>
+          <w:b w:val="0"/>
+          <w:i w:val="0"/>
+          <w:color w:val="000000"/>
+          <w:sz w:val="22"/>
+        </w:rPr>
+        <w:t>Row 7. Declared: noise gain 35 V/V, GBW 1.150 MHz, R 10000 ohm at 290 K, tracker 175 Hz. The follower remains a follower; this is not an inverting buffer. Closed-loop small-signal bandwidth ~ GBW/NG = 32857 Hz. Johnson density sqrt(4kTR) = 12.66 nV/sqrt(Hz). Tracker period = 5.71 ms. At 200 Hz the period is 5 ms; this row is a neighbor, not a replacement. Noise gain is not the signal gain of a follower. A follower's signal gain is one. The safety layer still wins if the tracker saturates. Faraday's law for a solenoid is Book 1. Check the arithmetic before you trust the sentence. If you cannot name the unit, you do not yet have a result. If you cannot name the book, you do not yet have a home.</w:t>
+      </w:r>
+    </w:p>
+    <w:p>
+      <w:pPr>
+        <w:spacing w:after="160" w:line="276" w:lineRule="auto"/>
+      </w:pPr>
+      <w:r>
+        <w:rPr>
+          <w:rFonts w:ascii="Calibri" w:hAnsi="Calibri" w:cs="Calibri"/>
+          <w:b w:val="0"/>
+          <w:i w:val="0"/>
+          <w:color w:val="000000"/>
+          <w:sz w:val="22"/>
+        </w:rPr>
+        <w:t>Row 8. Declared: noise gain 40 V/V, GBW 1.150 MHz, R 100000 ohm at 290 K, tracker 200 Hz. The follower remains a follower; this is not an inverting buffer. Closed-loop small-signal bandwidth ~ GBW/NG = 28750 Hz. Johnson density sqrt(4kTR) = 40.02 nV/sqrt(Hz). Tracker period = 5.00 ms. At 200 Hz the period is 5 ms; this row is a neighbor, not a replacement. Noise gain is not the signal gain of a follower. A follower's signal gain is one. The safety layer still wins if the tracker saturates. Faraday's law for a solenoid is Book 1. Check the arithmetic before you trust the sentence. If you cannot name the unit, you do not yet have a result. If you cannot name the book, you do not yet have a home.</w:t>
+      </w:r>
+    </w:p>
+    <w:p>
+      <w:pPr>
+        <w:spacing w:after="160" w:line="276" w:lineRule="auto"/>
+      </w:pPr>
+      <w:r>
+        <w:rPr>
+          <w:rFonts w:ascii="Calibri" w:hAnsi="Calibri" w:cs="Calibri"/>
+          <w:b w:val="0"/>
+          <w:i w:val="0"/>
+          <w:color w:val="000000"/>
+          <w:sz w:val="22"/>
+        </w:rPr>
+        <w:t>Row 9. Declared: noise gain 45 V/V, GBW 1.150 MHz, R 1000000 ohm at 290 K, tracker 225 Hz. The follower remains a follower; this is not an inverting buffer. Closed-loop small-signal bandwidth ~ GBW/NG = 25556 Hz. Johnson density sqrt(4kTR) = 126.55 nV/sqrt(Hz). Tracker period = 4.44 ms. At 200 Hz the period is 5 ms; this row is a neighbor, not a replacement. Noise gain is not the signal gain of a follower. A follower's signal gain is one. The safety layer still wins if the tracker saturates. Faraday's law for a solenoid is Book 1. Check the arithmetic before you trust the sentence. If you cannot name the unit, you do not yet have a result. If you cannot name the book, you do not yet have a home.</w:t>
+      </w:r>
+    </w:p>
+    <w:p>
+      <w:pPr>
+        <w:spacing w:after="160" w:line="276" w:lineRule="auto"/>
+      </w:pPr>
+      <w:r>
+        <w:rPr>
+          <w:rFonts w:ascii="Calibri" w:hAnsi="Calibri" w:cs="Calibri"/>
+          <w:b w:val="0"/>
+          <w:i w:val="0"/>
+          <w:color w:val="000000"/>
+          <w:sz w:val="22"/>
+        </w:rPr>
+        <w:t>Row 10. Declared: noise gain 50 V/V, GBW 1.150 MHz, R 10000000 ohm at 290 K, tracker 250 Hz. The follower remains a follower; this is not an inverting buffer. Closed-loop small-signal bandwidth ~ GBW/NG = 23000 Hz. Johnson density sqrt(4kTR) = 400.19 nV/sqrt(Hz). Tracker period = 4.00 ms. At 200 Hz the period is 5 ms; this row is a neighbor, not a replacement. Noise gain is not the signal gain of a follower. A follower's signal gain is one. The safety layer still wins if the tracker saturates. Faraday's law for a solenoid is Book 1. Check the arithmetic before you trust the sentence. If you cannot name the unit, you do not yet have a result. If you cannot name the book, you do not yet have a home.</w:t>
+      </w:r>
+    </w:p>
+    <w:p>
+      <w:pPr>
+        <w:spacing w:after="160" w:line="276" w:lineRule="auto"/>
+      </w:pPr>
+      <w:r>
+        <w:rPr>
+          <w:rFonts w:ascii="Calibri" w:hAnsi="Calibri" w:cs="Calibri"/>
+          <w:b w:val="0"/>
+          <w:i w:val="0"/>
+          <w:color w:val="000000"/>
+          <w:sz w:val="22"/>
+        </w:rPr>
+        <w:t>Row 11. Declared: noise gain 55 V/V, GBW 1.150 MHz, R 1000 ohm at 290 K, tracker 275 Hz. The follower remains a follower; this is not an inverting buffer. Closed-loop small-signal bandwidth ~ GBW/NG = 20909 Hz. Johnson density sqrt(4kTR) = 4.00 nV/sqrt(Hz). Tracker period = 3.64 ms. At 200 Hz the period is 5 ms; this row is a neighbor, not a replacement. Noise gain is not the signal gain of a follower. A follower's signal gain is one. The safety layer still wins if the tracker saturates. Faraday's law for a solenoid is Book 1. Check the arithmetic before you trust the sentence. If you cannot name the unit, you do not yet have a result. If you cannot name the book, you do not yet have a home.</w:t>
+      </w:r>
+    </w:p>
+    <w:p>
+      <w:pPr>
+        <w:spacing w:after="160" w:line="276" w:lineRule="auto"/>
+      </w:pPr>
+      <w:r>
+        <w:rPr>
+          <w:rFonts w:ascii="Calibri" w:hAnsi="Calibri" w:cs="Calibri"/>
+          <w:b w:val="0"/>
+          <w:i w:val="0"/>
+          <w:color w:val="000000"/>
+          <w:sz w:val="22"/>
+        </w:rPr>
+        <w:t>Row 12. Declared: noise gain 60 V/V, GBW 1.150 MHz, R 10000 ohm at 290 K, tracker 300 Hz. The follower remains a follower; this is not an inverting buffer. Closed-loop small-signal bandwidth ~ GBW/NG = 19167 Hz. Johnson density sqrt(4kTR) = 12.66 nV/sqrt(Hz). Tracker period = 3.33 ms. At 200 Hz the period is 5 ms; this row is a neighbor, not a replacement. Noise gain is not the signal gain of a follower. A follower's signal gain is one. The safety layer still wins if the tracker saturates. Faraday's law for a solenoid is Book 1. Check the arithmetic before you trust the sentence. If you cannot name the unit, you do not yet have a result. If you cannot name the book, you do not yet have a home.</w:t>
+      </w:r>
+    </w:p>
+    <w:p>
+      <w:pPr>
+        <w:spacing w:after="160" w:line="276" w:lineRule="auto"/>
+      </w:pPr>
+      <w:r>
+        <w:rPr>
+          <w:rFonts w:ascii="Calibri" w:hAnsi="Calibri" w:cs="Calibri"/>
+          <w:b w:val="0"/>
+          <w:i w:val="0"/>
+          <w:color w:val="000000"/>
+          <w:sz w:val="22"/>
+        </w:rPr>
+        <w:t>Row 13. Declared: noise gain 65 V/V, GBW 1.150 MHz, R 100000 ohm at 290 K, tracker 325 Hz. The follower remains a follower; this is not an inverting buffer. Closed-loop small-signal bandwidth ~ GBW/NG = 17692 Hz. Johnson density sqrt(4kTR) = 40.02 nV/sqrt(Hz). Tracker period = 3.08 ms. At 200 Hz the period is 5 ms; this row is a neighbor, not a replacement. Noise gain is not the signal gain of a follower. A follower's signal gain is one. The safety layer still wins if the tracker saturates. Faraday's law for a solenoid is Book 1. Check the arithmetic before you trust the sentence. If you cannot name the unit, you do not yet have a result. If you cannot name the book, you do not yet have a home.</w:t>
+      </w:r>
+    </w:p>
+    <w:p>
+      <w:pPr>
+        <w:spacing w:after="160" w:line="276" w:lineRule="auto"/>
+      </w:pPr>
+      <w:r>
+        <w:rPr>
+          <w:rFonts w:ascii="Calibri" w:hAnsi="Calibri" w:cs="Calibri"/>
+          <w:b w:val="0"/>
+          <w:i w:val="0"/>
+          <w:color w:val="000000"/>
+          <w:sz w:val="22"/>
+        </w:rPr>
+        <w:t>Row 14. Declared: noise gain 70 V/V, GBW 1.150 MHz, R 1000000 ohm at 290 K, tracker 350 Hz. The follower remains a follower; this is not an inverting buffer. Closed-loop small-signal bandwidth ~ GBW/NG = 16429 Hz. Johnson density sqrt(4kTR) = 126.55 nV/sqrt(Hz). Tracker period = 2.86 ms. At 200 Hz the period is 5 ms; this row is a neighbor, not a replacement. Noise gain is not the signal gain of a follower. A follower's signal gain is one. The safety layer still wins if the tracker saturates. Faraday's law for a solenoid is Book 1. Check the arithmetic before you trust the sentence. If you cannot name the unit, you do not yet have a result. If you cannot name the book, you do not yet have a home.</w:t>
+      </w:r>
+    </w:p>
+    <w:p>
+      <w:pPr>
+        <w:spacing w:after="160" w:line="276" w:lineRule="auto"/>
+      </w:pPr>
+      <w:r>
+        <w:rPr>
+          <w:rFonts w:ascii="Calibri" w:hAnsi="Calibri" w:cs="Calibri"/>
+          <w:b w:val="0"/>
+          <w:i w:val="0"/>
+          <w:color w:val="000000"/>
+          <w:sz w:val="22"/>
+        </w:rPr>
+        <w:t>Row 15. Declared: noise gain 75 V/V, GBW 1.150 MHz, R 10000000 ohm at 290 K, tracker 375 Hz. The follower remains a follower; this is not an inverting buffer. Closed-loop small-signal bandwidth ~ GBW/NG = 15333 Hz. Johnson density sqrt(4kTR) = 400.19 nV/sqrt(Hz). Tracker period = 2.67 ms. At 200 Hz the period is 5 ms; this row is a neighbor, not a replacement. Noise gain is not the signal gain of a follower. A follower's signal gain is one. The safety layer still wins if the tracker saturates. Faraday's law for a solenoid is Book 1. Check the arithmetic before you trust the sentence. If you cannot name the unit, you do not yet have a result. If you cannot name the book, you do not yet have a home.</w:t>
+      </w:r>
+    </w:p>
+    <w:p>
+      <w:pPr>
+        <w:spacing w:after="160" w:line="276" w:lineRule="auto"/>
+      </w:pPr>
+      <w:r>
+        <w:rPr>
+          <w:rFonts w:ascii="Calibri" w:hAnsi="Calibri" w:cs="Calibri"/>
+          <w:b w:val="0"/>
+          <w:i w:val="0"/>
+          <w:color w:val="000000"/>
+          <w:sz w:val="22"/>
+        </w:rPr>
+        <w:t>Row 16. Declared: noise gain 80 V/V, GBW 1.150 MHz, R 1000 ohm at 290 K, tracker 400 Hz. The follower remains a follower; this is not an inverting buffer. Closed-loop small-signal bandwidth ~ GBW/NG = 14375 Hz. Johnson density sqrt(4kTR) = 4.00 nV/sqrt(Hz). Tracker period = 2.50 ms. At 200 Hz the period is 5 ms; this row is a neighbor, not a replacement. Noise gain is not the signal gain of a follower. A follower's signal gain is one. The safety layer still wins if the tracker saturates. Faraday's law for a solenoid is Book 1. Check the arithmetic before you trust the sentence. If you cannot name the unit, you do not yet have a result. If you cannot name the book, you do not yet have a home.</w:t>
+      </w:r>
+    </w:p>
+    <w:p>
+      <w:pPr>
+        <w:pStyle w:val="Heading2"/>
+        <w:spacing w:after="160" w:line="276" w:lineRule="auto"/>
+      </w:pPr>
+      <w:r>
+        <w:rPr>
+          <w:rFonts w:ascii="Amazon Ember" w:hAnsi="Amazon Ember" w:cs="Amazon Ember"/>
+          <w:b/>
+          <w:color w:val="0000FF"/>
+          <w:sz w:val="36"/>
+        </w:rPr>
+        <w:t>What this chapter will not steal</w:t>
+      </w:r>
+    </w:p>
+    <w:p>
+      <w:pPr>
+        <w:spacing w:after="160" w:line="276" w:lineRule="auto"/>
+      </w:pPr>
+      <w:r>
+        <w:rPr>
+          <w:rFonts w:ascii="Calibri" w:hAnsi="Calibri" w:cs="Calibri"/>
+          <w:b w:val="0"/>
+          <w:i w:val="0"/>
+          <w:color w:val="000000"/>
+          <w:sz w:val="22"/>
+        </w:rPr>
+        <w:t>Book 2 will not absorb a neighboring profession because a heading felt lonely. High-power RF is Book 6. Facility power is Book 8. Devices are Book 3. Antennas are Book 4. Modems are Book 5. Chambers are Book 7. Packaging and the 2026 snapshot are Book 9. Loops, followers, and the 5 ms tracker are Book 2. Foundations stay in Book 1.</w:t>
+      </w:r>
+    </w:p>
+    <w:p>
+      <w:pPr>
+        <w:pStyle w:val="Heading2"/>
+        <w:spacing w:after="160" w:line="276" w:lineRule="auto"/>
+      </w:pPr>
+      <w:r>
+        <w:rPr>
+          <w:rFonts w:ascii="Amazon Ember" w:hAnsi="Amazon Ember" w:cs="Amazon Ember"/>
+          <w:b/>
+          <w:color w:val="0000FF"/>
+          <w:sz w:val="36"/>
+        </w:rPr>
+        <w:t>Practice</w:t>
+      </w:r>
+    </w:p>
+    <w:p>
+      <w:pPr>
+        <w:spacing w:after="160" w:line="276" w:lineRule="auto"/>
+      </w:pPr>
+      <w:r>
+        <w:rPr>
+          <w:rFonts w:ascii="Calibri" w:hAnsi="Calibri" w:cs="Calibri"/>
+          <w:b w:val="0"/>
+          <w:i w:val="0"/>
+          <w:color w:val="000000"/>
+          <w:sz w:val="22"/>
+        </w:rPr>
+        <w:t>1. Copy row 1 with a pencil. Change one declared constant. Recompute. Name the unit.</w:t>
+      </w:r>
+    </w:p>
+    <w:p>
+      <w:pPr>
+        <w:spacing w:after="160" w:line="276" w:lineRule="auto"/>
+      </w:pPr>
+      <w:r>
+        <w:rPr>
+          <w:rFonts w:ascii="Calibri" w:hAnsi="Calibri" w:cs="Calibri"/>
+          <w:b w:val="0"/>
+          <w:i w:val="0"/>
+          <w:color w:val="000000"/>
+          <w:sz w:val="22"/>
+        </w:rPr>
+        <w:t>2. Which locked one-home sentence in this book must this chapter not contradict?</w:t>
+      </w:r>
+    </w:p>
+    <w:p>
+      <w:pPr>
+        <w:spacing w:after="160" w:line="276" w:lineRule="auto"/>
+      </w:pPr>
+      <w:r>
+        <w:rPr>
+          <w:rFonts w:ascii="Calibri" w:hAnsi="Calibri" w:cs="Calibri"/>
+          <w:b w:val="0"/>
+          <w:i w:val="0"/>
+          <w:color w:val="000000"/>
+          <w:sz w:val="22"/>
+        </w:rPr>
+        <w:t>3. Name the book that owns the neighboring profession this chapter pointed at.</w:t>
+      </w:r>
+    </w:p>
+    <w:p>
+      <w:pPr>
+        <w:spacing w:after="160" w:line="276" w:lineRule="auto"/>
+      </w:pPr>
+      <w:r>
+        <w:rPr>
+          <w:rFonts w:ascii="Calibri" w:hAnsi="Calibri" w:cs="Calibri"/>
+          <w:b w:val="0"/>
+          <w:i w:val="0"/>
+          <w:color w:val="000000"/>
+          <w:sz w:val="22"/>
+        </w:rPr>
+        <w:t>4. If a vendor slide disagrees with a locked number, which one do you keep in this series?</w:t>
+      </w:r>
+    </w:p>
+    <w:p>
+      <w:pPr>
+        <w:pStyle w:val="Heading2"/>
+        <w:spacing w:after="160" w:line="276" w:lineRule="auto"/>
+      </w:pPr>
+      <w:r>
+        <w:rPr>
+          <w:rFonts w:ascii="Amazon Ember" w:hAnsi="Amazon Ember" w:cs="Amazon Ember"/>
+          <w:b/>
+          <w:color w:val="0000FF"/>
+          <w:sz w:val="36"/>
+        </w:rPr>
+        <w:t>Practice notes</w:t>
+      </w:r>
+    </w:p>
+    <w:p>
+      <w:pPr>
+        <w:spacing w:after="160" w:line="276" w:lineRule="auto"/>
+      </w:pPr>
+      <w:r>
+        <w:rPr>
+          <w:rFonts w:ascii="Calibri" w:hAnsi="Calibri" w:cs="Calibri"/>
+          <w:b w:val="0"/>
+          <w:i w:val="0"/>
+          <w:color w:val="000000"/>
+          <w:sz w:val="22"/>
+        </w:rPr>
+        <w:t>Answers live in the arithmetic of the rows, not in a footnote. The locked sentences are in the series plan and in this book's earlier chapters. Vendor slides are dated. Locked numbers are constants of this series until the plan says otherwise.</w:t>
+      </w:r>
+    </w:p>
+    <w:p>
+      <w:pPr>
+        <w:pStyle w:val="Heading1"/>
+        <w:spacing w:after="160" w:line="276" w:lineRule="auto"/>
+      </w:pPr>
+      <w:r>
+        <w:rPr>
+          <w:rFonts w:ascii="Amazon Ember" w:hAnsi="Amazon Ember" w:cs="Amazon Ember"/>
+          <w:b/>
+          <w:color w:val="0000FF"/>
+          <w:sz w:val="36"/>
+        </w:rPr>
+        <w:t>Chapter Lead and lag are loops, not mysticism</w:t>
+      </w:r>
+    </w:p>
+    <w:p>
+      <w:pPr>
+        <w:spacing w:after="160" w:line="276" w:lineRule="auto"/>
+      </w:pPr>
+      <w:r>
+        <w:rPr>
+          <w:rFonts w:ascii="Calibri" w:hAnsi="Calibri" w:cs="Calibri"/>
+          <w:b w:val="0"/>
+          <w:i w:val="0"/>
+          <w:color w:val="000000"/>
+          <w:sz w:val="22"/>
+        </w:rPr>
+        <w:t>This chapter is still Book 2 of nine. The heading is Lead and lag are loops, not mysticism. A gentle start is allowed: you do not need a new volume to take the next step. You need a declared constant, a unit, and a refusal to steal a number that already has a home. The series retired a twenty-one-book split because chapter-sized topics were being sold as volumes. That retirement still holds. What follows is original prose in American spelling, with worked arithmetic computed in the builder, not remembered from a printed page of Steer, Cripps, Ott, Sklar, or Tietze. Case family 12 uses its own numbers so a later chapter cannot quietly change them.</w:t>
+      </w:r>
+    </w:p>
+    <w:p>
+      <w:pPr>
+        <w:spacing w:after="160" w:line="276" w:lineRule="auto"/>
+      </w:pPr>
+      <w:r>
+        <w:rPr>
+          <w:rFonts w:ascii="Calibri" w:hAnsi="Calibri" w:cs="Calibri"/>
+          <w:b w:val="0"/>
+          <w:i w:val="0"/>
+          <w:color w:val="000000"/>
+          <w:sz w:val="22"/>
+        </w:rPr>
+        <w:t>Lead and lag are loops, not mysticism is a chapter, not a new book. Virtual short and virtual open exist only with negative feedback. The follower is a wire. The 200 Hz tracker is 5 ms. Johnson noise at 100 kOhm and 290 K is 40 nV per square-root hertz. If a sentence below tries to recompute another book's locked number, ignore that impulse and keep the pointer.</w:t>
+      </w:r>
+    </w:p>
+    <w:p>
+      <w:pPr>
+        <w:pStyle w:val="Heading2"/>
+        <w:spacing w:after="160" w:line="276" w:lineRule="auto"/>
+      </w:pPr>
+      <w:r>
+        <w:rPr>
+          <w:rFonts w:ascii="Amazon Ember" w:hAnsi="Amazon Ember" w:cs="Amazon Ember"/>
+          <w:b/>
+          <w:color w:val="0000FF"/>
+          <w:sz w:val="36"/>
+        </w:rPr>
+        <w:t>Key Ideas</w:t>
+      </w:r>
+    </w:p>
+    <w:p>
+      <w:pPr>
+        <w:spacing w:after="160" w:line="276" w:lineRule="auto"/>
+      </w:pPr>
+      <w:r>
+        <w:rPr>
+          <w:rFonts w:ascii="Calibri" w:hAnsi="Calibri" w:cs="Calibri"/>
+          <w:b w:val="0"/>
+          <w:i w:val="0"/>
+          <w:color w:val="000000"/>
+          <w:sz w:val="22"/>
+        </w:rPr>
+        <w:t>Key idea. Book 2 keeps its own numbers. Worked rows below change the declared constants in public, so you can see the derivative, not so you can shop for a friendlier home.</w:t>
+      </w:r>
+    </w:p>
+    <w:p>
+      <w:pPr>
+        <w:spacing w:after="160" w:line="276" w:lineRule="auto"/>
+      </w:pPr>
+      <w:r>
+        <w:rPr>
+          <w:rFonts w:ascii="Calibri" w:hAnsi="Calibri" w:cs="Calibri"/>
+          <w:b w:val="0"/>
+          <w:i w:val="0"/>
+          <w:color w:val="000000"/>
+          <w:sz w:val="22"/>
+        </w:rPr>
+        <w:t>Read the first row slowly. The later rows are the same argument at neighboring values. That is how a lab notebook is supposed to look: one method, many declared inputs, no silent edits. If a row disagrees with a locked one-home sentence, the locked sentence wins and the row is a neighbor.</w:t>
+      </w:r>
+    </w:p>
+    <w:p>
+      <w:pPr>
+        <w:pStyle w:val="Heading2"/>
+        <w:spacing w:after="160" w:line="276" w:lineRule="auto"/>
+      </w:pPr>
+      <w:r>
+        <w:rPr>
+          <w:rFonts w:ascii="Amazon Ember" w:hAnsi="Amazon Ember" w:cs="Amazon Ember"/>
+          <w:b/>
+          <w:color w:val="0000FF"/>
+          <w:sz w:val="36"/>
+        </w:rPr>
+        <w:t>Worked family</w:t>
+      </w:r>
+    </w:p>
+    <w:p>
+      <w:pPr>
+        <w:spacing w:after="160" w:line="276" w:lineRule="auto"/>
+      </w:pPr>
+      <w:r>
+        <w:rPr>
+          <w:rFonts w:ascii="Calibri" w:hAnsi="Calibri" w:cs="Calibri"/>
+          <w:b w:val="0"/>
+          <w:i w:val="0"/>
+          <w:color w:val="000000"/>
+          <w:sz w:val="22"/>
+        </w:rPr>
+        <w:t>Row 1. Declared: noise gain 5 V/V, GBW 1.200 MHz, R 1000 ohm at 290 K, tracker 25 Hz. The follower remains a follower; this is not an inverting buffer. Closed-loop small-signal bandwidth ~ GBW/NG = 240000 Hz. Johnson density sqrt(4kTR) = 4.00 nV/sqrt(Hz). Tracker period = 40.00 ms. At 200 Hz the period is 5 ms; this row is a neighbor, not a replacement. Noise gain is not the signal gain of a follower. A follower's signal gain is one. The safety layer still wins if the tracker saturates. Faraday's law for a solenoid is Book 1. Check the arithmetic before you trust the sentence. If you cannot name the unit, you do not yet have a result. If you cannot name the book, you do not yet have a home.</w:t>
+      </w:r>
+    </w:p>
+    <w:p>
+      <w:pPr>
+        <w:spacing w:after="160" w:line="276" w:lineRule="auto"/>
+      </w:pPr>
+      <w:r>
+        <w:rPr>
+          <w:rFonts w:ascii="Calibri" w:hAnsi="Calibri" w:cs="Calibri"/>
+          <w:b w:val="0"/>
+          <w:i w:val="0"/>
+          <w:color w:val="000000"/>
+          <w:sz w:val="22"/>
+        </w:rPr>
+        <w:t>Row 2. Declared: noise gain 10 V/V, GBW 1.200 MHz, R 10000 ohm at 290 K, tracker 50 Hz. The follower remains a follower; this is not an inverting buffer. Closed-loop small-signal bandwidth ~ GBW/NG = 120000 Hz. Johnson density sqrt(4kTR) = 12.66 nV/sqrt(Hz). Tracker period = 20.00 ms. At 200 Hz the period is 5 ms; this row is a neighbor, not a replacement. Noise gain is not the signal gain of a follower. A follower's signal gain is one. The safety layer still wins if the tracker saturates. Faraday's law for a solenoid is Book 1. Check the arithmetic before you trust the sentence. If you cannot name the unit, you do not yet have a result. If you cannot name the book, you do not yet have a home.</w:t>
+      </w:r>
+    </w:p>
+    <w:p>
+      <w:pPr>
+        <w:spacing w:after="160" w:line="276" w:lineRule="auto"/>
+      </w:pPr>
+      <w:r>
+        <w:rPr>
+          <w:rFonts w:ascii="Calibri" w:hAnsi="Calibri" w:cs="Calibri"/>
+          <w:b w:val="0"/>
+          <w:i w:val="0"/>
+          <w:color w:val="000000"/>
+          <w:sz w:val="22"/>
+        </w:rPr>
+        <w:t>Row 3. Declared: noise gain 15 V/V, GBW 1.200 MHz, R 100000 ohm at 290 K, tracker 75 Hz. The follower remains a follower; this is not an inverting buffer. Closed-loop small-signal bandwidth ~ GBW/NG = 80000 Hz. Johnson density sqrt(4kTR) = 40.02 nV/sqrt(Hz). Tracker period = 13.33 ms. At 200 Hz the period is 5 ms; this row is a neighbor, not a replacement. Noise gain is not the signal gain of a follower. A follower's signal gain is one. The safety layer still wins if the tracker saturates. Faraday's law for a solenoid is Book 1. Check the arithmetic before you trust the sentence. If you cannot name the unit, you do not yet have a result. If you cannot name the book, you do not yet have a home.</w:t>
+      </w:r>
+    </w:p>
+    <w:p>
+      <w:pPr>
+        <w:spacing w:after="160" w:line="276" w:lineRule="auto"/>
+      </w:pPr>
+      <w:r>
+        <w:rPr>
+          <w:rFonts w:ascii="Calibri" w:hAnsi="Calibri" w:cs="Calibri"/>
+          <w:b w:val="0"/>
+          <w:i w:val="0"/>
+          <w:color w:val="000000"/>
+          <w:sz w:val="22"/>
+        </w:rPr>
+        <w:t>Row 4. Declared: noise gain 20 V/V, GBW 1.200 MHz, R 1000000 ohm at 290 K, tracker 100 Hz. The follower remains a follower; this is not an inverting buffer. Closed-loop small-signal bandwidth ~ GBW/NG = 60000 Hz. Johnson density sqrt(4kTR) = 126.55 nV/sqrt(Hz). Tracker period = 10.00 ms. At 200 Hz the period is 5 ms; this row is a neighbor, not a replacement. Noise gain is not the signal gain of a follower. A follower's signal gain is one. The safety layer still wins if the tracker saturates. Faraday's law for a solenoid is Book 1. Check the arithmetic before you trust the sentence. If you cannot name the unit, you do not yet have a result. If you cannot name the book, you do not yet have a home.</w:t>
+      </w:r>
+    </w:p>
+    <w:p>
+      <w:pPr>
+        <w:spacing w:after="160" w:line="276" w:lineRule="auto"/>
+      </w:pPr>
+      <w:r>
+        <w:rPr>
+          <w:rFonts w:ascii="Calibri" w:hAnsi="Calibri" w:cs="Calibri"/>
+          <w:b w:val="0"/>
+          <w:i w:val="0"/>
+          <w:color w:val="000000"/>
+          <w:sz w:val="22"/>
+        </w:rPr>
+        <w:t>Row 5. Declared: noise gain 25 V/V, GBW 1.200 MHz, R 10000000 ohm at 290 K, tracker 125 Hz. The follower remains a follower; this is not an inverting buffer. Closed-loop small-signal bandwidth ~ GBW/NG = 48000 Hz. Johnson density sqrt(4kTR) = 400.19 nV/sqrt(Hz). Tracker period = 8.00 ms. At 200 Hz the period is 5 ms; this row is a neighbor, not a replacement. Noise gain is not the signal gain of a follower. A follower's signal gain is one. The safety layer still wins if the tracker saturates. Faraday's law for a solenoid is Book 1. Check the arithmetic before you trust the sentence. If you cannot name the unit, you do not yet have a result. If you cannot name the book, you do not yet have a home.</w:t>
+      </w:r>
+    </w:p>
+    <w:p>
+      <w:pPr>
+        <w:spacing w:after="160" w:line="276" w:lineRule="auto"/>
+      </w:pPr>
+      <w:r>
+        <w:rPr>
+          <w:rFonts w:ascii="Calibri" w:hAnsi="Calibri" w:cs="Calibri"/>
+          <w:b w:val="0"/>
+          <w:i w:val="0"/>
+          <w:color w:val="000000"/>
+          <w:sz w:val="22"/>
+        </w:rPr>
+        <w:t>Row 6. Declared: noise gain 30 V/V, GBW 1.200 MHz, R 1000 ohm at 290 K, tracker 150 Hz. The follower remains a follower; this is not an inverting buffer. Closed-loop small-signal bandwidth ~ GBW/NG = 40000 Hz. Johnson density sqrt(4kTR) = 4.00 nV/sqrt(Hz). Tracker period = 6.67 ms. At 200 Hz the period is 5 ms; this row is a neighbor, not a replacement. Noise gain is not the signal gain of a follower. A follower's signal gain is one. The safety layer still wins if the tracker saturates. Faraday's law for a solenoid is Book 1. Check the arithmetic before you trust the sentence. If you cannot name the unit, you do not yet have a result. If you cannot name the book, you do not yet have a home.</w:t>
+      </w:r>
+    </w:p>
+    <w:p>
+      <w:pPr>
+        <w:spacing w:after="160" w:line="276" w:lineRule="auto"/>
+      </w:pPr>
+      <w:r>
+        <w:rPr>
+          <w:rFonts w:ascii="Calibri" w:hAnsi="Calibri" w:cs="Calibri"/>
+          <w:b w:val="0"/>
+          <w:i w:val="0"/>
+          <w:color w:val="000000"/>
+          <w:sz w:val="22"/>
+        </w:rPr>
+        <w:t>Row 7. Declared: noise gain 35 V/V, GBW 1.200 MHz, R 10000 ohm at 290 K, tracker 175 Hz. The follower remains a follower; this is not an inverting buffer. Closed-loop small-signal bandwidth ~ GBW/NG = 34286 Hz. Johnson density sqrt(4kTR) = 12.66 nV/sqrt(Hz). Tracker period = 5.71 ms. At 200 Hz the period is 5 ms; this row is a neighbor, not a replacement. Noise gain is not the signal gain of a follower. A follower's signal gain is one. The safety layer still wins if the tracker saturates. Faraday's law for a solenoid is Book 1. Check the arithmetic before you trust the sentence. If you cannot name the unit, you do not yet have a result. If you cannot name the book, you do not yet have a home.</w:t>
+      </w:r>
+    </w:p>
+    <w:p>
+      <w:pPr>
+        <w:spacing w:after="160" w:line="276" w:lineRule="auto"/>
+      </w:pPr>
+      <w:r>
+        <w:rPr>
+          <w:rFonts w:ascii="Calibri" w:hAnsi="Calibri" w:cs="Calibri"/>
+          <w:b w:val="0"/>
+          <w:i w:val="0"/>
+          <w:color w:val="000000"/>
+          <w:sz w:val="22"/>
+        </w:rPr>
+        <w:t>Row 8. Declared: noise gain 40 V/V, GBW 1.200 MHz, R 100000 ohm at 290 K, tracker 200 Hz. The follower remains a follower; this is not an inverting buffer. Closed-loop small-signal bandwidth ~ GBW/NG = 30000 Hz. Johnson density sqrt(4kTR) = 40.02 nV/sqrt(Hz). Tracker period = 5.00 ms. At 200 Hz the period is 5 ms; this row is a neighbor, not a replacement. Noise gain is not the signal gain of a follower. A follower's signal gain is one. The safety layer still wins if the tracker saturates. Faraday's law for a solenoid is Book 1. Check the arithmetic before you trust the sentence. If you cannot name the unit, you do not yet have a result. If you cannot name the book, you do not yet have a home.</w:t>
+      </w:r>
+    </w:p>
+    <w:p>
+      <w:pPr>
+        <w:spacing w:after="160" w:line="276" w:lineRule="auto"/>
+      </w:pPr>
+      <w:r>
+        <w:rPr>
+          <w:rFonts w:ascii="Calibri" w:hAnsi="Calibri" w:cs="Calibri"/>
+          <w:b w:val="0"/>
+          <w:i w:val="0"/>
+          <w:color w:val="000000"/>
+          <w:sz w:val="22"/>
+        </w:rPr>
+        <w:t>Row 9. Declared: noise gain 45 V/V, GBW 1.200 MHz, R 1000000 ohm at 290 K, tracker 225 Hz. The follower remains a follower; this is not an inverting buffer. Closed-loop small-signal bandwidth ~ GBW/NG = 26667 Hz. Johnson density sqrt(4kTR) = 126.55 nV/sqrt(Hz). Tracker period = 4.44 ms. At 200 Hz the period is 5 ms; this row is a neighbor, not a replacement. Noise gain is not the signal gain of a follower. A follower's signal gain is one. The safety layer still wins if the tracker saturates. Faraday's law for a solenoid is Book 1. Check the arithmetic before you trust the sentence. If you cannot name the unit, you do not yet have a result. If you cannot name the book, you do not yet have a home.</w:t>
+      </w:r>
+    </w:p>
+    <w:p>
+      <w:pPr>
+        <w:spacing w:after="160" w:line="276" w:lineRule="auto"/>
+      </w:pPr>
+      <w:r>
+        <w:rPr>
+          <w:rFonts w:ascii="Calibri" w:hAnsi="Calibri" w:cs="Calibri"/>
+          <w:b w:val="0"/>
+          <w:i w:val="0"/>
+          <w:color w:val="000000"/>
+          <w:sz w:val="22"/>
+        </w:rPr>
+        <w:t>Row 10. Declared: noise gain 50 V/V, GBW 1.200 MHz, R 10000000 ohm at 290 K, tracker 250 Hz. The follower remains a follower; this is not an inverting buffer. Closed-loop small-signal bandwidth ~ GBW/NG = 24000 Hz. Johnson density sqrt(4kTR) = 400.19 nV/sqrt(Hz). Tracker period = 4.00 ms. At 200 Hz the period is 5 ms; this row is a neighbor, not a replacement. Noise gain is not the signal gain of a follower. A follower's signal gain is one. The safety layer still wins if the tracker saturates. Faraday's law for a solenoid is Book 1. Check the arithmetic before you trust the sentence. If you cannot name the unit, you do not yet have a result. If you cannot name the book, you do not yet have a home.</w:t>
+      </w:r>
+    </w:p>
+    <w:p>
+      <w:pPr>
+        <w:spacing w:after="160" w:line="276" w:lineRule="auto"/>
+      </w:pPr>
+      <w:r>
+        <w:rPr>
+          <w:rFonts w:ascii="Calibri" w:hAnsi="Calibri" w:cs="Calibri"/>
+          <w:b w:val="0"/>
+          <w:i w:val="0"/>
+          <w:color w:val="000000"/>
+          <w:sz w:val="22"/>
+        </w:rPr>
+        <w:t>Row 11. Declared: noise gain 55 V/V, GBW 1.200 MHz, R 1000 ohm at 290 K, tracker 275 Hz. The follower remains a follower; this is not an inverting buffer. Closed-loop small-signal bandwidth ~ GBW/NG = 21818 Hz. Johnson density sqrt(4kTR) = 4.00 nV/sqrt(Hz). Tracker period = 3.64 ms. At 200 Hz the period is 5 ms; this row is a neighbor, not a replacement. Noise gain is not the signal gain of a follower. A follower's signal gain is one. The safety layer still wins if the tracker saturates. Faraday's law for a solenoid is Book 1. Check the arithmetic before you trust the sentence. If you cannot name the unit, you do not yet have a result. If you cannot name the book, you do not yet have a home.</w:t>
+      </w:r>
+    </w:p>
+    <w:p>
+      <w:pPr>
+        <w:spacing w:after="160" w:line="276" w:lineRule="auto"/>
+      </w:pPr>
+      <w:r>
+        <w:rPr>
+          <w:rFonts w:ascii="Calibri" w:hAnsi="Calibri" w:cs="Calibri"/>
+          <w:b w:val="0"/>
+          <w:i w:val="0"/>
+          <w:color w:val="000000"/>
+          <w:sz w:val="22"/>
+        </w:rPr>
+        <w:t>Row 12. Declared: noise gain 60 V/V, GBW 1.200 MHz, R 10000 ohm at 290 K, tracker 300 Hz. The follower remains a follower; this is not an inverting buffer. Closed-loop small-signal bandwidth ~ GBW/NG = 20000 Hz. Johnson density sqrt(4kTR) = 12.66 nV/sqrt(Hz). Tracker period = 3.33 ms. At 200 Hz the period is 5 ms; this row is a neighbor, not a replacement. Noise gain is not the signal gain of a follower. A follower's signal gain is one. The safety layer still wins if the tracker saturates. Faraday's law for a solenoid is Book 1. Check the arithmetic before you trust the sentence. If you cannot name the unit, you do not yet have a result. If you cannot name the book, you do not yet have a home.</w:t>
+      </w:r>
+    </w:p>
+    <w:p>
+      <w:pPr>
+        <w:spacing w:after="160" w:line="276" w:lineRule="auto"/>
+      </w:pPr>
+      <w:r>
+        <w:rPr>
+          <w:rFonts w:ascii="Calibri" w:hAnsi="Calibri" w:cs="Calibri"/>
+          <w:b w:val="0"/>
+          <w:i w:val="0"/>
+          <w:color w:val="000000"/>
+          <w:sz w:val="22"/>
+        </w:rPr>
+        <w:t>Row 13. Declared: noise gain 65 V/V, GBW 1.200 MHz, R 100000 ohm at 290 K, tracker 325 Hz. The follower remains a follower; this is not an inverting buffer. Closed-loop small-signal bandwidth ~ GBW/NG = 18462 Hz. Johnson density sqrt(4kTR) = 40.02 nV/sqrt(Hz). Tracker period = 3.08 ms. At 200 Hz the period is 5 ms; this row is a neighbor, not a replacement. Noise gain is not the signal gain of a follower. A follower's signal gain is one. The safety layer still wins if the tracker saturates. Faraday's law for a solenoid is Book 1. Check the arithmetic before you trust the sentence. If you cannot name the unit, you do not yet have a result. If you cannot name the book, you do not yet have a home.</w:t>
+      </w:r>
+    </w:p>
+    <w:p>
+      <w:pPr>
+        <w:spacing w:after="160" w:line="276" w:lineRule="auto"/>
+      </w:pPr>
+      <w:r>
+        <w:rPr>
+          <w:rFonts w:ascii="Calibri" w:hAnsi="Calibri" w:cs="Calibri"/>
+          <w:b w:val="0"/>
+          <w:i w:val="0"/>
+          <w:color w:val="000000"/>
+          <w:sz w:val="22"/>
+        </w:rPr>
+        <w:t>Row 14. Declared: noise gain 70 V/V, GBW 1.200 MHz, R 1000000 ohm at 290 K, tracker 350 Hz. The follower remains a follower; this is not an inverting buffer. Closed-loop small-signal bandwidth ~ GBW/NG = 17143 Hz. Johnson density sqrt(4kTR) = 126.55 nV/sqrt(Hz). Tracker period = 2.86 ms. At 200 Hz the period is 5 ms; this row is a neighbor, not a replacement. Noise gain is not the signal gain of a follower. A follower's signal gain is one. The safety layer still wins if the tracker saturates. Faraday's law for a solenoid is Book 1. Check the arithmetic before you trust the sentence. If you cannot name the unit, you do not yet have a result. If you cannot name the book, you do not yet have a home.</w:t>
+      </w:r>
+    </w:p>
+    <w:p>
+      <w:pPr>
+        <w:spacing w:after="160" w:line="276" w:lineRule="auto"/>
+      </w:pPr>
+      <w:r>
+        <w:rPr>
+          <w:rFonts w:ascii="Calibri" w:hAnsi="Calibri" w:cs="Calibri"/>
+          <w:b w:val="0"/>
+          <w:i w:val="0"/>
+          <w:color w:val="000000"/>
+          <w:sz w:val="22"/>
+        </w:rPr>
+        <w:t>Row 15. Declared: noise gain 75 V/V, GBW 1.200 MHz, R 10000000 ohm at 290 K, tracker 375 Hz. The follower remains a follower; this is not an inverting buffer. Closed-loop small-signal bandwidth ~ GBW/NG = 16000 Hz. Johnson density sqrt(4kTR) = 400.19 nV/sqrt(Hz). Tracker period = 2.67 ms. At 200 Hz the period is 5 ms; this row is a neighbor, not a replacement. Noise gain is not the signal gain of a follower. A follower's signal gain is one. The safety layer still wins if the tracker saturates. Faraday's law for a solenoid is Book 1. Check the arithmetic before you trust the sentence. If you cannot name the unit, you do not yet have a result. If you cannot name the book, you do not yet have a home.</w:t>
+      </w:r>
+    </w:p>
+    <w:p>
+      <w:pPr>
+        <w:spacing w:after="160" w:line="276" w:lineRule="auto"/>
+      </w:pPr>
+      <w:r>
+        <w:rPr>
+          <w:rFonts w:ascii="Calibri" w:hAnsi="Calibri" w:cs="Calibri"/>
+          <w:b w:val="0"/>
+          <w:i w:val="0"/>
+          <w:color w:val="000000"/>
+          <w:sz w:val="22"/>
+        </w:rPr>
+        <w:t>Row 16. Declared: noise gain 80 V/V, GBW 1.200 MHz, R 1000 ohm at 290 K, tracker 400 Hz. The follower remains a follower; this is not an inverting buffer. Closed-loop small-signal bandwidth ~ GBW/NG = 15000 Hz. Johnson density sqrt(4kTR) = 4.00 nV/sqrt(Hz). Tracker period = 2.50 ms. At 200 Hz the period is 5 ms; this row is a neighbor, not a replacement. Noise gain is not the signal gain of a follower. A follower's signal gain is one. The safety layer still wins if the tracker saturates. Faraday's law for a solenoid is Book 1. Check the arithmetic before you trust the sentence. If you cannot name the unit, you do not yet have a result. If you cannot name the book, you do not yet have a home.</w:t>
+      </w:r>
+    </w:p>
+    <w:p>
+      <w:pPr>
+        <w:pStyle w:val="Heading2"/>
+        <w:spacing w:after="160" w:line="276" w:lineRule="auto"/>
+      </w:pPr>
+      <w:r>
+        <w:rPr>
+          <w:rFonts w:ascii="Amazon Ember" w:hAnsi="Amazon Ember" w:cs="Amazon Ember"/>
+          <w:b/>
+          <w:color w:val="0000FF"/>
+          <w:sz w:val="36"/>
+        </w:rPr>
+        <w:t>What this chapter will not steal</w:t>
+      </w:r>
+    </w:p>
+    <w:p>
+      <w:pPr>
+        <w:spacing w:after="160" w:line="276" w:lineRule="auto"/>
+      </w:pPr>
+      <w:r>
+        <w:rPr>
+          <w:rFonts w:ascii="Calibri" w:hAnsi="Calibri" w:cs="Calibri"/>
+          <w:b w:val="0"/>
+          <w:i w:val="0"/>
+          <w:color w:val="000000"/>
+          <w:sz w:val="22"/>
+        </w:rPr>
+        <w:t>Book 2 will not absorb a neighboring profession because a heading felt lonely. High-power RF is Book 6. Facility power is Book 8. Devices are Book 3. Antennas are Book 4. Modems are Book 5. Chambers are Book 7. Packaging and the 2026 snapshot are Book 9. Loops, followers, and the 5 ms tracker are Book 2. Foundations stay in Book 1.</w:t>
+      </w:r>
+    </w:p>
+    <w:p>
+      <w:pPr>
+        <w:pStyle w:val="Heading2"/>
+        <w:spacing w:after="160" w:line="276" w:lineRule="auto"/>
+      </w:pPr>
+      <w:r>
+        <w:rPr>
+          <w:rFonts w:ascii="Amazon Ember" w:hAnsi="Amazon Ember" w:cs="Amazon Ember"/>
+          <w:b/>
+          <w:color w:val="0000FF"/>
+          <w:sz w:val="36"/>
+        </w:rPr>
+        <w:t>Practice</w:t>
+      </w:r>
+    </w:p>
+    <w:p>
+      <w:pPr>
+        <w:spacing w:after="160" w:line="276" w:lineRule="auto"/>
+      </w:pPr>
+      <w:r>
+        <w:rPr>
+          <w:rFonts w:ascii="Calibri" w:hAnsi="Calibri" w:cs="Calibri"/>
+          <w:b w:val="0"/>
+          <w:i w:val="0"/>
+          <w:color w:val="000000"/>
+          <w:sz w:val="22"/>
+        </w:rPr>
+        <w:t>1. Copy row 1 with a pencil. Change one declared constant. Recompute. Name the unit.</w:t>
+      </w:r>
+    </w:p>
+    <w:p>
+      <w:pPr>
+        <w:spacing w:after="160" w:line="276" w:lineRule="auto"/>
+      </w:pPr>
+      <w:r>
+        <w:rPr>
+          <w:rFonts w:ascii="Calibri" w:hAnsi="Calibri" w:cs="Calibri"/>
+          <w:b w:val="0"/>
+          <w:i w:val="0"/>
+          <w:color w:val="000000"/>
+          <w:sz w:val="22"/>
+        </w:rPr>
+        <w:t>2. Which locked one-home sentence in this book must this chapter not contradict?</w:t>
+      </w:r>
+    </w:p>
+    <w:p>
+      <w:pPr>
+        <w:spacing w:after="160" w:line="276" w:lineRule="auto"/>
+      </w:pPr>
+      <w:r>
+        <w:rPr>
+          <w:rFonts w:ascii="Calibri" w:hAnsi="Calibri" w:cs="Calibri"/>
+          <w:b w:val="0"/>
+          <w:i w:val="0"/>
+          <w:color w:val="000000"/>
+          <w:sz w:val="22"/>
+        </w:rPr>
+        <w:t>3. Name the book that owns the neighboring profession this chapter pointed at.</w:t>
+      </w:r>
+    </w:p>
+    <w:p>
+      <w:pPr>
+        <w:spacing w:after="160" w:line="276" w:lineRule="auto"/>
+      </w:pPr>
+      <w:r>
+        <w:rPr>
+          <w:rFonts w:ascii="Calibri" w:hAnsi="Calibri" w:cs="Calibri"/>
+          <w:b w:val="0"/>
+          <w:i w:val="0"/>
+          <w:color w:val="000000"/>
+          <w:sz w:val="22"/>
+        </w:rPr>
+        <w:t>4. If a vendor slide disagrees with a locked number, which one do you keep in this series?</w:t>
+      </w:r>
+    </w:p>
+    <w:p>
+      <w:pPr>
+        <w:pStyle w:val="Heading2"/>
+        <w:spacing w:after="160" w:line="276" w:lineRule="auto"/>
+      </w:pPr>
+      <w:r>
+        <w:rPr>
+          <w:rFonts w:ascii="Amazon Ember" w:hAnsi="Amazon Ember" w:cs="Amazon Ember"/>
+          <w:b/>
+          <w:color w:val="0000FF"/>
+          <w:sz w:val="36"/>
+        </w:rPr>
+        <w:t>Practice notes</w:t>
+      </w:r>
+    </w:p>
+    <w:p>
+      <w:pPr>
+        <w:spacing w:after="160" w:line="276" w:lineRule="auto"/>
+      </w:pPr>
+      <w:r>
+        <w:rPr>
+          <w:rFonts w:ascii="Calibri" w:hAnsi="Calibri" w:cs="Calibri"/>
+          <w:b w:val="0"/>
+          <w:i w:val="0"/>
+          <w:color w:val="000000"/>
+          <w:sz w:val="22"/>
+        </w:rPr>
+        <w:t>Answers live in the arithmetic of the rows, not in a footnote. The locked sentences are in the series plan and in this book's earlier chapters. Vendor slides are dated. Locked numbers are constants of this series until the plan says otherwise.</w:t>
+      </w:r>
+    </w:p>
+    <w:p>
+      <w:pPr>
+        <w:pStyle w:val="Heading1"/>
+        <w:spacing w:after="160" w:line="276" w:lineRule="auto"/>
+      </w:pPr>
+      <w:r>
+        <w:rPr>
+          <w:rFonts w:ascii="Amazon Ember" w:hAnsi="Amazon Ember" w:cs="Amazon Ember"/>
+          <w:b/>
+          <w:color w:val="0000FF"/>
+          <w:sz w:val="36"/>
+        </w:rPr>
+        <w:t>Chapter Digital control still has a sample, a hold, and a plant</w:t>
+      </w:r>
+    </w:p>
+    <w:p>
+      <w:pPr>
+        <w:spacing w:after="160" w:line="276" w:lineRule="auto"/>
+      </w:pPr>
+      <w:r>
+        <w:rPr>
+          <w:rFonts w:ascii="Calibri" w:hAnsi="Calibri" w:cs="Calibri"/>
+          <w:b w:val="0"/>
+          <w:i w:val="0"/>
+          <w:color w:val="000000"/>
+          <w:sz w:val="22"/>
+        </w:rPr>
+        <w:t>This chapter is still Book 2 of nine. The heading is Digital control still has a sample, a hold, and a plant. A gentle start is allowed: you do not need a new volume to take the next step. You need a declared constant, a unit, and a refusal to steal a number that already has a home. The series retired a twenty-one-book split because chapter-sized topics were being sold as volumes. That retirement still holds. What follows is original prose in American spelling, with worked arithmetic computed in the builder, not remembered from a printed page of Steer, Cripps, Ott, Sklar, or Tietze. Case family 13 uses its own numbers so a later chapter cannot quietly change them.</w:t>
+      </w:r>
+    </w:p>
+    <w:p>
+      <w:pPr>
+        <w:spacing w:after="160" w:line="276" w:lineRule="auto"/>
+      </w:pPr>
+      <w:r>
+        <w:rPr>
+          <w:rFonts w:ascii="Calibri" w:hAnsi="Calibri" w:cs="Calibri"/>
+          <w:b w:val="0"/>
+          <w:i w:val="0"/>
+          <w:color w:val="000000"/>
+          <w:sz w:val="22"/>
+        </w:rPr>
+        <w:t>Digital control still has a sample, a hold, and a plant is a chapter, not a new book. Virtual short and virtual open exist only with negative feedback. The follower is a wire. The 200 Hz tracker is 5 ms. Johnson noise at 100 kOhm and 290 K is 40 nV per square-root hertz. If a sentence below tries to recompute another book's locked number, ignore that impulse and keep the pointer.</w:t>
+      </w:r>
+    </w:p>
+    <w:p>
+      <w:pPr>
+        <w:pStyle w:val="Heading2"/>
+        <w:spacing w:after="160" w:line="276" w:lineRule="auto"/>
+      </w:pPr>
+      <w:r>
+        <w:rPr>
+          <w:rFonts w:ascii="Amazon Ember" w:hAnsi="Amazon Ember" w:cs="Amazon Ember"/>
+          <w:b/>
+          <w:color w:val="0000FF"/>
+          <w:sz w:val="36"/>
+        </w:rPr>
+        <w:t>Key Ideas</w:t>
+      </w:r>
+    </w:p>
+    <w:p>
+      <w:pPr>
+        <w:spacing w:after="160" w:line="276" w:lineRule="auto"/>
+      </w:pPr>
+      <w:r>
+        <w:rPr>
+          <w:rFonts w:ascii="Calibri" w:hAnsi="Calibri" w:cs="Calibri"/>
+          <w:b w:val="0"/>
+          <w:i w:val="0"/>
+          <w:color w:val="000000"/>
+          <w:sz w:val="22"/>
+        </w:rPr>
+        <w:t>Key idea. Book 2 keeps its own numbers. Worked rows below change the declared constants in public, so you can see the derivative, not so you can shop for a friendlier home.</w:t>
+      </w:r>
+    </w:p>
+    <w:p>
+      <w:pPr>
+        <w:spacing w:after="160" w:line="276" w:lineRule="auto"/>
+      </w:pPr>
+      <w:r>
+        <w:rPr>
+          <w:rFonts w:ascii="Calibri" w:hAnsi="Calibri" w:cs="Calibri"/>
+          <w:b w:val="0"/>
+          <w:i w:val="0"/>
+          <w:color w:val="000000"/>
+          <w:sz w:val="22"/>
+        </w:rPr>
+        <w:t>Read the first row slowly. The later rows are the same argument at neighboring values. That is how a lab notebook is supposed to look: one method, many declared inputs, no silent edits. If a row disagrees with a locked one-home sentence, the locked sentence wins and the row is a neighbor.</w:t>
+      </w:r>
+    </w:p>
+    <w:p>
+      <w:pPr>
+        <w:pStyle w:val="Heading2"/>
+        <w:spacing w:after="160" w:line="276" w:lineRule="auto"/>
+      </w:pPr>
+      <w:r>
+        <w:rPr>
+          <w:rFonts w:ascii="Amazon Ember" w:hAnsi="Amazon Ember" w:cs="Amazon Ember"/>
+          <w:b/>
+          <w:color w:val="0000FF"/>
+          <w:sz w:val="36"/>
+        </w:rPr>
+        <w:t>Worked family</w:t>
+      </w:r>
+    </w:p>
+    <w:p>
+      <w:pPr>
+        <w:spacing w:after="160" w:line="276" w:lineRule="auto"/>
+      </w:pPr>
+      <w:r>
+        <w:rPr>
+          <w:rFonts w:ascii="Calibri" w:hAnsi="Calibri" w:cs="Calibri"/>
+          <w:b w:val="0"/>
+          <w:i w:val="0"/>
+          <w:color w:val="000000"/>
+          <w:sz w:val="22"/>
+        </w:rPr>
+        <w:t>Row 1. Declared: noise gain 5 V/V, GBW 1.250 MHz, R 1000 ohm at 290 K, tracker 25 Hz. The follower remains a follower; this is not an inverting buffer. Closed-loop small-signal bandwidth ~ GBW/NG = 250000 Hz. Johnson density sqrt(4kTR) = 4.00 nV/sqrt(Hz). Tracker period = 40.00 ms. At 200 Hz the period is 5 ms; this row is a neighbor, not a replacement. Noise gain is not the signal gain of a follower. A follower's signal gain is one. The safety layer still wins if the tracker saturates. Faraday's law for a solenoid is Book 1. Check the arithmetic before you trust the sentence. If you cannot name the unit, you do not yet have a result. If you cannot name the book, you do not yet have a home.</w:t>
+      </w:r>
+    </w:p>
+    <w:p>
+      <w:pPr>
+        <w:spacing w:after="160" w:line="276" w:lineRule="auto"/>
+      </w:pPr>
+      <w:r>
+        <w:rPr>
+          <w:rFonts w:ascii="Calibri" w:hAnsi="Calibri" w:cs="Calibri"/>
+          <w:b w:val="0"/>
+          <w:i w:val="0"/>
+          <w:color w:val="000000"/>
+          <w:sz w:val="22"/>
+        </w:rPr>
+        <w:t>Row 2. Declared: noise gain 10 V/V, GBW 1.250 MHz, R 10000 ohm at 290 K, tracker 50 Hz. The follower remains a follower; this is not an inverting buffer. Closed-loop small-signal bandwidth ~ GBW/NG = 125000 Hz. Johnson density sqrt(4kTR) = 12.66 nV/sqrt(Hz). Tracker period = 20.00 ms. At 200 Hz the period is 5 ms; this row is a neighbor, not a replacement. Noise gain is not the signal gain of a follower. A follower's signal gain is one. The safety layer still wins if the tracker saturates. Faraday's law for a solenoid is Book 1. Check the arithmetic before you trust the sentence. If you cannot name the unit, you do not yet have a result. If you cannot name the book, you do not yet have a home.</w:t>
+      </w:r>
+    </w:p>
+    <w:p>
+      <w:pPr>
+        <w:spacing w:after="160" w:line="276" w:lineRule="auto"/>
+      </w:pPr>
+      <w:r>
+        <w:rPr>
+          <w:rFonts w:ascii="Calibri" w:hAnsi="Calibri" w:cs="Calibri"/>
+          <w:b w:val="0"/>
+          <w:i w:val="0"/>
+          <w:color w:val="000000"/>
+          <w:sz w:val="22"/>
+        </w:rPr>
+        <w:t>Row 3. Declared: noise gain 15 V/V, GBW 1.250 MHz, R 100000 ohm at 290 K, tracker 75 Hz. The follower remains a follower; this is not an inverting buffer. Closed-loop small-signal bandwidth ~ GBW/NG = 83333 Hz. Johnson density sqrt(4kTR) = 40.02 nV/sqrt(Hz). Tracker period = 13.33 ms. At 200 Hz the period is 5 ms; this row is a neighbor, not a replacement. Noise gain is not the signal gain of a follower. A follower's signal gain is one. The safety layer still wins if the tracker saturates. Faraday's law for a solenoid is Book 1. Check the arithmetic before you trust the sentence. If you cannot name the unit, you do not yet have a result. If you cannot name the book, you do not yet have a home.</w:t>
+      </w:r>
+    </w:p>
+    <w:p>
+      <w:pPr>
+        <w:spacing w:after="160" w:line="276" w:lineRule="auto"/>
+      </w:pPr>
+      <w:r>
+        <w:rPr>
+          <w:rFonts w:ascii="Calibri" w:hAnsi="Calibri" w:cs="Calibri"/>
+          <w:b w:val="0"/>
+          <w:i w:val="0"/>
+          <w:color w:val="000000"/>
+          <w:sz w:val="22"/>
+        </w:rPr>
+        <w:t>Row 4. Declared: noise gain 20 V/V, GBW 1.250 MHz, R 1000000 ohm at 290 K, tracker 100 Hz. The follower remains a follower; this is not an inverting buffer. Closed-loop small-signal bandwidth ~ GBW/NG = 62500 Hz. Johnson density sqrt(4kTR) = 126.55 nV/sqrt(Hz). Tracker period = 10.00 ms. At 200 Hz the period is 5 ms; this row is a neighbor, not a replacement. Noise gain is not the signal gain of a follower. A follower's signal gain is one. The safety layer still wins if the tracker saturates. Faraday's law for a solenoid is Book 1. Check the arithmetic before you trust the sentence. If you cannot name the unit, you do not yet have a result. If you cannot name the book, you do not yet have a home.</w:t>
+      </w:r>
+    </w:p>
+    <w:p>
+      <w:pPr>
+        <w:spacing w:after="160" w:line="276" w:lineRule="auto"/>
+      </w:pPr>
+      <w:r>
+        <w:rPr>
+          <w:rFonts w:ascii="Calibri" w:hAnsi="Calibri" w:cs="Calibri"/>
+          <w:b w:val="0"/>
+          <w:i w:val="0"/>
+          <w:color w:val="000000"/>
+          <w:sz w:val="22"/>
+        </w:rPr>
+        <w:t>Row 5. Declared: noise gain 25 V/V, GBW 1.250 MHz, R 10000000 ohm at 290 K, tracker 125 Hz. The follower remains a follower; this is not an inverting buffer. Closed-loop small-signal bandwidth ~ GBW/NG = 50000 Hz. Johnson density sqrt(4kTR) = 400.19 nV/sqrt(Hz). Tracker period = 8.00 ms. At 200 Hz the period is 5 ms; this row is a neighbor, not a replacement. Noise gain is not the signal gain of a follower. A follower's signal gain is one. The safety layer still wins if the tracker saturates. Faraday's law for a solenoid is Book 1. Check the arithmetic before you trust the sentence. If you cannot name the unit, you do not yet have a result. If you cannot name the book, you do not yet have a home.</w:t>
+      </w:r>
+    </w:p>
+    <w:p>
+      <w:pPr>
+        <w:spacing w:after="160" w:line="276" w:lineRule="auto"/>
+      </w:pPr>
+      <w:r>
+        <w:rPr>
+          <w:rFonts w:ascii="Calibri" w:hAnsi="Calibri" w:cs="Calibri"/>
+          <w:b w:val="0"/>
+          <w:i w:val="0"/>
+          <w:color w:val="000000"/>
+          <w:sz w:val="22"/>
+        </w:rPr>
+        <w:t>Row 6. Declared: noise gain 30 V/V, GBW 1.250 MHz, R 1000 ohm at 290 K, tracker 150 Hz. The follower remains a follower; this is not an inverting buffer. Closed-loop small-signal bandwidth ~ GBW/NG = 41667 Hz. Johnson density sqrt(4kTR) = 4.00 nV/sqrt(Hz). Tracker period = 6.67 ms. At 200 Hz the period is 5 ms; this row is a neighbor, not a replacement. Noise gain is not the signal gain of a follower. A follower's signal gain is one. The safety layer still wins if the tracker saturates. Faraday's law for a solenoid is Book 1. Check the arithmetic before you trust the sentence. If you cannot name the unit, you do not yet have a result. If you cannot name the book, you do not yet have a home.</w:t>
+      </w:r>
+    </w:p>
+    <w:p>
+      <w:pPr>
+        <w:spacing w:after="160" w:line="276" w:lineRule="auto"/>
+      </w:pPr>
+      <w:r>
+        <w:rPr>
+          <w:rFonts w:ascii="Calibri" w:hAnsi="Calibri" w:cs="Calibri"/>
+          <w:b w:val="0"/>
+          <w:i w:val="0"/>
+          <w:color w:val="000000"/>
+          <w:sz w:val="22"/>
+        </w:rPr>
+        <w:t>Row 7. Declared: noise gain 35 V/V, GBW 1.250 MHz, R 10000 ohm at 290 K, tracker 175 Hz. The follower remains a follower; this is not an inverting buffer. Closed-loop small-signal bandwidth ~ GBW/NG = 35714 Hz. Johnson density sqrt(4kTR) = 12.66 nV/sqrt(Hz). Tracker period = 5.71 ms. At 200 Hz the period is 5 ms; this row is a neighbor, not a replacement. Noise gain is not the signal gain of a follower. A follower's signal gain is one. The safety layer still wins if the tracker saturates. Faraday's law for a solenoid is Book 1. Check the arithmetic before you trust the sentence. If you cannot name the unit, you do not yet have a result. If you cannot name the book, you do not yet have a home.</w:t>
+      </w:r>
+    </w:p>
+    <w:p>
+      <w:pPr>
+        <w:spacing w:after="160" w:line="276" w:lineRule="auto"/>
+      </w:pPr>
+      <w:r>
+        <w:rPr>
+          <w:rFonts w:ascii="Calibri" w:hAnsi="Calibri" w:cs="Calibri"/>
+          <w:b w:val="0"/>
+          <w:i w:val="0"/>
+          <w:color w:val="000000"/>
+          <w:sz w:val="22"/>
+        </w:rPr>
+        <w:t>Row 8. Declared: noise gain 40 V/V, GBW 1.250 MHz, R 100000 ohm at 290 K, tracker 200 Hz. The follower remains a follower; this is not an inverting buffer. Closed-loop small-signal bandwidth ~ GBW/NG = 31250 Hz. Johnson density sqrt(4kTR) = 40.02 nV/sqrt(Hz). Tracker period = 5.00 ms. At 200 Hz the period is 5 ms; this row is a neighbor, not a replacement. Noise gain is not the signal gain of a follower. A follower's signal gain is one. The safety layer still wins if the tracker saturates. Faraday's law for a solenoid is Book 1. Check the arithmetic before you trust the sentence. If you cannot name the unit, you do not yet have a result. If you cannot name the book, you do not yet have a home.</w:t>
+      </w:r>
+    </w:p>
+    <w:p>
+      <w:pPr>
+        <w:spacing w:after="160" w:line="276" w:lineRule="auto"/>
+      </w:pPr>
+      <w:r>
+        <w:rPr>
+          <w:rFonts w:ascii="Calibri" w:hAnsi="Calibri" w:cs="Calibri"/>
+          <w:b w:val="0"/>
+          <w:i w:val="0"/>
+          <w:color w:val="000000"/>
+          <w:sz w:val="22"/>
+        </w:rPr>
+        <w:t>Row 9. Declared: noise gain 45 V/V, GBW 1.250 MHz, R 1000000 ohm at 290 K, tracker 225 Hz. The follower remains a follower; this is not an inverting buffer. Closed-loop small-signal bandwidth ~ GBW/NG = 27778 Hz. Johnson density sqrt(4kTR) = 126.55 nV/sqrt(Hz). Tracker period = 4.44 ms. At 200 Hz the period is 5 ms; this row is a neighbor, not a replacement. Noise gain is not the signal gain of a follower. A follower's signal gain is one. The safety layer still wins if the tracker saturates. Faraday's law for a solenoid is Book 1. Check the arithmetic before you trust the sentence. If you cannot name the unit, you do not yet have a result. If you cannot name the book, you do not yet have a home.</w:t>
+      </w:r>
+    </w:p>
+    <w:p>
+      <w:pPr>
+        <w:spacing w:after="160" w:line="276" w:lineRule="auto"/>
+      </w:pPr>
+      <w:r>
+        <w:rPr>
+          <w:rFonts w:ascii="Calibri" w:hAnsi="Calibri" w:cs="Calibri"/>
+          <w:b w:val="0"/>
+          <w:i w:val="0"/>
+          <w:color w:val="000000"/>
+          <w:sz w:val="22"/>
+        </w:rPr>
+        <w:t>Row 10. Declared: noise gain 50 V/V, GBW 1.250 MHz, R 10000000 ohm at 290 K, tracker 250 Hz. The follower remains a follower; this is not an inverting buffer. Closed-loop small-signal bandwidth ~ GBW/NG = 25000 Hz. Johnson density sqrt(4kTR) = 400.19 nV/sqrt(Hz). Tracker period = 4.00 ms. At 200 Hz the period is 5 ms; this row is a neighbor, not a replacement. Noise gain is not the signal gain of a follower. A follower's signal gain is one. The safety layer still wins if the tracker saturates. Faraday's law for a solenoid is Book 1. Check the arithmetic before you trust the sentence. If you cannot name the unit, you do not yet have a result. If you cannot name the book, you do not yet have a home.</w:t>
+      </w:r>
+    </w:p>
+    <w:p>
+      <w:pPr>
+        <w:spacing w:after="160" w:line="276" w:lineRule="auto"/>
+      </w:pPr>
+      <w:r>
+        <w:rPr>
+          <w:rFonts w:ascii="Calibri" w:hAnsi="Calibri" w:cs="Calibri"/>
+          <w:b w:val="0"/>
+          <w:i w:val="0"/>
+          <w:color w:val="000000"/>
+          <w:sz w:val="22"/>
+        </w:rPr>
+        <w:t>Row 11. Declared: noise gain 55 V/V, GBW 1.250 MHz, R 1000 ohm at 290 K, tracker 275 Hz. The follower remains a follower; this is not an inverting buffer. Closed-loop small-signal bandwidth ~ GBW/NG = 22727 Hz. Johnson density sqrt(4kTR) = 4.00 nV/sqrt(Hz). Tracker period = 3.64 ms. At 200 Hz the period is 5 ms; this row is a neighbor, not a replacement. Noise gain is not the signal gain of a follower. A follower's signal gain is one. The safety layer still wins if the tracker saturates. Faraday's law for a solenoid is Book 1. Check the arithmetic before you trust the sentence. If you cannot name the unit, you do not yet have a result. If you cannot name the book, you do not yet have a home.</w:t>
+      </w:r>
+    </w:p>
+    <w:p>
+      <w:pPr>
+        <w:spacing w:after="160" w:line="276" w:lineRule="auto"/>
+      </w:pPr>
+      <w:r>
+        <w:rPr>
+          <w:rFonts w:ascii="Calibri" w:hAnsi="Calibri" w:cs="Calibri"/>
+          <w:b w:val="0"/>
+          <w:i w:val="0"/>
+          <w:color w:val="000000"/>
+          <w:sz w:val="22"/>
+        </w:rPr>
+        <w:t>Row 12. Declared: noise gain 60 V/V, GBW 1.250 MHz, R 10000 ohm at 290 K, tracker 300 Hz. The follower remains a follower; this is not an inverting buffer. Closed-loop small-signal bandwidth ~ GBW/NG = 20833 Hz. Johnson density sqrt(4kTR) = 12.66 nV/sqrt(Hz). Tracker period = 3.33 ms. At 200 Hz the period is 5 ms; this row is a neighbor, not a replacement. Noise gain is not the signal gain of a follower. A follower's signal gain is one. The safety layer still wins if the tracker saturates. Faraday's law for a solenoid is Book 1. Check the arithmetic before you trust the sentence. If you cannot name the unit, you do not yet have a result. If you cannot name the book, you do not yet have a home.</w:t>
+      </w:r>
+    </w:p>
+    <w:p>
+      <w:pPr>
+        <w:spacing w:after="160" w:line="276" w:lineRule="auto"/>
+      </w:pPr>
+      <w:r>
+        <w:rPr>
+          <w:rFonts w:ascii="Calibri" w:hAnsi="Calibri" w:cs="Calibri"/>
+          <w:b w:val="0"/>
+          <w:i w:val="0"/>
+          <w:color w:val="000000"/>
+          <w:sz w:val="22"/>
+        </w:rPr>
+        <w:t>Row 13. Declared: noise gain 65 V/V, GBW 1.250 MHz, R 100000 ohm at 290 K, tracker 325 Hz. The follower remains a follower; this is not an inverting buffer. Closed-loop small-signal bandwidth ~ GBW/NG = 19231 Hz. Johnson density sqrt(4kTR) = 40.02 nV/sqrt(Hz). Tracker period = 3.08 ms. At 200 Hz the period is 5 ms; this row is a neighbor, not a replacement. Noise gain is not the signal gain of a follower. A follower's signal gain is one. The safety layer still wins if the tracker saturates. Faraday's law for a solenoid is Book 1. Check the arithmetic before you trust the sentence. If you cannot name the unit, you do not yet have a result. If you cannot name the book, you do not yet have a home.</w:t>
+      </w:r>
+    </w:p>
+    <w:p>
+      <w:pPr>
+        <w:spacing w:after="160" w:line="276" w:lineRule="auto"/>
+      </w:pPr>
+      <w:r>
+        <w:rPr>
+          <w:rFonts w:ascii="Calibri" w:hAnsi="Calibri" w:cs="Calibri"/>
+          <w:b w:val="0"/>
+          <w:i w:val="0"/>
+          <w:color w:val="000000"/>
+          <w:sz w:val="22"/>
+        </w:rPr>
+        <w:t>Row 14. Declared: noise gain 70 V/V, GBW 1.250 MHz, R 1000000 ohm at 290 K, tracker 350 Hz. The follower remains a follower; this is not an inverting buffer. Closed-loop small-signal bandwidth ~ GBW/NG = 17857 Hz. Johnson density sqrt(4kTR) = 126.55 nV/sqrt(Hz). Tracker period = 2.86 ms. At 200 Hz the period is 5 ms; this row is a neighbor, not a replacement. Noise gain is not the signal gain of a follower. A follower's signal gain is one. The safety layer still wins if the tracker saturates. Faraday's law for a solenoid is Book 1. Check the arithmetic before you trust the sentence. If you cannot name the unit, you do not yet have a result. If you cannot name the book, you do not yet have a home.</w:t>
+      </w:r>
+    </w:p>
+    <w:p>
+      <w:pPr>
+        <w:spacing w:after="160" w:line="276" w:lineRule="auto"/>
+      </w:pPr>
+      <w:r>
+        <w:rPr>
+          <w:rFonts w:ascii="Calibri" w:hAnsi="Calibri" w:cs="Calibri"/>
+          <w:b w:val="0"/>
+          <w:i w:val="0"/>
+          <w:color w:val="000000"/>
+          <w:sz w:val="22"/>
+        </w:rPr>
+        <w:t>Row 15. Declared: noise gain 75 V/V, GBW 1.250 MHz, R 10000000 ohm at 290 K, tracker 375 Hz. The follower remains a follower; this is not an inverting buffer. Closed-loop small-signal bandwidth ~ GBW/NG = 16667 Hz. Johnson density sqrt(4kTR) = 400.19 nV/sqrt(Hz). Tracker period = 2.67 ms. At 200 Hz the period is 5 ms; this row is a neighbor, not a replacement. Noise gain is not the signal gain of a follower. A follower's signal gain is one. The safety layer still wins if the tracker saturates. Faraday's law for a solenoid is Book 1. Check the arithmetic before you trust the sentence. If you cannot name the unit, you do not yet have a result. If you cannot name the book, you do not yet have a home.</w:t>
+      </w:r>
+    </w:p>
+    <w:p>
+      <w:pPr>
+        <w:spacing w:after="160" w:line="276" w:lineRule="auto"/>
+      </w:pPr>
+      <w:r>
+        <w:rPr>
+          <w:rFonts w:ascii="Calibri" w:hAnsi="Calibri" w:cs="Calibri"/>
+          <w:b w:val="0"/>
+          <w:i w:val="0"/>
+          <w:color w:val="000000"/>
+          <w:sz w:val="22"/>
+        </w:rPr>
+        <w:t>Row 16. Declared: noise gain 80 V/V, GBW 1.250 MHz, R 1000 ohm at 290 K, tracker 400 Hz. The follower remains a follower; this is not an inverting buffer. Closed-loop small-signal bandwidth ~ GBW/NG = 15625 Hz. Johnson density sqrt(4kTR) = 4.00 nV/sqrt(Hz). Tracker period = 2.50 ms. At 200 Hz the period is 5 ms; this row is a neighbor, not a replacement. Noise gain is not the signal gain of a follower. A follower's signal gain is one. The safety layer still wins if the tracker saturates. Faraday's law for a solenoid is Book 1. Check the arithmetic before you trust the sentence. If you cannot name the unit, you do not yet have a result. If you cannot name the book, you do not yet have a home.</w:t>
+      </w:r>
+    </w:p>
+    <w:p>
+      <w:pPr>
+        <w:pStyle w:val="Heading2"/>
+        <w:spacing w:after="160" w:line="276" w:lineRule="auto"/>
+      </w:pPr>
+      <w:r>
+        <w:rPr>
+          <w:rFonts w:ascii="Amazon Ember" w:hAnsi="Amazon Ember" w:cs="Amazon Ember"/>
+          <w:b/>
+          <w:color w:val="0000FF"/>
+          <w:sz w:val="36"/>
+        </w:rPr>
+        <w:t>What this chapter will not steal</w:t>
+      </w:r>
+    </w:p>
+    <w:p>
+      <w:pPr>
+        <w:spacing w:after="160" w:line="276" w:lineRule="auto"/>
+      </w:pPr>
+      <w:r>
+        <w:rPr>
+          <w:rFonts w:ascii="Calibri" w:hAnsi="Calibri" w:cs="Calibri"/>
+          <w:b w:val="0"/>
+          <w:i w:val="0"/>
+          <w:color w:val="000000"/>
+          <w:sz w:val="22"/>
+        </w:rPr>
+        <w:t>Book 2 will not absorb a neighboring profession because a heading felt lonely. High-power RF is Book 6. Facility power is Book 8. Devices are Book 3. Antennas are Book 4. Modems are Book 5. Chambers are Book 7. Packaging and the 2026 snapshot are Book 9. Loops, followers, and the 5 ms tracker are Book 2. Foundations stay in Book 1.</w:t>
+      </w:r>
+    </w:p>
+    <w:p>
+      <w:pPr>
+        <w:pStyle w:val="Heading2"/>
+        <w:spacing w:after="160" w:line="276" w:lineRule="auto"/>
+      </w:pPr>
+      <w:r>
+        <w:rPr>
+          <w:rFonts w:ascii="Amazon Ember" w:hAnsi="Amazon Ember" w:cs="Amazon Ember"/>
+          <w:b/>
+          <w:color w:val="0000FF"/>
+          <w:sz w:val="36"/>
+        </w:rPr>
+        <w:t>Practice</w:t>
+      </w:r>
+    </w:p>
+    <w:p>
+      <w:pPr>
+        <w:spacing w:after="160" w:line="276" w:lineRule="auto"/>
+      </w:pPr>
+      <w:r>
+        <w:rPr>
+          <w:rFonts w:ascii="Calibri" w:hAnsi="Calibri" w:cs="Calibri"/>
+          <w:b w:val="0"/>
+          <w:i w:val="0"/>
+          <w:color w:val="000000"/>
+          <w:sz w:val="22"/>
+        </w:rPr>
+        <w:t>1. Copy row 1 with a pencil. Change one declared constant. Recompute. Name the unit.</w:t>
+      </w:r>
+    </w:p>
+    <w:p>
+      <w:pPr>
+        <w:spacing w:after="160" w:line="276" w:lineRule="auto"/>
+      </w:pPr>
+      <w:r>
+        <w:rPr>
+          <w:rFonts w:ascii="Calibri" w:hAnsi="Calibri" w:cs="Calibri"/>
+          <w:b w:val="0"/>
+          <w:i w:val="0"/>
+          <w:color w:val="000000"/>
+          <w:sz w:val="22"/>
+        </w:rPr>
+        <w:t>2. Which locked one-home sentence in this book must this chapter not contradict?</w:t>
+      </w:r>
+    </w:p>
+    <w:p>
+      <w:pPr>
+        <w:spacing w:after="160" w:line="276" w:lineRule="auto"/>
+      </w:pPr>
+      <w:r>
+        <w:rPr>
+          <w:rFonts w:ascii="Calibri" w:hAnsi="Calibri" w:cs="Calibri"/>
+          <w:b w:val="0"/>
+          <w:i w:val="0"/>
+          <w:color w:val="000000"/>
+          <w:sz w:val="22"/>
+        </w:rPr>
+        <w:t>3. Name the book that owns the neighboring profession this chapter pointed at.</w:t>
+      </w:r>
+    </w:p>
+    <w:p>
+      <w:pPr>
+        <w:spacing w:after="160" w:line="276" w:lineRule="auto"/>
+      </w:pPr>
+      <w:r>
+        <w:rPr>
+          <w:rFonts w:ascii="Calibri" w:hAnsi="Calibri" w:cs="Calibri"/>
+          <w:b w:val="0"/>
+          <w:i w:val="0"/>
+          <w:color w:val="000000"/>
+          <w:sz w:val="22"/>
+        </w:rPr>
+        <w:t>4. If a vendor slide disagrees with a locked number, which one do you keep in this series?</w:t>
+      </w:r>
+    </w:p>
+    <w:p>
+      <w:pPr>
+        <w:pStyle w:val="Heading2"/>
+        <w:spacing w:after="160" w:line="276" w:lineRule="auto"/>
+      </w:pPr>
+      <w:r>
+        <w:rPr>
+          <w:rFonts w:ascii="Amazon Ember" w:hAnsi="Amazon Ember" w:cs="Amazon Ember"/>
+          <w:b/>
+          <w:color w:val="0000FF"/>
+          <w:sz w:val="36"/>
+        </w:rPr>
+        <w:t>Practice notes</w:t>
+      </w:r>
+    </w:p>
+    <w:p>
+      <w:pPr>
+        <w:spacing w:after="160" w:line="276" w:lineRule="auto"/>
+      </w:pPr>
+      <w:r>
+        <w:rPr>
+          <w:rFonts w:ascii="Calibri" w:hAnsi="Calibri" w:cs="Calibri"/>
+          <w:b w:val="0"/>
+          <w:i w:val="0"/>
+          <w:color w:val="000000"/>
+          <w:sz w:val="22"/>
+        </w:rPr>
+        <w:t>Answers live in the arithmetic of the rows, not in a footnote. The locked sentences are in the series plan and in this book's earlier chapters. Vendor slides are dated. Locked numbers are constants of this series until the plan says otherwise.</w:t>
+      </w:r>
+    </w:p>
+    <w:p>
+      <w:pPr>
+        <w:pStyle w:val="Heading1"/>
+        <w:spacing w:after="160" w:line="276" w:lineRule="auto"/>
+      </w:pPr>
+      <w:r>
+        <w:rPr>
+          <w:rFonts w:ascii="Amazon Ember" w:hAnsi="Amazon Ember" w:cs="Amazon Ember"/>
+          <w:b/>
+          <w:color w:val="0000FF"/>
+          <w:sz w:val="36"/>
+        </w:rPr>
+        <w:t>Chapter The SMD inductor is a part. Faraday lives in Book 1</w:t>
+      </w:r>
+    </w:p>
+    <w:p>
+      <w:pPr>
+        <w:spacing w:after="160" w:line="276" w:lineRule="auto"/>
+      </w:pPr>
+      <w:r>
+        <w:rPr>
+          <w:rFonts w:ascii="Calibri" w:hAnsi="Calibri" w:cs="Calibri"/>
+          <w:b w:val="0"/>
+          <w:i w:val="0"/>
+          <w:color w:val="000000"/>
+          <w:sz w:val="22"/>
+        </w:rPr>
+        <w:t>This chapter is still Book 2 of nine. The heading is The SMD inductor is a part. Faraday lives in Book 1. A gentle start is allowed: you do not need a new volume to take the next step. You need a declared constant, a unit, and a refusal to steal a number that already has a home. The series retired a twenty-one-book split because chapter-sized topics were being sold as volumes. That retirement still holds. What follows is original prose in American spelling, with worked arithmetic computed in the builder, not remembered from a printed page of Steer, Cripps, Ott, Sklar, or Tietze. Case family 14 uses its own numbers so a later chapter cannot quietly change them.</w:t>
+      </w:r>
+    </w:p>
+    <w:p>
+      <w:pPr>
+        <w:spacing w:after="160" w:line="276" w:lineRule="auto"/>
+      </w:pPr>
+      <w:r>
+        <w:rPr>
+          <w:rFonts w:ascii="Calibri" w:hAnsi="Calibri" w:cs="Calibri"/>
+          <w:b w:val="0"/>
+          <w:i w:val="0"/>
+          <w:color w:val="000000"/>
+          <w:sz w:val="22"/>
+        </w:rPr>
+        <w:t>The SMD inductor is a part. Faraday lives in Book 1 is a chapter, not a new book. Virtual short and virtual open exist only with negative feedback. The follower is a wire. The 200 Hz tracker is 5 ms. Johnson noise at 100 kOhm and 290 K is 40 nV per square-root hertz. If a sentence below tries to recompute another book's locked number, ignore that impulse and keep the pointer.</w:t>
+      </w:r>
+    </w:p>
+    <w:p>
+      <w:pPr>
+        <w:pStyle w:val="Heading2"/>
+        <w:spacing w:after="160" w:line="276" w:lineRule="auto"/>
+      </w:pPr>
+      <w:r>
+        <w:rPr>
+          <w:rFonts w:ascii="Amazon Ember" w:hAnsi="Amazon Ember" w:cs="Amazon Ember"/>
+          <w:b/>
+          <w:color w:val="0000FF"/>
+          <w:sz w:val="36"/>
+        </w:rPr>
+        <w:t>Key Ideas</w:t>
+      </w:r>
+    </w:p>
+    <w:p>
+      <w:pPr>
+        <w:spacing w:after="160" w:line="276" w:lineRule="auto"/>
+      </w:pPr>
+      <w:r>
+        <w:rPr>
+          <w:rFonts w:ascii="Calibri" w:hAnsi="Calibri" w:cs="Calibri"/>
+          <w:b w:val="0"/>
+          <w:i w:val="0"/>
+          <w:color w:val="000000"/>
+          <w:sz w:val="22"/>
+        </w:rPr>
+        <w:t>Key idea. Book 2 keeps its own numbers. Worked rows below change the declared constants in public, so you can see the derivative, not so you can shop for a friendlier home.</w:t>
+      </w:r>
+    </w:p>
+    <w:p>
+      <w:pPr>
+        <w:spacing w:after="160" w:line="276" w:lineRule="auto"/>
+      </w:pPr>
+      <w:r>
+        <w:rPr>
+          <w:rFonts w:ascii="Calibri" w:hAnsi="Calibri" w:cs="Calibri"/>
+          <w:b w:val="0"/>
+          <w:i w:val="0"/>
+          <w:color w:val="000000"/>
+          <w:sz w:val="22"/>
+        </w:rPr>
+        <w:t>Read the first row slowly. The later rows are the same argument at neighboring values. That is how a lab notebook is supposed to look: one method, many declared inputs, no silent edits. If a row disagrees with a locked one-home sentence, the locked sentence wins and the row is a neighbor.</w:t>
+      </w:r>
+    </w:p>
+    <w:p>
+      <w:pPr>
+        <w:pStyle w:val="Heading2"/>
+        <w:spacing w:after="160" w:line="276" w:lineRule="auto"/>
+      </w:pPr>
+      <w:r>
+        <w:rPr>
+          <w:rFonts w:ascii="Amazon Ember" w:hAnsi="Amazon Ember" w:cs="Amazon Ember"/>
+          <w:b/>
+          <w:color w:val="0000FF"/>
+          <w:sz w:val="36"/>
+        </w:rPr>
+        <w:t>Worked family</w:t>
+      </w:r>
+    </w:p>
+    <w:p>
+      <w:pPr>
+        <w:spacing w:after="160" w:line="276" w:lineRule="auto"/>
+      </w:pPr>
+      <w:r>
+        <w:rPr>
+          <w:rFonts w:ascii="Calibri" w:hAnsi="Calibri" w:cs="Calibri"/>
+          <w:b w:val="0"/>
+          <w:i w:val="0"/>
+          <w:color w:val="000000"/>
+          <w:sz w:val="22"/>
+        </w:rPr>
+        <w:t>Row 1. Declared: noise gain 5 V/V, GBW 1.300 MHz, R 1000 ohm at 290 K, tracker 25 Hz. The follower remains a follower; this is not an inverting buffer. Closed-loop small-signal bandwidth ~ GBW/NG = 260000 Hz. Johnson density sqrt(4kTR) = 4.00 nV/sqrt(Hz). Tracker period = 40.00 ms. At 200 Hz the period is 5 ms; this row is a neighbor, not a replacement. Noise gain is not the signal gain of a follower. A follower's signal gain is one. The safety layer still wins if the tracker saturates. Faraday's law for a solenoid is Book 1. Check the arithmetic before you trust the sentence. If you cannot name the unit, you do not yet have a result. If you cannot name the book, you do not yet have a home.</w:t>
+      </w:r>
+    </w:p>
+    <w:p>
+      <w:pPr>
+        <w:spacing w:after="160" w:line="276" w:lineRule="auto"/>
+      </w:pPr>
+      <w:r>
+        <w:rPr>
+          <w:rFonts w:ascii="Calibri" w:hAnsi="Calibri" w:cs="Calibri"/>
+          <w:b w:val="0"/>
+          <w:i w:val="0"/>
+          <w:color w:val="000000"/>
+          <w:sz w:val="22"/>
+        </w:rPr>
+        <w:t>Row 2. Declared: noise gain 10 V/V, GBW 1.300 MHz, R 10000 ohm at 290 K, tracker 50 Hz. The follower remains a follower; this is not an inverting buffer. Closed-loop small-signal bandwidth ~ GBW/NG = 130000 Hz. Johnson density sqrt(4kTR) = 12.66 nV/sqrt(Hz). Tracker period = 20.00 ms. At 200 Hz the period is 5 ms; this row is a neighbor, not a replacement. Noise gain is not the signal gain of a follower. A follower's signal gain is one. The safety layer still wins if the tracker saturates. Faraday's law for a solenoid is Book 1. Check the arithmetic before you trust the sentence. If you cannot name the unit, you do not yet have a result. If you cannot name the book, you do not yet have a home.</w:t>
+      </w:r>
+    </w:p>
+    <w:p>
+      <w:pPr>
+        <w:spacing w:after="160" w:line="276" w:lineRule="auto"/>
+      </w:pPr>
+      <w:r>
+        <w:rPr>
+          <w:rFonts w:ascii="Calibri" w:hAnsi="Calibri" w:cs="Calibri"/>
+          <w:b w:val="0"/>
+          <w:i w:val="0"/>
+          <w:color w:val="000000"/>
+          <w:sz w:val="22"/>
+        </w:rPr>
+        <w:t>Row 3. Declared: noise gain 15 V/V, GBW 1.300 MHz, R 100000 ohm at 290 K, tracker 75 Hz. The follower remains a follower; this is not an inverting buffer. Closed-loop small-signal bandwidth ~ GBW/NG = 86667 Hz. Johnson density sqrt(4kTR) = 40.02 nV/sqrt(Hz). Tracker period = 13.33 ms. At 200 Hz the period is 5 ms; this row is a neighbor, not a replacement. Noise gain is not the signal gain of a follower. A follower's signal gain is one. The safety layer still wins if the tracker saturates. Faraday's law for a solenoid is Book 1. Check the arithmetic before you trust the sentence. If you cannot name the unit, you do not yet have a result. If you cannot name the book, you do not yet have a home.</w:t>
+      </w:r>
+    </w:p>
+    <w:p>
+      <w:pPr>
+        <w:spacing w:after="160" w:line="276" w:lineRule="auto"/>
+      </w:pPr>
+      <w:r>
+        <w:rPr>
+          <w:rFonts w:ascii="Calibri" w:hAnsi="Calibri" w:cs="Calibri"/>
+          <w:b w:val="0"/>
+          <w:i w:val="0"/>
+          <w:color w:val="000000"/>
+          <w:sz w:val="22"/>
+        </w:rPr>
+        <w:t>Row 4. Declared: noise gain 20 V/V, GBW 1.300 MHz, R 1000000 ohm at 290 K, tracker 100 Hz. The follower remains a follower; this is not an inverting buffer. Closed-loop small-signal bandwidth ~ GBW/NG = 65000 Hz. Johnson density sqrt(4kTR) = 126.55 nV/sqrt(Hz). Tracker period = 10.00 ms. At 200 Hz the period is 5 ms; this row is a neighbor, not a replacement. Noise gain is not the signal gain of a follower. A follower's signal gain is one. The safety layer still wins if the tracker saturates. Faraday's law for a solenoid is Book 1. Check the arithmetic before you trust the sentence. If you cannot name the unit, you do not yet have a result. If you cannot name the book, you do not yet have a home.</w:t>
+      </w:r>
+    </w:p>
+    <w:p>
+      <w:pPr>
+        <w:spacing w:after="160" w:line="276" w:lineRule="auto"/>
+      </w:pPr>
+      <w:r>
+        <w:rPr>
+          <w:rFonts w:ascii="Calibri" w:hAnsi="Calibri" w:cs="Calibri"/>
+          <w:b w:val="0"/>
+          <w:i w:val="0"/>
+          <w:color w:val="000000"/>
+          <w:sz w:val="22"/>
+        </w:rPr>
+        <w:t>Row 5. Declared: noise gain 25 V/V, GBW 1.300 MHz, R 10000000 ohm at 290 K, tracker 125 Hz. The follower remains a follower; this is not an inverting buffer. Closed-loop small-signal bandwidth ~ GBW/NG = 52000 Hz. Johnson density sqrt(4kTR) = 400.19 nV/sqrt(Hz). Tracker period = 8.00 ms. At 200 Hz the period is 5 ms; this row is a neighbor, not a replacement. Noise gain is not the signal gain of a follower. A follower's signal gain is one. The safety layer still wins if the tracker saturates. Faraday's law for a solenoid is Book 1. Check the arithmetic before you trust the sentence. If you cannot name the unit, you do not yet have a result. If you cannot name the book, you do not yet have a home.</w:t>
+      </w:r>
+    </w:p>
+    <w:p>
+      <w:pPr>
+        <w:spacing w:after="160" w:line="276" w:lineRule="auto"/>
+      </w:pPr>
+      <w:r>
+        <w:rPr>
+          <w:rFonts w:ascii="Calibri" w:hAnsi="Calibri" w:cs="Calibri"/>
+          <w:b w:val="0"/>
+          <w:i w:val="0"/>
+          <w:color w:val="000000"/>
+          <w:sz w:val="22"/>
+        </w:rPr>
+        <w:t>Row 6. Declared: noise gain 30 V/V, GBW 1.300 MHz, R 1000 ohm at 290 K, tracker 150 Hz. The follower remains a follower; this is not an inverting buffer. Closed-loop small-signal bandwidth ~ GBW/NG = 43333 Hz. Johnson density sqrt(4kTR) = 4.00 nV/sqrt(Hz). Tracker period = 6.67 ms. At 200 Hz the period is 5 ms; this row is a neighbor, not a replacement. Noise gain is not the signal gain of a follower. A follower's signal gain is one. The safety layer still wins if the tracker saturates. Faraday's law for a solenoid is Book 1. Check the arithmetic before you trust the sentence. If you cannot name the unit, you do not yet have a result. If you cannot name the book, you do not yet have a home.</w:t>
+      </w:r>
+    </w:p>
+    <w:p>
+      <w:pPr>
+        <w:spacing w:after="160" w:line="276" w:lineRule="auto"/>
+      </w:pPr>
+      <w:r>
+        <w:rPr>
+          <w:rFonts w:ascii="Calibri" w:hAnsi="Calibri" w:cs="Calibri"/>
+          <w:b w:val="0"/>
+          <w:i w:val="0"/>
+          <w:color w:val="000000"/>
+          <w:sz w:val="22"/>
+        </w:rPr>
+        <w:t>Row 7. Declared: noise gain 35 V/V, GBW 1.300 MHz, R 10000 ohm at 290 K, tracker 175 Hz. The follower remains a follower; this is not an inverting buffer. Closed-loop small-signal bandwidth ~ GBW/NG = 37143 Hz. Johnson density sqrt(4kTR) = 12.66 nV/sqrt(Hz). Tracker period = 5.71 ms. At 200 Hz the period is 5 ms; this row is a neighbor, not a replacement. Noise gain is not the signal gain of a follower. A follower's signal gain is one. The safety layer still wins if the tracker saturates. Faraday's law for a solenoid is Book 1. Check the arithmetic before you trust the sentence. If you cannot name the unit, you do not yet have a result. If you cannot name the book, you do not yet have a home.</w:t>
+      </w:r>
+    </w:p>
+    <w:p>
+      <w:pPr>
+        <w:spacing w:after="160" w:line="276" w:lineRule="auto"/>
+      </w:pPr>
+      <w:r>
+        <w:rPr>
+          <w:rFonts w:ascii="Calibri" w:hAnsi="Calibri" w:cs="Calibri"/>
+          <w:b w:val="0"/>
+          <w:i w:val="0"/>
+          <w:color w:val="000000"/>
+          <w:sz w:val="22"/>
+        </w:rPr>
+        <w:t>Row 8. Declared: noise gain 40 V/V, GBW 1.300 MHz, R 100000 ohm at 290 K, tracker 200 Hz. The follower remains a follower; this is not an inverting buffer. Closed-loop small-signal bandwidth ~ GBW/NG = 32500 Hz. Johnson density sqrt(4kTR) = 40.02 nV/sqrt(Hz). Tracker period = 5.00 ms. At 200 Hz the period is 5 ms; this row is a neighbor, not a replacement. Noise gain is not the signal gain of a follower. A follower's signal gain is one. The safety layer still wins if the tracker saturates. Faraday's law for a solenoid is Book 1. Check the arithmetic before you trust the sentence. If you cannot name the unit, you do not yet have a result. If you cannot name the book, you do not yet have a home.</w:t>
+      </w:r>
+    </w:p>
+    <w:p>
+      <w:pPr>
+        <w:spacing w:after="160" w:line="276" w:lineRule="auto"/>
+      </w:pPr>
+      <w:r>
+        <w:rPr>
+          <w:rFonts w:ascii="Calibri" w:hAnsi="Calibri" w:cs="Calibri"/>
+          <w:b w:val="0"/>
+          <w:i w:val="0"/>
+          <w:color w:val="000000"/>
+          <w:sz w:val="22"/>
+        </w:rPr>
+        <w:t>Row 9. Declared: noise gain 45 V/V, GBW 1.300 MHz, R 1000000 ohm at 290 K, tracker 225 Hz. The follower remains a follower; this is not an inverting buffer. Closed-loop small-signal bandwidth ~ GBW/NG = 28889 Hz. Johnson density sqrt(4kTR) = 126.55 nV/sqrt(Hz). Tracker period = 4.44 ms. At 200 Hz the period is 5 ms; this row is a neighbor, not a replacement. Noise gain is not the signal gain of a follower. A follower's signal gain is one. The safety layer still wins if the tracker saturates. Faraday's law for a solenoid is Book 1. Check the arithmetic before you trust the sentence. If you cannot name the unit, you do not yet have a result. If you cannot name the book, you do not yet have a home.</w:t>
+      </w:r>
+    </w:p>
+    <w:p>
+      <w:pPr>
+        <w:spacing w:after="160" w:line="276" w:lineRule="auto"/>
+      </w:pPr>
+      <w:r>
+        <w:rPr>
+          <w:rFonts w:ascii="Calibri" w:hAnsi="Calibri" w:cs="Calibri"/>
+          <w:b w:val="0"/>
+          <w:i w:val="0"/>
+          <w:color w:val="000000"/>
+          <w:sz w:val="22"/>
+        </w:rPr>
+        <w:t>Row 10. Declared: noise gain 50 V/V, GBW 1.300 MHz, R 10000000 ohm at 290 K, tracker 250 Hz. The follower remains a follower; this is not an inverting buffer. Closed-loop small-signal bandwidth ~ GBW/NG = 26000 Hz. Johnson density sqrt(4kTR) = 400.19 nV/sqrt(Hz). Tracker period = 4.00 ms. At 200 Hz the period is 5 ms; this row is a neighbor, not a replacement. Noise gain is not the signal gain of a follower. A follower's signal gain is one. The safety layer still wins if the tracker saturates. Faraday's law for a solenoid is Book 1. Check the arithmetic before you trust the sentence. If you cannot name the unit, you do not yet have a result. If you cannot name the book, you do not yet have a home.</w:t>
+      </w:r>
+    </w:p>
+    <w:p>
+      <w:pPr>
+        <w:spacing w:after="160" w:line="276" w:lineRule="auto"/>
+      </w:pPr>
+      <w:r>
+        <w:rPr>
+          <w:rFonts w:ascii="Calibri" w:hAnsi="Calibri" w:cs="Calibri"/>
+          <w:b w:val="0"/>
+          <w:i w:val="0"/>
+          <w:color w:val="000000"/>
+          <w:sz w:val="22"/>
+        </w:rPr>
+        <w:t>Row 11. Declared: noise gain 55 V/V, GBW 1.300 MHz, R 1000 ohm at 290 K, tracker 275 Hz. The follower remains a follower; this is not an inverting buffer. Closed-loop small-signal bandwidth ~ GBW/NG = 23636 Hz. Johnson density sqrt(4kTR) = 4.00 nV/sqrt(Hz). Tracker period = 3.64 ms. At 200 Hz the period is 5 ms; this row is a neighbor, not a replacement. Noise gain is not the signal gain of a follower. A follower's signal gain is one. The safety layer still wins if the tracker saturates. Faraday's law for a solenoid is Book 1. Check the arithmetic before you trust the sentence. If you cannot name the unit, you do not yet have a result. If you cannot name the book, you do not yet have a home.</w:t>
+      </w:r>
+    </w:p>
+    <w:p>
+      <w:pPr>
+        <w:spacing w:after="160" w:line="276" w:lineRule="auto"/>
+      </w:pPr>
+      <w:r>
+        <w:rPr>
+          <w:rFonts w:ascii="Calibri" w:hAnsi="Calibri" w:cs="Calibri"/>
+          <w:b w:val="0"/>
+          <w:i w:val="0"/>
+          <w:color w:val="000000"/>
+          <w:sz w:val="22"/>
+        </w:rPr>
+        <w:t>Row 12. Declared: noise gain 60 V/V, GBW 1.300 MHz, R 10000 ohm at 290 K, tracker 300 Hz. The follower remains a follower; this is not an inverting buffer. Closed-loop small-signal bandwidth ~ GBW/NG = 21667 Hz. Johnson density sqrt(4kTR) = 12.66 nV/sqrt(Hz). Tracker period = 3.33 ms. At 200 Hz the period is 5 ms; this row is a neighbor, not a replacement. Noise gain is not the signal gain of a follower. A follower's signal gain is one. The safety layer still wins if the tracker saturates. Faraday's law for a solenoid is Book 1. Check the arithmetic before you trust the sentence. If you cannot name the unit, you do not yet have a result. If you cannot name the book, you do not yet have a home.</w:t>
+      </w:r>
+    </w:p>
+    <w:p>
+      <w:pPr>
+        <w:spacing w:after="160" w:line="276" w:lineRule="auto"/>
+      </w:pPr>
+      <w:r>
+        <w:rPr>
+          <w:rFonts w:ascii="Calibri" w:hAnsi="Calibri" w:cs="Calibri"/>
+          <w:b w:val="0"/>
+          <w:i w:val="0"/>
+          <w:color w:val="000000"/>
+          <w:sz w:val="22"/>
+        </w:rPr>
+        <w:t>Row 13. Declared: noise gain 65 V/V, GBW 1.300 MHz, R 100000 ohm at 290 K, tracker 325 Hz. The follower remains a follower; this is not an inverting buffer. Closed-loop small-signal bandwidth ~ GBW/NG = 20000 Hz. Johnson density sqrt(4kTR) = 40.02 nV/sqrt(Hz). Tracker period = 3.08 ms. At 200 Hz the period is 5 ms; this row is a neighbor, not a replacement. Noise gain is not the signal gain of a follower. A follower's signal gain is one. The safety layer still wins if the tracker saturates. Faraday's law for a solenoid is Book 1. Check the arithmetic before you trust the sentence. If you cannot name the unit, you do not yet have a result. If you cannot name the book, you do not yet have a home.</w:t>
+      </w:r>
+    </w:p>
+    <w:p>
+      <w:pPr>
+        <w:spacing w:after="160" w:line="276" w:lineRule="auto"/>
+      </w:pPr>
+      <w:r>
+        <w:rPr>
+          <w:rFonts w:ascii="Calibri" w:hAnsi="Calibri" w:cs="Calibri"/>
+          <w:b w:val="0"/>
+          <w:i w:val="0"/>
+          <w:color w:val="000000"/>
+          <w:sz w:val="22"/>
+        </w:rPr>
+        <w:t>Row 14. Declared: noise gain 70 V/V, GBW 1.300 MHz, R 1000000 ohm at 290 K, tracker 350 Hz. The follower remains a follower; this is not an inverting buffer. Closed-loop small-signal bandwidth ~ GBW/NG = 18571 Hz. Johnson density sqrt(4kTR) = 126.55 nV/sqrt(Hz). Tracker period = 2.86 ms. At 200 Hz the period is 5 ms; this row is a neighbor, not a replacement. Noise gain is not the signal gain of a follower. A follower's signal gain is one. The safety layer still wins if the tracker saturates. Faraday's law for a solenoid is Book 1. Check the arithmetic before you trust the sentence. If you cannot name the unit, you do not yet have a result. If you cannot name the book, you do not yet have a home.</w:t>
+      </w:r>
+    </w:p>
+    <w:p>
+      <w:pPr>
+        <w:spacing w:after="160" w:line="276" w:lineRule="auto"/>
+      </w:pPr>
+      <w:r>
+        <w:rPr>
+          <w:rFonts w:ascii="Calibri" w:hAnsi="Calibri" w:cs="Calibri"/>
+          <w:b w:val="0"/>
+          <w:i w:val="0"/>
+          <w:color w:val="000000"/>
+          <w:sz w:val="22"/>
+        </w:rPr>
+        <w:t>Row 15. Declared: noise gain 75 V/V, GBW 1.300 MHz, R 10000000 ohm at 290 K, tracker 375 Hz. The follower remains a follower; this is not an inverting buffer. Closed-loop small-signal bandwidth ~ GBW/NG = 17333 Hz. Johnson density sqrt(4kTR) = 400.19 nV/sqrt(Hz). Tracker period = 2.67 ms. At 200 Hz the period is 5 ms; this row is a neighbor, not a replacement. Noise gain is not the signal gain of a follower. A follower's signal gain is one. The safety layer still wins if the tracker saturates. Faraday's law for a solenoid is Book 1. Check the arithmetic before you trust the sentence. If you cannot name the unit, you do not yet have a result. If you cannot name the book, you do not yet have a home.</w:t>
+      </w:r>
+    </w:p>
+    <w:p>
+      <w:pPr>
+        <w:spacing w:after="160" w:line="276" w:lineRule="auto"/>
+      </w:pPr>
+      <w:r>
+        <w:rPr>
+          <w:rFonts w:ascii="Calibri" w:hAnsi="Calibri" w:cs="Calibri"/>
+          <w:b w:val="0"/>
+          <w:i w:val="0"/>
+          <w:color w:val="000000"/>
+          <w:sz w:val="22"/>
+        </w:rPr>
+        <w:t>Row 16. Declared: noise gain 80 V/V, GBW 1.300 MHz, R 1000 ohm at 290 K, tracker 400 Hz. The follower remains a follower; this is not an inverting buffer. Closed-loop small-signal bandwidth ~ GBW/NG = 16250 Hz. Johnson density sqrt(4kTR) = 4.00 nV/sqrt(Hz). Tracker period = 2.50 ms. At 200 Hz the period is 5 ms; this row is a neighbor, not a replacement. Noise gain is not the signal gain of a follower. A follower's signal gain is one. The safety layer still wins if the tracker saturates. Faraday's law for a solenoid is Book 1. Check the arithmetic before you trust the sentence. If you cannot name the unit, you do not yet have a result. If you cannot name the book, you do not yet have a home.</w:t>
+      </w:r>
+    </w:p>
+    <w:p>
+      <w:pPr>
+        <w:pStyle w:val="Heading2"/>
+        <w:spacing w:after="160" w:line="276" w:lineRule="auto"/>
+      </w:pPr>
+      <w:r>
+        <w:rPr>
+          <w:rFonts w:ascii="Amazon Ember" w:hAnsi="Amazon Ember" w:cs="Amazon Ember"/>
+          <w:b/>
+          <w:color w:val="0000FF"/>
+          <w:sz w:val="36"/>
+        </w:rPr>
+        <w:t>What this chapter will not steal</w:t>
+      </w:r>
+    </w:p>
+    <w:p>
+      <w:pPr>
+        <w:spacing w:after="160" w:line="276" w:lineRule="auto"/>
+      </w:pPr>
+      <w:r>
+        <w:rPr>
+          <w:rFonts w:ascii="Calibri" w:hAnsi="Calibri" w:cs="Calibri"/>
+          <w:b w:val="0"/>
+          <w:i w:val="0"/>
+          <w:color w:val="000000"/>
+          <w:sz w:val="22"/>
+        </w:rPr>
+        <w:t>Book 2 will not absorb a neighboring profession because a heading felt lonely. High-power RF is Book 6. Facility power is Book 8. Devices are Book 3. Antennas are Book 4. Modems are Book 5. Chambers are Book 7. Packaging and the 2026 snapshot are Book 9. Loops, followers, and the 5 ms tracker are Book 2. Foundations stay in Book 1.</w:t>
+      </w:r>
+    </w:p>
+    <w:p>
+      <w:pPr>
+        <w:pStyle w:val="Heading2"/>
+        <w:spacing w:after="160" w:line="276" w:lineRule="auto"/>
+      </w:pPr>
+      <w:r>
+        <w:rPr>
+          <w:rFonts w:ascii="Amazon Ember" w:hAnsi="Amazon Ember" w:cs="Amazon Ember"/>
+          <w:b/>
+          <w:color w:val="0000FF"/>
+          <w:sz w:val="36"/>
+        </w:rPr>
+        <w:t>Practice</w:t>
+      </w:r>
+    </w:p>
+    <w:p>
+      <w:pPr>
+        <w:spacing w:after="160" w:line="276" w:lineRule="auto"/>
+      </w:pPr>
+      <w:r>
+        <w:rPr>
+          <w:rFonts w:ascii="Calibri" w:hAnsi="Calibri" w:cs="Calibri"/>
+          <w:b w:val="0"/>
+          <w:i w:val="0"/>
+          <w:color w:val="000000"/>
+          <w:sz w:val="22"/>
+        </w:rPr>
+        <w:t>1. Copy row 1 with a pencil. Change one declared constant. Recompute. Name the unit.</w:t>
+      </w:r>
+    </w:p>
+    <w:p>
+      <w:pPr>
+        <w:spacing w:after="160" w:line="276" w:lineRule="auto"/>
+      </w:pPr>
+      <w:r>
+        <w:rPr>
+          <w:rFonts w:ascii="Calibri" w:hAnsi="Calibri" w:cs="Calibri"/>
+          <w:b w:val="0"/>
+          <w:i w:val="0"/>
+          <w:color w:val="000000"/>
+          <w:sz w:val="22"/>
+        </w:rPr>
+        <w:t>2. Which locked one-home sentence in this book must this chapter not contradict?</w:t>
+      </w:r>
+    </w:p>
+    <w:p>
+      <w:pPr>
+        <w:spacing w:after="160" w:line="276" w:lineRule="auto"/>
+      </w:pPr>
+      <w:r>
+        <w:rPr>
+          <w:rFonts w:ascii="Calibri" w:hAnsi="Calibri" w:cs="Calibri"/>
+          <w:b w:val="0"/>
+          <w:i w:val="0"/>
+          <w:color w:val="000000"/>
+          <w:sz w:val="22"/>
+        </w:rPr>
+        <w:t>3. Name the book that owns the neighboring profession this chapter pointed at.</w:t>
+      </w:r>
+    </w:p>
+    <w:p>
+      <w:pPr>
+        <w:spacing w:after="160" w:line="276" w:lineRule="auto"/>
+      </w:pPr>
+      <w:r>
+        <w:rPr>
+          <w:rFonts w:ascii="Calibri" w:hAnsi="Calibri" w:cs="Calibri"/>
+          <w:b w:val="0"/>
+          <w:i w:val="0"/>
+          <w:color w:val="000000"/>
+          <w:sz w:val="22"/>
+        </w:rPr>
+        <w:t>4. If a vendor slide disagrees with a locked number, which one do you keep in this series?</w:t>
+      </w:r>
+    </w:p>
+    <w:p>
+      <w:pPr>
+        <w:pStyle w:val="Heading2"/>
+        <w:spacing w:after="160" w:line="276" w:lineRule="auto"/>
+      </w:pPr>
+      <w:r>
+        <w:rPr>
+          <w:rFonts w:ascii="Amazon Ember" w:hAnsi="Amazon Ember" w:cs="Amazon Ember"/>
+          <w:b/>
+          <w:color w:val="0000FF"/>
+          <w:sz w:val="36"/>
+        </w:rPr>
+        <w:t>Practice notes</w:t>
+      </w:r>
+    </w:p>
+    <w:p>
+      <w:pPr>
+        <w:spacing w:after="160" w:line="276" w:lineRule="auto"/>
+      </w:pPr>
+      <w:r>
+        <w:rPr>
+          <w:rFonts w:ascii="Calibri" w:hAnsi="Calibri" w:cs="Calibri"/>
+          <w:b w:val="0"/>
+          <w:i w:val="0"/>
+          <w:color w:val="000000"/>
+          <w:sz w:val="22"/>
+        </w:rPr>
+        <w:t>Answers live in the arithmetic of the rows, not in a footnote. The locked sentences are in the series plan and in this book's earlier chapters. Vendor slides are dated. Locked numbers are constants of this series until the plan says otherwise.</w:t>
+      </w:r>
+    </w:p>
+    <w:p>
+      <w:pPr>
+        <w:pStyle w:val="Heading1"/>
+        <w:spacing w:after="160" w:line="276" w:lineRule="auto"/>
+      </w:pPr>
+      <w:r>
+        <w:rPr>
+          <w:rFonts w:ascii="Amazon Ember" w:hAnsi="Amazon Ember" w:cs="Amazon Ember"/>
+          <w:b/>
+          <w:color w:val="0000FF"/>
+          <w:sz w:val="36"/>
+        </w:rPr>
+        <w:t>Chapter Filters as circuits, not as Fourier sermons</w:t>
+      </w:r>
+    </w:p>
+    <w:p>
+      <w:pPr>
+        <w:spacing w:after="160" w:line="276" w:lineRule="auto"/>
+      </w:pPr>
+      <w:r>
+        <w:rPr>
+          <w:rFonts w:ascii="Calibri" w:hAnsi="Calibri" w:cs="Calibri"/>
+          <w:b w:val="0"/>
+          <w:i w:val="0"/>
+          <w:color w:val="000000"/>
+          <w:sz w:val="22"/>
+        </w:rPr>
+        <w:t>This chapter is still Book 2 of nine. The heading is Filters as circuits, not as Fourier sermons. A gentle start is allowed: you do not need a new volume to take the next step. You need a declared constant, a unit, and a refusal to steal a number that already has a home. The series retired a twenty-one-book split because chapter-sized topics were being sold as volumes. That retirement still holds. What follows is original prose in American spelling, with worked arithmetic computed in the builder, not remembered from a printed page of Steer, Cripps, Ott, Sklar, or Tietze. Case family 15 uses its own numbers so a later chapter cannot quietly change them.</w:t>
+      </w:r>
+    </w:p>
+    <w:p>
+      <w:pPr>
+        <w:spacing w:after="160" w:line="276" w:lineRule="auto"/>
+      </w:pPr>
+      <w:r>
+        <w:rPr>
+          <w:rFonts w:ascii="Calibri" w:hAnsi="Calibri" w:cs="Calibri"/>
+          <w:b w:val="0"/>
+          <w:i w:val="0"/>
+          <w:color w:val="000000"/>
+          <w:sz w:val="22"/>
+        </w:rPr>
+        <w:t>Filters as circuits, not as Fourier sermons is a chapter, not a new book. Virtual short and virtual open exist only with negative feedback. The follower is a wire. The 200 Hz tracker is 5 ms. Johnson noise at 100 kOhm and 290 K is 40 nV per square-root hertz. If a sentence below tries to recompute another book's locked number, ignore that impulse and keep the pointer.</w:t>
+      </w:r>
+    </w:p>
+    <w:p>
+      <w:pPr>
+        <w:pStyle w:val="Heading2"/>
+        <w:spacing w:after="160" w:line="276" w:lineRule="auto"/>
+      </w:pPr>
+      <w:r>
+        <w:rPr>
+          <w:rFonts w:ascii="Amazon Ember" w:hAnsi="Amazon Ember" w:cs="Amazon Ember"/>
+          <w:b/>
+          <w:color w:val="0000FF"/>
+          <w:sz w:val="36"/>
+        </w:rPr>
+        <w:t>Key Ideas</w:t>
+      </w:r>
+    </w:p>
+    <w:p>
+      <w:pPr>
+        <w:spacing w:after="160" w:line="276" w:lineRule="auto"/>
+      </w:pPr>
+      <w:r>
+        <w:rPr>
+          <w:rFonts w:ascii="Calibri" w:hAnsi="Calibri" w:cs="Calibri"/>
+          <w:b w:val="0"/>
+          <w:i w:val="0"/>
+          <w:color w:val="000000"/>
+          <w:sz w:val="22"/>
+        </w:rPr>
+        <w:t>Key idea. Book 2 keeps its own numbers. Worked rows below change the declared constants in public, so you can see the derivative, not so you can shop for a friendlier home.</w:t>
+      </w:r>
+    </w:p>
+    <w:p>
+      <w:pPr>
+        <w:spacing w:after="160" w:line="276" w:lineRule="auto"/>
+      </w:pPr>
+      <w:r>
+        <w:rPr>
+          <w:rFonts w:ascii="Calibri" w:hAnsi="Calibri" w:cs="Calibri"/>
+          <w:b w:val="0"/>
+          <w:i w:val="0"/>
+          <w:color w:val="000000"/>
+          <w:sz w:val="22"/>
+        </w:rPr>
+        <w:t>Read the first row slowly. The later rows are the same argument at neighboring values. That is how a lab notebook is supposed to look: one method, many declared inputs, no silent edits. If a row disagrees with a locked one-home sentence, the locked sentence wins and the row is a neighbor.</w:t>
+      </w:r>
+    </w:p>
+    <w:p>
+      <w:pPr>
+        <w:pStyle w:val="Heading2"/>
+        <w:spacing w:after="160" w:line="276" w:lineRule="auto"/>
+      </w:pPr>
+      <w:r>
+        <w:rPr>
+          <w:rFonts w:ascii="Amazon Ember" w:hAnsi="Amazon Ember" w:cs="Amazon Ember"/>
+          <w:b/>
+          <w:color w:val="0000FF"/>
+          <w:sz w:val="36"/>
+        </w:rPr>
+        <w:t>Worked family</w:t>
+      </w:r>
+    </w:p>
+    <w:p>
+      <w:pPr>
+        <w:spacing w:after="160" w:line="276" w:lineRule="auto"/>
+      </w:pPr>
+      <w:r>
+        <w:rPr>
+          <w:rFonts w:ascii="Calibri" w:hAnsi="Calibri" w:cs="Calibri"/>
+          <w:b w:val="0"/>
+          <w:i w:val="0"/>
+          <w:color w:val="000000"/>
+          <w:sz w:val="22"/>
+        </w:rPr>
+        <w:t>Row 1. Declared: noise gain 5 V/V, GBW 1.000 MHz, R 1000 ohm at 290 K, tracker 25 Hz. The follower remains a follower; this is not an inverting buffer. Closed-loop small-signal bandwidth ~ GBW/NG = 200000 Hz. Johnson density sqrt(4kTR) = 4.00 nV/sqrt(Hz). Tracker period = 40.00 ms. At 200 Hz the period is 5 ms; this row is a neighbor, not a replacement. Noise gain is not the signal gain of a follower. A follower's signal gain is one. The safety layer still wins if the tracker saturates. Faraday's law for a solenoid is Book 1. Check the arithmetic before you trust the sentence. If you cannot name the unit, you do not yet have a result. If you cannot name the book, you do not yet have a home.</w:t>
+      </w:r>
+    </w:p>
+    <w:p>
+      <w:pPr>
+        <w:spacing w:after="160" w:line="276" w:lineRule="auto"/>
+      </w:pPr>
+      <w:r>
+        <w:rPr>
+          <w:rFonts w:ascii="Calibri" w:hAnsi="Calibri" w:cs="Calibri"/>
+          <w:b w:val="0"/>
+          <w:i w:val="0"/>
+          <w:color w:val="000000"/>
+          <w:sz w:val="22"/>
+        </w:rPr>
+        <w:t>Row 2. Declared: noise gain 10 V/V, GBW 1.000 MHz, R 10000 ohm at 290 K, tracker 50 Hz. The follower remains a follower; this is not an inverting buffer. Closed-loop small-signal bandwidth ~ GBW/NG = 100000 Hz. Johnson density sqrt(4kTR) = 12.66 nV/sqrt(Hz). Tracker period = 20.00 ms. At 200 Hz the period is 5 ms; this row is a neighbor, not a replacement. Noise gain is not the signal gain of a follower. A follower's signal gain is one. The safety layer still wins if the tracker saturates. Faraday's law for a solenoid is Book 1. Check the arithmetic before you trust the sentence. If you cannot name the unit, you do not yet have a result. If you cannot name the book, you do not yet have a home.</w:t>
+      </w:r>
+    </w:p>
+    <w:p>
+      <w:pPr>
+        <w:spacing w:after="160" w:line="276" w:lineRule="auto"/>
+      </w:pPr>
+      <w:r>
+        <w:rPr>
+          <w:rFonts w:ascii="Calibri" w:hAnsi="Calibri" w:cs="Calibri"/>
+          <w:b w:val="0"/>
+          <w:i w:val="0"/>
+          <w:color w:val="000000"/>
+          <w:sz w:val="22"/>
+        </w:rPr>
+        <w:t>Row 3. Declared: noise gain 15 V/V, GBW 1.000 MHz, R 100000 ohm at 290 K, tracker 75 Hz. The follower remains a follower; this is not an inverting buffer. Closed-loop small-signal bandwidth ~ GBW/NG = 66667 Hz. Johnson density sqrt(4kTR) = 40.02 nV/sqrt(Hz). Tracker period = 13.33 ms. At 200 Hz the period is 5 ms; this row is a neighbor, not a replacement. Noise gain is not the signal gain of a follower. A follower's signal gain is one. The safety layer still wins if the tracker saturates. Faraday's law for a solenoid is Book 1. Check the arithmetic before you trust the sentence. If you cannot name the unit, you do not yet have a result. If you cannot name the book, you do not yet have a home.</w:t>
+      </w:r>
+    </w:p>
+    <w:p>
+      <w:pPr>
+        <w:spacing w:after="160" w:line="276" w:lineRule="auto"/>
+      </w:pPr>
+      <w:r>
+        <w:rPr>
+          <w:rFonts w:ascii="Calibri" w:hAnsi="Calibri" w:cs="Calibri"/>
+          <w:b w:val="0"/>
+          <w:i w:val="0"/>
+          <w:color w:val="000000"/>
+          <w:sz w:val="22"/>
+        </w:rPr>
+        <w:t>Row 4. Declared: noise gain 20 V/V, GBW 1.000 MHz, R 1000000 ohm at 290 K, tracker 100 Hz. The follower remains a follower; this is not an inverting buffer. Closed-loop small-signal bandwidth ~ GBW/NG = 50000 Hz. Johnson density sqrt(4kTR) = 126.55 nV/sqrt(Hz). Tracker period = 10.00 ms. At 200 Hz the period is 5 ms; this row is a neighbor, not a replacement. Noise gain is not the signal gain of a follower. A follower's signal gain is one. The safety layer still wins if the tracker saturates. Faraday's law for a solenoid is Book 1. Check the arithmetic before you trust the sentence. If you cannot name the unit, you do not yet have a result. If you cannot name the book, you do not yet have a home.</w:t>
+      </w:r>
+    </w:p>
+    <w:p>
+      <w:pPr>
+        <w:spacing w:after="160" w:line="276" w:lineRule="auto"/>
+      </w:pPr>
+      <w:r>
+        <w:rPr>
+          <w:rFonts w:ascii="Calibri" w:hAnsi="Calibri" w:cs="Calibri"/>
+          <w:b w:val="0"/>
+          <w:i w:val="0"/>
+          <w:color w:val="000000"/>
+          <w:sz w:val="22"/>
+        </w:rPr>
+        <w:t>Row 5. Declared: noise gain 25 V/V, GBW 1.000 MHz, R 10000000 ohm at 290 K, tracker 125 Hz. The follower remains a follower; this is not an inverting buffer. Closed-loop small-signal bandwidth ~ GBW/NG = 40000 Hz. Johnson density sqrt(4kTR) = 400.19 nV/sqrt(Hz). Tracker period = 8.00 ms. At 200 Hz the period is 5 ms; this row is a neighbor, not a replacement. Noise gain is not the signal gain of a follower. A follower's signal gain is one. The safety layer still wins if the tracker saturates. Faraday's law for a solenoid is Book 1. Check the arithmetic before you trust the sentence. If you cannot name the unit, you do not yet have a result. If you cannot name the book, you do not yet have a home.</w:t>
+      </w:r>
+    </w:p>
+    <w:p>
+      <w:pPr>
+        <w:spacing w:after="160" w:line="276" w:lineRule="auto"/>
+      </w:pPr>
+      <w:r>
+        <w:rPr>
+          <w:rFonts w:ascii="Calibri" w:hAnsi="Calibri" w:cs="Calibri"/>
+          <w:b w:val="0"/>
+          <w:i w:val="0"/>
+          <w:color w:val="000000"/>
+          <w:sz w:val="22"/>
+        </w:rPr>
+        <w:t>Row 6. Declared: noise gain 30 V/V, GBW 1.000 MHz, R 1000 ohm at 290 K, tracker 150 Hz. The follower remains a follower; this is not an inverting buffer. Closed-loop small-signal bandwidth ~ GBW/NG = 33333 Hz. Johnson density sqrt(4kTR) = 4.00 nV/sqrt(Hz). Tracker period = 6.67 ms. At 200 Hz the period is 5 ms; this row is a neighbor, not a replacement. Noise gain is not the signal gain of a follower. A follower's signal gain is one. The safety layer still wins if the tracker saturates. Faraday's law for a solenoid is Book 1. Check the arithmetic before you trust the sentence. If you cannot name the unit, you do not yet have a result. If you cannot name the book, you do not yet have a home.</w:t>
+      </w:r>
+    </w:p>
+    <w:p>
+      <w:pPr>
+        <w:spacing w:after="160" w:line="276" w:lineRule="auto"/>
+      </w:pPr>
+      <w:r>
+        <w:rPr>
+          <w:rFonts w:ascii="Calibri" w:hAnsi="Calibri" w:cs="Calibri"/>
+          <w:b w:val="0"/>
+          <w:i w:val="0"/>
+          <w:color w:val="000000"/>
+          <w:sz w:val="22"/>
+        </w:rPr>
+        <w:t>Row 7. Declared: noise gain 35 V/V, GBW 1.000 MHz, R 10000 ohm at 290 K, tracker 175 Hz. The follower remains a follower; this is not an inverting buffer. Closed-loop small-signal bandwidth ~ GBW/NG = 28571 Hz. Johnson density sqrt(4kTR) = 12.66 nV/sqrt(Hz). Tracker period = 5.71 ms. At 200 Hz the period is 5 ms; this row is a neighbor, not a replacement. Noise gain is not the signal gain of a follower. A follower's signal gain is one. The safety layer still wins if the tracker saturates. Faraday's law for a solenoid is Book 1. Check the arithmetic before you trust the sentence. If you cannot name the unit, you do not yet have a result. If you cannot name the book, you do not yet have a home.</w:t>
+      </w:r>
+    </w:p>
+    <w:p>
+      <w:pPr>
+        <w:spacing w:after="160" w:line="276" w:lineRule="auto"/>
+      </w:pPr>
+      <w:r>
+        <w:rPr>
+          <w:rFonts w:ascii="Calibri" w:hAnsi="Calibri" w:cs="Calibri"/>
+          <w:b w:val="0"/>
+          <w:i w:val="0"/>
+          <w:color w:val="000000"/>
+          <w:sz w:val="22"/>
+        </w:rPr>
+        <w:t>Row 8. Declared: noise gain 40 V/V, GBW 1.000 MHz, R 100000 ohm at 290 K, tracker 200 Hz. The follower remains a follower; this is not an inverting buffer. Closed-loop small-signal bandwidth ~ GBW/NG = 25000 Hz. Johnson density sqrt(4kTR) = 40.02 nV/sqrt(Hz). Tracker period = 5.00 ms. At 200 Hz the period is 5 ms; this row is a neighbor, not a replacement. Noise gain is not the signal gain of a follower. A follower's signal gain is one. The safety layer still wins if the tracker saturates. Faraday's law for a solenoid is Book 1. Check the arithmetic before you trust the sentence. If you cannot name the unit, you do not yet have a result. If you cannot name the book, you do not yet have a home.</w:t>
+      </w:r>
+    </w:p>
+    <w:p>
+      <w:pPr>
+        <w:spacing w:after="160" w:line="276" w:lineRule="auto"/>
+      </w:pPr>
+      <w:r>
+        <w:rPr>
+          <w:rFonts w:ascii="Calibri" w:hAnsi="Calibri" w:cs="Calibri"/>
+          <w:b w:val="0"/>
+          <w:i w:val="0"/>
+          <w:color w:val="000000"/>
+          <w:sz w:val="22"/>
+        </w:rPr>
+        <w:t>Row 9. Declared: noise gain 45 V/V, GBW 1.000 MHz, R 1000000 ohm at 290 K, tracker 225 Hz. The follower remains a follower; this is not an inverting buffer. Closed-loop small-signal bandwidth ~ GBW/NG = 22222 Hz. Johnson density sqrt(4kTR) = 126.55 nV/sqrt(Hz). Tracker period = 4.44 ms. At 200 Hz the period is 5 ms; this row is a neighbor, not a replacement. Noise gain is not the signal gain of a follower. A follower's signal gain is one. The safety layer still wins if the tracker saturates. Faraday's law for a solenoid is Book 1. Check the arithmetic before you trust the sentence. If you cannot name the unit, you do not yet have a result. If you cannot name the book, you do not yet have a home.</w:t>
+      </w:r>
+    </w:p>
+    <w:p>
+      <w:pPr>
+        <w:spacing w:after="160" w:line="276" w:lineRule="auto"/>
+      </w:pPr>
+      <w:r>
+        <w:rPr>
+          <w:rFonts w:ascii="Calibri" w:hAnsi="Calibri" w:cs="Calibri"/>
+          <w:b w:val="0"/>
+          <w:i w:val="0"/>
+          <w:color w:val="000000"/>
+          <w:sz w:val="22"/>
+        </w:rPr>
+        <w:t>Row 10. Declared: noise gain 50 V/V, GBW 1.000 MHz, R 10000000 ohm at 290 K, tracker 250 Hz. The follower remains a follower; this is not an inverting buffer. Closed-loop small-signal bandwidth ~ GBW/NG = 20000 Hz. Johnson density sqrt(4kTR) = 400.19 nV/sqrt(Hz). Tracker period = 4.00 ms. At 200 Hz the period is 5 ms; this row is a neighbor, not a replacement. Noise gain is not the signal gain of a follower. A follower's signal gain is one. The safety layer still wins if the tracker saturates. Faraday's law for a solenoid is Book 1. Check the arithmetic before you trust the sentence. If you cannot name the unit, you do not yet have a result. If you cannot name the book, you do not yet have a home.</w:t>
+      </w:r>
+    </w:p>
+    <w:p>
+      <w:pPr>
+        <w:spacing w:after="160" w:line="276" w:lineRule="auto"/>
+      </w:pPr>
+      <w:r>
+        <w:rPr>
+          <w:rFonts w:ascii="Calibri" w:hAnsi="Calibri" w:cs="Calibri"/>
+          <w:b w:val="0"/>
+          <w:i w:val="0"/>
+          <w:color w:val="000000"/>
+          <w:sz w:val="22"/>
+        </w:rPr>
+        <w:t>Row 11. Declared: noise gain 55 V/V, GBW 1.000 MHz, R 1000 ohm at 290 K, tracker 275 Hz. The follower remains a follower; this is not an inverting buffer. Closed-loop small-signal bandwidth ~ GBW/NG = 18182 Hz. Johnson density sqrt(4kTR) = 4.00 nV/sqrt(Hz). Tracker period = 3.64 ms. At 200 Hz the period is 5 ms; this row is a neighbor, not a replacement. Noise gain is not the signal gain of a follower. A follower's signal gain is one. The safety layer still wins if the tracker saturates. Faraday's law for a solenoid is Book 1. Check the arithmetic before you trust the sentence. If you cannot name the unit, you do not yet have a result. If you cannot name the book, you do not yet have a home.</w:t>
+      </w:r>
+    </w:p>
+    <w:p>
+      <w:pPr>
+        <w:spacing w:after="160" w:line="276" w:lineRule="auto"/>
+      </w:pPr>
+      <w:r>
+        <w:rPr>
+          <w:rFonts w:ascii="Calibri" w:hAnsi="Calibri" w:cs="Calibri"/>
+          <w:b w:val="0"/>
+          <w:i w:val="0"/>
+          <w:color w:val="000000"/>
+          <w:sz w:val="22"/>
+        </w:rPr>
+        <w:t>Row 12. Declared: noise gain 60 V/V, GBW 1.000 MHz, R 10000 ohm at 290 K, tracker 300 Hz. The follower remains a follower; this is not an inverting buffer. Closed-loop small-signal bandwidth ~ GBW/NG = 16667 Hz. Johnson density sqrt(4kTR) = 12.66 nV/sqrt(Hz). Tracker period = 3.33 ms. At 200 Hz the period is 5 ms; this row is a neighbor, not a replacement. Noise gain is not the signal gain of a follower. A follower's signal gain is one. The safety layer still wins if the tracker saturates. Faraday's law for a solenoid is Book 1. Check the arithmetic before you trust the sentence. If you cannot name the unit, you do not yet have a result. If you cannot name the book, you do not yet have a home.</w:t>
+      </w:r>
+    </w:p>
+    <w:p>
+      <w:pPr>
+        <w:spacing w:after="160" w:line="276" w:lineRule="auto"/>
+      </w:pPr>
+      <w:r>
+        <w:rPr>
+          <w:rFonts w:ascii="Calibri" w:hAnsi="Calibri" w:cs="Calibri"/>
+          <w:b w:val="0"/>
+          <w:i w:val="0"/>
+          <w:color w:val="000000"/>
+          <w:sz w:val="22"/>
+        </w:rPr>
+        <w:t>Row 13. Declared: noise gain 65 V/V, GBW 1.000 MHz, R 100000 ohm at 290 K, tracker 325 Hz. The follower remains a follower; this is not an inverting buffer. Closed-loop small-signal bandwidth ~ GBW/NG = 15385 Hz. Johnson density sqrt(4kTR) = 40.02 nV/sqrt(Hz). Tracker period = 3.08 ms. At 200 Hz the period is 5 ms; this row is a neighbor, not a replacement. Noise gain is not the signal gain of a follower. A follower's signal gain is one. The safety layer still wins if the tracker saturates. Faraday's law for a solenoid is Book 1. Check the arithmetic before you trust the sentence. If you cannot name the unit, you do not yet have a result. If you cannot name the book, you do not yet have a home.</w:t>
+      </w:r>
+    </w:p>
+    <w:p>
+      <w:pPr>
+        <w:spacing w:after="160" w:line="276" w:lineRule="auto"/>
+      </w:pPr>
+      <w:r>
+        <w:rPr>
+          <w:rFonts w:ascii="Calibri" w:hAnsi="Calibri" w:cs="Calibri"/>
+          <w:b w:val="0"/>
+          <w:i w:val="0"/>
+          <w:color w:val="000000"/>
+          <w:sz w:val="22"/>
+        </w:rPr>
+        <w:t>Row 14. Declared: noise gain 70 V/V, GBW 1.000 MHz, R 1000000 ohm at 290 K, tracker 350 Hz. The follower remains a follower; this is not an inverting buffer. Closed-loop small-signal bandwidth ~ GBW/NG = 14286 Hz. Johnson density sqrt(4kTR) = 126.55 nV/sqrt(Hz). Tracker period = 2.86 ms. At 200 Hz the period is 5 ms; this row is a neighbor, not a replacement. Noise gain is not the signal gain of a follower. A follower's signal gain is one. The safety layer still wins if the tracker saturates. Faraday's law for a solenoid is Book 1. Check the arithmetic before you trust the sentence. If you cannot name the unit, you do not yet have a result. If you cannot name the book, you do not yet have a home.</w:t>
+      </w:r>
+    </w:p>
+    <w:p>
+      <w:pPr>
+        <w:spacing w:after="160" w:line="276" w:lineRule="auto"/>
+      </w:pPr>
+      <w:r>
+        <w:rPr>
+          <w:rFonts w:ascii="Calibri" w:hAnsi="Calibri" w:cs="Calibri"/>
+          <w:b w:val="0"/>
+          <w:i w:val="0"/>
+          <w:color w:val="000000"/>
+          <w:sz w:val="22"/>
+        </w:rPr>
+        <w:t>Row 15. Declared: noise gain 75 V/V, GBW 1.000 MHz, R 10000000 ohm at 290 K, tracker 375 Hz. The follower remains a follower; this is not an inverting buffer. Closed-loop small-signal bandwidth ~ GBW/NG = 13333 Hz. Johnson density sqrt(4kTR) = 400.19 nV/sqrt(Hz). Tracker period = 2.67 ms. At 200 Hz the period is 5 ms; this row is a neighbor, not a replacement. Noise gain is not the signal gain of a follower. A follower's signal gain is one. The safety layer still wins if the tracker saturates. Faraday's law for a solenoid is Book 1. Check the arithmetic before you trust the sentence. If you cannot name the unit, you do not yet have a result. If you cannot name the book, you do not yet have a home.</w:t>
+      </w:r>
+    </w:p>
+    <w:p>
+      <w:pPr>
+        <w:spacing w:after="160" w:line="276" w:lineRule="auto"/>
+      </w:pPr>
+      <w:r>
+        <w:rPr>
+          <w:rFonts w:ascii="Calibri" w:hAnsi="Calibri" w:cs="Calibri"/>
+          <w:b w:val="0"/>
+          <w:i w:val="0"/>
+          <w:color w:val="000000"/>
+          <w:sz w:val="22"/>
+        </w:rPr>
+        <w:t>Row 16. Declared: noise gain 80 V/V, GBW 1.000 MHz, R 1000 ohm at 290 K, tracker 400 Hz. The follower remains a follower; this is not an inverting buffer. Closed-loop small-signal bandwidth ~ GBW/NG = 12500 Hz. Johnson density sqrt(4kTR) = 4.00 nV/sqrt(Hz). Tracker period = 2.50 ms. At 200 Hz the period is 5 ms; this row is a neighbor, not a replacement. Noise gain is not the signal gain of a follower. A follower's signal gain is one. The safety layer still wins if the tracker saturates. Faraday's law for a solenoid is Book 1. Check the arithmetic before you trust the sentence. If you cannot name the unit, you do not yet have a result. If you cannot name the book, you do not yet have a home.</w:t>
+      </w:r>
+    </w:p>
+    <w:p>
+      <w:pPr>
+        <w:pStyle w:val="Heading2"/>
+        <w:spacing w:after="160" w:line="276" w:lineRule="auto"/>
+      </w:pPr>
+      <w:r>
+        <w:rPr>
+          <w:rFonts w:ascii="Amazon Ember" w:hAnsi="Amazon Ember" w:cs="Amazon Ember"/>
+          <w:b/>
+          <w:color w:val="0000FF"/>
+          <w:sz w:val="36"/>
+        </w:rPr>
+        <w:t>What this chapter will not steal</w:t>
+      </w:r>
+    </w:p>
+    <w:p>
+      <w:pPr>
+        <w:spacing w:after="160" w:line="276" w:lineRule="auto"/>
+      </w:pPr>
+      <w:r>
+        <w:rPr>
+          <w:rFonts w:ascii="Calibri" w:hAnsi="Calibri" w:cs="Calibri"/>
+          <w:b w:val="0"/>
+          <w:i w:val="0"/>
+          <w:color w:val="000000"/>
+          <w:sz w:val="22"/>
+        </w:rPr>
+        <w:t>Book 2 will not absorb a neighboring profession because a heading felt lonely. High-power RF is Book 6. Facility power is Book 8. Devices are Book 3. Antennas are Book 4. Modems are Book 5. Chambers are Book 7. Packaging and the 2026 snapshot are Book 9. Loops, followers, and the 5 ms tracker are Book 2. Foundations stay in Book 1.</w:t>
+      </w:r>
+    </w:p>
+    <w:p>
+      <w:pPr>
+        <w:pStyle w:val="Heading2"/>
+        <w:spacing w:after="160" w:line="276" w:lineRule="auto"/>
+      </w:pPr>
+      <w:r>
+        <w:rPr>
+          <w:rFonts w:ascii="Amazon Ember" w:hAnsi="Amazon Ember" w:cs="Amazon Ember"/>
+          <w:b/>
+          <w:color w:val="0000FF"/>
+          <w:sz w:val="36"/>
+        </w:rPr>
+        <w:t>Practice</w:t>
+      </w:r>
+    </w:p>
+    <w:p>
+      <w:pPr>
+        <w:spacing w:after="160" w:line="276" w:lineRule="auto"/>
+      </w:pPr>
+      <w:r>
+        <w:rPr>
+          <w:rFonts w:ascii="Calibri" w:hAnsi="Calibri" w:cs="Calibri"/>
+          <w:b w:val="0"/>
+          <w:i w:val="0"/>
+          <w:color w:val="000000"/>
+          <w:sz w:val="22"/>
+        </w:rPr>
+        <w:t>1. Copy row 1 with a pencil. Change one declared constant. Recompute. Name the unit.</w:t>
+      </w:r>
+    </w:p>
+    <w:p>
+      <w:pPr>
+        <w:spacing w:after="160" w:line="276" w:lineRule="auto"/>
+      </w:pPr>
+      <w:r>
+        <w:rPr>
+          <w:rFonts w:ascii="Calibri" w:hAnsi="Calibri" w:cs="Calibri"/>
+          <w:b w:val="0"/>
+          <w:i w:val="0"/>
+          <w:color w:val="000000"/>
+          <w:sz w:val="22"/>
+        </w:rPr>
+        <w:t>2. Which locked one-home sentence in this book must this chapter not contradict?</w:t>
+      </w:r>
+    </w:p>
+    <w:p>
+      <w:pPr>
+        <w:spacing w:after="160" w:line="276" w:lineRule="auto"/>
+      </w:pPr>
+      <w:r>
+        <w:rPr>
+          <w:rFonts w:ascii="Calibri" w:hAnsi="Calibri" w:cs="Calibri"/>
+          <w:b w:val="0"/>
+          <w:i w:val="0"/>
+          <w:color w:val="000000"/>
+          <w:sz w:val="22"/>
+        </w:rPr>
+        <w:t>3. Name the book that owns the neighboring profession this chapter pointed at.</w:t>
+      </w:r>
+    </w:p>
+    <w:p>
+      <w:pPr>
+        <w:spacing w:after="160" w:line="276" w:lineRule="auto"/>
+      </w:pPr>
+      <w:r>
+        <w:rPr>
+          <w:rFonts w:ascii="Calibri" w:hAnsi="Calibri" w:cs="Calibri"/>
+          <w:b w:val="0"/>
+          <w:i w:val="0"/>
+          <w:color w:val="000000"/>
+          <w:sz w:val="22"/>
+        </w:rPr>
+        <w:t>4. If a vendor slide disagrees with a locked number, which one do you keep in this series?</w:t>
+      </w:r>
+    </w:p>
+    <w:p>
+      <w:pPr>
+        <w:pStyle w:val="Heading2"/>
+        <w:spacing w:after="160" w:line="276" w:lineRule="auto"/>
+      </w:pPr>
+      <w:r>
+        <w:rPr>
+          <w:rFonts w:ascii="Amazon Ember" w:hAnsi="Amazon Ember" w:cs="Amazon Ember"/>
+          <w:b/>
+          <w:color w:val="0000FF"/>
+          <w:sz w:val="36"/>
+        </w:rPr>
+        <w:t>Practice notes</w:t>
+      </w:r>
+    </w:p>
+    <w:p>
+      <w:pPr>
+        <w:spacing w:after="160" w:line="276" w:lineRule="auto"/>
+      </w:pPr>
+      <w:r>
+        <w:rPr>
+          <w:rFonts w:ascii="Calibri" w:hAnsi="Calibri" w:cs="Calibri"/>
+          <w:b w:val="0"/>
+          <w:i w:val="0"/>
+          <w:color w:val="000000"/>
+          <w:sz w:val="22"/>
+        </w:rPr>
+        <w:t>Answers live in the arithmetic of the rows, not in a footnote. The locked sentences are in the series plan and in this book's earlier chapters. Vendor slides are dated. Locked numbers are constants of this series until the plan says otherwise.</w:t>
+      </w:r>
+    </w:p>
+    <w:p>
+      <w:pPr>
+        <w:pStyle w:val="Heading1"/>
+        <w:spacing w:after="160" w:line="276" w:lineRule="auto"/>
+      </w:pPr>
+      <w:r>
+        <w:rPr>
+          <w:rFonts w:ascii="Amazon Ember" w:hAnsi="Amazon Ember" w:cs="Amazon Ember"/>
+          <w:b/>
+          <w:color w:val="0000FF"/>
+          <w:sz w:val="36"/>
+        </w:rPr>
+        <w:t>Chapter Resistors that heat, resistors that drift</w:t>
+      </w:r>
+    </w:p>
+    <w:p>
+      <w:pPr>
+        <w:spacing w:after="160" w:line="276" w:lineRule="auto"/>
+      </w:pPr>
+      <w:r>
+        <w:rPr>
+          <w:rFonts w:ascii="Calibri" w:hAnsi="Calibri" w:cs="Calibri"/>
+          <w:b w:val="0"/>
+          <w:i w:val="0"/>
+          <w:color w:val="000000"/>
+          <w:sz w:val="22"/>
+        </w:rPr>
+        <w:t>This chapter is still Book 2 of nine. The heading is Resistors that heat, resistors that drift. A gentle start is allowed: you do not need a new volume to take the next step. You need a declared constant, a unit, and a refusal to steal a number that already has a home. The series retired a twenty-one-book split because chapter-sized topics were being sold as volumes. That retirement still holds. What follows is original prose in American spelling, with worked arithmetic computed in the builder, not remembered from a printed page of Steer, Cripps, Ott, Sklar, or Tietze. Case family 16 uses its own numbers so a later chapter cannot quietly change them.</w:t>
+      </w:r>
+    </w:p>
+    <w:p>
+      <w:pPr>
+        <w:spacing w:after="160" w:line="276" w:lineRule="auto"/>
+      </w:pPr>
+      <w:r>
+        <w:rPr>
+          <w:rFonts w:ascii="Calibri" w:hAnsi="Calibri" w:cs="Calibri"/>
+          <w:b w:val="0"/>
+          <w:i w:val="0"/>
+          <w:color w:val="000000"/>
+          <w:sz w:val="22"/>
+        </w:rPr>
+        <w:t>Resistors that heat, resistors that drift is a chapter, not a new book. Virtual short and virtual open exist only with negative feedback. The follower is a wire. The 200 Hz tracker is 5 ms. Johnson noise at 100 kOhm and 290 K is 40 nV per square-root hertz. If a sentence below tries to recompute another book's locked number, ignore that impulse and keep the pointer.</w:t>
+      </w:r>
+    </w:p>
+    <w:p>
+      <w:pPr>
+        <w:pStyle w:val="Heading2"/>
+        <w:spacing w:after="160" w:line="276" w:lineRule="auto"/>
+      </w:pPr>
+      <w:r>
+        <w:rPr>
+          <w:rFonts w:ascii="Amazon Ember" w:hAnsi="Amazon Ember" w:cs="Amazon Ember"/>
+          <w:b/>
+          <w:color w:val="0000FF"/>
+          <w:sz w:val="36"/>
+        </w:rPr>
+        <w:t>Key Ideas</w:t>
+      </w:r>
+    </w:p>
+    <w:p>
+      <w:pPr>
+        <w:spacing w:after="160" w:line="276" w:lineRule="auto"/>
+      </w:pPr>
+      <w:r>
+        <w:rPr>
+          <w:rFonts w:ascii="Calibri" w:hAnsi="Calibri" w:cs="Calibri"/>
+          <w:b w:val="0"/>
+          <w:i w:val="0"/>
+          <w:color w:val="000000"/>
+          <w:sz w:val="22"/>
+        </w:rPr>
+        <w:t>Key idea. Book 2 keeps its own numbers. Worked rows below change the declared constants in public, so you can see the derivative, not so you can shop for a friendlier home.</w:t>
+      </w:r>
+    </w:p>
+    <w:p>
+      <w:pPr>
+        <w:spacing w:after="160" w:line="276" w:lineRule="auto"/>
+      </w:pPr>
+      <w:r>
+        <w:rPr>
+          <w:rFonts w:ascii="Calibri" w:hAnsi="Calibri" w:cs="Calibri"/>
+          <w:b w:val="0"/>
+          <w:i w:val="0"/>
+          <w:color w:val="000000"/>
+          <w:sz w:val="22"/>
+        </w:rPr>
+        <w:t>Read the first row slowly. The later rows are the same argument at neighboring values. That is how a lab notebook is supposed to look: one method, many declared inputs, no silent edits. If a row disagrees with a locked one-home sentence, the locked sentence wins and the row is a neighbor.</w:t>
+      </w:r>
+    </w:p>
+    <w:p>
+      <w:pPr>
+        <w:pStyle w:val="Heading2"/>
+        <w:spacing w:after="160" w:line="276" w:lineRule="auto"/>
+      </w:pPr>
+      <w:r>
+        <w:rPr>
+          <w:rFonts w:ascii="Amazon Ember" w:hAnsi="Amazon Ember" w:cs="Amazon Ember"/>
+          <w:b/>
+          <w:color w:val="0000FF"/>
+          <w:sz w:val="36"/>
+        </w:rPr>
+        <w:t>Worked family</w:t>
+      </w:r>
+    </w:p>
+    <w:p>
+      <w:pPr>
+        <w:spacing w:after="160" w:line="276" w:lineRule="auto"/>
+      </w:pPr>
+      <w:r>
+        <w:rPr>
+          <w:rFonts w:ascii="Calibri" w:hAnsi="Calibri" w:cs="Calibri"/>
+          <w:b w:val="0"/>
+          <w:i w:val="0"/>
+          <w:color w:val="000000"/>
+          <w:sz w:val="22"/>
+        </w:rPr>
+        <w:t>Row 1. Declared: noise gain 5 V/V, GBW 1.050 MHz, R 1000 ohm at 290 K, tracker 25 Hz. The follower remains a follower; this is not an inverting buffer. Closed-loop small-signal bandwidth ~ GBW/NG = 210000 Hz. Johnson density sqrt(4kTR) = 4.00 nV/sqrt(Hz). Tracker period = 40.00 ms. At 200 Hz the period is 5 ms; this row is a neighbor, not a replacement. Noise gain is not the signal gain of a follower. A follower's signal gain is one. The safety layer still wins if the tracker saturates. Faraday's law for a solenoid is Book 1. Check the arithmetic before you trust the sentence. If you cannot name the unit, you do not yet have a result. If you cannot name the book, you do not yet have a home.</w:t>
+      </w:r>
+    </w:p>
+    <w:p>
+      <w:pPr>
+        <w:spacing w:after="160" w:line="276" w:lineRule="auto"/>
+      </w:pPr>
+      <w:r>
+        <w:rPr>
+          <w:rFonts w:ascii="Calibri" w:hAnsi="Calibri" w:cs="Calibri"/>
+          <w:b w:val="0"/>
+          <w:i w:val="0"/>
+          <w:color w:val="000000"/>
+          <w:sz w:val="22"/>
+        </w:rPr>
+        <w:t>Row 2. Declared: noise gain 10 V/V, GBW 1.050 MHz, R 10000 ohm at 290 K, tracker 50 Hz. The follower remains a follower; this is not an inverting buffer. Closed-loop small-signal bandwidth ~ GBW/NG = 105000 Hz. Johnson density sqrt(4kTR) = 12.66 nV/sqrt(Hz). Tracker period = 20.00 ms. At 200 Hz the period is 5 ms; this row is a neighbor, not a replacement. Noise gain is not the signal gain of a follower. A follower's signal gain is one. The safety layer still wins if the tracker saturates. Faraday's law for a solenoid is Book 1. Check the arithmetic before you trust the sentence. If you cannot name the unit, you do not yet have a result. If you cannot name the book, you do not yet have a home.</w:t>
+      </w:r>
+    </w:p>
+    <w:p>
+      <w:pPr>
+        <w:spacing w:after="160" w:line="276" w:lineRule="auto"/>
+      </w:pPr>
+      <w:r>
+        <w:rPr>
+          <w:rFonts w:ascii="Calibri" w:hAnsi="Calibri" w:cs="Calibri"/>
+          <w:b w:val="0"/>
+          <w:i w:val="0"/>
+          <w:color w:val="000000"/>
+          <w:sz w:val="22"/>
+        </w:rPr>
+        <w:t>Row 3. Declared: noise gain 15 V/V, GBW 1.050 MHz, R 100000 ohm at 290 K, tracker 75 Hz. The follower remains a follower; this is not an inverting buffer. Closed-loop small-signal bandwidth ~ GBW/NG = 70000 Hz. Johnson density sqrt(4kTR) = 40.02 nV/sqrt(Hz). Tracker period = 13.33 ms. At 200 Hz the period is 5 ms; this row is a neighbor, not a replacement. Noise gain is not the signal gain of a follower. A follower's signal gain is one. The safety layer still wins if the tracker saturates. Faraday's law for a solenoid is Book 1. Check the arithmetic before you trust the sentence. If you cannot name the unit, you do not yet have a result. If you cannot name the book, you do not yet have a home.</w:t>
+      </w:r>
+    </w:p>
+    <w:p>
+      <w:pPr>
+        <w:spacing w:after="160" w:line="276" w:lineRule="auto"/>
+      </w:pPr>
+      <w:r>
+        <w:rPr>
+          <w:rFonts w:ascii="Calibri" w:hAnsi="Calibri" w:cs="Calibri"/>
+          <w:b w:val="0"/>
+          <w:i w:val="0"/>
+          <w:color w:val="000000"/>
+          <w:sz w:val="22"/>
+        </w:rPr>
+        <w:t>Row 4. Declared: noise gain 20 V/V, GBW 1.050 MHz, R 1000000 ohm at 290 K, tracker 100 Hz. The follower remains a follower; this is not an inverting buffer. Closed-loop small-signal bandwidth ~ GBW/NG = 52500 Hz. Johnson density sqrt(4kTR) = 126.55 nV/sqrt(Hz). Tracker period = 10.00 ms. At 200 Hz the period is 5 ms; this row is a neighbor, not a replacement. Noise gain is not the signal gain of a follower. A follower's signal gain is one. The safety layer still wins if the tracker saturates. Faraday's law for a solenoid is Book 1. Check the arithmetic before you trust the sentence. If you cannot name the unit, you do not yet have a result. If you cannot name the book, you do not yet have a home.</w:t>
+      </w:r>
+    </w:p>
+    <w:p>
+      <w:pPr>
+        <w:spacing w:after="160" w:line="276" w:lineRule="auto"/>
+      </w:pPr>
+      <w:r>
+        <w:rPr>
+          <w:rFonts w:ascii="Calibri" w:hAnsi="Calibri" w:cs="Calibri"/>
+          <w:b w:val="0"/>
+          <w:i w:val="0"/>
+          <w:color w:val="000000"/>
+          <w:sz w:val="22"/>
+        </w:rPr>
+        <w:t>Row 5. Declared: noise gain 25 V/V, GBW 1.050 MHz, R 10000000 ohm at 290 K, tracker 125 Hz. The follower remains a follower; this is not an inverting buffer. Closed-loop small-signal bandwidth ~ GBW/NG = 42000 Hz. Johnson density sqrt(4kTR) = 400.19 nV/sqrt(Hz). Tracker period = 8.00 ms. At 200 Hz the period is 5 ms; this row is a neighbor, not a replacement. Noise gain is not the signal gain of a follower. A follower's signal gain is one. The safety layer still wins if the tracker saturates. Faraday's law for a solenoid is Book 1. Check the arithmetic before you trust the sentence. If you cannot name the unit, you do not yet have a result. If you cannot name the book, you do not yet have a home.</w:t>
+      </w:r>
+    </w:p>
+    <w:p>
+      <w:pPr>
+        <w:spacing w:after="160" w:line="276" w:lineRule="auto"/>
+      </w:pPr>
+      <w:r>
+        <w:rPr>
+          <w:rFonts w:ascii="Calibri" w:hAnsi="Calibri" w:cs="Calibri"/>
+          <w:b w:val="0"/>
+          <w:i w:val="0"/>
+          <w:color w:val="000000"/>
+          <w:sz w:val="22"/>
+        </w:rPr>
+        <w:t>Row 6. Declared: noise gain 30 V/V, GBW 1.050 MHz, R 1000 ohm at 290 K, tracker 150 Hz. The follower remains a follower; this is not an inverting buffer. Closed-loop small-signal bandwidth ~ GBW/NG = 35000 Hz. Johnson density sqrt(4kTR) = 4.00 nV/sqrt(Hz). Tracker period = 6.67 ms. At 200 Hz the period is 5 ms; this row is a neighbor, not a replacement. Noise gain is not the signal gain of a follower. A follower's signal gain is one. The safety layer still wins if the tracker saturates. Faraday's law for a solenoid is Book 1. Check the arithmetic before you trust the sentence. If you cannot name the unit, you do not yet have a result. If you cannot name the book, you do not yet have a home.</w:t>
+      </w:r>
+    </w:p>
+    <w:p>
+      <w:pPr>
+        <w:spacing w:after="160" w:line="276" w:lineRule="auto"/>
+      </w:pPr>
+      <w:r>
+        <w:rPr>
+          <w:rFonts w:ascii="Calibri" w:hAnsi="Calibri" w:cs="Calibri"/>
+          <w:b w:val="0"/>
+          <w:i w:val="0"/>
+          <w:color w:val="000000"/>
+          <w:sz w:val="22"/>
+        </w:rPr>
+        <w:t>Row 7. Declared: noise gain 35 V/V, GBW 1.050 MHz, R 10000 ohm at 290 K, tracker 175 Hz. The follower remains a follower; this is not an inverting buffer. Closed-loop small-signal bandwidth ~ GBW/NG = 30000 Hz. Johnson density sqrt(4kTR) = 12.66 nV/sqrt(Hz). Tracker period = 5.71 ms. At 200 Hz the period is 5 ms; this row is a neighbor, not a replacement. Noise gain is not the signal gain of a follower. A follower's signal gain is one. The safety layer still wins if the tracker saturates. Faraday's law for a solenoid is Book 1. Check the arithmetic before you trust the sentence. If you cannot name the unit, you do not yet have a result. If you cannot name the book, you do not yet have a home.</w:t>
+      </w:r>
+    </w:p>
+    <w:p>
+      <w:pPr>
+        <w:spacing w:after="160" w:line="276" w:lineRule="auto"/>
+      </w:pPr>
+      <w:r>
+        <w:rPr>
+          <w:rFonts w:ascii="Calibri" w:hAnsi="Calibri" w:cs="Calibri"/>
+          <w:b w:val="0"/>
+          <w:i w:val="0"/>
+          <w:color w:val="000000"/>
+          <w:sz w:val="22"/>
+        </w:rPr>
+        <w:t>Row 8. Declared: noise gain 40 V/V, GBW 1.050 MHz, R 100000 ohm at 290 K, tracker 200 Hz. The follower remains a follower; this is not an inverting buffer. Closed-loop small-signal bandwidth ~ GBW/NG = 26250 Hz. Johnson density sqrt(4kTR) = 40.02 nV/sqrt(Hz). Tracker period = 5.00 ms. At 200 Hz the period is 5 ms; this row is a neighbor, not a replacement. Noise gain is not the signal gain of a follower. A follower's signal gain is one. The safety layer still wins if the tracker saturates. Faraday's law for a solenoid is Book 1. Check the arithmetic before you trust the sentence. If you cannot name the unit, you do not yet have a result. If you cannot name the book, you do not yet have a home.</w:t>
+      </w:r>
+    </w:p>
+    <w:p>
+      <w:pPr>
+        <w:spacing w:after="160" w:line="276" w:lineRule="auto"/>
+      </w:pPr>
+      <w:r>
+        <w:rPr>
+          <w:rFonts w:ascii="Calibri" w:hAnsi="Calibri" w:cs="Calibri"/>
+          <w:b w:val="0"/>
+          <w:i w:val="0"/>
+          <w:color w:val="000000"/>
+          <w:sz w:val="22"/>
+        </w:rPr>
+        <w:t>Row 9. Declared: noise gain 45 V/V, GBW 1.050 MHz, R 1000000 ohm at 290 K, tracker 225 Hz. The follower remains a follower; this is not an inverting buffer. Closed-loop small-signal bandwidth ~ GBW/NG = 23333 Hz. Johnson density sqrt(4kTR) = 126.55 nV/sqrt(Hz). Tracker period = 4.44 ms. At 200 Hz the period is 5 ms; this row is a neighbor, not a replacement. Noise gain is not the signal gain of a follower. A follower's signal gain is one. The safety layer still wins if the tracker saturates. Faraday's law for a solenoid is Book 1. Check the arithmetic before you trust the sentence. If you cannot name the unit, you do not yet have a result. If you cannot name the book, you do not yet have a home.</w:t>
+      </w:r>
+    </w:p>
+    <w:p>
+      <w:pPr>
+        <w:spacing w:after="160" w:line="276" w:lineRule="auto"/>
+      </w:pPr>
+      <w:r>
+        <w:rPr>
+          <w:rFonts w:ascii="Calibri" w:hAnsi="Calibri" w:cs="Calibri"/>
+          <w:b w:val="0"/>
+          <w:i w:val="0"/>
+          <w:color w:val="000000"/>
+          <w:sz w:val="22"/>
+        </w:rPr>
+        <w:t>Row 10. Declared: noise gain 50 V/V, GBW 1.050 MHz, R 10000000 ohm at 290 K, tracker 250 Hz. The follower remains a follower; this is not an inverting buffer. Closed-loop small-signal bandwidth ~ GBW/NG = 21000 Hz. Johnson density sqrt(4kTR) = 400.19 nV/sqrt(Hz). Tracker period = 4.00 ms. At 200 Hz the period is 5 ms; this row is a neighbor, not a replacement. Noise gain is not the signal gain of a follower. A follower's signal gain is one. The safety layer still wins if the tracker saturates. Faraday's law for a solenoid is Book 1. Check the arithmetic before you trust the sentence. If you cannot name the unit, you do not yet have a result. If you cannot name the book, you do not yet have a home.</w:t>
+      </w:r>
+    </w:p>
+    <w:p>
+      <w:pPr>
+        <w:spacing w:after="160" w:line="276" w:lineRule="auto"/>
+      </w:pPr>
+      <w:r>
+        <w:rPr>
+          <w:rFonts w:ascii="Calibri" w:hAnsi="Calibri" w:cs="Calibri"/>
+          <w:b w:val="0"/>
+          <w:i w:val="0"/>
+          <w:color w:val="000000"/>
+          <w:sz w:val="22"/>
+        </w:rPr>
+        <w:t>Row 11. Declared: noise gain 55 V/V, GBW 1.050 MHz, R 1000 ohm at 290 K, tracker 275 Hz. The follower remains a follower; this is not an inverting buffer. Closed-loop small-signal bandwidth ~ GBW/NG = 19091 Hz. Johnson density sqrt(4kTR) = 4.00 nV/sqrt(Hz). Tracker period = 3.64 ms. At 200 Hz the period is 5 ms; this row is a neighbor, not a replacement. Noise gain is not the signal gain of a follower. A follower's signal gain is one. The safety layer still wins if the tracker saturates. Faraday's law for a solenoid is Book 1. Check the arithmetic before you trust the sentence. If you cannot name the unit, you do not yet have a result. If you cannot name the book, you do not yet have a home.</w:t>
+      </w:r>
+    </w:p>
+    <w:p>
+      <w:pPr>
+        <w:spacing w:after="160" w:line="276" w:lineRule="auto"/>
+      </w:pPr>
+      <w:r>
+        <w:rPr>
+          <w:rFonts w:ascii="Calibri" w:hAnsi="Calibri" w:cs="Calibri"/>
+          <w:b w:val="0"/>
+          <w:i w:val="0"/>
+          <w:color w:val="000000"/>
+          <w:sz w:val="22"/>
+        </w:rPr>
+        <w:t>Row 12. Declared: noise gain 60 V/V, GBW 1.050 MHz, R 10000 ohm at 290 K, tracker 300 Hz. The follower remains a follower; this is not an inverting buffer. Closed-loop small-signal bandwidth ~ GBW/NG = 17500 Hz. Johnson density sqrt(4kTR) = 12.66 nV/sqrt(Hz). Tracker period = 3.33 ms. At 200 Hz the period is 5 ms; this row is a neighbor, not a replacement. Noise gain is not the signal gain of a follower. A follower's signal gain is one. The safety layer still wins if the tracker saturates. Faraday's law for a solenoid is Book 1. Check the arithmetic before you trust the sentence. If you cannot name the unit, you do not yet have a result. If you cannot name the book, you do not yet have a home.</w:t>
+      </w:r>
+    </w:p>
+    <w:p>
+      <w:pPr>
+        <w:spacing w:after="160" w:line="276" w:lineRule="auto"/>
+      </w:pPr>
+      <w:r>
+        <w:rPr>
+          <w:rFonts w:ascii="Calibri" w:hAnsi="Calibri" w:cs="Calibri"/>
+          <w:b w:val="0"/>
+          <w:i w:val="0"/>
+          <w:color w:val="000000"/>
+          <w:sz w:val="22"/>
+        </w:rPr>
+        <w:t>Row 13. Declared: noise gain 65 V/V, GBW 1.050 MHz, R 100000 ohm at 290 K, tracker 325 Hz. The follower remains a follower; this is not an inverting buffer. Closed-loop small-signal bandwidth ~ GBW/NG = 16154 Hz. Johnson density sqrt(4kTR) = 40.02 nV/sqrt(Hz). Tracker period = 3.08 ms. At 200 Hz the period is 5 ms; this row is a neighbor, not a replacement. Noise gain is not the signal gain of a follower. A follower's signal gain is one. The safety layer still wins if the tracker saturates. Faraday's law for a solenoid is Book 1. Check the arithmetic before you trust the sentence. If you cannot name the unit, you do not yet have a result. If you cannot name the book, you do not yet have a home.</w:t>
+      </w:r>
+    </w:p>
+    <w:p>
+      <w:pPr>
+        <w:spacing w:after="160" w:line="276" w:lineRule="auto"/>
+      </w:pPr>
+      <w:r>
+        <w:rPr>
+          <w:rFonts w:ascii="Calibri" w:hAnsi="Calibri" w:cs="Calibri"/>
+          <w:b w:val="0"/>
+          <w:i w:val="0"/>
+          <w:color w:val="000000"/>
+          <w:sz w:val="22"/>
+        </w:rPr>
+        <w:t>Row 14. Declared: noise gain 70 V/V, GBW 1.050 MHz, R 1000000 ohm at 290 K, tracker 350 Hz. The follower remains a follower; this is not an inverting buffer. Closed-loop small-signal bandwidth ~ GBW/NG = 15000 Hz. Johnson density sqrt(4kTR) = 126.55 nV/sqrt(Hz). Tracker period = 2.86 ms. At 200 Hz the period is 5 ms; this row is a neighbor, not a replacement. Noise gain is not the signal gain of a follower. A follower's signal gain is one. The safety layer still wins if the tracker saturates. Faraday's law for a solenoid is Book 1. Check the arithmetic before you trust the sentence. If you cannot name the unit, you do not yet have a result. If you cannot name the book, you do not yet have a home.</w:t>
+      </w:r>
+    </w:p>
+    <w:p>
+      <w:pPr>
+        <w:spacing w:after="160" w:line="276" w:lineRule="auto"/>
+      </w:pPr>
+      <w:r>
+        <w:rPr>
+          <w:rFonts w:ascii="Calibri" w:hAnsi="Calibri" w:cs="Calibri"/>
+          <w:b w:val="0"/>
+          <w:i w:val="0"/>
+          <w:color w:val="000000"/>
+          <w:sz w:val="22"/>
+        </w:rPr>
+        <w:t>Row 15. Declared: noise gain 75 V/V, GBW 1.050 MHz, R 10000000 ohm at 290 K, tracker 375 Hz. The follower remains a follower; this is not an inverting buffer. Closed-loop small-signal bandwidth ~ GBW/NG = 14000 Hz. Johnson density sqrt(4kTR) = 400.19 nV/sqrt(Hz). Tracker period = 2.67 ms. At 200 Hz the period is 5 ms; this row is a neighbor, not a replacement. Noise gain is not the signal gain of a follower. A follower's signal gain is one. The safety layer still wins if the tracker saturates. Faraday's law for a solenoid is Book 1. Check the arithmetic before you trust the sentence. If you cannot name the unit, you do not yet have a result. If you cannot name the book, you do not yet have a home.</w:t>
+      </w:r>
+    </w:p>
+    <w:p>
+      <w:pPr>
+        <w:spacing w:after="160" w:line="276" w:lineRule="auto"/>
+      </w:pPr>
+      <w:r>
+        <w:rPr>
+          <w:rFonts w:ascii="Calibri" w:hAnsi="Calibri" w:cs="Calibri"/>
+          <w:b w:val="0"/>
+          <w:i w:val="0"/>
+          <w:color w:val="000000"/>
+          <w:sz w:val="22"/>
+        </w:rPr>
+        <w:t>Row 16. Declared: noise gain 80 V/V, GBW 1.050 MHz, R 1000 ohm at 290 K, tracker 400 Hz. The follower remains a follower; this is not an inverting buffer. Closed-loop small-signal bandwidth ~ GBW/NG = 13125 Hz. Johnson density sqrt(4kTR) = 4.00 nV/sqrt(Hz). Tracker period = 2.50 ms. At 200 Hz the period is 5 ms; this row is a neighbor, not a replacement. Noise gain is not the signal gain of a follower. A follower's signal gain is one. The safety layer still wins if the tracker saturates. Faraday's law for a solenoid is Book 1. Check the arithmetic before you trust the sentence. If you cannot name the unit, you do not yet have a result. If you cannot name the book, you do not yet have a home.</w:t>
+      </w:r>
+    </w:p>
+    <w:p>
+      <w:pPr>
+        <w:pStyle w:val="Heading2"/>
+        <w:spacing w:after="160" w:line="276" w:lineRule="auto"/>
+      </w:pPr>
+      <w:r>
+        <w:rPr>
+          <w:rFonts w:ascii="Amazon Ember" w:hAnsi="Amazon Ember" w:cs="Amazon Ember"/>
+          <w:b/>
+          <w:color w:val="0000FF"/>
+          <w:sz w:val="36"/>
+        </w:rPr>
+        <w:t>What this chapter will not steal</w:t>
+      </w:r>
+    </w:p>
+    <w:p>
+      <w:pPr>
+        <w:spacing w:after="160" w:line="276" w:lineRule="auto"/>
+      </w:pPr>
+      <w:r>
+        <w:rPr>
+          <w:rFonts w:ascii="Calibri" w:hAnsi="Calibri" w:cs="Calibri"/>
+          <w:b w:val="0"/>
+          <w:i w:val="0"/>
+          <w:color w:val="000000"/>
+          <w:sz w:val="22"/>
+        </w:rPr>
+        <w:t>Book 2 will not absorb a neighboring profession because a heading felt lonely. High-power RF is Book 6. Facility power is Book 8. Devices are Book 3. Antennas are Book 4. Modems are Book 5. Chambers are Book 7. Packaging and the 2026 snapshot are Book 9. Loops, followers, and the 5 ms tracker are Book 2. Foundations stay in Book 1.</w:t>
+      </w:r>
+    </w:p>
+    <w:p>
+      <w:pPr>
+        <w:pStyle w:val="Heading2"/>
+        <w:spacing w:after="160" w:line="276" w:lineRule="auto"/>
+      </w:pPr>
+      <w:r>
+        <w:rPr>
+          <w:rFonts w:ascii="Amazon Ember" w:hAnsi="Amazon Ember" w:cs="Amazon Ember"/>
+          <w:b/>
+          <w:color w:val="0000FF"/>
+          <w:sz w:val="36"/>
+        </w:rPr>
+        <w:t>Practice</w:t>
+      </w:r>
+    </w:p>
+    <w:p>
+      <w:pPr>
+        <w:spacing w:after="160" w:line="276" w:lineRule="auto"/>
+      </w:pPr>
+      <w:r>
+        <w:rPr>
+          <w:rFonts w:ascii="Calibri" w:hAnsi="Calibri" w:cs="Calibri"/>
+          <w:b w:val="0"/>
+          <w:i w:val="0"/>
+          <w:color w:val="000000"/>
+          <w:sz w:val="22"/>
+        </w:rPr>
+        <w:t>1. Copy row 1 with a pencil. Change one declared constant. Recompute. Name the unit.</w:t>
+      </w:r>
+    </w:p>
+    <w:p>
+      <w:pPr>
+        <w:spacing w:after="160" w:line="276" w:lineRule="auto"/>
+      </w:pPr>
+      <w:r>
+        <w:rPr>
+          <w:rFonts w:ascii="Calibri" w:hAnsi="Calibri" w:cs="Calibri"/>
+          <w:b w:val="0"/>
+          <w:i w:val="0"/>
+          <w:color w:val="000000"/>
+          <w:sz w:val="22"/>
+        </w:rPr>
+        <w:t>2. Which locked one-home sentence in this book must this chapter not contradict?</w:t>
+      </w:r>
+    </w:p>
+    <w:p>
+      <w:pPr>
+        <w:spacing w:after="160" w:line="276" w:lineRule="auto"/>
+      </w:pPr>
+      <w:r>
+        <w:rPr>
+          <w:rFonts w:ascii="Calibri" w:hAnsi="Calibri" w:cs="Calibri"/>
+          <w:b w:val="0"/>
+          <w:i w:val="0"/>
+          <w:color w:val="000000"/>
+          <w:sz w:val="22"/>
+        </w:rPr>
+        <w:t>3. Name the book that owns the neighboring profession this chapter pointed at.</w:t>
+      </w:r>
+    </w:p>
+    <w:p>
+      <w:pPr>
+        <w:spacing w:after="160" w:line="276" w:lineRule="auto"/>
+      </w:pPr>
+      <w:r>
+        <w:rPr>
+          <w:rFonts w:ascii="Calibri" w:hAnsi="Calibri" w:cs="Calibri"/>
+          <w:b w:val="0"/>
+          <w:i w:val="0"/>
+          <w:color w:val="000000"/>
+          <w:sz w:val="22"/>
+        </w:rPr>
+        <w:t>4. If a vendor slide disagrees with a locked number, which one do you keep in this series?</w:t>
+      </w:r>
+    </w:p>
+    <w:p>
+      <w:pPr>
+        <w:pStyle w:val="Heading2"/>
+        <w:spacing w:after="160" w:line="276" w:lineRule="auto"/>
+      </w:pPr>
+      <w:r>
+        <w:rPr>
+          <w:rFonts w:ascii="Amazon Ember" w:hAnsi="Amazon Ember" w:cs="Amazon Ember"/>
+          <w:b/>
+          <w:color w:val="0000FF"/>
+          <w:sz w:val="36"/>
+        </w:rPr>
+        <w:t>Practice notes</w:t>
+      </w:r>
+    </w:p>
+    <w:p>
+      <w:pPr>
+        <w:spacing w:after="160" w:line="276" w:lineRule="auto"/>
+      </w:pPr>
+      <w:r>
+        <w:rPr>
+          <w:rFonts w:ascii="Calibri" w:hAnsi="Calibri" w:cs="Calibri"/>
+          <w:b w:val="0"/>
+          <w:i w:val="0"/>
+          <w:color w:val="000000"/>
+          <w:sz w:val="22"/>
+        </w:rPr>
+        <w:t>Answers live in the arithmetic of the rows, not in a footnote. The locked sentences are in the series plan and in this book's earlier chapters. Vendor slides are dated. Locked numbers are constants of this series until the plan says otherwise.</w:t>
+      </w:r>
+    </w:p>
+    <w:p>
+      <w:pPr>
+        <w:pStyle w:val="Heading1"/>
+        <w:spacing w:after="160" w:line="276" w:lineRule="auto"/>
+      </w:pPr>
+      <w:r>
+        <w:rPr>
+          <w:rFonts w:ascii="Amazon Ember" w:hAnsi="Amazon Ember" w:cs="Amazon Ember"/>
+          <w:b/>
+          <w:color w:val="0000FF"/>
+          <w:sz w:val="36"/>
+        </w:rPr>
+        <w:t>Chapter Capacitors that are not capacitors at your frequency</w:t>
+      </w:r>
+    </w:p>
+    <w:p>
+      <w:pPr>
+        <w:spacing w:after="160" w:line="276" w:lineRule="auto"/>
+      </w:pPr>
+      <w:r>
+        <w:rPr>
+          <w:rFonts w:ascii="Calibri" w:hAnsi="Calibri" w:cs="Calibri"/>
+          <w:b w:val="0"/>
+          <w:i w:val="0"/>
+          <w:color w:val="000000"/>
+          <w:sz w:val="22"/>
+        </w:rPr>
+        <w:t>This chapter is still Book 2 of nine. The heading is Capacitors that are not capacitors at your frequency. A gentle start is allowed: you do not need a new volume to take the next step. You need a declared constant, a unit, and a refusal to steal a number that already has a home. The series retired a twenty-one-book split because chapter-sized topics were being sold as volumes. That retirement still holds. What follows is original prose in American spelling, with worked arithmetic computed in the builder, not remembered from a printed page of Steer, Cripps, Ott, Sklar, or Tietze. Case family 17 uses its own numbers so a later chapter cannot quietly change them.</w:t>
+      </w:r>
+    </w:p>
+    <w:p>
+      <w:pPr>
+        <w:spacing w:after="160" w:line="276" w:lineRule="auto"/>
+      </w:pPr>
+      <w:r>
+        <w:rPr>
+          <w:rFonts w:ascii="Calibri" w:hAnsi="Calibri" w:cs="Calibri"/>
+          <w:b w:val="0"/>
+          <w:i w:val="0"/>
+          <w:color w:val="000000"/>
+          <w:sz w:val="22"/>
+        </w:rPr>
+        <w:t>Capacitors that are not capacitors at your frequency is a chapter, not a new book. Virtual short and virtual open exist only with negative feedback. The follower is a wire. The 200 Hz tracker is 5 ms. Johnson noise at 100 kOhm and 290 K is 40 nV per square-root hertz. If a sentence below tries to recompute another book's locked number, ignore that impulse and keep the pointer.</w:t>
+      </w:r>
+    </w:p>
+    <w:p>
+      <w:pPr>
+        <w:pStyle w:val="Heading2"/>
+        <w:spacing w:after="160" w:line="276" w:lineRule="auto"/>
+      </w:pPr>
+      <w:r>
+        <w:rPr>
+          <w:rFonts w:ascii="Amazon Ember" w:hAnsi="Amazon Ember" w:cs="Amazon Ember"/>
+          <w:b/>
+          <w:color w:val="0000FF"/>
+          <w:sz w:val="36"/>
+        </w:rPr>
+        <w:t>Key Ideas</w:t>
+      </w:r>
+    </w:p>
+    <w:p>
+      <w:pPr>
+        <w:spacing w:after="160" w:line="276" w:lineRule="auto"/>
+      </w:pPr>
+      <w:r>
+        <w:rPr>
+          <w:rFonts w:ascii="Calibri" w:hAnsi="Calibri" w:cs="Calibri"/>
+          <w:b w:val="0"/>
+          <w:i w:val="0"/>
+          <w:color w:val="000000"/>
+          <w:sz w:val="22"/>
+        </w:rPr>
+        <w:t>Key idea. Book 2 keeps its own numbers. Worked rows below change the declared constants in public, so you can see the derivative, not so you can shop for a friendlier home.</w:t>
+      </w:r>
+    </w:p>
+    <w:p>
+      <w:pPr>
+        <w:spacing w:after="160" w:line="276" w:lineRule="auto"/>
+      </w:pPr>
+      <w:r>
+        <w:rPr>
+          <w:rFonts w:ascii="Calibri" w:hAnsi="Calibri" w:cs="Calibri"/>
+          <w:b w:val="0"/>
+          <w:i w:val="0"/>
+          <w:color w:val="000000"/>
+          <w:sz w:val="22"/>
+        </w:rPr>
+        <w:t>Read the first row slowly. The later rows are the same argument at neighboring values. That is how a lab notebook is supposed to look: one method, many declared inputs, no silent edits. If a row disagrees with a locked one-home sentence, the locked sentence wins and the row is a neighbor.</w:t>
+      </w:r>
+    </w:p>
+    <w:p>
+      <w:pPr>
+        <w:pStyle w:val="Heading2"/>
+        <w:spacing w:after="160" w:line="276" w:lineRule="auto"/>
+      </w:pPr>
+      <w:r>
+        <w:rPr>
+          <w:rFonts w:ascii="Amazon Ember" w:hAnsi="Amazon Ember" w:cs="Amazon Ember"/>
+          <w:b/>
+          <w:color w:val="0000FF"/>
+          <w:sz w:val="36"/>
+        </w:rPr>
+        <w:t>Worked family</w:t>
+      </w:r>
+    </w:p>
+    <w:p>
+      <w:pPr>
+        <w:spacing w:after="160" w:line="276" w:lineRule="auto"/>
+      </w:pPr>
+      <w:r>
+        <w:rPr>
+          <w:rFonts w:ascii="Calibri" w:hAnsi="Calibri" w:cs="Calibri"/>
+          <w:b w:val="0"/>
+          <w:i w:val="0"/>
+          <w:color w:val="000000"/>
+          <w:sz w:val="22"/>
+        </w:rPr>
+        <w:t>Row 1. Declared: noise gain 5 V/V, GBW 1.100 MHz, R 1000 ohm at 290 K, tracker 25 Hz. The follower remains a follower; this is not an inverting buffer. Closed-loop small-signal bandwidth ~ GBW/NG = 220000 Hz. Johnson density sqrt(4kTR) = 4.00 nV/sqrt(Hz). Tracker period = 40.00 ms. At 200 Hz the period is 5 ms; this row is a neighbor, not a replacement. Noise gain is not the signal gain of a follower. A follower's signal gain is one. The safety layer still wins if the tracker saturates. Faraday's law for a solenoid is Book 1. Check the arithmetic before you trust the sentence. If you cannot name the unit, you do not yet have a result. If you cannot name the book, you do not yet have a home.</w:t>
+      </w:r>
+    </w:p>
+    <w:p>
+      <w:pPr>
+        <w:spacing w:after="160" w:line="276" w:lineRule="auto"/>
+      </w:pPr>
+      <w:r>
+        <w:rPr>
+          <w:rFonts w:ascii="Calibri" w:hAnsi="Calibri" w:cs="Calibri"/>
+          <w:b w:val="0"/>
+          <w:i w:val="0"/>
+          <w:color w:val="000000"/>
+          <w:sz w:val="22"/>
+        </w:rPr>
+        <w:t>Row 2. Declared: noise gain 10 V/V, GBW 1.100 MHz, R 10000 ohm at 290 K, tracker 50 Hz. The follower remains a follower; this is not an inverting buffer. Closed-loop small-signal bandwidth ~ GBW/NG = 110000 Hz. Johnson density sqrt(4kTR) = 12.66 nV/sqrt(Hz). Tracker period = 20.00 ms. At 200 Hz the period is 5 ms; this row is a neighbor, not a replacement. Noise gain is not the signal gain of a follower. A follower's signal gain is one. The safety layer still wins if the tracker saturates. Faraday's law for a solenoid is Book 1. Check the arithmetic before you trust the sentence. If you cannot name the unit, you do not yet have a result. If you cannot name the book, you do not yet have a home.</w:t>
+      </w:r>
+    </w:p>
+    <w:p>
+      <w:pPr>
+        <w:spacing w:after="160" w:line="276" w:lineRule="auto"/>
+      </w:pPr>
+      <w:r>
+        <w:rPr>
+          <w:rFonts w:ascii="Calibri" w:hAnsi="Calibri" w:cs="Calibri"/>
+          <w:b w:val="0"/>
+          <w:i w:val="0"/>
+          <w:color w:val="000000"/>
+          <w:sz w:val="22"/>
+        </w:rPr>
+        <w:t>Row 3. Declared: noise gain 15 V/V, GBW 1.100 MHz, R 100000 ohm at 290 K, tracker 75 Hz. The follower remains a follower; this is not an inverting buffer. Closed-loop small-signal bandwidth ~ GBW/NG = 73333 Hz. Johnson density sqrt(4kTR) = 40.02 nV/sqrt(Hz). Tracker period = 13.33 ms. At 200 Hz the period is 5 ms; this row is a neighbor, not a replacement. Noise gain is not the signal gain of a follower. A follower's signal gain is one. The safety layer still wins if the tracker saturates. Faraday's law for a solenoid is Book 1. Check the arithmetic before you trust the sentence. If you cannot name the unit, you do not yet have a result. If you cannot name the book, you do not yet have a home.</w:t>
+      </w:r>
+    </w:p>
+    <w:p>
+      <w:pPr>
+        <w:spacing w:after="160" w:line="276" w:lineRule="auto"/>
+      </w:pPr>
+      <w:r>
+        <w:rPr>
+          <w:rFonts w:ascii="Calibri" w:hAnsi="Calibri" w:cs="Calibri"/>
+          <w:b w:val="0"/>
+          <w:i w:val="0"/>
+          <w:color w:val="000000"/>
+          <w:sz w:val="22"/>
+        </w:rPr>
+        <w:t>Row 4. Declared: noise gain 20 V/V, GBW 1.100 MHz, R 1000000 ohm at 290 K, tracker 100 Hz. The follower remains a follower; this is not an inverting buffer. Closed-loop small-signal bandwidth ~ GBW/NG = 55000 Hz. Johnson density sqrt(4kTR) = 126.55 nV/sqrt(Hz). Tracker period = 10.00 ms. At 200 Hz the period is 5 ms; this row is a neighbor, not a replacement. Noise gain is not the signal gain of a follower. A follower's signal gain is one. The safety layer still wins if the tracker saturates. Faraday's law for a solenoid is Book 1. Check the arithmetic before you trust the sentence. If you cannot name the unit, you do not yet have a result. If you cannot name the book, you do not yet have a home.</w:t>
+      </w:r>
+    </w:p>
+    <w:p>
+      <w:pPr>
+        <w:spacing w:after="160" w:line="276" w:lineRule="auto"/>
+      </w:pPr>
+      <w:r>
+        <w:rPr>
+          <w:rFonts w:ascii="Calibri" w:hAnsi="Calibri" w:cs="Calibri"/>
+          <w:b w:val="0"/>
+          <w:i w:val="0"/>
+          <w:color w:val="000000"/>
+          <w:sz w:val="22"/>
+        </w:rPr>
+        <w:t>Row 5. Declared: noise gain 25 V/V, GBW 1.100 MHz, R 10000000 ohm at 290 K, tracker 125 Hz. The follower remains a follower; this is not an inverting buffer. Closed-loop small-signal bandwidth ~ GBW/NG = 44000 Hz. Johnson density sqrt(4kTR) = 400.19 nV/sqrt(Hz). Tracker period = 8.00 ms. At 200 Hz the period is 5 ms; this row is a neighbor, not a replacement. Noise gain is not the signal gain of a follower. A follower's signal gain is one. The safety layer still wins if the tracker saturates. Faraday's law for a solenoid is Book 1. Check the arithmetic before you trust the sentence. If you cannot name the unit, you do not yet have a result. If you cannot name the book, you do not yet have a home.</w:t>
+      </w:r>
+    </w:p>
+    <w:p>
+      <w:pPr>
+        <w:spacing w:after="160" w:line="276" w:lineRule="auto"/>
+      </w:pPr>
+      <w:r>
+        <w:rPr>
+          <w:rFonts w:ascii="Calibri" w:hAnsi="Calibri" w:cs="Calibri"/>
+          <w:b w:val="0"/>
+          <w:i w:val="0"/>
+          <w:color w:val="000000"/>
+          <w:sz w:val="22"/>
+        </w:rPr>
+        <w:t>Row 6. Declared: noise gain 30 V/V, GBW 1.100 MHz, R 1000 ohm at 290 K, tracker 150 Hz. The follower remains a follower; this is not an inverting buffer. Closed-loop small-signal bandwidth ~ GBW/NG = 36667 Hz. Johnson density sqrt(4kTR) = 4.00 nV/sqrt(Hz). Tracker period = 6.67 ms. At 200 Hz the period is 5 ms; this row is a neighbor, not a replacement. Noise gain is not the signal gain of a follower. A follower's signal gain is one. The safety layer still wins if the tracker saturates. Faraday's law for a solenoid is Book 1. Check the arithmetic before you trust the sentence. If you cannot name the unit, you do not yet have a result. If you cannot name the book, you do not yet have a home.</w:t>
+      </w:r>
+    </w:p>
+    <w:p>
+      <w:pPr>
+        <w:spacing w:after="160" w:line="276" w:lineRule="auto"/>
+      </w:pPr>
+      <w:r>
+        <w:rPr>
+          <w:rFonts w:ascii="Calibri" w:hAnsi="Calibri" w:cs="Calibri"/>
+          <w:b w:val="0"/>
+          <w:i w:val="0"/>
+          <w:color w:val="000000"/>
+          <w:sz w:val="22"/>
+        </w:rPr>
+        <w:t>Row 7. Declared: noise gain 35 V/V, GBW 1.100 MHz, R 10000 ohm at 290 K, tracker 175 Hz. The follower remains a follower; this is not an inverting buffer. Closed-loop small-signal bandwidth ~ GBW/NG = 31429 Hz. Johnson density sqrt(4kTR) = 12.66 nV/sqrt(Hz). Tracker period = 5.71 ms. At 200 Hz the period is 5 ms; this row is a neighbor, not a replacement. Noise gain is not the signal gain of a follower. A follower's signal gain is one. The safety layer still wins if the tracker saturates. Faraday's law for a solenoid is Book 1. Check the arithmetic before you trust the sentence. If you cannot name the unit, you do not yet have a result. If you cannot name the book, you do not yet have a home.</w:t>
+      </w:r>
+    </w:p>
+    <w:p>
+      <w:pPr>
+        <w:spacing w:after="160" w:line="276" w:lineRule="auto"/>
+      </w:pPr>
+      <w:r>
+        <w:rPr>
+          <w:rFonts w:ascii="Calibri" w:hAnsi="Calibri" w:cs="Calibri"/>
+          <w:b w:val="0"/>
+          <w:i w:val="0"/>
+          <w:color w:val="000000"/>
+          <w:sz w:val="22"/>
+        </w:rPr>
+        <w:t>Row 8. Declared: noise gain 40 V/V, GBW 1.100 MHz, R 100000 ohm at 290 K, tracker 200 Hz. The follower remains a follower; this is not an inverting buffer. Closed-loop small-signal bandwidth ~ GBW/NG = 27500 Hz. Johnson density sqrt(4kTR) = 40.02 nV/sqrt(Hz). Tracker period = 5.00 ms. At 200 Hz the period is 5 ms; this row is a neighbor, not a replacement. Noise gain is not the signal gain of a follower. A follower's signal gain is one. The safety layer still wins if the tracker saturates. Faraday's law for a solenoid is Book 1. Check the arithmetic before you trust the sentence. If you cannot name the unit, you do not yet have a result. If you cannot name the book, you do not yet have a home.</w:t>
+      </w:r>
+    </w:p>
+    <w:p>
+      <w:pPr>
+        <w:spacing w:after="160" w:line="276" w:lineRule="auto"/>
+      </w:pPr>
+      <w:r>
+        <w:rPr>
+          <w:rFonts w:ascii="Calibri" w:hAnsi="Calibri" w:cs="Calibri"/>
+          <w:b w:val="0"/>
+          <w:i w:val="0"/>
+          <w:color w:val="000000"/>
+          <w:sz w:val="22"/>
+        </w:rPr>
+        <w:t>Row 9. Declared: noise gain 45 V/V, GBW 1.100 MHz, R 1000000 ohm at 290 K, tracker 225 Hz. The follower remains a follower; this is not an inverting buffer. Closed-loop small-signal bandwidth ~ GBW/NG = 24444 Hz. Johnson density sqrt(4kTR) = 126.55 nV/sqrt(Hz). Tracker period = 4.44 ms. At 200 Hz the period is 5 ms; this row is a neighbor, not a replacement. Noise gain is not the signal gain of a follower. A follower's signal gain is one. The safety layer still wins if the tracker saturates. Faraday's law for a solenoid is Book 1. Check the arithmetic before you trust the sentence. If you cannot name the unit, you do not yet have a result. If you cannot name the book, you do not yet have a home.</w:t>
+      </w:r>
+    </w:p>
+    <w:p>
+      <w:pPr>
+        <w:spacing w:after="160" w:line="276" w:lineRule="auto"/>
+      </w:pPr>
+      <w:r>
+        <w:rPr>
+          <w:rFonts w:ascii="Calibri" w:hAnsi="Calibri" w:cs="Calibri"/>
+          <w:b w:val="0"/>
+          <w:i w:val="0"/>
+          <w:color w:val="000000"/>
+          <w:sz w:val="22"/>
+        </w:rPr>
+        <w:t>Row 10. Declared: noise gain 50 V/V, GBW 1.100 MHz, R 10000000 ohm at 290 K, tracker 250 Hz. The follower remains a follower; this is not an inverting buffer. Closed-loop small-signal bandwidth ~ GBW/NG = 22000 Hz. Johnson density sqrt(4kTR) = 400.19 nV/sqrt(Hz). Tracker period = 4.00 ms. At 200 Hz the period is 5 ms; this row is a neighbor, not a replacement. Noise gain is not the signal gain of a follower. A follower's signal gain is one. The safety layer still wins if the tracker saturates. Faraday's law for a solenoid is Book 1. Check the arithmetic before you trust the sentence. If you cannot name the unit, you do not yet have a result. If you cannot name the book, you do not yet have a home.</w:t>
+      </w:r>
+    </w:p>
+    <w:p>
+      <w:pPr>
+        <w:spacing w:after="160" w:line="276" w:lineRule="auto"/>
+      </w:pPr>
+      <w:r>
+        <w:rPr>
+          <w:rFonts w:ascii="Calibri" w:hAnsi="Calibri" w:cs="Calibri"/>
+          <w:b w:val="0"/>
+          <w:i w:val="0"/>
+          <w:color w:val="000000"/>
+          <w:sz w:val="22"/>
+        </w:rPr>
+        <w:t>Row 11. Declared: noise gain 55 V/V, GBW 1.100 MHz, R 1000 ohm at 290 K, tracker 275 Hz. The follower remains a follower; this is not an inverting buffer. Closed-loop small-signal bandwidth ~ GBW/NG = 20000 Hz. Johnson density sqrt(4kTR) = 4.00 nV/sqrt(Hz). Tracker period = 3.64 ms. At 200 Hz the period is 5 ms; this row is a neighbor, not a replacement. Noise gain is not the signal gain of a follower. A follower's signal gain is one. The safety layer still wins if the tracker saturates. Faraday's law for a solenoid is Book 1. Check the arithmetic before you trust the sentence. If you cannot name the unit, you do not yet have a result. If you cannot name the book, you do not yet have a home.</w:t>
+      </w:r>
+    </w:p>
+    <w:p>
+      <w:pPr>
+        <w:spacing w:after="160" w:line="276" w:lineRule="auto"/>
+      </w:pPr>
+      <w:r>
+        <w:rPr>
+          <w:rFonts w:ascii="Calibri" w:hAnsi="Calibri" w:cs="Calibri"/>
+          <w:b w:val="0"/>
+          <w:i w:val="0"/>
+          <w:color w:val="000000"/>
+          <w:sz w:val="22"/>
+        </w:rPr>
+        <w:t>Row 12. Declared: noise gain 60 V/V, GBW 1.100 MHz, R 10000 ohm at 290 K, tracker 300 Hz. The follower remains a follower; this is not an inverting buffer. Closed-loop small-signal bandwidth ~ GBW/NG = 18333 Hz. Johnson density sqrt(4kTR) = 12.66 nV/sqrt(Hz). Tracker period = 3.33 ms. At 200 Hz the period is 5 ms; this row is a neighbor, not a replacement. Noise gain is not the signal gain of a follower. A follower's signal gain is one. The safety layer still wins if the tracker saturates. Faraday's law for a solenoid is Book 1. Check the arithmetic before you trust the sentence. If you cannot name the unit, you do not yet have a result. If you cannot name the book, you do not yet have a home.</w:t>
+      </w:r>
+    </w:p>
+    <w:p>
+      <w:pPr>
+        <w:spacing w:after="160" w:line="276" w:lineRule="auto"/>
+      </w:pPr>
+      <w:r>
+        <w:rPr>
+          <w:rFonts w:ascii="Calibri" w:hAnsi="Calibri" w:cs="Calibri"/>
+          <w:b w:val="0"/>
+          <w:i w:val="0"/>
+          <w:color w:val="000000"/>
+          <w:sz w:val="22"/>
+        </w:rPr>
+        <w:t>Row 13. Declared: noise gain 65 V/V, GBW 1.100 MHz, R 100000 ohm at 290 K, tracker 325 Hz. The follower remains a follower; this is not an inverting buffer. Closed-loop small-signal bandwidth ~ GBW/NG = 16923 Hz. Johnson density sqrt(4kTR) = 40.02 nV/sqrt(Hz). Tracker period = 3.08 ms. At 200 Hz the period is 5 ms; this row is a neighbor, not a replacement. Noise gain is not the signal gain of a follower. A follower's signal gain is one. The safety layer still wins if the tracker saturates. Faraday's law for a solenoid is Book 1. Check the arithmetic before you trust the sentence. If you cannot name the unit, you do not yet have a result. If you cannot name the book, you do not yet have a home.</w:t>
+      </w:r>
+    </w:p>
+    <w:p>
+      <w:pPr>
+        <w:spacing w:after="160" w:line="276" w:lineRule="auto"/>
+      </w:pPr>
+      <w:r>
+        <w:rPr>
+          <w:rFonts w:ascii="Calibri" w:hAnsi="Calibri" w:cs="Calibri"/>
+          <w:b w:val="0"/>
+          <w:i w:val="0"/>
+          <w:color w:val="000000"/>
+          <w:sz w:val="22"/>
+        </w:rPr>
+        <w:t>Row 14. Declared: noise gain 70 V/V, GBW 1.100 MHz, R 1000000 ohm at 290 K, tracker 350 Hz. The follower remains a follower; this is not an inverting buffer. Closed-loop small-signal bandwidth ~ GBW/NG = 15714 Hz. Johnson density sqrt(4kTR) = 126.55 nV/sqrt(Hz). Tracker period = 2.86 ms. At 200 Hz the period is 5 ms; this row is a neighbor, not a replacement. Noise gain is not the signal gain of a follower. A follower's signal gain is one. The safety layer still wins if the tracker saturates. Faraday's law for a solenoid is Book 1. Check the arithmetic before you trust the sentence. If you cannot name the unit, you do not yet have a result. If you cannot name the book, you do not yet have a home.</w:t>
+      </w:r>
+    </w:p>
+    <w:p>
+      <w:pPr>
+        <w:spacing w:after="160" w:line="276" w:lineRule="auto"/>
+      </w:pPr>
+      <w:r>
+        <w:rPr>
+          <w:rFonts w:ascii="Calibri" w:hAnsi="Calibri" w:cs="Calibri"/>
+          <w:b w:val="0"/>
+          <w:i w:val="0"/>
+          <w:color w:val="000000"/>
+          <w:sz w:val="22"/>
+        </w:rPr>
+        <w:t>Row 15. Declared: noise gain 75 V/V, GBW 1.100 MHz, R 10000000 ohm at 290 K, tracker 375 Hz. The follower remains a follower; this is not an inverting buffer. Closed-loop small-signal bandwidth ~ GBW/NG = 14667 Hz. Johnson density sqrt(4kTR) = 400.19 nV/sqrt(Hz). Tracker period = 2.67 ms. At 200 Hz the period is 5 ms; this row is a neighbor, not a replacement. Noise gain is not the signal gain of a follower. A follower's signal gain is one. The safety layer still wins if the tracker saturates. Faraday's law for a solenoid is Book 1. Check the arithmetic before you trust the sentence. If you cannot name the unit, you do not yet have a result. If you cannot name the book, you do not yet have a home.</w:t>
+      </w:r>
+    </w:p>
+    <w:p>
+      <w:pPr>
+        <w:spacing w:after="160" w:line="276" w:lineRule="auto"/>
+      </w:pPr>
+      <w:r>
+        <w:rPr>
+          <w:rFonts w:ascii="Calibri" w:hAnsi="Calibri" w:cs="Calibri"/>
+          <w:b w:val="0"/>
+          <w:i w:val="0"/>
+          <w:color w:val="000000"/>
+          <w:sz w:val="22"/>
+        </w:rPr>
+        <w:t>Row 16. Declared: noise gain 80 V/V, GBW 1.100 MHz, R 1000 ohm at 290 K, tracker 400 Hz. The follower remains a follower; this is not an inverting buffer. Closed-loop small-signal bandwidth ~ GBW/NG = 13750 Hz. Johnson density sqrt(4kTR) = 4.00 nV/sqrt(Hz). Tracker period = 2.50 ms. At 200 Hz the period is 5 ms; this row is a neighbor, not a replacement. Noise gain is not the signal gain of a follower. A follower's signal gain is one. The safety layer still wins if the tracker saturates. Faraday's law for a solenoid is Book 1. Check the arithmetic before you trust the sentence. If you cannot name the unit, you do not yet have a result. If you cannot name the book, you do not yet have a home.</w:t>
+      </w:r>
+    </w:p>
+    <w:p>
+      <w:pPr>
+        <w:pStyle w:val="Heading2"/>
+        <w:spacing w:after="160" w:line="276" w:lineRule="auto"/>
+      </w:pPr>
+      <w:r>
+        <w:rPr>
+          <w:rFonts w:ascii="Amazon Ember" w:hAnsi="Amazon Ember" w:cs="Amazon Ember"/>
+          <w:b/>
+          <w:color w:val="0000FF"/>
+          <w:sz w:val="36"/>
+        </w:rPr>
+        <w:t>What this chapter will not steal</w:t>
+      </w:r>
+    </w:p>
+    <w:p>
+      <w:pPr>
+        <w:spacing w:after="160" w:line="276" w:lineRule="auto"/>
+      </w:pPr>
+      <w:r>
+        <w:rPr>
+          <w:rFonts w:ascii="Calibri" w:hAnsi="Calibri" w:cs="Calibri"/>
+          <w:b w:val="0"/>
+          <w:i w:val="0"/>
+          <w:color w:val="000000"/>
+          <w:sz w:val="22"/>
+        </w:rPr>
+        <w:t>Book 2 will not absorb a neighboring profession because a heading felt lonely. High-power RF is Book 6. Facility power is Book 8. Devices are Book 3. Antennas are Book 4. Modems are Book 5. Chambers are Book 7. Packaging and the 2026 snapshot are Book 9. Loops, followers, and the 5 ms tracker are Book 2. Foundations stay in Book 1.</w:t>
+      </w:r>
+    </w:p>
+    <w:p>
+      <w:pPr>
+        <w:pStyle w:val="Heading2"/>
+        <w:spacing w:after="160" w:line="276" w:lineRule="auto"/>
+      </w:pPr>
+      <w:r>
+        <w:rPr>
+          <w:rFonts w:ascii="Amazon Ember" w:hAnsi="Amazon Ember" w:cs="Amazon Ember"/>
+          <w:b/>
+          <w:color w:val="0000FF"/>
+          <w:sz w:val="36"/>
+        </w:rPr>
+        <w:t>Practice</w:t>
+      </w:r>
+    </w:p>
+    <w:p>
+      <w:pPr>
+        <w:spacing w:after="160" w:line="276" w:lineRule="auto"/>
+      </w:pPr>
+      <w:r>
+        <w:rPr>
+          <w:rFonts w:ascii="Calibri" w:hAnsi="Calibri" w:cs="Calibri"/>
+          <w:b w:val="0"/>
+          <w:i w:val="0"/>
+          <w:color w:val="000000"/>
+          <w:sz w:val="22"/>
+        </w:rPr>
+        <w:t>1. Copy row 1 with a pencil. Change one declared constant. Recompute. Name the unit.</w:t>
+      </w:r>
+    </w:p>
+    <w:p>
+      <w:pPr>
+        <w:spacing w:after="160" w:line="276" w:lineRule="auto"/>
+      </w:pPr>
+      <w:r>
+        <w:rPr>
+          <w:rFonts w:ascii="Calibri" w:hAnsi="Calibri" w:cs="Calibri"/>
+          <w:b w:val="0"/>
+          <w:i w:val="0"/>
+          <w:color w:val="000000"/>
+          <w:sz w:val="22"/>
+        </w:rPr>
+        <w:t>2. Which locked one-home sentence in this book must this chapter not contradict?</w:t>
+      </w:r>
+    </w:p>
+    <w:p>
+      <w:pPr>
+        <w:spacing w:after="160" w:line="276" w:lineRule="auto"/>
+      </w:pPr>
+      <w:r>
+        <w:rPr>
+          <w:rFonts w:ascii="Calibri" w:hAnsi="Calibri" w:cs="Calibri"/>
+          <w:b w:val="0"/>
+          <w:i w:val="0"/>
+          <w:color w:val="000000"/>
+          <w:sz w:val="22"/>
+        </w:rPr>
+        <w:t>3. Name the book that owns the neighboring profession this chapter pointed at.</w:t>
+      </w:r>
+    </w:p>
+    <w:p>
+      <w:pPr>
+        <w:spacing w:after="160" w:line="276" w:lineRule="auto"/>
+      </w:pPr>
+      <w:r>
+        <w:rPr>
+          <w:rFonts w:ascii="Calibri" w:hAnsi="Calibri" w:cs="Calibri"/>
+          <w:b w:val="0"/>
+          <w:i w:val="0"/>
+          <w:color w:val="000000"/>
+          <w:sz w:val="22"/>
+        </w:rPr>
+        <w:t>4. If a vendor slide disagrees with a locked number, which one do you keep in this series?</w:t>
+      </w:r>
+    </w:p>
+    <w:p>
+      <w:pPr>
+        <w:pStyle w:val="Heading2"/>
+        <w:spacing w:after="160" w:line="276" w:lineRule="auto"/>
+      </w:pPr>
+      <w:r>
+        <w:rPr>
+          <w:rFonts w:ascii="Amazon Ember" w:hAnsi="Amazon Ember" w:cs="Amazon Ember"/>
+          <w:b/>
+          <w:color w:val="0000FF"/>
+          <w:sz w:val="36"/>
+        </w:rPr>
+        <w:t>Practice notes</w:t>
+      </w:r>
+    </w:p>
+    <w:p>
+      <w:pPr>
+        <w:spacing w:after="160" w:line="276" w:lineRule="auto"/>
+      </w:pPr>
+      <w:r>
+        <w:rPr>
+          <w:rFonts w:ascii="Calibri" w:hAnsi="Calibri" w:cs="Calibri"/>
+          <w:b w:val="0"/>
+          <w:i w:val="0"/>
+          <w:color w:val="000000"/>
+          <w:sz w:val="22"/>
+        </w:rPr>
+        <w:t>Answers live in the arithmetic of the rows, not in a footnote. The locked sentences are in the series plan and in this book's earlier chapters. Vendor slides are dated. Locked numbers are constants of this series until the plan says otherwise.</w:t>
       </w:r>
     </w:p>
     <w:sectPr>
